--- a/第二章/第二章_排版後.docx
+++ b/第二章/第二章_排版後.docx
@@ -92,7 +92,7 @@
           <w:b w:val="0"/>
           <w:sz w:val="24"/>
         </w:rPr>
-        <w:t>備註：1. 「投標須知範本」本會於九十一年五月二十日(九一)工程企字第九一〇二〇五八七號函修正.</w:t>
+        <w:t>備註：1. 「投標須知範本」本會於九十一年五月二十日(九一)工程企字第九一〇二〇五八七號函修正。</w:t>
       </w:r>
     </w:p>
     <w:p>
@@ -107,22 +107,7 @@
           <w:b w:val="0"/>
           <w:sz w:val="24"/>
         </w:rPr>
-        <w:t>2. 「投標廠商聲明書範本」九十一年一月十六日(九一)工程企字第九一００二三八三號令修正.</w:t>
-      </w:r>
-    </w:p>
-    <w:p>
-      <w:pPr>
-        <w:pStyle w:val="a9"/>
-        <w:ind w:left="960" w:hanging="240"/>
-        <w:jc w:val="both"/>
-      </w:pPr>
-      <w:r>
-        <w:rPr>
-          <w:rFonts w:ascii="新細明體" w:hAnsi="新細明體" w:eastAsia="新細明體"/>
-          <w:b w:val="0"/>
-          <w:sz w:val="24"/>
-        </w:rPr>
-        <w:t>3. 「投標須知範本」本會於九十一年五月二十日(九一)工程企字第九一○二○五八七號函修正.</w:t>
+        <w:t>2. 「投標廠商聲明書範本」九十一年一月十六日(九一)工程企字第九一００二三八三號令修正。</w:t>
       </w:r>
     </w:p>
     <w:p/>
@@ -2002,7 +1987,13 @@
           <w:b w:val="0"/>
           <w:sz w:val="24"/>
         </w:rPr>
-        <w:t>主旨：修正本會訂定之「投標須知範本」如說明，請查照並轉知所屬機關。說明：一、本次修正第64點重點如下：為避免實務上因機關不熟悉或遺漏致未勾選，影響合作社參與政府採購之權益，爰刪除投標廠商為合作社者，應附具合作社章程之選項，惟以文字說明方式，提醒機關就屬合作社投標者，其需具備及審查之文件應包括合作社章程。二、旨揭範本及其修正對照表電子檔公開於本會網站（https://www.pcc.gov.tw）\政府採購\招標相關文件及表格。</w:t>
+        <w:t>主旨：修正本會訂定之「投標須知範本」如說明，請查照並轉知所屬機關。</w:t>
+        <w:br/>
+        <w:t>說明：</w:t>
+        <w:br/>
+        <w:t>一、本次修正第64點重點如下：為避免實務上因機關不熟悉或遺漏致未勾選，影響合作社參與政府採購之權益，爰刪除投標廠商為合作社者，應附具合作社章程之選項，惟以文字說明方式，提醒機關就屬合作社投標者，其需具備及審查之文件應包括合作社章程。</w:t>
+        <w:br/>
+        <w:t>二、旨揭範本及其修正對照表電子檔公開於本會網站（https://www.pcc.gov.tw）\政府採購\招標相關文件及表格。</w:t>
       </w:r>
     </w:p>
     <w:p/>
@@ -3183,7 +3174,7 @@
           <w:b w:val="0"/>
           <w:sz w:val="24"/>
         </w:rPr>
-        <w:t>備註：1. 「投標須知範本」本會於九十一年五月二十日(九一)工程企字第九一〇二〇五八七號函修正.</w:t>
+        <w:t>備註：1. 「投標須知範本」本會於九十一年五月二十日(九一)工程企字第九一〇二〇五八七號函修正。</w:t>
       </w:r>
     </w:p>
     <w:p>
@@ -3198,7 +3189,1705 @@
           <w:b w:val="0"/>
           <w:sz w:val="24"/>
         </w:rPr>
-        <w:t>2. 「投標廠商聲明書範本」九十一年一月十六日(九一)工程企字第九一００二三八三號令修正.</w:t>
+        <w:t>2. 「投標廠商聲明書範本」九十一年一月十六日(九一)工程企字第九一００二三八三號令修正。</w:t>
+      </w:r>
+    </w:p>
+    <w:p/>
+    <w:p>
+      <w:pPr>
+        <w:pStyle w:val="a9"/>
+        <w:ind w:left="720" w:hanging="720"/>
+        <w:jc w:val="both"/>
+      </w:pPr>
+      <w:r>
+        <w:rPr>
+          <w:rFonts w:ascii="微軟正黑體" w:hAnsi="微軟正黑體" w:eastAsia="微軟正黑體"/>
+          <w:b/>
+          <w:sz w:val="24"/>
+        </w:rPr>
+        <w:t>行政院公共工程委員會92年06月17日工程企字第09200248340號函</w:t>
+      </w:r>
+    </w:p>
+    <w:p>
+      <w:pPr>
+        <w:pStyle w:val="a9"/>
+        <w:ind w:left="720" w:hanging="720"/>
+        <w:jc w:val="both"/>
+      </w:pPr>
+      <w:r>
+        <w:rPr>
+          <w:rFonts w:ascii="新細明體" w:hAnsi="新細明體" w:eastAsia="新細明體"/>
+          <w:b w:val="0"/>
+          <w:sz w:val="24"/>
+        </w:rPr>
+        <w:t>主旨：檢送「工程採購契約範本」修正版乙份如附件（電子檔登載於本會網站http://www.pcc.gov.tw\政府採購\政府採購法規\子法及相關規定\招標相關文件及表格），請卓參並轉知所屬（轄）機關。</w:t>
+      </w:r>
+    </w:p>
+    <w:p>
+      <w:pPr>
+        <w:pStyle w:val="a9"/>
+        <w:ind w:left="720" w:hanging="720"/>
+        <w:jc w:val="both"/>
+      </w:pPr>
+      <w:r>
+        <w:rPr>
+          <w:rFonts w:ascii="新細明體" w:hAnsi="新細明體" w:eastAsia="新細明體"/>
+          <w:b w:val="0"/>
+          <w:sz w:val="24"/>
+        </w:rPr>
+        <w:t>說明：</w:t>
+      </w:r>
+    </w:p>
+    <w:p>
+      <w:pPr>
+        <w:pStyle w:val="a9"/>
+        <w:ind w:left="720" w:hanging="480"/>
+        <w:jc w:val="both"/>
+      </w:pPr>
+      <w:r>
+        <w:rPr>
+          <w:rFonts w:ascii="新細明體" w:hAnsi="新細明體" w:eastAsia="新細明體"/>
+          <w:b w:val="0"/>
+          <w:sz w:val="24"/>
+        </w:rPr>
+        <w:t>一、茲因政府採購法（以下簡稱本法）部分條文業於九十一年二月六日修正公布，本法施行細則及其相關子法並已陸續配合修正，爰修正旨揭範本。</w:t>
+      </w:r>
+    </w:p>
+    <w:p>
+      <w:pPr>
+        <w:pStyle w:val="a9"/>
+        <w:ind w:left="720" w:hanging="480"/>
+        <w:jc w:val="both"/>
+      </w:pPr>
+      <w:r>
+        <w:rPr>
+          <w:rFonts w:ascii="新細明體" w:hAnsi="新細明體" w:eastAsia="新細明體"/>
+          <w:b w:val="0"/>
+          <w:sz w:val="24"/>
+        </w:rPr>
+        <w:t>二、機關辦理採購，請參採使用本會所訂範本，以杜爭議。</w:t>
+      </w:r>
+    </w:p>
+    <w:p/>
+    <w:p>
+      <w:pPr>
+        <w:pStyle w:val="a9"/>
+        <w:ind w:left="720" w:hanging="720"/>
+        <w:jc w:val="both"/>
+      </w:pPr>
+      <w:r>
+        <w:rPr>
+          <w:rFonts w:ascii="微軟正黑體" w:hAnsi="微軟正黑體" w:eastAsia="微軟正黑體"/>
+          <w:b/>
+          <w:sz w:val="24"/>
+        </w:rPr>
+        <w:t>行政院公共工程委員會95年10月18日工程企字第09500403440號函</w:t>
+      </w:r>
+    </w:p>
+    <w:p>
+      <w:pPr>
+        <w:pStyle w:val="a9"/>
+        <w:ind w:left="720" w:hanging="720"/>
+        <w:jc w:val="both"/>
+      </w:pPr>
+      <w:r>
+        <w:rPr>
+          <w:rFonts w:ascii="新細明體" w:hAnsi="新細明體" w:eastAsia="新細明體"/>
+          <w:b w:val="0"/>
+          <w:sz w:val="24"/>
+        </w:rPr>
+        <w:t>主旨：修正本會訂頒之「工程採購契約範本」、「財物採購契約範本」第5條之(2)及「勞務採購契約範本」第5條之(7)關於契約價金給付條件如說明一，請卓參並轉知所屬（轄）機關。</w:t>
+      </w:r>
+    </w:p>
+    <w:p>
+      <w:pPr>
+        <w:pStyle w:val="a9"/>
+        <w:ind w:left="720" w:hanging="720"/>
+        <w:jc w:val="both"/>
+      </w:pPr>
+      <w:r>
+        <w:rPr>
+          <w:rFonts w:ascii="新細明體" w:hAnsi="新細明體" w:eastAsia="新細明體"/>
+          <w:b w:val="0"/>
+          <w:sz w:val="24"/>
+        </w:rPr>
+        <w:t>說明：</w:t>
+      </w:r>
+    </w:p>
+    <w:p>
+      <w:pPr>
+        <w:pStyle w:val="a9"/>
+        <w:ind w:left="720" w:hanging="480"/>
+        <w:jc w:val="both"/>
+      </w:pPr>
+      <w:r>
+        <w:rPr>
+          <w:rFonts w:ascii="新細明體" w:hAnsi="新細明體" w:eastAsia="新細明體"/>
+          <w:b w:val="0"/>
+          <w:sz w:val="24"/>
+        </w:rPr>
+        <w:t>一、旨揭條款後段所載：「契約價金含營業稅而廠商提出收據者，所含營業稅應予扣減。」乙節，茲予刪除。</w:t>
+      </w:r>
+    </w:p>
+    <w:p>
+      <w:pPr>
+        <w:pStyle w:val="a9"/>
+        <w:ind w:left="720" w:hanging="480"/>
+        <w:jc w:val="both"/>
+      </w:pPr>
+      <w:r>
+        <w:rPr>
+          <w:rFonts w:ascii="新細明體" w:hAnsi="新細明體" w:eastAsia="新細明體"/>
+          <w:b w:val="0"/>
+          <w:sz w:val="24"/>
+        </w:rPr>
+        <w:t>二、依財政部賦稅署95年9月5日台稅二發字第09504097940號函釋略以，營業性質特殊之營業人及小規模營業人，依法雖得免用統一發票，但仍須依主管稽徵機關查定之銷售額依規定稅率繳納營業稅。故統一發票之使用與否與營業人銷售之貨物或勞務應否課徵營業稅無涉。至營業稅究係由何者負擔，得由買賣雙方於契約自行訂定。</w:t>
+      </w:r>
+    </w:p>
+    <w:p/>
+    <w:p>
+      <w:pPr>
+        <w:pStyle w:val="a9"/>
+        <w:ind w:left="720" w:hanging="720"/>
+        <w:jc w:val="both"/>
+      </w:pPr>
+      <w:r>
+        <w:rPr>
+          <w:rFonts w:ascii="微軟正黑體" w:hAnsi="微軟正黑體" w:eastAsia="微軟正黑體"/>
+          <w:b/>
+          <w:sz w:val="24"/>
+        </w:rPr>
+        <w:t>行政院公共工程委員會95年11月10日工程企字第09500438270號函</w:t>
+      </w:r>
+    </w:p>
+    <w:p>
+      <w:pPr>
+        <w:pStyle w:val="a9"/>
+        <w:ind w:left="720" w:hanging="720"/>
+        <w:jc w:val="both"/>
+      </w:pPr>
+      <w:r>
+        <w:rPr>
+          <w:rFonts w:ascii="新細明體" w:hAnsi="新細明體" w:eastAsia="新細明體"/>
+          <w:b w:val="0"/>
+          <w:sz w:val="24"/>
+        </w:rPr>
+        <w:t>主旨：增訂本會92年6月17日工程企字第09200248340號函修正之「工程採購契約範本」內容如說明，請卓參並轉知所屬（轄）機關。</w:t>
+      </w:r>
+    </w:p>
+    <w:p>
+      <w:pPr>
+        <w:pStyle w:val="a9"/>
+        <w:ind w:left="720" w:hanging="720"/>
+        <w:jc w:val="both"/>
+      </w:pPr>
+      <w:r>
+        <w:rPr>
+          <w:rFonts w:ascii="新細明體" w:hAnsi="新細明體" w:eastAsia="新細明體"/>
+          <w:b w:val="0"/>
+          <w:sz w:val="24"/>
+        </w:rPr>
+        <w:t>說明：旨揭範本第9條「施工管理」末款增訂：廠商處理營建土石方應運送______________或向______________借土（機關於招標文件中擇一建議之合法土資場或借土區），或於不影響履約、不重複計價、不提高契約價金及扣除節省費用價差之前提下，自覓符合契約及相關法規要求之合法土資場或借土區，依契約變更程序經機關同意後辦理（廠商如於投標文件中建議其他合法土資場或借土區，並經機關審查同意者，亦可）。</w:t>
+      </w:r>
+    </w:p>
+    <w:p/>
+    <w:p>
+      <w:pPr>
+        <w:pStyle w:val="a9"/>
+        <w:ind w:left="720" w:hanging="720"/>
+        <w:jc w:val="both"/>
+      </w:pPr>
+      <w:r>
+        <w:rPr>
+          <w:rFonts w:ascii="微軟正黑體" w:hAnsi="微軟正黑體" w:eastAsia="微軟正黑體"/>
+          <w:b/>
+          <w:sz w:val="24"/>
+        </w:rPr>
+        <w:t>行政院公共工程委員會95年11月24日工程企字第09500460460號函</w:t>
+      </w:r>
+    </w:p>
+    <w:p>
+      <w:pPr>
+        <w:pStyle w:val="a9"/>
+        <w:ind w:left="720" w:hanging="720"/>
+        <w:jc w:val="both"/>
+      </w:pPr>
+      <w:r>
+        <w:rPr>
+          <w:rFonts w:ascii="新細明體" w:hAnsi="新細明體" w:eastAsia="新細明體"/>
+          <w:b w:val="0"/>
+          <w:sz w:val="24"/>
+        </w:rPr>
+        <w:t>主旨：本會頃修正「工程採購契約範本」，電子檔並登載於本會網站（進入首頁http://www.pcc.gov.tw後，點選\政府採購\政府採購法規\子法及相關規定\招標相關文件及表格），請卓參並轉知所屬（轄）機關。</w:t>
+      </w:r>
+    </w:p>
+    <w:p>
+      <w:pPr>
+        <w:pStyle w:val="a9"/>
+        <w:ind w:left="720" w:hanging="720"/>
+        <w:jc w:val="both"/>
+      </w:pPr>
+      <w:r>
+        <w:rPr>
+          <w:rFonts w:ascii="新細明體" w:hAnsi="新細明體" w:eastAsia="新細明體"/>
+          <w:b w:val="0"/>
+          <w:sz w:val="24"/>
+        </w:rPr>
+        <w:t>說明：機關辦理採購，請參採使用本會所訂範本，以杜爭議。</w:t>
+      </w:r>
+    </w:p>
+    <w:p/>
+    <w:p>
+      <w:pPr>
+        <w:pStyle w:val="a9"/>
+        <w:ind w:left="720" w:hanging="720"/>
+        <w:jc w:val="both"/>
+      </w:pPr>
+      <w:r>
+        <w:rPr>
+          <w:rFonts w:ascii="微軟正黑體" w:hAnsi="微軟正黑體" w:eastAsia="微軟正黑體"/>
+          <w:b/>
+          <w:sz w:val="24"/>
+        </w:rPr>
+        <w:t>行政院公共工程委員會96年03月09日工程企字第09600095000號函</w:t>
+      </w:r>
+    </w:p>
+    <w:p>
+      <w:pPr>
+        <w:pStyle w:val="a9"/>
+        <w:ind w:left="720" w:hanging="720"/>
+        <w:jc w:val="both"/>
+      </w:pPr>
+      <w:r>
+        <w:rPr>
+          <w:rFonts w:ascii="新細明體" w:hAnsi="新細明體" w:eastAsia="新細明體"/>
+          <w:b w:val="0"/>
+          <w:sz w:val="24"/>
+        </w:rPr>
+        <w:t>主旨：修正本會95年11月24日工程企字第09500460460號函頒之「工程採購契約範本」第5條第（一）款第6目及第7目內容（如附件），請卓參並轉知所屬（轄）機關。</w:t>
+      </w:r>
+    </w:p>
+    <w:p>
+      <w:pPr>
+        <w:pStyle w:val="a9"/>
+        <w:ind w:left="720" w:hanging="720"/>
+        <w:jc w:val="both"/>
+      </w:pPr>
+      <w:r>
+        <w:rPr>
+          <w:rFonts w:ascii="新細明體" w:hAnsi="新細明體" w:eastAsia="新細明體"/>
+          <w:b w:val="0"/>
+          <w:sz w:val="24"/>
+        </w:rPr>
+        <w:t>說明：</w:t>
+      </w:r>
+    </w:p>
+    <w:p>
+      <w:pPr>
+        <w:pStyle w:val="a9"/>
+        <w:ind w:left="720" w:hanging="480"/>
+        <w:jc w:val="both"/>
+      </w:pPr>
+      <w:r>
+        <w:rPr>
+          <w:rFonts w:ascii="新細明體" w:hAnsi="新細明體" w:eastAsia="新細明體"/>
+          <w:b w:val="0"/>
+          <w:sz w:val="24"/>
+        </w:rPr>
+        <w:t>一、為因應近期國內營建物價劇烈變動，並協助國內廠商因應營建材料價格變動致增加履約成本風險，本會業於95年8月25日以工程企字第09500326530號函（公開於本會網站），請機關爾後辦理採購，不論工期是否長於一年，均請將本會訂頒「工程採購契約範本」第5條物價指數調整之相關規定納入招標文件，辦理工程款調整（含增加或扣減應給付之契約價金）；且不宜於契約中訂定「本工程無物價指數調整規定」之條款，以降低雙方風險負擔。</w:t>
+      </w:r>
+    </w:p>
+    <w:p>
+      <w:pPr>
+        <w:pStyle w:val="a9"/>
+        <w:ind w:left="720" w:hanging="480"/>
+        <w:jc w:val="both"/>
+      </w:pPr>
+      <w:r>
+        <w:rPr>
+          <w:rFonts w:ascii="新細明體" w:hAnsi="新細明體" w:eastAsia="新細明體"/>
+          <w:b w:val="0"/>
+          <w:sz w:val="24"/>
+        </w:rPr>
+        <w:t>二、機關得於招標前視採購案件完成執行之實際需要，於招標文件及契約明定物價調整之方式，惟依特定個別項目或整體物價調整之需求各有不同，為提供機關訂定物價調整之辦理原則，本會擬訂三種參考調整方式如下：</w:t>
+      </w:r>
+    </w:p>
+    <w:p>
+      <w:pPr>
+        <w:pStyle w:val="a9"/>
+        <w:ind w:left="964" w:hanging="680"/>
+        <w:jc w:val="both"/>
+      </w:pPr>
+      <w:r>
+        <w:rPr>
+          <w:rFonts w:ascii="新細明體" w:hAnsi="新細明體" w:eastAsia="新細明體"/>
+          <w:b w:val="0"/>
+          <w:sz w:val="24"/>
+        </w:rPr>
+        <w:t>（一）依總指數漲跌幅超過2.5﹪部分計算物價調整款：</w:t>
+      </w:r>
+    </w:p>
+    <w:p>
+      <w:pPr>
+        <w:pStyle w:val="a9"/>
+        <w:ind w:left="1225" w:hanging="397"/>
+        <w:jc w:val="both"/>
+      </w:pPr>
+      <w:r>
+        <w:rPr>
+          <w:rFonts w:ascii="新細明體" w:hAnsi="新細明體" w:eastAsia="新細明體"/>
+          <w:b w:val="0"/>
+          <w:sz w:val="24"/>
+        </w:rPr>
+        <w:t>1.依行政院主計處公布之台灣區（或台北市、高雄市）營造工程物價指數，就總指數漲跌幅超過2.5% 之部分，辦理工程款調整。</w:t>
+      </w:r>
+    </w:p>
+    <w:p>
+      <w:pPr>
+        <w:pStyle w:val="a9"/>
+        <w:ind w:left="1225" w:hanging="397"/>
+        <w:jc w:val="both"/>
+      </w:pPr>
+      <w:r>
+        <w:rPr>
+          <w:rFonts w:ascii="新細明體" w:hAnsi="新細明體" w:eastAsia="新細明體"/>
+          <w:b w:val="0"/>
+          <w:sz w:val="24"/>
+        </w:rPr>
+        <w:t>2.其計算方式，得由工程主辦機關依採購案件之特性及實際需要於招標文件及契約內明定。</w:t>
+      </w:r>
+    </w:p>
+    <w:p>
+      <w:pPr>
+        <w:pStyle w:val="a9"/>
+        <w:ind w:left="964" w:hanging="680"/>
+        <w:jc w:val="both"/>
+      </w:pPr>
+      <w:r>
+        <w:rPr>
+          <w:rFonts w:ascii="新細明體" w:hAnsi="新細明體" w:eastAsia="新細明體"/>
+          <w:b w:val="0"/>
+          <w:sz w:val="24"/>
+        </w:rPr>
+        <w:t>（二）依特定中分類項目（例如金屬製品類、砂石及級配類、瀝青及其製品類）指數漲跌幅超過5﹪部分計算物價調整款：</w:t>
+      </w:r>
+    </w:p>
+    <w:p>
+      <w:pPr>
+        <w:pStyle w:val="a9"/>
+        <w:ind w:left="1225" w:hanging="397"/>
+        <w:jc w:val="both"/>
+      </w:pPr>
+      <w:r>
+        <w:rPr>
+          <w:rFonts w:ascii="新細明體" w:hAnsi="新細明體" w:eastAsia="新細明體"/>
+          <w:b w:val="0"/>
+          <w:sz w:val="24"/>
+        </w:rPr>
+        <w:t>1.機關工程預算書內如有特定中分類項目之預算金額佔契約總金額20﹪以上時，得採此方式辦理該中分類項目之物價調整，機關並應於招標文件之單價分析表內註明得辦理物價調整之項目，以杜爭議。</w:t>
+      </w:r>
+    </w:p>
+    <w:p>
+      <w:pPr>
+        <w:pStyle w:val="a9"/>
+        <w:ind w:left="1225" w:hanging="397"/>
+        <w:jc w:val="both"/>
+      </w:pPr>
+      <w:r>
+        <w:rPr>
+          <w:rFonts w:ascii="新細明體" w:hAnsi="新細明體" w:eastAsia="新細明體"/>
+          <w:b w:val="0"/>
+          <w:sz w:val="24"/>
+        </w:rPr>
+        <w:t>2.其計算方式，得由工程主辦機關依採購案件之特性及實際需要於招標文件及契約內明定。</w:t>
+      </w:r>
+    </w:p>
+    <w:p>
+      <w:pPr>
+        <w:pStyle w:val="a9"/>
+        <w:ind w:left="1225" w:hanging="397"/>
+        <w:jc w:val="both"/>
+      </w:pPr>
+      <w:r>
+        <w:rPr>
+          <w:rFonts w:ascii="新細明體" w:hAnsi="新細明體" w:eastAsia="新細明體"/>
+          <w:b w:val="0"/>
+          <w:sz w:val="24"/>
+        </w:rPr>
+        <w:t>3.另機關如就特定中分類項目採此方式辦理物價調整，得於契約中規定，就非屬該特定中分類項目之其他部分，依行政院主計處公布之「營造工程物價指數不含該特定中分類項目總指數」（或契約載明之其他指數）漲跌幅超過2.5﹪部分辦理物價調整。（例如：契約規定就金屬製品類材料以「金屬製品類指數」調整，而就非屬金屬製品類之其他部分依「營造工程物價不含金屬製品類總指數」調整）。</w:t>
+      </w:r>
+    </w:p>
+    <w:p>
+      <w:pPr>
+        <w:pStyle w:val="a9"/>
+        <w:ind w:left="964" w:hanging="680"/>
+        <w:jc w:val="both"/>
+      </w:pPr>
+      <w:r>
+        <w:rPr>
+          <w:rFonts w:ascii="新細明體" w:hAnsi="新細明體" w:eastAsia="新細明體"/>
+          <w:b w:val="0"/>
+          <w:sz w:val="24"/>
+        </w:rPr>
+        <w:t>（三）依特定個別項目（例如水泥、預拌混凝土、鋼筋等）指數漲跌幅超過10﹪部分計算物價調整款：</w:t>
+      </w:r>
+    </w:p>
+    <w:p>
+      <w:pPr>
+        <w:pStyle w:val="a9"/>
+        <w:ind w:left="1225" w:hanging="397"/>
+        <w:jc w:val="both"/>
+      </w:pPr>
+      <w:r>
+        <w:rPr>
+          <w:rFonts w:ascii="新細明體" w:hAnsi="新細明體" w:eastAsia="新細明體"/>
+          <w:b w:val="0"/>
+          <w:sz w:val="24"/>
+        </w:rPr>
+        <w:t>1.機關工程預算書內如有特定個別項目之預算金額佔契約總金額20﹪以上時，得採此方式辦理物價指數調整，機關並應於招標文件之單價分析表內註明得辦理物價調整之項目，以杜爭議。</w:t>
+      </w:r>
+    </w:p>
+    <w:p>
+      <w:pPr>
+        <w:pStyle w:val="a9"/>
+        <w:ind w:left="1225" w:hanging="397"/>
+        <w:jc w:val="both"/>
+      </w:pPr>
+      <w:r>
+        <w:rPr>
+          <w:rFonts w:ascii="新細明體" w:hAnsi="新細明體" w:eastAsia="新細明體"/>
+          <w:b w:val="0"/>
+          <w:sz w:val="24"/>
+        </w:rPr>
+        <w:t>2.其計算方式，得由工程主辦機關依採購案件之特性及實際需要於招標文件及契約內明定。</w:t>
+      </w:r>
+    </w:p>
+    <w:p>
+      <w:pPr>
+        <w:pStyle w:val="a9"/>
+        <w:ind w:left="1225" w:hanging="397"/>
+        <w:jc w:val="both"/>
+      </w:pPr>
+      <w:r>
+        <w:rPr>
+          <w:rFonts w:ascii="新細明體" w:hAnsi="新細明體" w:eastAsia="新細明體"/>
+          <w:b w:val="0"/>
+          <w:sz w:val="24"/>
+        </w:rPr>
+        <w:t>3.另機關如就特定個別項目採此方式辦理物價指數調整者，得於契約中規定，就非屬該特定個別項目之其他部分，依行政院主計處公布之「營造工程物價指數不含該特定個別項目總指數」（或契約載明之其他指數）漲跌幅超過2.5﹪部分辦理物價調整。（例如：契約規定就鋼筋材料以「鋼筋指數」調整，而就非屬鋼筋之其他部分依「營造工程物價不含鋼筋總指數」調整）。</w:t>
+      </w:r>
+    </w:p>
+    <w:p>
+      <w:pPr>
+        <w:pStyle w:val="a9"/>
+        <w:ind w:left="720" w:hanging="480"/>
+        <w:jc w:val="both"/>
+      </w:pPr>
+      <w:r>
+        <w:rPr>
+          <w:rFonts w:ascii="新細明體" w:hAnsi="新細明體" w:eastAsia="新細明體"/>
+          <w:b w:val="0"/>
+          <w:sz w:val="24"/>
+        </w:rPr>
+        <w:t>三、前揭三種物價調整方式並無適用優先順序，由機關依個別採購特性擇一或搭配納入契約，例如：契約規定以總指數作為調整依據；或契約規定就金屬製品類材料以「金屬製品類指數」調整，而就非屬金屬製品類材料依「營造工程物價不含金屬製品類總指數」調整；或契約規定就金屬製品類材料以「金屬製品類指數」調整，且就瀝青混凝土部分以「瀝青混凝土」個別項目指數調整。</w:t>
+      </w:r>
+    </w:p>
+    <w:p>
+      <w:pPr>
+        <w:pStyle w:val="a9"/>
+        <w:ind w:left="720" w:hanging="480"/>
+        <w:jc w:val="both"/>
+      </w:pPr>
+      <w:r>
+        <w:rPr>
+          <w:rFonts w:ascii="新細明體" w:hAnsi="新細明體" w:eastAsia="新細明體"/>
+          <w:b w:val="0"/>
+          <w:sz w:val="24"/>
+        </w:rPr>
+        <w:t>四、有關行政院主計處公佈之中分類項目及特定個別項目之營造工程物價指數，請至該處網站（http://www.dgbas.gov.tw/，政府統計\主計處統計專區\物價指數\統計表）查詢，或逕向該處洽詢。</w:t>
+      </w:r>
+    </w:p>
+    <w:p>
+      <w:pPr>
+        <w:pStyle w:val="a9"/>
+        <w:ind w:left="720" w:hanging="480"/>
+        <w:jc w:val="both"/>
+      </w:pPr>
+      <w:r>
+        <w:rPr>
+          <w:rFonts w:ascii="新細明體" w:hAnsi="新細明體" w:eastAsia="新細明體"/>
+          <w:b w:val="0"/>
+          <w:sz w:val="24"/>
+        </w:rPr>
+        <w:t>五、隨函檢附物價調整方式之參考範例及參考試算表供機關或廠商參酌使用。</w:t>
+      </w:r>
+    </w:p>
+    <w:p/>
+    <w:p>
+      <w:pPr>
+        <w:pStyle w:val="a9"/>
+        <w:ind w:left="720" w:hanging="720"/>
+        <w:jc w:val="both"/>
+      </w:pPr>
+      <w:r>
+        <w:rPr>
+          <w:rFonts w:ascii="微軟正黑體" w:hAnsi="微軟正黑體" w:eastAsia="微軟正黑體"/>
+          <w:b/>
+          <w:sz w:val="24"/>
+        </w:rPr>
+        <w:t>行政院公共工程委員會96年03月22日工程企字第09600114630號函</w:t>
+      </w:r>
+    </w:p>
+    <w:p>
+      <w:pPr>
+        <w:pStyle w:val="a9"/>
+        <w:ind w:left="720" w:hanging="720"/>
+        <w:jc w:val="both"/>
+      </w:pPr>
+      <w:r>
+        <w:rPr>
+          <w:rFonts w:ascii="新細明體" w:hAnsi="新細明體" w:eastAsia="新細明體"/>
+          <w:b w:val="0"/>
+          <w:sz w:val="24"/>
+        </w:rPr>
+        <w:t>主旨：修訂本會92年6月17日工程企字第09200248340號函修正之「工程採購契約範本」內容如說明，請卓參並轉知所屬（轄）機關。</w:t>
+      </w:r>
+    </w:p>
+    <w:p>
+      <w:pPr>
+        <w:pStyle w:val="a9"/>
+        <w:ind w:left="720" w:hanging="720"/>
+        <w:jc w:val="both"/>
+      </w:pPr>
+      <w:r>
+        <w:rPr>
+          <w:rFonts w:ascii="新細明體" w:hAnsi="新細明體" w:eastAsia="新細明體"/>
+          <w:b w:val="0"/>
+          <w:sz w:val="24"/>
+        </w:rPr>
+        <w:t>說明：</w:t>
+      </w:r>
+    </w:p>
+    <w:p>
+      <w:pPr>
+        <w:pStyle w:val="a9"/>
+        <w:ind w:left="720" w:hanging="480"/>
+        <w:jc w:val="both"/>
+      </w:pPr>
+      <w:r>
+        <w:rPr>
+          <w:rFonts w:ascii="新細明體" w:hAnsi="新細明體" w:eastAsia="新細明體"/>
+          <w:b w:val="0"/>
+          <w:sz w:val="24"/>
+        </w:rPr>
+        <w:t>一、旨揭範本第15條第（2）款「驗收程序」中原「廠商應於履約標的預定完成履約日前或完成履約當日，將完成履約日期書面通知監造單位及機關。除招標文件另有規定者外，機關應於收到該書面通知之日起7日內會同監造單位及廠商，依據契約、圖說或貨樣核對竣工之項目及數量，以確定是否竣工」之內容，修正為「廠商應於履約標的預定竣工日前或竣工當日，將竣工日期書面通知監造單位及機關，該通知須檢附工程竣工圖表。除招標文件另有規定者外，機關應於收到該通知（含工程竣工圖表）之日起7日內會同監造單位及廠商，依據契約、圖說或貨樣核對竣工之項目及數量，以確定是否竣工。機關依核定之施工計畫期程，其依契約規定有提供施工廠商設計圖說電子檔之必要者，機關如遲未提供，廠商得定相當期限催告，以應及時提出工程竣工圖之需」。</w:t>
+      </w:r>
+    </w:p>
+    <w:p/>
+    <w:p>
+      <w:pPr>
+        <w:pStyle w:val="a9"/>
+        <w:ind w:left="720" w:hanging="720"/>
+        <w:jc w:val="both"/>
+      </w:pPr>
+      <w:r>
+        <w:rPr>
+          <w:rFonts w:ascii="微軟正黑體" w:hAnsi="微軟正黑體" w:eastAsia="微軟正黑體"/>
+          <w:b/>
+          <w:sz w:val="24"/>
+        </w:rPr>
+        <w:t>行政院公共工程委員會96年05月03日工程企字第09600182520號函</w:t>
+      </w:r>
+    </w:p>
+    <w:p>
+      <w:pPr>
+        <w:pStyle w:val="a9"/>
+        <w:ind w:left="720" w:hanging="720"/>
+        <w:jc w:val="both"/>
+      </w:pPr>
+      <w:r>
+        <w:rPr>
+          <w:rFonts w:ascii="新細明體" w:hAnsi="新細明體" w:eastAsia="新細明體"/>
+          <w:b w:val="0"/>
+          <w:sz w:val="24"/>
+        </w:rPr>
+        <w:t>主旨：修正本會95年11月24日工程企字第09500460460號函頒之「工程採購契約範本」第10條名稱及第1款內容（如附件），將「監工作業」乙詞修正為「監造作業」，請卓參並轉知所屬（轄）機關。</w:t>
+      </w:r>
+    </w:p>
+    <w:p/>
+    <w:p>
+      <w:pPr>
+        <w:pStyle w:val="a9"/>
+        <w:ind w:left="720" w:hanging="720"/>
+        <w:jc w:val="both"/>
+      </w:pPr>
+      <w:r>
+        <w:rPr>
+          <w:rFonts w:ascii="微軟正黑體" w:hAnsi="微軟正黑體" w:eastAsia="微軟正黑體"/>
+          <w:b/>
+          <w:sz w:val="24"/>
+        </w:rPr>
+        <w:t>行政院公共工程委員會96年05月09日工程企字第09600190711號函</w:t>
+      </w:r>
+    </w:p>
+    <w:p>
+      <w:pPr>
+        <w:pStyle w:val="a9"/>
+        <w:ind w:left="720" w:hanging="720"/>
+        <w:jc w:val="both"/>
+      </w:pPr>
+      <w:r>
+        <w:rPr>
+          <w:rFonts w:ascii="新細明體" w:hAnsi="新細明體" w:eastAsia="新細明體"/>
+          <w:b w:val="0"/>
+          <w:sz w:val="24"/>
+        </w:rPr>
+        <w:t>主旨：修正本會95年11月24日工程企字第09500460460號函頒之「工程採購契約範本」第9條第3款如說明，請查照並轉知所屬（轄）機關。</w:t>
+      </w:r>
+    </w:p>
+    <w:p>
+      <w:pPr>
+        <w:pStyle w:val="a9"/>
+        <w:ind w:left="720" w:hanging="720"/>
+        <w:jc w:val="both"/>
+      </w:pPr>
+      <w:r>
+        <w:rPr>
+          <w:rFonts w:ascii="新細明體" w:hAnsi="新細明體" w:eastAsia="新細明體"/>
+          <w:b w:val="0"/>
+          <w:sz w:val="24"/>
+        </w:rPr>
+        <w:t>說明：</w:t>
+      </w:r>
+    </w:p>
+    <w:p>
+      <w:pPr>
+        <w:pStyle w:val="a9"/>
+        <w:ind w:left="720" w:hanging="480"/>
+        <w:jc w:val="both"/>
+      </w:pPr>
+      <w:r>
+        <w:rPr>
+          <w:rFonts w:ascii="新細明體" w:hAnsi="新細明體" w:eastAsia="新細明體"/>
+          <w:b w:val="0"/>
+          <w:sz w:val="24"/>
+        </w:rPr>
+        <w:t>一、為排除確屬施工安全不良之廠商於一定期間內參與政府採購，爰增訂旨述條款第10目內容為「因廠商施工場所依設計圖說規定應有之安全衛生設施欠缺或不良，致發生重大職業災害經勞動檢查機構通知停工，並經機關認定屬查驗不合格情節重大者，為採購法第101條第1項第8款之情形之一」。</w:t>
+      </w:r>
+    </w:p>
+    <w:p>
+      <w:pPr>
+        <w:pStyle w:val="a9"/>
+        <w:ind w:left="720" w:hanging="480"/>
+        <w:jc w:val="both"/>
+      </w:pPr>
+      <w:r>
+        <w:rPr>
+          <w:rFonts w:ascii="新細明體" w:hAnsi="新細明體" w:eastAsia="新細明體"/>
+          <w:b w:val="0"/>
+          <w:sz w:val="24"/>
+        </w:rPr>
+        <w:t>二、本會前以95年6月6日工程技字第09500209090號及95年8月11日工程技字第09500305670號函，重申各機關辦理公共工程規劃設計時，應依行政院勞工委員會92年12月1日發布之「加強公共工程勞工安全衛生管理作業要點」規定，其成果應含勞工安全衛生設施之圖說，並據以納入工程契約予以量化計價。</w:t>
+      </w:r>
+    </w:p>
+    <w:p>
+      <w:pPr>
+        <w:pStyle w:val="a9"/>
+        <w:ind w:left="720" w:hanging="480"/>
+        <w:jc w:val="both"/>
+      </w:pPr>
+      <w:r>
+        <w:rPr>
+          <w:rFonts w:ascii="新細明體" w:hAnsi="新細明體" w:eastAsia="新細明體"/>
+          <w:b w:val="0"/>
+          <w:sz w:val="24"/>
+        </w:rPr>
+        <w:t>三、將「廠商安全衛生設施不良情形列為政府採購法第101條第1項第8款所稱查驗或驗收不合格，情節重大者」之認定基準，納入旨述契約範本修正，與機關應提供勞安相關設計圖說並據以納入工程契約予以量化計價，有前後因果關係，併予說明。</w:t>
+      </w:r>
+    </w:p>
+    <w:p/>
+    <w:p>
+      <w:pPr>
+        <w:pStyle w:val="a9"/>
+        <w:ind w:left="720" w:hanging="720"/>
+        <w:jc w:val="both"/>
+      </w:pPr>
+      <w:r>
+        <w:rPr>
+          <w:rFonts w:ascii="微軟正黑體" w:hAnsi="微軟正黑體" w:eastAsia="微軟正黑體"/>
+          <w:b/>
+          <w:sz w:val="24"/>
+        </w:rPr>
+        <w:t>行政院公共工程委員會96年05月24日工程企字第09600214700號函</w:t>
+      </w:r>
+    </w:p>
+    <w:p>
+      <w:pPr>
+        <w:pStyle w:val="a9"/>
+        <w:ind w:left="720" w:hanging="720"/>
+        <w:jc w:val="both"/>
+      </w:pPr>
+      <w:r>
+        <w:rPr>
+          <w:rFonts w:ascii="新細明體" w:hAnsi="新細明體" w:eastAsia="新細明體"/>
+          <w:b w:val="0"/>
+          <w:sz w:val="24"/>
+        </w:rPr>
+        <w:t>主旨：修正本會95年11月24日工程企字第09500460460號函頒之「工程採購契約範本」第18條第8款如說明一，請查照並轉知所屬（轄）機關。</w:t>
+      </w:r>
+    </w:p>
+    <w:p>
+      <w:pPr>
+        <w:pStyle w:val="a9"/>
+        <w:ind w:left="720" w:hanging="720"/>
+        <w:jc w:val="both"/>
+      </w:pPr>
+      <w:r>
+        <w:rPr>
+          <w:rFonts w:ascii="新細明體" w:hAnsi="新細明體" w:eastAsia="新細明體"/>
+          <w:b w:val="0"/>
+          <w:sz w:val="24"/>
+        </w:rPr>
+        <w:t>說明：</w:t>
+      </w:r>
+    </w:p>
+    <w:p>
+      <w:pPr>
+        <w:pStyle w:val="a9"/>
+        <w:ind w:left="720" w:hanging="480"/>
+        <w:jc w:val="both"/>
+      </w:pPr>
+      <w:r>
+        <w:rPr>
+          <w:rFonts w:ascii="新細明體" w:hAnsi="新細明體" w:eastAsia="新細明體"/>
+          <w:b w:val="0"/>
+          <w:sz w:val="24"/>
+        </w:rPr>
+        <w:t>一、修正旨揭第8款內容如附件1，廠商之損害賠償責任，得不包含機關所失利益，惟機關應於招標文件預先載明；並將法令另有規定之損害賠償責任，排除於廠商損害賠償金額上限之外。</w:t>
+      </w:r>
+    </w:p>
+    <w:p>
+      <w:pPr>
+        <w:pStyle w:val="a9"/>
+        <w:ind w:left="720" w:hanging="480"/>
+        <w:jc w:val="both"/>
+      </w:pPr>
+      <w:r>
+        <w:rPr>
+          <w:rFonts w:ascii="新細明體" w:hAnsi="新細明體" w:eastAsia="新細明體"/>
+          <w:b w:val="0"/>
+          <w:sz w:val="24"/>
+        </w:rPr>
+        <w:t>二、機關辦理採購，有因個案特性（例如市場供需屬賣方市場、標的物製造難度高、風險較高），於招標文件預為載明逾期違約金之上限，其低於「採購契約要項」第45點第2項所定契約價金總額之20%者，尚可，併請各機關參採。</w:t>
+      </w:r>
+    </w:p>
+    <w:p>
+      <w:pPr>
+        <w:pStyle w:val="a9"/>
+        <w:ind w:left="720" w:hanging="480"/>
+        <w:jc w:val="both"/>
+      </w:pPr>
+      <w:r>
+        <w:rPr>
+          <w:rFonts w:ascii="新細明體" w:hAnsi="新細明體" w:eastAsia="新細明體"/>
+          <w:b w:val="0"/>
+          <w:sz w:val="24"/>
+        </w:rPr>
+        <w:t>三、檢附本會委託辦理「政府採購契約之廠商所負損害賠償責任之研究」之研究發現及具體建議（附件2）供參。</w:t>
+      </w:r>
+    </w:p>
+    <w:p/>
+    <w:p>
+      <w:pPr>
+        <w:pStyle w:val="a9"/>
+        <w:ind w:left="720" w:hanging="720"/>
+        <w:jc w:val="both"/>
+      </w:pPr>
+      <w:r>
+        <w:rPr>
+          <w:rFonts w:ascii="微軟正黑體" w:hAnsi="微軟正黑體" w:eastAsia="微軟正黑體"/>
+          <w:b/>
+          <w:sz w:val="24"/>
+        </w:rPr>
+        <w:t>行政院公共工程委員會97年04月15日工程企字第09700157480號函</w:t>
+      </w:r>
+    </w:p>
+    <w:p>
+      <w:pPr>
+        <w:pStyle w:val="a9"/>
+        <w:ind w:left="720" w:hanging="720"/>
+        <w:jc w:val="both"/>
+      </w:pPr>
+      <w:r>
+        <w:rPr>
+          <w:rFonts w:ascii="新細明體" w:hAnsi="新細明體" w:eastAsia="新細明體"/>
+          <w:b w:val="0"/>
+          <w:sz w:val="24"/>
+        </w:rPr>
+        <w:t>主旨：本會頃修正「工程採購契約範本」，電子檔並登載於本會網站（進入首頁http://www.pcc.gov.tw後，點選\政府採購\政府採購法規\招標文件範本及表格），請卓參並轉知所屬（轄）機關。</w:t>
+      </w:r>
+    </w:p>
+    <w:p>
+      <w:pPr>
+        <w:pStyle w:val="a9"/>
+        <w:ind w:left="720" w:hanging="720"/>
+        <w:jc w:val="both"/>
+      </w:pPr>
+      <w:r>
+        <w:rPr>
+          <w:rFonts w:ascii="新細明體" w:hAnsi="新細明體" w:eastAsia="新細明體"/>
+          <w:b w:val="0"/>
+          <w:sz w:val="24"/>
+        </w:rPr>
+        <w:t>說明：</w:t>
+      </w:r>
+    </w:p>
+    <w:p>
+      <w:pPr>
+        <w:pStyle w:val="a9"/>
+        <w:ind w:left="720" w:hanging="480"/>
+        <w:jc w:val="both"/>
+      </w:pPr>
+      <w:r>
+        <w:rPr>
+          <w:rFonts w:ascii="新細明體" w:hAnsi="新細明體" w:eastAsia="新細明體"/>
+          <w:b w:val="0"/>
+          <w:sz w:val="24"/>
+        </w:rPr>
+        <w:t>一、機關辦理採購，請參採使用本會所訂範本，以杜爭議。</w:t>
+      </w:r>
+    </w:p>
+    <w:p>
+      <w:pPr>
+        <w:pStyle w:val="a9"/>
+        <w:ind w:left="720" w:hanging="480"/>
+        <w:jc w:val="both"/>
+      </w:pPr>
+      <w:r>
+        <w:rPr>
+          <w:rFonts w:ascii="新細明體" w:hAnsi="新細明體" w:eastAsia="新細明體"/>
+          <w:b w:val="0"/>
+          <w:sz w:val="24"/>
+        </w:rPr>
+        <w:t>二、各機關爾後辦理新招標之工程採購，請參採旨述範本第5條第1款第6目物價指數調整方式，於招標文件訂明依營造工程物價總指數之漲跌幅或個別項目、中分類項目及總指數之漲跌幅調整工程款。上開指數漲跌幅門檻已修正為〇%，遇物價波動即予調整，以減少爭議。</w:t>
+      </w:r>
+    </w:p>
+    <w:p>
+      <w:pPr>
+        <w:pStyle w:val="a9"/>
+        <w:ind w:left="720" w:hanging="480"/>
+        <w:jc w:val="both"/>
+      </w:pPr>
+      <w:r>
+        <w:rPr>
+          <w:rFonts w:ascii="新細明體" w:hAnsi="新細明體" w:eastAsia="新細明體"/>
+          <w:b w:val="0"/>
+          <w:sz w:val="24"/>
+        </w:rPr>
+        <w:t>三、為利公共工程順利推動減少履約爭議，並合理分配廠商與機關所承擔之風險，建請各工程主辦機關辦理工程採購，將工程材料費用占工程預算金額比率較大者，另案單獨辦理工程材料招標（例如：預拌混凝土、鋼筋、瀝青、管材、電纜等），由機關提供材料供工程施工廠商使用。為方便各機關購料，本會並已指定臺灣銀行採購部（原中信局）辦理公共工程用鋼筋、水泥及柏油共同供應契約，供各機關訂購交施工廠商使用。</w:t>
+      </w:r>
+    </w:p>
+    <w:p/>
+    <w:p>
+      <w:pPr>
+        <w:pStyle w:val="a9"/>
+        <w:ind w:left="720" w:hanging="720"/>
+        <w:jc w:val="both"/>
+      </w:pPr>
+      <w:r>
+        <w:rPr>
+          <w:rFonts w:ascii="微軟正黑體" w:hAnsi="微軟正黑體" w:eastAsia="微軟正黑體"/>
+          <w:b/>
+          <w:sz w:val="24"/>
+        </w:rPr>
+        <w:t>行政院公共工程委員會97年05月16日工程企字第09700203940號函</w:t>
+      </w:r>
+    </w:p>
+    <w:p>
+      <w:pPr>
+        <w:pStyle w:val="a9"/>
+        <w:ind w:left="720" w:hanging="720"/>
+        <w:jc w:val="both"/>
+      </w:pPr>
+      <w:r>
+        <w:rPr>
+          <w:rFonts w:ascii="新細明體" w:hAnsi="新細明體" w:eastAsia="新細明體"/>
+          <w:b w:val="0"/>
+          <w:sz w:val="24"/>
+        </w:rPr>
+        <w:t>主旨：修正本會97年4月15日工程企字第09700157480號函頒之「工程採購契約範本」第9條第31款如說明，請查照並轉知所屬（轄）機關。</w:t>
+      </w:r>
+    </w:p>
+    <w:p>
+      <w:pPr>
+        <w:pStyle w:val="a9"/>
+        <w:ind w:left="720" w:hanging="720"/>
+        <w:jc w:val="both"/>
+      </w:pPr>
+      <w:r>
+        <w:rPr>
+          <w:rFonts w:ascii="新細明體" w:hAnsi="新細明體" w:eastAsia="新細明體"/>
+          <w:b w:val="0"/>
+          <w:sz w:val="24"/>
+        </w:rPr>
+        <w:t>說明：</w:t>
+      </w:r>
+    </w:p>
+    <w:p>
+      <w:pPr>
+        <w:pStyle w:val="a9"/>
+        <w:ind w:left="720" w:hanging="480"/>
+        <w:jc w:val="both"/>
+      </w:pPr>
+      <w:r>
+        <w:rPr>
+          <w:rFonts w:ascii="新細明體" w:hAnsi="新細明體" w:eastAsia="新細明體"/>
+          <w:b w:val="0"/>
+          <w:sz w:val="24"/>
+        </w:rPr>
+        <w:t>一、內政部營建署前於95年10月至12月間邀集相關部會、地方縣（市）政府、營造公會及土石方工會研商修訂「營建剩餘土石方處理方案」，將遠端監控資訊及記錄設備管理制度納入修訂，嗣經部分地方縣（市）政府建議於工程採購契約範本增列營建土石方估驗計價時，須檢附遠端監控輸出影像紀錄。</w:t>
+      </w:r>
+    </w:p>
+    <w:p>
+      <w:pPr>
+        <w:pStyle w:val="a9"/>
+        <w:ind w:left="720" w:hanging="480"/>
+        <w:jc w:val="both"/>
+      </w:pPr>
+      <w:r>
+        <w:rPr>
+          <w:rFonts w:ascii="新細明體" w:hAnsi="新細明體" w:eastAsia="新細明體"/>
+          <w:b w:val="0"/>
+          <w:sz w:val="24"/>
+        </w:rPr>
+        <w:t>二、修正旨揭第31款內容，增列一選項：「□廠商估驗計價應檢附經機關建議或核定之土資場之遠端監控輸出影像紀錄光碟片及＿＿＿＿＿等資料（由機關於招標時載明），其屬土方交換、工區土方平衡或機關認定之特殊因素者不在此限。（未勾選者，無須檢附）」</w:t>
+      </w:r>
+    </w:p>
+    <w:p/>
+    <w:p>
+      <w:pPr>
+        <w:pStyle w:val="a9"/>
+        <w:ind w:left="720" w:hanging="720"/>
+        <w:jc w:val="both"/>
+      </w:pPr>
+      <w:r>
+        <w:rPr>
+          <w:rFonts w:ascii="微軟正黑體" w:hAnsi="微軟正黑體" w:eastAsia="微軟正黑體"/>
+          <w:b/>
+          <w:sz w:val="24"/>
+        </w:rPr>
+        <w:t>行政院公共工程委員會98年04月21日工程企字第09800171260號函</w:t>
+      </w:r>
+    </w:p>
+    <w:p>
+      <w:pPr>
+        <w:pStyle w:val="a9"/>
+        <w:ind w:left="720" w:hanging="720"/>
+        <w:jc w:val="both"/>
+      </w:pPr>
+      <w:r>
+        <w:rPr>
+          <w:rFonts w:ascii="新細明體" w:hAnsi="新細明體" w:eastAsia="新細明體"/>
+          <w:b w:val="0"/>
+          <w:sz w:val="24"/>
+        </w:rPr>
+        <w:t>主旨：本會頃修正「工程採購契約範本」，電子檔並登載於本會網站（進入首頁http://www.pcc.gov.tw後，點選\政府採購\政府採購法規\招標文件範本及表格），請卓參並轉知所屬（轄）機關。</w:t>
+      </w:r>
+    </w:p>
+    <w:p>
+      <w:pPr>
+        <w:pStyle w:val="a9"/>
+        <w:ind w:left="720" w:hanging="720"/>
+        <w:jc w:val="both"/>
+      </w:pPr>
+      <w:r>
+        <w:rPr>
+          <w:rFonts w:ascii="新細明體" w:hAnsi="新細明體" w:eastAsia="新細明體"/>
+          <w:b w:val="0"/>
+          <w:sz w:val="24"/>
+        </w:rPr>
+        <w:t>說明：</w:t>
+      </w:r>
+    </w:p>
+    <w:p>
+      <w:pPr>
+        <w:pStyle w:val="a9"/>
+        <w:ind w:left="720" w:hanging="480"/>
+        <w:jc w:val="both"/>
+      </w:pPr>
+      <w:r>
+        <w:rPr>
+          <w:rFonts w:ascii="新細明體" w:hAnsi="新細明體" w:eastAsia="新細明體"/>
+          <w:b w:val="0"/>
+          <w:sz w:val="24"/>
+        </w:rPr>
+        <w:t>一、機關辦理採購，請參採使用本會所訂範本，以杜爭議。</w:t>
+      </w:r>
+    </w:p>
+    <w:p>
+      <w:pPr>
+        <w:pStyle w:val="a9"/>
+        <w:ind w:left="720" w:hanging="480"/>
+        <w:jc w:val="both"/>
+      </w:pPr>
+      <w:r>
+        <w:rPr>
+          <w:rFonts w:ascii="新細明體" w:hAnsi="新細明體" w:eastAsia="新細明體"/>
+          <w:b w:val="0"/>
+          <w:sz w:val="24"/>
+        </w:rPr>
+        <w:t>二、按旨述範本第10條第1款內容，如機關委託技術服務廠商執行監造作業，機關應將其授權內容，以書面通知廠商，俾免衍生爭議。</w:t>
+      </w:r>
+    </w:p>
+    <w:p/>
+    <w:p>
+      <w:pPr>
+        <w:pStyle w:val="a9"/>
+        <w:ind w:left="720" w:hanging="720"/>
+        <w:jc w:val="both"/>
+      </w:pPr>
+      <w:r>
+        <w:rPr>
+          <w:rFonts w:ascii="微軟正黑體" w:hAnsi="微軟正黑體" w:eastAsia="微軟正黑體"/>
+          <w:b/>
+          <w:sz w:val="24"/>
+        </w:rPr>
+        <w:t>行政院公共工程委員會98年05月19日工程企字第09800217770號函</w:t>
+      </w:r>
+    </w:p>
+    <w:p>
+      <w:pPr>
+        <w:pStyle w:val="a9"/>
+        <w:ind w:left="720" w:hanging="720"/>
+        <w:jc w:val="both"/>
+      </w:pPr>
+      <w:r>
+        <w:rPr>
+          <w:rFonts w:ascii="新細明體" w:hAnsi="新細明體" w:eastAsia="新細明體"/>
+          <w:b w:val="0"/>
+          <w:sz w:val="24"/>
+        </w:rPr>
+        <w:t>主旨：訂頒「統包工程採購契約範本」，請卓參並轉知所屬（轄）機關。</w:t>
+      </w:r>
+    </w:p>
+    <w:p>
+      <w:pPr>
+        <w:pStyle w:val="a9"/>
+        <w:ind w:left="720" w:hanging="720"/>
+        <w:jc w:val="both"/>
+      </w:pPr>
+      <w:r>
+        <w:rPr>
+          <w:rFonts w:ascii="新細明體" w:hAnsi="新細明體" w:eastAsia="新細明體"/>
+          <w:b w:val="0"/>
+          <w:sz w:val="24"/>
+        </w:rPr>
+        <w:t>說明：</w:t>
+      </w:r>
+    </w:p>
+    <w:p>
+      <w:pPr>
+        <w:pStyle w:val="a9"/>
+        <w:ind w:left="720" w:hanging="480"/>
+        <w:jc w:val="both"/>
+      </w:pPr>
+      <w:r>
+        <w:rPr>
+          <w:rFonts w:ascii="新細明體" w:hAnsi="新細明體" w:eastAsia="新細明體"/>
+          <w:b w:val="0"/>
+          <w:sz w:val="24"/>
+        </w:rPr>
+        <w:t>一、統包工程採購契約範本電子檔已登載於本會網站（進入首頁http://www.pcc.gov.tw後，點選\政府採購\政府採購法規\招標相關文件及表格）。</w:t>
+      </w:r>
+    </w:p>
+    <w:p>
+      <w:pPr>
+        <w:pStyle w:val="a9"/>
+        <w:ind w:left="720" w:hanging="480"/>
+        <w:jc w:val="both"/>
+      </w:pPr>
+      <w:r>
+        <w:rPr>
+          <w:rFonts w:ascii="新細明體" w:hAnsi="新細明體" w:eastAsia="新細明體"/>
+          <w:b w:val="0"/>
+          <w:sz w:val="24"/>
+        </w:rPr>
+        <w:t>二、機關參考旨揭契約範本訂定統包契約時，仍應就個案特性與實際需要予以檢視，將符合個案特性與實際需要之條款納入契約。</w:t>
+      </w:r>
+    </w:p>
+    <w:p/>
+    <w:p>
+      <w:pPr>
+        <w:pStyle w:val="a9"/>
+        <w:ind w:left="720" w:hanging="720"/>
+        <w:jc w:val="both"/>
+      </w:pPr>
+      <w:r>
+        <w:rPr>
+          <w:rFonts w:ascii="微軟正黑體" w:hAnsi="微軟正黑體" w:eastAsia="微軟正黑體"/>
+          <w:b/>
+          <w:sz w:val="24"/>
+        </w:rPr>
+        <w:t>行政院公共工程委員會98年08月26日工程管字第09800380650號函</w:t>
+      </w:r>
+    </w:p>
+    <w:p>
+      <w:pPr>
+        <w:pStyle w:val="a9"/>
+        <w:ind w:left="720" w:hanging="720"/>
+        <w:jc w:val="both"/>
+      </w:pPr>
+      <w:r>
+        <w:rPr>
+          <w:rFonts w:ascii="新細明體" w:hAnsi="新細明體" w:eastAsia="新細明體"/>
+          <w:b w:val="0"/>
+          <w:sz w:val="24"/>
+        </w:rPr>
+        <w:t>主旨：檢送修正後「工程採購契約範本」、「統包工程採購契約範本」、「公共工程專案管理契約範本」及「公共工程技術服務契約範本」及對照表(節錄)各乙份，提高品質缺失懲罰性違約金金額，請 查照。</w:t>
+      </w:r>
+    </w:p>
+    <w:p>
+      <w:pPr>
+        <w:pStyle w:val="a9"/>
+        <w:ind w:left="720" w:hanging="720"/>
+        <w:jc w:val="both"/>
+      </w:pPr>
+      <w:r>
+        <w:rPr>
+          <w:rFonts w:ascii="新細明體" w:hAnsi="新細明體" w:eastAsia="新細明體"/>
+          <w:b w:val="0"/>
+          <w:sz w:val="24"/>
+        </w:rPr>
+        <w:t>說明：</w:t>
+      </w:r>
+    </w:p>
+    <w:p>
+      <w:pPr>
+        <w:pStyle w:val="a9"/>
+        <w:ind w:left="720" w:hanging="480"/>
+        <w:jc w:val="both"/>
+      </w:pPr>
+      <w:r>
+        <w:rPr>
+          <w:rFonts w:ascii="新細明體" w:hAnsi="新細明體" w:eastAsia="新細明體"/>
+          <w:b w:val="0"/>
+          <w:sz w:val="24"/>
+        </w:rPr>
+        <w:t>一、查本會為確保公共工程品質，曾以94年1月31日工程管字第09400037860號函頒「品質缺失懲罰性違約金機制」，並納入本會「工程採購契約範本」等旨揭4範本在案。</w:t>
+      </w:r>
+    </w:p>
+    <w:p>
+      <w:pPr>
+        <w:pStyle w:val="a9"/>
+        <w:ind w:left="720" w:hanging="480"/>
+        <w:jc w:val="both"/>
+      </w:pPr>
+      <w:r>
+        <w:rPr>
+          <w:rFonts w:ascii="新細明體" w:hAnsi="新細明體" w:eastAsia="新細明體"/>
+          <w:b w:val="0"/>
+          <w:sz w:val="24"/>
+        </w:rPr>
+        <w:t>二、本次修正緣由如下：</w:t>
+      </w:r>
+    </w:p>
+    <w:p>
+      <w:pPr>
+        <w:pStyle w:val="a9"/>
+        <w:ind w:left="964" w:hanging="680"/>
+        <w:jc w:val="both"/>
+      </w:pPr>
+      <w:r>
+        <w:rPr>
+          <w:rFonts w:ascii="新細明體" w:hAnsi="新細明體" w:eastAsia="新細明體"/>
+          <w:b w:val="0"/>
+          <w:sz w:val="24"/>
+        </w:rPr>
+        <w:t>（一）因品質缺失懲罰違約金機制自94年1月31日函頒至今已近5年，為使施工、監造及專案管理廠商更加注意施工、監造及督導，故將扣款金額提高1倍。</w:t>
+      </w:r>
+    </w:p>
+    <w:p>
+      <w:pPr>
+        <w:pStyle w:val="a9"/>
+        <w:ind w:left="964" w:hanging="680"/>
+        <w:jc w:val="both"/>
+      </w:pPr>
+      <w:r>
+        <w:rPr>
+          <w:rFonts w:ascii="新細明體" w:hAnsi="新細明體" w:eastAsia="新細明體"/>
+          <w:b w:val="0"/>
+          <w:sz w:val="24"/>
+        </w:rPr>
+        <w:t>（二）另專案管理及施工監造委由同一廠商辦理時，其實際行為僅為一個廠商，故就「施工品質」缺失之懲罰性違約金部分，不重複計罰。</w:t>
+      </w:r>
+    </w:p>
+    <w:p>
+      <w:pPr>
+        <w:pStyle w:val="a9"/>
+        <w:ind w:left="720" w:hanging="480"/>
+        <w:jc w:val="both"/>
+      </w:pPr>
+      <w:r>
+        <w:rPr>
+          <w:rFonts w:ascii="新細明體" w:hAnsi="新細明體" w:eastAsia="新細明體"/>
+          <w:b w:val="0"/>
+          <w:sz w:val="24"/>
+        </w:rPr>
+        <w:t>三、旨揭範本及修正對照表可至本會全球資訊網下載，路徑如下：/首頁/法令規章/政府採購法規/招標相關文件及表格/。</w:t>
+      </w:r>
+    </w:p>
+    <w:p/>
+    <w:p>
+      <w:pPr>
+        <w:pStyle w:val="a9"/>
+        <w:ind w:left="720" w:hanging="720"/>
+        <w:jc w:val="both"/>
+      </w:pPr>
+      <w:r>
+        <w:rPr>
+          <w:rFonts w:ascii="微軟正黑體" w:hAnsi="微軟正黑體" w:eastAsia="微軟正黑體"/>
+          <w:b/>
+          <w:sz w:val="24"/>
+        </w:rPr>
+        <w:t>行政院公共工程委員會98年10月29日工程企字第09800480620號函</w:t>
+      </w:r>
+    </w:p>
+    <w:p>
+      <w:pPr>
+        <w:pStyle w:val="a9"/>
+        <w:ind w:left="720" w:hanging="720"/>
+        <w:jc w:val="both"/>
+      </w:pPr>
+      <w:r>
+        <w:rPr>
+          <w:rFonts w:ascii="新細明體" w:hAnsi="新細明體" w:eastAsia="新細明體"/>
+          <w:b w:val="0"/>
+          <w:sz w:val="24"/>
+        </w:rPr>
+        <w:t>主旨：本會頃修正「工程採購契約範本」，電子檔並登載於本會網站（進入首頁http://www.pcc.gov.tw後，點選\政府採購\政府採購法規\招標文件範本及表格），請卓參並轉知所屬（轄）機關。</w:t>
+      </w:r>
+    </w:p>
+    <w:p>
+      <w:pPr>
+        <w:pStyle w:val="a9"/>
+        <w:ind w:left="720" w:hanging="720"/>
+        <w:jc w:val="both"/>
+      </w:pPr>
+      <w:r>
+        <w:rPr>
+          <w:rFonts w:ascii="新細明體" w:hAnsi="新細明體" w:eastAsia="新細明體"/>
+          <w:b w:val="0"/>
+          <w:sz w:val="24"/>
+        </w:rPr>
+        <w:t>說明：</w:t>
+      </w:r>
+    </w:p>
+    <w:p>
+      <w:pPr>
+        <w:pStyle w:val="a9"/>
+        <w:ind w:left="720" w:hanging="480"/>
+        <w:jc w:val="both"/>
+      </w:pPr>
+      <w:r>
+        <w:rPr>
+          <w:rFonts w:ascii="新細明體" w:hAnsi="新細明體" w:eastAsia="新細明體"/>
+          <w:b w:val="0"/>
+          <w:sz w:val="24"/>
+        </w:rPr>
+        <w:t>一、機關辦理採購，請參採使用本會所訂範本，以杜爭議。</w:t>
+      </w:r>
+    </w:p>
+    <w:p>
+      <w:pPr>
+        <w:pStyle w:val="a9"/>
+        <w:ind w:left="720" w:hanging="480"/>
+        <w:jc w:val="both"/>
+      </w:pPr>
+      <w:r>
+        <w:rPr>
+          <w:rFonts w:ascii="新細明體" w:hAnsi="新細明體" w:eastAsia="新細明體"/>
+          <w:b w:val="0"/>
+          <w:sz w:val="24"/>
+        </w:rPr>
+        <w:t>二、本次修正內容如下，請詳附件修正對照表：</w:t>
+      </w:r>
+    </w:p>
+    <w:p>
+      <w:pPr>
+        <w:pStyle w:val="a9"/>
+        <w:ind w:left="964" w:hanging="680"/>
+        <w:jc w:val="both"/>
+      </w:pPr>
+      <w:r>
+        <w:rPr>
+          <w:rFonts w:ascii="新細明體" w:hAnsi="新細明體" w:eastAsia="新細明體"/>
+          <w:b w:val="0"/>
+          <w:sz w:val="24"/>
+        </w:rPr>
+        <w:t>（一）實務上履約期限係指政府採購法施行細則第92條規定「竣工」之期限，爰修正範本第7條第1款第1目選項、第9條第2款第3目及第17條第1款內容。非限期竣工案件，一併記載預計竣工日期。</w:t>
+      </w:r>
+    </w:p>
+    <w:p>
+      <w:pPr>
+        <w:pStyle w:val="a9"/>
+        <w:ind w:left="964" w:hanging="680"/>
+        <w:jc w:val="both"/>
+      </w:pPr>
+      <w:r>
+        <w:rPr>
+          <w:rFonts w:ascii="新細明體" w:hAnsi="新細明體" w:eastAsia="新細明體"/>
+          <w:b w:val="0"/>
+          <w:sz w:val="24"/>
+        </w:rPr>
+        <w:t>（二）以日曆天計算工期者，所有日數均計入工期，並無須排除國定例假日等。</w:t>
+      </w:r>
+    </w:p>
+    <w:p>
+      <w:pPr>
+        <w:pStyle w:val="a9"/>
+        <w:ind w:left="964" w:hanging="680"/>
+        <w:jc w:val="both"/>
+      </w:pPr>
+      <w:r>
+        <w:rPr>
+          <w:rFonts w:ascii="新細明體" w:hAnsi="新細明體" w:eastAsia="新細明體"/>
+          <w:b w:val="0"/>
+          <w:sz w:val="24"/>
+        </w:rPr>
+        <w:t>（三）增訂範本第9條第29款預拌混凝土廠驗廠選項。</w:t>
+      </w:r>
+    </w:p>
+    <w:p>
+      <w:pPr>
+        <w:pStyle w:val="a9"/>
+        <w:ind w:left="964" w:hanging="680"/>
+        <w:jc w:val="both"/>
+      </w:pPr>
+      <w:r>
+        <w:rPr>
+          <w:rFonts w:ascii="新細明體" w:hAnsi="新細明體" w:eastAsia="新細明體"/>
+          <w:b w:val="0"/>
+          <w:sz w:val="24"/>
+        </w:rPr>
+        <w:t>（四）依「工程告示牌及竣工銘牌設置要點」第8點修正範本第9條第30款相關選項內容。</w:t>
+      </w:r>
+    </w:p>
+    <w:p>
+      <w:pPr>
+        <w:pStyle w:val="a9"/>
+        <w:ind w:left="964" w:hanging="680"/>
+        <w:jc w:val="both"/>
+      </w:pPr>
+      <w:r>
+        <w:rPr>
+          <w:rFonts w:ascii="新細明體" w:hAnsi="新細明體" w:eastAsia="新細明體"/>
+          <w:b w:val="0"/>
+          <w:sz w:val="24"/>
+        </w:rPr>
+        <w:t>（五）修正範本第15條第7款，工程竣工後廠商辦妥應辦事項，經機關勘驗認可，始得辦理初驗或驗收。</w:t>
+      </w:r>
+    </w:p>
+    <w:p/>
+    <w:p>
+      <w:pPr>
+        <w:pStyle w:val="a9"/>
+        <w:ind w:left="720" w:hanging="720"/>
+        <w:jc w:val="both"/>
+      </w:pPr>
+      <w:r>
+        <w:rPr>
+          <w:rFonts w:ascii="微軟正黑體" w:hAnsi="微軟正黑體" w:eastAsia="微軟正黑體"/>
+          <w:b/>
+          <w:sz w:val="24"/>
+        </w:rPr>
+        <w:t>行政院公共工程委員會98年11月10日工程企字第09800497910號函</w:t>
+      </w:r>
+    </w:p>
+    <w:p>
+      <w:pPr>
+        <w:pStyle w:val="a9"/>
+        <w:ind w:left="720" w:hanging="720"/>
+        <w:jc w:val="both"/>
+      </w:pPr>
+      <w:r>
+        <w:rPr>
+          <w:rFonts w:ascii="新細明體" w:hAnsi="新細明體" w:eastAsia="新細明體"/>
+          <w:b w:val="0"/>
+          <w:sz w:val="24"/>
+        </w:rPr>
+        <w:t>主旨：更正本會98年10月29日工程企字第09800480620號函附件「工程採購契約範本修正對照表」如說明，請查照並轉知所屬（轄）機關。</w:t>
+      </w:r>
+    </w:p>
+    <w:p>
+      <w:pPr>
+        <w:pStyle w:val="a9"/>
+        <w:ind w:left="720" w:hanging="720"/>
+        <w:jc w:val="both"/>
+      </w:pPr>
+      <w:r>
+        <w:rPr>
+          <w:rFonts w:ascii="新細明體" w:hAnsi="新細明體" w:eastAsia="新細明體"/>
+          <w:b w:val="0"/>
+          <w:sz w:val="24"/>
+        </w:rPr>
+        <w:t>說明：</w:t>
+      </w:r>
+    </w:p>
+    <w:p>
+      <w:pPr>
+        <w:pStyle w:val="a9"/>
+        <w:ind w:left="720" w:hanging="480"/>
+        <w:jc w:val="both"/>
+      </w:pPr>
+      <w:r>
+        <w:rPr>
+          <w:rFonts w:ascii="新細明體" w:hAnsi="新細明體" w:eastAsia="新細明體"/>
+          <w:b w:val="0"/>
+          <w:sz w:val="24"/>
+        </w:rPr>
+        <w:t>一、對照表第9條第29款增訂之預拌混凝土廠驗場選項，漏列「公共工程施工綱要規範」之章名「第03050章混凝土基本材料及施工一般要求」。</w:t>
+      </w:r>
+    </w:p>
+    <w:p>
+      <w:pPr>
+        <w:pStyle w:val="a9"/>
+        <w:ind w:left="720" w:hanging="480"/>
+        <w:jc w:val="both"/>
+      </w:pPr>
+      <w:r>
+        <w:rPr>
+          <w:rFonts w:ascii="新細明體" w:hAnsi="新細明體" w:eastAsia="新細明體"/>
+          <w:b w:val="0"/>
+          <w:sz w:val="24"/>
+        </w:rPr>
+        <w:t>二、對照表第9條第30款有關巨額採購工程告示牌設置選項，漏列「品質管理人員、勞工安全衛生人員」文字。</w:t>
+      </w:r>
+    </w:p>
+    <w:p>
+      <w:pPr>
+        <w:pStyle w:val="a9"/>
+        <w:ind w:left="720" w:hanging="480"/>
+        <w:jc w:val="both"/>
+      </w:pPr>
+      <w:r>
+        <w:rPr>
+          <w:rFonts w:ascii="新細明體" w:hAnsi="新細明體" w:eastAsia="新細明體"/>
+          <w:b w:val="0"/>
+          <w:sz w:val="24"/>
+        </w:rPr>
+        <w:t>三、隨函檢附更正之「工程採購契約範本修正對照表」。</w:t>
+      </w:r>
+    </w:p>
+    <w:p/>
+    <w:p>
+      <w:pPr>
+        <w:pStyle w:val="a9"/>
+        <w:ind w:left="720" w:hanging="720"/>
+        <w:jc w:val="both"/>
+      </w:pPr>
+      <w:r>
+        <w:rPr>
+          <w:rFonts w:ascii="微軟正黑體" w:hAnsi="微軟正黑體" w:eastAsia="微軟正黑體"/>
+          <w:b/>
+          <w:sz w:val="24"/>
+        </w:rPr>
+        <w:t>行政院公共工程委員會98年11月19日工程企字第09800512740號函</w:t>
+      </w:r>
+    </w:p>
+    <w:p>
+      <w:pPr>
+        <w:pStyle w:val="a9"/>
+        <w:ind w:left="720" w:hanging="720"/>
+        <w:jc w:val="both"/>
+      </w:pPr>
+      <w:r>
+        <w:rPr>
+          <w:rFonts w:ascii="新細明體" w:hAnsi="新細明體" w:eastAsia="新細明體"/>
+          <w:b w:val="0"/>
+          <w:sz w:val="24"/>
+        </w:rPr>
+        <w:t>主旨：修正本會訂頒之「財物採購契約範本」、「勞務採購契約範本」、「工程採購契約範本」、「統包工程採購契約範本」、「公共工程專案管理契約範本」、及「公共工程技術服務契約範本」如說明，請查照並轉知所屬（轄）機關（構）。</w:t>
+      </w:r>
+    </w:p>
+    <w:p>
+      <w:pPr>
+        <w:pStyle w:val="a9"/>
+        <w:ind w:left="720" w:hanging="720"/>
+        <w:jc w:val="both"/>
+      </w:pPr>
+      <w:r>
+        <w:rPr>
+          <w:rFonts w:ascii="新細明體" w:hAnsi="新細明體" w:eastAsia="新細明體"/>
+          <w:b w:val="0"/>
+          <w:sz w:val="24"/>
+        </w:rPr>
+        <w:t>說明：</w:t>
+      </w:r>
+    </w:p>
+    <w:p>
+      <w:pPr>
+        <w:pStyle w:val="a9"/>
+        <w:ind w:left="720" w:hanging="480"/>
+        <w:jc w:val="both"/>
+      </w:pPr>
+      <w:r>
+        <w:rPr>
+          <w:rFonts w:ascii="新細明體" w:hAnsi="新細明體" w:eastAsia="新細明體"/>
+          <w:b w:val="0"/>
+          <w:sz w:val="24"/>
+        </w:rPr>
+        <w:t>一、分包契約報備於採購機關，並經得標廠商就分包部分設定權利質權予分包廠商者，分包廠商得依政府採購法第67條第2項規定行使權利質權。為臻明確並保障分包廠商權益，爰修正旨揭範本契約變更及轉讓條文，增訂「得標廠商依採購法第67條第2項規定，就分包部分設定權利質權予分包廠商者，不受前項限制。」</w:t>
+      </w:r>
+    </w:p>
+    <w:p>
+      <w:pPr>
+        <w:pStyle w:val="a9"/>
+        <w:ind w:left="720" w:hanging="480"/>
+        <w:jc w:val="both"/>
+      </w:pPr>
+      <w:r>
+        <w:rPr>
+          <w:rFonts w:ascii="新細明體" w:hAnsi="新細明體" w:eastAsia="新細明體"/>
+          <w:b w:val="0"/>
+          <w:sz w:val="24"/>
+        </w:rPr>
+        <w:t>二、另按保險法第94條第2項規定：「被保險人對第三人應負損失賠償責任確定時，第三人得在保險金額範圍內，依其應得之比例，直接向保險人請求給付賠償金額。」，爰一併修正財物採購契約範本第10條第2款第8目受益人條款，加註「 (不包含責任保險) 」。</w:t>
+      </w:r>
+    </w:p>
+    <w:p>
+      <w:pPr>
+        <w:pStyle w:val="a9"/>
+        <w:ind w:left="720" w:hanging="480"/>
+        <w:jc w:val="both"/>
+      </w:pPr>
+      <w:r>
+        <w:rPr>
+          <w:rFonts w:ascii="新細明體" w:hAnsi="新細明體" w:eastAsia="新細明體"/>
+          <w:b w:val="0"/>
+          <w:sz w:val="24"/>
+        </w:rPr>
+        <w:t>三、檢送旨揭各範本之修正條文對照表，如附件。</w:t>
+      </w:r>
+    </w:p>
+    <w:p>
+      <w:pPr>
+        <w:pStyle w:val="a9"/>
+        <w:ind w:left="720" w:hanging="480"/>
+        <w:jc w:val="both"/>
+      </w:pPr>
+      <w:r>
+        <w:rPr>
+          <w:rFonts w:ascii="新細明體" w:hAnsi="新細明體" w:eastAsia="新細明體"/>
+          <w:b w:val="0"/>
+          <w:sz w:val="24"/>
+        </w:rPr>
+        <w:t>四、旨揭範本之電子檔案已同時於本會網站（http://www.pcc.gov.tw\法令規章\政府採購法規\招標相關文件及表格）公開，歡迎下載使用。</w:t>
+      </w:r>
+    </w:p>
+    <w:p/>
+    <w:p>
+      <w:pPr>
+        <w:pStyle w:val="a9"/>
+        <w:ind w:left="720" w:hanging="720"/>
+        <w:jc w:val="both"/>
+      </w:pPr>
+      <w:r>
+        <w:rPr>
+          <w:rFonts w:ascii="微軟正黑體" w:hAnsi="微軟正黑體" w:eastAsia="微軟正黑體"/>
+          <w:b/>
+          <w:sz w:val="24"/>
+        </w:rPr>
+        <w:t>行政院公共工程委員會99年03月22日工程企字第09900111150號函</w:t>
+      </w:r>
+    </w:p>
+    <w:p>
+      <w:pPr>
+        <w:pStyle w:val="a9"/>
+        <w:ind w:left="720" w:hanging="720"/>
+        <w:jc w:val="both"/>
+      </w:pPr>
+      <w:r>
+        <w:rPr>
+          <w:rFonts w:ascii="新細明體" w:hAnsi="新細明體" w:eastAsia="新細明體"/>
+          <w:b w:val="0"/>
+          <w:sz w:val="24"/>
+        </w:rPr>
+        <w:t>主旨：修正本會訂頒之「工程採購契約範本」第9條第17款內容如說明，請卓參並轉知所屬（轄）機關（構）。</w:t>
+      </w:r>
+    </w:p>
+    <w:p>
+      <w:pPr>
+        <w:pStyle w:val="a9"/>
+        <w:ind w:left="720" w:hanging="720"/>
+        <w:jc w:val="both"/>
+      </w:pPr>
+      <w:r>
+        <w:rPr>
+          <w:rFonts w:ascii="新細明體" w:hAnsi="新細明體" w:eastAsia="新細明體"/>
+          <w:b w:val="0"/>
+          <w:sz w:val="24"/>
+        </w:rPr>
+        <w:t>說明：</w:t>
+      </w:r>
+    </w:p>
+    <w:p>
+      <w:pPr>
+        <w:pStyle w:val="a9"/>
+        <w:ind w:left="720" w:hanging="480"/>
+        <w:jc w:val="both"/>
+      </w:pPr>
+      <w:r>
+        <w:rPr>
+          <w:rFonts w:ascii="新細明體" w:hAnsi="新細明體" w:eastAsia="新細明體"/>
+          <w:b w:val="0"/>
+          <w:sz w:val="24"/>
+        </w:rPr>
+        <w:t>一、依98年4月30日總統府公報第6861號附件「98年度中央政府振興經濟擴大公共建設特別預算審查報告（修正本）」之肆之二通案決議第（十一）項、立法院99年3月10日第7屆第5會期交通委員會第2次全體委員會議田委員秋堇質詢事項及本會98年2月11日工程管字第09800053720號函說明二辦理。</w:t>
+      </w:r>
+    </w:p>
+    <w:p>
+      <w:pPr>
+        <w:pStyle w:val="a9"/>
+        <w:ind w:left="720" w:hanging="480"/>
+        <w:jc w:val="both"/>
+      </w:pPr>
+      <w:r>
+        <w:rPr>
+          <w:rFonts w:ascii="新細明體" w:hAnsi="新細明體" w:eastAsia="新細明體"/>
+          <w:b w:val="0"/>
+          <w:sz w:val="24"/>
+        </w:rPr>
+        <w:t>二、上開通案決議第(十一)項內容略以：「…為優先保障本國失業勞工之工作權、生存權，行政院應立即函令所有政府尚未發包的公共工程，以及四年五千億元『振興經濟擴大公共建設投資計畫』的所有公共建設，不分預算金額多寡，不論係由中央、地方政府執行，承包及協力廠商一律不得聘僱外籍勞工，全部聘僱本國勞工。並於『工程採購契約範本』中明載投標廠商一律不得聘僱外勞，為確保聘僱本國勞工，投標廠商應提出本國勞工聘僱計畫書，以確保搶救失業、振興經濟之效。」</w:t>
+      </w:r>
+    </w:p>
+    <w:p>
+      <w:pPr>
+        <w:pStyle w:val="a9"/>
+        <w:ind w:left="720" w:hanging="480"/>
+        <w:jc w:val="both"/>
+      </w:pPr>
+      <w:r>
+        <w:rPr>
+          <w:rFonts w:ascii="新細明體" w:hAnsi="新細明體" w:eastAsia="新細明體"/>
+          <w:b w:val="0"/>
+          <w:sz w:val="24"/>
+        </w:rPr>
+        <w:t>三、旨述工程採購契約範本內容修正為：「廠商及分包廠商履約時，均不得僱用外籍勞工。除工程執行中經行政院勞工委員會各區就業服務中心或就業服務站確認無法招募足額本國勞工，始得依現行規定申請外籍勞工。但其與契約所定本國勞工之人力成本價金差額，應予扣回。違法僱用外籍勞工者，機關除通知目的事業主管機關依『就業服務法』規定處罰外，情節重大者，並得與廠商終止或解除契約。其因此造成損害者，並得向廠商請求損害賠償。」</w:t>
+      </w:r>
+    </w:p>
+    <w:p>
+      <w:pPr>
+        <w:pStyle w:val="a9"/>
+        <w:ind w:left="960" w:hanging="960"/>
+        <w:jc w:val="both"/>
+      </w:pPr>
+      <w:r>
+        <w:rPr>
+          <w:rFonts w:ascii="新細明體" w:hAnsi="新細明體" w:eastAsia="新細明體"/>
+          <w:b w:val="0"/>
+          <w:sz w:val="24"/>
+        </w:rPr>
+        <w:t>備註：1. 本會107年7月24日工程企字第10700226840號函修正「工程採購契約範本」，旨揭條款移列第9條第13款，並修正內容。</w:t>
       </w:r>
     </w:p>
     <w:p>
@@ -3213,7 +4902,7 @@
           <w:b w:val="0"/>
           <w:sz w:val="24"/>
         </w:rPr>
-        <w:t>3. 「投標須知範本」本會於九十一年五月二十日(九一)工程企字第九一○二○五八七號函修正.</w:t>
+        <w:t>2. 本會109年1月14日工程企字第1080100980號函修正「工程採購契約範本」第9條第13款內容。</w:t>
       </w:r>
     </w:p>
     <w:p/>
@@ -3229,22 +4918,22 @@
           <w:b/>
           <w:sz w:val="24"/>
         </w:rPr>
-        <w:t>行政院公共工程委員會92年06月17日工程企字第09200248340號函</w:t>
-      </w:r>
-    </w:p>
-    <w:p>
-      <w:pPr>
-        <w:pStyle w:val="a9"/>
-        <w:ind w:left="720" w:hanging="720"/>
-        <w:jc w:val="both"/>
-      </w:pPr>
-      <w:r>
-        <w:rPr>
-          <w:rFonts w:ascii="新細明體" w:hAnsi="新細明體" w:eastAsia="新細明體"/>
-          <w:b w:val="0"/>
-          <w:sz w:val="24"/>
-        </w:rPr>
-        <w:t>主旨：檢送「工程採購契約範本」修正版乙份如附件（電子檔登載於本會網站http://www.pcc.gov.tw\政府採購\政府採購法規\子法及相關規定\招標相關文件及表格），請卓參並轉知所屬（轄）機關。</w:t>
+        <w:t>行政院公共工程委員會99年04月19日工程企字第09900152590號函</w:t>
+      </w:r>
+    </w:p>
+    <w:p>
+      <w:pPr>
+        <w:pStyle w:val="a9"/>
+        <w:ind w:left="720" w:hanging="720"/>
+        <w:jc w:val="both"/>
+      </w:pPr>
+      <w:r>
+        <w:rPr>
+          <w:rFonts w:ascii="新細明體" w:hAnsi="新細明體" w:eastAsia="新細明體"/>
+          <w:b w:val="0"/>
+          <w:sz w:val="24"/>
+        </w:rPr>
+        <w:t>主旨：本會頃修正「公共工程技術服務契約範本」及「統包工程採購契約範本」，電子檔並登載於本會網站（進入首頁http://www.pcc.gov.tw後，點選\政府採購\政府採購法規\招標文件範本及表格），請卓參並轉知所屬（轄）機關。</w:t>
       </w:r>
     </w:p>
     <w:p>
@@ -3274,22 +4963,22 @@
           <w:b w:val="0"/>
           <w:sz w:val="24"/>
         </w:rPr>
-        <w:t>一、茲因政府採購法（以下簡稱本法）部分條文業於九十一年二月六日修正公布，本法施行細則及其相關子法並已陸續配合修正，爰修正旨揭範本。</w:t>
-      </w:r>
-    </w:p>
-    <w:p>
-      <w:pPr>
-        <w:pStyle w:val="a9"/>
-        <w:ind w:left="720" w:hanging="480"/>
-        <w:jc w:val="both"/>
-      </w:pPr>
-      <w:r>
-        <w:rPr>
-          <w:rFonts w:ascii="新細明體" w:hAnsi="新細明體" w:eastAsia="新細明體"/>
-          <w:b w:val="0"/>
-          <w:sz w:val="24"/>
-        </w:rPr>
-        <w:t>二、機關辦理採購，請參採使用本會所訂範本，以杜爭議。</w:t>
+        <w:t>一、各機關辦理公共工程技術服務及統包工程採購案，請參採使用本會所訂範本，以杜爭議。</w:t>
+      </w:r>
+    </w:p>
+    <w:p>
+      <w:pPr>
+        <w:pStyle w:val="a9"/>
+        <w:ind w:left="720" w:hanging="480"/>
+        <w:jc w:val="both"/>
+      </w:pPr>
+      <w:r>
+        <w:rPr>
+          <w:rFonts w:ascii="新細明體" w:hAnsi="新細明體" w:eastAsia="新細明體"/>
+          <w:b w:val="0"/>
+          <w:sz w:val="24"/>
+        </w:rPr>
+        <w:t>二、本次係依本會99年1月15日工程企字第09900015300號令修正發布「機關委託技術服務廠商評選及計費辦法」第38條規定，及98年12月30日工程技字第09800576440號函訂頒「災後復建工程設計、監造技術服務開口契約範本」第18條「簽證或簽署」內容，就旨揭範本明列簽證或簽署之相關內容。修正內容詳附件「公共工程技術服務契約範本修正對照表」及「統包工程採購契約範本修正對照表」。</w:t>
       </w:r>
     </w:p>
     <w:p/>
@@ -3305,22 +4994,68 @@
           <w:b/>
           <w:sz w:val="24"/>
         </w:rPr>
-        <w:t>行政院公共工程委員會95年10月18日工程企字第09500403440號函</w:t>
-      </w:r>
-    </w:p>
-    <w:p>
-      <w:pPr>
-        <w:pStyle w:val="a9"/>
-        <w:ind w:left="720" w:hanging="720"/>
-        <w:jc w:val="both"/>
-      </w:pPr>
-      <w:r>
-        <w:rPr>
-          <w:rFonts w:ascii="新細明體" w:hAnsi="新細明體" w:eastAsia="新細明體"/>
-          <w:b w:val="0"/>
-          <w:sz w:val="24"/>
-        </w:rPr>
-        <w:t>主旨：修正本會訂頒之「工程採購契約範本」、「財物採購契約範本」第5條之(2)及「勞務採購契約範本」第5條之(7)關於契約價金給付條件如說明一，請卓參並轉知所屬（轄）機關。</w:t>
+        <w:t>行政院公共工程委員會99年12月28日工程企字第09900525560號函</w:t>
+      </w:r>
+    </w:p>
+    <w:p>
+      <w:pPr>
+        <w:pStyle w:val="a9"/>
+        <w:ind w:left="720" w:hanging="720"/>
+        <w:jc w:val="both"/>
+      </w:pPr>
+      <w:r>
+        <w:rPr>
+          <w:rFonts w:ascii="新細明體" w:hAnsi="新細明體" w:eastAsia="新細明體"/>
+          <w:b w:val="0"/>
+          <w:sz w:val="24"/>
+        </w:rPr>
+        <w:t>主旨：修正「工程採購契約範本」，電子檔並登載於本會網站（進入首頁http://www.pcc.gov.tw後，點選政府採購政府採購法規招標文件範本及表格），請查照並轉知所屬（轄）機關。</w:t>
+      </w:r>
+    </w:p>
+    <w:p>
+      <w:pPr>
+        <w:pStyle w:val="a9"/>
+        <w:ind w:left="720" w:hanging="720"/>
+        <w:jc w:val="both"/>
+      </w:pPr>
+      <w:r>
+        <w:rPr>
+          <w:rFonts w:ascii="新細明體" w:hAnsi="新細明體" w:eastAsia="新細明體"/>
+          <w:b w:val="0"/>
+          <w:sz w:val="24"/>
+        </w:rPr>
+        <w:t>說明：機關辦理工程採購，請使用本會所訂範本，以杜爭議。</w:t>
+      </w:r>
+    </w:p>
+    <w:p/>
+    <w:p>
+      <w:pPr>
+        <w:pStyle w:val="a9"/>
+        <w:ind w:left="720" w:hanging="720"/>
+        <w:jc w:val="both"/>
+      </w:pPr>
+      <w:r>
+        <w:rPr>
+          <w:rFonts w:ascii="微軟正黑體" w:hAnsi="微軟正黑體" w:eastAsia="微軟正黑體"/>
+          <w:b/>
+          <w:sz w:val="24"/>
+        </w:rPr>
+        <w:t>行政院公共工程委員會100年11月04日工程企字第10000418520號函</w:t>
+      </w:r>
+    </w:p>
+    <w:p>
+      <w:pPr>
+        <w:pStyle w:val="a9"/>
+        <w:ind w:left="720" w:hanging="720"/>
+        <w:jc w:val="both"/>
+      </w:pPr>
+      <w:r>
+        <w:rPr>
+          <w:rFonts w:ascii="新細明體" w:hAnsi="新細明體" w:eastAsia="新細明體"/>
+          <w:b w:val="0"/>
+          <w:sz w:val="24"/>
+        </w:rPr>
+        <w:t>主旨：訂頒「災害搶險搶修開口契約範本」，請查照並轉知所屬（轄）機關。</w:t>
       </w:r>
     </w:p>
     <w:p>
@@ -3350,22 +5085,22 @@
           <w:b w:val="0"/>
           <w:sz w:val="24"/>
         </w:rPr>
-        <w:t>一、旨揭條款後段所載：「契約價金含營業稅而廠商提出收據者，所含營業稅應予扣減。」乙節，茲予刪除。</w:t>
-      </w:r>
-    </w:p>
-    <w:p>
-      <w:pPr>
-        <w:pStyle w:val="a9"/>
-        <w:ind w:left="720" w:hanging="480"/>
-        <w:jc w:val="both"/>
-      </w:pPr>
-      <w:r>
-        <w:rPr>
-          <w:rFonts w:ascii="新細明體" w:hAnsi="新細明體" w:eastAsia="新細明體"/>
-          <w:b w:val="0"/>
-          <w:sz w:val="24"/>
-        </w:rPr>
-        <w:t>二、依財政部賦稅署95年9月5日台稅二發字第09504097940號函釋略以，營業性質特殊之營業人及小規模營業人，依法雖得免用統一發票，但仍須依主管稽徵機關查定之銷售額依規定稅率繳納營業稅。故統一發票之使用與否與營業人銷售之貨物或勞務應否課徵營業稅無涉。至營業稅究係由何者負擔，得由買賣雙方於契約自行訂定。</w:t>
+        <w:t>一、依政府採購法第63條第1項規定：「各類採購契約以採用主管機關訂定之範本為原則，其要項及內容由主管機關參考國際及國內慣例定之」。</w:t>
+      </w:r>
+    </w:p>
+    <w:p>
+      <w:pPr>
+        <w:pStyle w:val="a9"/>
+        <w:ind w:left="720" w:hanging="480"/>
+        <w:jc w:val="both"/>
+      </w:pPr>
+      <w:r>
+        <w:rPr>
+          <w:rFonts w:ascii="新細明體" w:hAnsi="新細明體" w:eastAsia="新細明體"/>
+          <w:b w:val="0"/>
+          <w:sz w:val="24"/>
+        </w:rPr>
+        <w:t>二、旨揭範本電子檔登載於本會網站（進入首頁http://www.pcc.gov.tw後，點選政府採購政府採購法規招標文件範本及表格）。</w:t>
       </w:r>
     </w:p>
     <w:p/>
@@ -3381,37 +5116,97 @@
           <w:b/>
           <w:sz w:val="24"/>
         </w:rPr>
-        <w:t>行政院公共工程委員會95年11月10日工程企字第09500438270號函</w:t>
-      </w:r>
-    </w:p>
-    <w:p>
-      <w:pPr>
-        <w:pStyle w:val="a9"/>
-        <w:ind w:left="720" w:hanging="720"/>
-        <w:jc w:val="both"/>
-      </w:pPr>
-      <w:r>
-        <w:rPr>
-          <w:rFonts w:ascii="新細明體" w:hAnsi="新細明體" w:eastAsia="新細明體"/>
-          <w:b w:val="0"/>
-          <w:sz w:val="24"/>
-        </w:rPr>
-        <w:t>主旨：增訂本會92年6月17日工程企字第09200248340號函修正之「工程採購契約範本」內容如說明，請卓參並轉知所屬（轄）機關。</w:t>
-      </w:r>
-    </w:p>
-    <w:p>
-      <w:pPr>
-        <w:pStyle w:val="a9"/>
-        <w:ind w:left="720" w:hanging="720"/>
-        <w:jc w:val="both"/>
-      </w:pPr>
-      <w:r>
-        <w:rPr>
-          <w:rFonts w:ascii="新細明體" w:hAnsi="新細明體" w:eastAsia="新細明體"/>
-          <w:b w:val="0"/>
-          <w:sz w:val="24"/>
-        </w:rPr>
-        <w:t>說明：旨揭範本第9條「施工管理」末款增訂：廠商處理營建土石方應運送______________或向______________借土（機關於招標文件中擇一建議之合法土資場或借土區），或於不影響履約、不重複計價、不提高契約價金及扣除節省費用價差之前提下，自覓符合契約及相關法規要求之合法土資場或借土區，依契約變更程序經機關同意後辦理（廠商如於投標文件中建議其他合法土資場或借土區，並經機關審查同意者，亦可）。</w:t>
+        <w:t>行政院公共工程委員會100年12月28日工程企字第10000488820號函</w:t>
+      </w:r>
+    </w:p>
+    <w:p>
+      <w:pPr>
+        <w:pStyle w:val="a9"/>
+        <w:ind w:left="720" w:hanging="720"/>
+        <w:jc w:val="both"/>
+      </w:pPr>
+      <w:r>
+        <w:rPr>
+          <w:rFonts w:ascii="新細明體" w:hAnsi="新細明體" w:eastAsia="新細明體"/>
+          <w:b w:val="0"/>
+          <w:sz w:val="24"/>
+        </w:rPr>
+        <w:t>主旨：修正「災害搶險搶修開口契約範本」，電子檔並登載於本會網站（進入首頁http://www.pcc.gov.tw後，點選政府採購政府採購法規招標文件範本及表格），請查照並轉知所屬（轄）機關。</w:t>
+      </w:r>
+    </w:p>
+    <w:p>
+      <w:pPr>
+        <w:pStyle w:val="a9"/>
+        <w:ind w:left="720" w:hanging="720"/>
+        <w:jc w:val="both"/>
+      </w:pPr>
+      <w:r>
+        <w:rPr>
+          <w:rFonts w:ascii="新細明體" w:hAnsi="新細明體" w:eastAsia="新細明體"/>
+          <w:b w:val="0"/>
+          <w:sz w:val="24"/>
+        </w:rPr>
+        <w:t>說明：</w:t>
+      </w:r>
+    </w:p>
+    <w:p>
+      <w:pPr>
+        <w:pStyle w:val="a9"/>
+        <w:ind w:left="720" w:hanging="480"/>
+        <w:jc w:val="both"/>
+      </w:pPr>
+      <w:r>
+        <w:rPr>
+          <w:rFonts w:ascii="新細明體" w:hAnsi="新細明體" w:eastAsia="新細明體"/>
+          <w:b w:val="0"/>
+          <w:sz w:val="24"/>
+        </w:rPr>
+        <w:t>一、依據100年11月29日本會第91次委員會議結論辦理。</w:t>
+      </w:r>
+    </w:p>
+    <w:p>
+      <w:pPr>
+        <w:pStyle w:val="a9"/>
+        <w:ind w:left="720" w:hanging="480"/>
+        <w:jc w:val="both"/>
+      </w:pPr>
+      <w:r>
+        <w:rPr>
+          <w:rFonts w:ascii="新細明體" w:hAnsi="新細明體" w:eastAsia="新細明體"/>
+          <w:b w:val="0"/>
+          <w:sz w:val="24"/>
+        </w:rPr>
+        <w:t>二、本次修正重點如下：</w:t>
+      </w:r>
+    </w:p>
+    <w:p>
+      <w:pPr>
+        <w:pStyle w:val="a9"/>
+        <w:ind w:left="964" w:hanging="680"/>
+        <w:jc w:val="both"/>
+      </w:pPr>
+      <w:r>
+        <w:rPr>
+          <w:rFonts w:ascii="新細明體" w:hAnsi="新細明體" w:eastAsia="新細明體"/>
+          <w:b w:val="0"/>
+          <w:sz w:val="24"/>
+        </w:rPr>
+        <w:t>（一）修正契約第3條第4款，機關依政府採購法第22條第1項第7款規定保留後續擴充金額上限之比率，由機關視需要填列。</w:t>
+      </w:r>
+    </w:p>
+    <w:p>
+      <w:pPr>
+        <w:pStyle w:val="a9"/>
+        <w:ind w:left="964" w:hanging="680"/>
+        <w:jc w:val="both"/>
+      </w:pPr>
+      <w:r>
+        <w:rPr>
+          <w:rFonts w:ascii="新細明體" w:hAnsi="新細明體" w:eastAsia="新細明體"/>
+          <w:b w:val="0"/>
+          <w:sz w:val="24"/>
+        </w:rPr>
+        <w:t>（二）考量機關辦理災害搶險搶修，部分結構物之預定使用期限，可能有少於法定保固期限下限情形，爰於第16條第2款第1目，增訂得以預定使用期限為保固期之選項。</w:t>
       </w:r>
     </w:p>
     <w:p/>
@@ -3427,37 +5222,82 @@
           <w:b/>
           <w:sz w:val="24"/>
         </w:rPr>
-        <w:t>行政院公共工程委員會95年11月24日工程企字第09500460460號函</w:t>
-      </w:r>
-    </w:p>
-    <w:p>
-      <w:pPr>
-        <w:pStyle w:val="a9"/>
-        <w:ind w:left="720" w:hanging="720"/>
-        <w:jc w:val="both"/>
-      </w:pPr>
-      <w:r>
-        <w:rPr>
-          <w:rFonts w:ascii="新細明體" w:hAnsi="新細明體" w:eastAsia="新細明體"/>
-          <w:b w:val="0"/>
-          <w:sz w:val="24"/>
-        </w:rPr>
-        <w:t>主旨：本會頃修正「工程採購契約範本」，電子檔並登載於本會網站（進入首頁http://www.pcc.gov.tw後，點選\政府採購\政府採購法規\子法及相關規定\招標相關文件及表格），請卓參並轉知所屬（轄）機關。</w:t>
-      </w:r>
-    </w:p>
-    <w:p>
-      <w:pPr>
-        <w:pStyle w:val="a9"/>
-        <w:ind w:left="720" w:hanging="720"/>
-        <w:jc w:val="both"/>
-      </w:pPr>
-      <w:r>
-        <w:rPr>
-          <w:rFonts w:ascii="新細明體" w:hAnsi="新細明體" w:eastAsia="新細明體"/>
-          <w:b w:val="0"/>
-          <w:sz w:val="24"/>
-        </w:rPr>
-        <w:t>說明：機關辦理採購，請參採使用本會所訂範本，以杜爭議。</w:t>
+        <w:t>行政院公共工程委員會101年01月11日工程企字第10100013141號函</w:t>
+      </w:r>
+    </w:p>
+    <w:p>
+      <w:pPr>
+        <w:pStyle w:val="a9"/>
+        <w:ind w:left="720" w:hanging="720"/>
+        <w:jc w:val="both"/>
+      </w:pPr>
+      <w:r>
+        <w:rPr>
+          <w:rFonts w:ascii="新細明體" w:hAnsi="新細明體" w:eastAsia="新細明體"/>
+          <w:b w:val="0"/>
+          <w:sz w:val="24"/>
+        </w:rPr>
+        <w:t>主旨：修正本會訂頒各種採購契約範本如說明，請查照並轉知所屬機關。</w:t>
+      </w:r>
+    </w:p>
+    <w:p>
+      <w:pPr>
+        <w:pStyle w:val="a9"/>
+        <w:ind w:left="720" w:hanging="720"/>
+        <w:jc w:val="both"/>
+      </w:pPr>
+      <w:r>
+        <w:rPr>
+          <w:rFonts w:ascii="新細明體" w:hAnsi="新細明體" w:eastAsia="新細明體"/>
+          <w:b w:val="0"/>
+          <w:sz w:val="24"/>
+        </w:rPr>
+        <w:t>說明：</w:t>
+      </w:r>
+    </w:p>
+    <w:p>
+      <w:pPr>
+        <w:pStyle w:val="a9"/>
+        <w:ind w:left="720" w:hanging="480"/>
+        <w:jc w:val="both"/>
+      </w:pPr>
+      <w:r>
+        <w:rPr>
+          <w:rFonts w:ascii="新細明體" w:hAnsi="新細明體" w:eastAsia="新細明體"/>
+          <w:b w:val="0"/>
+          <w:sz w:val="24"/>
+        </w:rPr>
+        <w:t>一、本會訂頒之「工程採購契約範本」、「統包工程採購契約範本」、「財物採購契約範本」、「勞務採購契約範本」、「公共工程技術服務契約範本」、「公共工程專案管理契約範本」、「資訊服務採購契約範本」、「災害搶險搶修開口契約範本」、「災後復建工程設計、監造技術服務開口契約範本」，刪除第1條第7款(項)內容：「除另有規定外，契約以機關（甲方）簽約之日為簽約日（機關首長或其授權人員核批之日），並溯及自機關（甲方）決標之日起生效。」（修正對照表如附件）</w:t>
+      </w:r>
+    </w:p>
+    <w:p>
+      <w:pPr>
+        <w:pStyle w:val="a9"/>
+        <w:ind w:left="720" w:hanging="480"/>
+        <w:jc w:val="both"/>
+      </w:pPr>
+      <w:r>
+        <w:rPr>
+          <w:rFonts w:ascii="新細明體" w:hAnsi="新細明體" w:eastAsia="新細明體"/>
+          <w:b w:val="0"/>
+          <w:sz w:val="24"/>
+        </w:rPr>
+        <w:t>二、上開修正係參照最高行政法院98年度判字第38號判決：「…以招標公告為要約引誘，廠商之投標為要約，而採購機關之決標，為承諾性質，且以決標時點意思合致為雙方契約成立時點。準此，採購契約內容於決標時即已確定，而嗣後契約之簽訂僅係將投標須知及公告相關事項，另以書面形式為之，故簽約手續並非契約成立或生效要件，且雙方對締約內容並無任何磋商空間，自不能將形式上之簽約日期視為契約實際成立時點，而應以決標日為契約成立日」。</w:t>
+      </w:r>
+    </w:p>
+    <w:p>
+      <w:pPr>
+        <w:pStyle w:val="a9"/>
+        <w:ind w:left="720" w:hanging="480"/>
+        <w:jc w:val="both"/>
+      </w:pPr>
+      <w:r>
+        <w:rPr>
+          <w:rFonts w:ascii="新細明體" w:hAnsi="新細明體" w:eastAsia="新細明體"/>
+          <w:b w:val="0"/>
+          <w:sz w:val="24"/>
+        </w:rPr>
+        <w:t>三、上開契約範本電子檔，除「災後復建工程設計、監造技術服務開口契約範本」公開於本會網站（http://www.pcc.gov.tw ）\法令規章\災後復建工程相關規定，其餘公開於本會網站\法令規章\政府採購法規\招標相關文件及表格。</w:t>
       </w:r>
     </w:p>
     <w:p/>
@@ -3473,22 +5313,68 @@
           <w:b/>
           <w:sz w:val="24"/>
         </w:rPr>
-        <w:t>行政院公共工程委員會96年03月09日工程企字第09600095000號函</w:t>
-      </w:r>
-    </w:p>
-    <w:p>
-      <w:pPr>
-        <w:pStyle w:val="a9"/>
-        <w:ind w:left="720" w:hanging="720"/>
-        <w:jc w:val="both"/>
-      </w:pPr>
-      <w:r>
-        <w:rPr>
-          <w:rFonts w:ascii="新細明體" w:hAnsi="新細明體" w:eastAsia="新細明體"/>
-          <w:b w:val="0"/>
-          <w:sz w:val="24"/>
-        </w:rPr>
-        <w:t>主旨：修正本會95年11月24日工程企字第09500460460號函頒之「工程採購契約範本」第5條第（一）款第6目及第7目內容（如附件），請卓參並轉知所屬（轄）機關。</w:t>
+        <w:t>行政院公共工程委員會101年05月28日工程企字第10100194580號函</w:t>
+      </w:r>
+    </w:p>
+    <w:p>
+      <w:pPr>
+        <w:pStyle w:val="a9"/>
+        <w:ind w:left="720" w:hanging="720"/>
+        <w:jc w:val="both"/>
+      </w:pPr>
+      <w:r>
+        <w:rPr>
+          <w:rFonts w:ascii="新細明體" w:hAnsi="新細明體" w:eastAsia="新細明體"/>
+          <w:b w:val="0"/>
+          <w:sz w:val="24"/>
+        </w:rPr>
+        <w:t>主旨：訂定「節能績效保證專案統包工程採購契約範本」，電子檔並登載於本會網站（進入首頁http://www.pcc.gov.tw後，點選法令規章政府採購法規招標相關文件及表格），請查照並轉知所屬機關。</w:t>
+      </w:r>
+    </w:p>
+    <w:p>
+      <w:pPr>
+        <w:pStyle w:val="a9"/>
+        <w:ind w:left="720" w:hanging="720"/>
+        <w:jc w:val="both"/>
+      </w:pPr>
+      <w:r>
+        <w:rPr>
+          <w:rFonts w:ascii="新細明體" w:hAnsi="新細明體" w:eastAsia="新細明體"/>
+          <w:b w:val="0"/>
+          <w:sz w:val="24"/>
+        </w:rPr>
+        <w:t>說明：依政府採購法第63條第1項規定，各類採購契約以採用主管機關（本會）訂定之範本為原則。</w:t>
+      </w:r>
+    </w:p>
+    <w:p/>
+    <w:p>
+      <w:pPr>
+        <w:pStyle w:val="a9"/>
+        <w:ind w:left="720" w:hanging="720"/>
+        <w:jc w:val="both"/>
+      </w:pPr>
+      <w:r>
+        <w:rPr>
+          <w:rFonts w:ascii="微軟正黑體" w:hAnsi="微軟正黑體" w:eastAsia="微軟正黑體"/>
+          <w:b/>
+          <w:sz w:val="24"/>
+        </w:rPr>
+        <w:t>行政院公共工程委員會101年06月04日工程企字第10100204580號函</w:t>
+      </w:r>
+    </w:p>
+    <w:p>
+      <w:pPr>
+        <w:pStyle w:val="a9"/>
+        <w:ind w:left="720" w:hanging="720"/>
+        <w:jc w:val="both"/>
+      </w:pPr>
+      <w:r>
+        <w:rPr>
+          <w:rFonts w:ascii="新細明體" w:hAnsi="新細明體" w:eastAsia="新細明體"/>
+          <w:b w:val="0"/>
+          <w:sz w:val="24"/>
+        </w:rPr>
+        <w:t>主旨：修正「工程採購契約範本」第22條，電子檔並登載於本會網站（進入首頁http://www.pcc.gov.tw後，點選法令規章政府採購法規招標相關文件及表格），請查照並轉知所屬機關。</w:t>
       </w:r>
     </w:p>
     <w:p>
@@ -3518,22 +5404,2224 @@
           <w:b w:val="0"/>
           <w:sz w:val="24"/>
         </w:rPr>
-        <w:t>一、為因應近期國內營建物價劇烈變動，並協助國內廠商因應營建材料價格變動致增加履約成本風險，本會業於95年8月25日以工程企字第09500326530號函（公開於本會網站），請機關爾後辦理採購，不論工期是否長於一年，均請將本會訂頒「工程採購契約範本」第5條物價指數調整之相關規定納入招標文件，辦理工程款調整（含增加或扣減應給付之契約價金）；且不宜於契約中訂定「本工程無物價指數調整規定」之條款，以降低雙方風險負擔。</w:t>
-      </w:r>
-    </w:p>
-    <w:p>
-      <w:pPr>
-        <w:pStyle w:val="a9"/>
-        <w:ind w:left="720" w:hanging="480"/>
-        <w:jc w:val="both"/>
-      </w:pPr>
-      <w:r>
-        <w:rPr>
-          <w:rFonts w:ascii="新細明體" w:hAnsi="新細明體" w:eastAsia="新細明體"/>
-          <w:b w:val="0"/>
-          <w:sz w:val="24"/>
-        </w:rPr>
-        <w:t>二、機關得於招標前視採購案件完成執行之實際需要，於招標文件及契約明定物價調整之方式，惟依特定個別項目或整體物價調整之需求各有不同，為提供機關訂定物價調整之辦理原則，本會擬訂三種參考調整方式如下：</w:t>
+        <w:t>一、依政府採購法第63條第1項規定，各類採購契約以採用主管機關（本會）訂定之範本為原則。</w:t>
+      </w:r>
+    </w:p>
+    <w:p>
+      <w:pPr>
+        <w:pStyle w:val="a9"/>
+        <w:ind w:left="720" w:hanging="480"/>
+        <w:jc w:val="both"/>
+      </w:pPr>
+      <w:r>
+        <w:rPr>
+          <w:rFonts w:ascii="新細明體" w:hAnsi="新細明體" w:eastAsia="新細明體"/>
+          <w:b w:val="0"/>
+          <w:sz w:val="24"/>
+        </w:rPr>
+        <w:t>二、本次修正係增訂有益於仲裁機制之條款，包括仲裁機構之擇定、仲裁人與主任仲裁人之選定方式、公開仲裁程序及仲裁判斷書、仲裁判斷書應記載事實及理由等。</w:t>
+      </w:r>
+    </w:p>
+    <w:p>
+      <w:pPr>
+        <w:pStyle w:val="a9"/>
+        <w:ind w:left="720" w:hanging="480"/>
+        <w:jc w:val="both"/>
+      </w:pPr>
+      <w:r>
+        <w:rPr>
+          <w:rFonts w:ascii="新細明體" w:hAnsi="新細明體" w:eastAsia="新細明體"/>
+          <w:b w:val="0"/>
+          <w:sz w:val="24"/>
+        </w:rPr>
+        <w:t>三、在建工程如因履約爭議無法協調解決，機關欲採用仲裁方式處理爭議者，建議於仲裁協議納入第22條第2款內容。</w:t>
+      </w:r>
+    </w:p>
+    <w:p/>
+    <w:p>
+      <w:pPr>
+        <w:pStyle w:val="a9"/>
+        <w:ind w:left="720" w:hanging="720"/>
+        <w:jc w:val="both"/>
+      </w:pPr>
+      <w:r>
+        <w:rPr>
+          <w:rFonts w:ascii="微軟正黑體" w:hAnsi="微軟正黑體" w:eastAsia="微軟正黑體"/>
+          <w:b/>
+          <w:sz w:val="24"/>
+        </w:rPr>
+        <w:t>行政院公共工程委員會101年06月11日工程企字第10100217060號函</w:t>
+      </w:r>
+    </w:p>
+    <w:p>
+      <w:pPr>
+        <w:pStyle w:val="a9"/>
+        <w:ind w:left="720" w:hanging="720"/>
+        <w:jc w:val="both"/>
+      </w:pPr>
+      <w:r>
+        <w:rPr>
+          <w:rFonts w:ascii="新細明體" w:hAnsi="新細明體" w:eastAsia="新細明體"/>
+          <w:b w:val="0"/>
+          <w:sz w:val="24"/>
+        </w:rPr>
+        <w:t>主旨：修正「統包工程採購契約範本」等有關爭議處理條文，電子檔並登載於本會網站（進入首頁http://www.pcc.gov.tw後，點選法令規章政府採購法規招標相關文件及表格），請查照並轉知所屬機關。</w:t>
+      </w:r>
+    </w:p>
+    <w:p>
+      <w:pPr>
+        <w:pStyle w:val="a9"/>
+        <w:ind w:left="720" w:hanging="720"/>
+        <w:jc w:val="both"/>
+      </w:pPr>
+      <w:r>
+        <w:rPr>
+          <w:rFonts w:ascii="新細明體" w:hAnsi="新細明體" w:eastAsia="新細明體"/>
+          <w:b w:val="0"/>
+          <w:sz w:val="24"/>
+        </w:rPr>
+        <w:t>說明：</w:t>
+      </w:r>
+    </w:p>
+    <w:p>
+      <w:pPr>
+        <w:pStyle w:val="a9"/>
+        <w:ind w:left="720" w:hanging="480"/>
+        <w:jc w:val="both"/>
+      </w:pPr>
+      <w:r>
+        <w:rPr>
+          <w:rFonts w:ascii="新細明體" w:hAnsi="新細明體" w:eastAsia="新細明體"/>
+          <w:b w:val="0"/>
+          <w:sz w:val="24"/>
+        </w:rPr>
+        <w:t>一、依政府採購法第63條第1項規定，各類採購契約以採用主管機關（本會）訂定之範本為原則。</w:t>
+      </w:r>
+    </w:p>
+    <w:p>
+      <w:pPr>
+        <w:pStyle w:val="a9"/>
+        <w:ind w:left="720" w:hanging="480"/>
+        <w:jc w:val="both"/>
+      </w:pPr>
+      <w:r>
+        <w:rPr>
+          <w:rFonts w:ascii="新細明體" w:hAnsi="新細明體" w:eastAsia="新細明體"/>
+          <w:b w:val="0"/>
+          <w:sz w:val="24"/>
+        </w:rPr>
+        <w:t>二、本次修正「統包工程採購契約範本」第23條、「節能績效保證專案統包工程採購契約範本」第23條、「災害搶險搶修開口契約範本」第22條、「公共工程專案管理契約範本」第18條及「公共工程技術服務契約範本」第17條，係增訂有益於仲裁機制之條款，包括仲裁機構之擇定、仲裁人與主任仲裁人之選定方式、公開仲裁程序及仲裁判斷書、仲裁判斷書應記載事實及理由等。</w:t>
+      </w:r>
+    </w:p>
+    <w:p>
+      <w:pPr>
+        <w:pStyle w:val="a9"/>
+        <w:ind w:left="720" w:hanging="480"/>
+        <w:jc w:val="both"/>
+      </w:pPr>
+      <w:r>
+        <w:rPr>
+          <w:rFonts w:ascii="新細明體" w:hAnsi="新細明體" w:eastAsia="新細明體"/>
+          <w:b w:val="0"/>
+          <w:sz w:val="24"/>
+        </w:rPr>
+        <w:t>三、在建工程或技術服務契約，如因履約爭議無法協調解決，機關欲採用仲裁方式處理爭議者，建議於仲裁協議納入範本有關仲裁約定事項。</w:t>
+      </w:r>
+    </w:p>
+    <w:p/>
+    <w:p>
+      <w:pPr>
+        <w:pStyle w:val="a9"/>
+        <w:ind w:left="720" w:hanging="720"/>
+        <w:jc w:val="both"/>
+      </w:pPr>
+      <w:r>
+        <w:rPr>
+          <w:rFonts w:ascii="微軟正黑體" w:hAnsi="微軟正黑體" w:eastAsia="微軟正黑體"/>
+          <w:b/>
+          <w:sz w:val="24"/>
+        </w:rPr>
+        <w:t>行政院公共工程委員會101年11月12日工程企字第10100384511號函</w:t>
+      </w:r>
+    </w:p>
+    <w:p>
+      <w:pPr>
+        <w:pStyle w:val="a9"/>
+        <w:ind w:left="720" w:hanging="720"/>
+        <w:jc w:val="both"/>
+      </w:pPr>
+      <w:r>
+        <w:rPr>
+          <w:rFonts w:ascii="新細明體" w:hAnsi="新細明體" w:eastAsia="新細明體"/>
+          <w:b w:val="0"/>
+          <w:sz w:val="24"/>
+        </w:rPr>
+        <w:t>主旨：修正「工程採購契約範本」第7條，電子檔並登載於本會網站（進入首頁http://www.pcc.gov.tw後，點選政府採購政府採購法規招標文件範本及表格），請查照並轉知所屬（轄）機關。</w:t>
+      </w:r>
+    </w:p>
+    <w:p>
+      <w:pPr>
+        <w:pStyle w:val="a9"/>
+        <w:ind w:left="720" w:hanging="720"/>
+        <w:jc w:val="both"/>
+      </w:pPr>
+      <w:r>
+        <w:rPr>
+          <w:rFonts w:ascii="新細明體" w:hAnsi="新細明體" w:eastAsia="新細明體"/>
+          <w:b w:val="0"/>
+          <w:sz w:val="24"/>
+        </w:rPr>
+        <w:t>說明：修正旨述範本第7條第1款、第3款，載明不計入工作天之放假日，及展延日數之計算。</w:t>
+      </w:r>
+    </w:p>
+    <w:p/>
+    <w:p>
+      <w:pPr>
+        <w:pStyle w:val="a9"/>
+        <w:ind w:left="720" w:hanging="720"/>
+        <w:jc w:val="both"/>
+      </w:pPr>
+      <w:r>
+        <w:rPr>
+          <w:rFonts w:ascii="微軟正黑體" w:hAnsi="微軟正黑體" w:eastAsia="微軟正黑體"/>
+          <w:b/>
+          <w:sz w:val="24"/>
+        </w:rPr>
+        <w:t>行政院公共工程委員會102年06月10日工程企字第10200205170號函</w:t>
+      </w:r>
+    </w:p>
+    <w:p>
+      <w:pPr>
+        <w:pStyle w:val="a9"/>
+        <w:ind w:left="720" w:hanging="720"/>
+        <w:jc w:val="both"/>
+      </w:pPr>
+      <w:r>
+        <w:rPr>
+          <w:rFonts w:ascii="新細明體" w:hAnsi="新細明體" w:eastAsia="新細明體"/>
+          <w:b w:val="0"/>
+          <w:sz w:val="24"/>
+        </w:rPr>
+        <w:t>主旨：修正「工程採購契約範本」，電子檔並登載於本會網站（進入首頁http://www.pcc.gov.tw後，點選法令規章政府採購法規招標相關文件及表格），請查照並轉知所屬機關。</w:t>
+      </w:r>
+    </w:p>
+    <w:p>
+      <w:pPr>
+        <w:pStyle w:val="a9"/>
+        <w:ind w:left="720" w:hanging="720"/>
+        <w:jc w:val="both"/>
+      </w:pPr>
+      <w:r>
+        <w:rPr>
+          <w:rFonts w:ascii="新細明體" w:hAnsi="新細明體" w:eastAsia="新細明體"/>
+          <w:b w:val="0"/>
+          <w:sz w:val="24"/>
+        </w:rPr>
+        <w:t>說明：</w:t>
+      </w:r>
+    </w:p>
+    <w:p>
+      <w:pPr>
+        <w:pStyle w:val="a9"/>
+        <w:ind w:left="720" w:hanging="480"/>
+        <w:jc w:val="both"/>
+      </w:pPr>
+      <w:r>
+        <w:rPr>
+          <w:rFonts w:ascii="新細明體" w:hAnsi="新細明體" w:eastAsia="新細明體"/>
+          <w:b w:val="0"/>
+          <w:sz w:val="24"/>
+        </w:rPr>
+        <w:t>一、依政府採購法第63條第1項規定，各類採購契約以採用主管機關（本會）訂定之範本為原則。</w:t>
+      </w:r>
+    </w:p>
+    <w:p>
+      <w:pPr>
+        <w:pStyle w:val="a9"/>
+        <w:ind w:left="720" w:hanging="480"/>
+        <w:jc w:val="both"/>
+      </w:pPr>
+      <w:r>
+        <w:rPr>
+          <w:rFonts w:ascii="新細明體" w:hAnsi="新細明體" w:eastAsia="新細明體"/>
+          <w:b w:val="0"/>
+          <w:sz w:val="24"/>
+        </w:rPr>
+        <w:t>二、本次修正內容對照表，一併公開於本會網站，其修正重點包括鋼構半成品之估驗、廠商檢（試）驗之執行方式、品質缺失懲罰性違約金之計算、禁止廠商行賄及貪腐、勞工安全衛生不良廠商之處置等。</w:t>
+      </w:r>
+    </w:p>
+    <w:p/>
+    <w:p>
+      <w:pPr>
+        <w:pStyle w:val="a9"/>
+        <w:ind w:left="720" w:hanging="720"/>
+        <w:jc w:val="both"/>
+      </w:pPr>
+      <w:r>
+        <w:rPr>
+          <w:rFonts w:ascii="微軟正黑體" w:hAnsi="微軟正黑體" w:eastAsia="微軟正黑體"/>
+          <w:b/>
+          <w:sz w:val="24"/>
+        </w:rPr>
+        <w:t>行政院公共工程委員會103年01月22日工程企字第10300025620號函</w:t>
+      </w:r>
+    </w:p>
+    <w:p>
+      <w:pPr>
+        <w:pStyle w:val="a9"/>
+        <w:ind w:left="720" w:hanging="720"/>
+        <w:jc w:val="both"/>
+      </w:pPr>
+      <w:r>
+        <w:rPr>
+          <w:rFonts w:ascii="新細明體" w:hAnsi="新細明體" w:eastAsia="新細明體"/>
+          <w:b w:val="0"/>
+          <w:sz w:val="24"/>
+        </w:rPr>
+        <w:t>主旨：修正「工程採購契約範本」，其電子檔並登載於本會網站（進入首頁http://www.pcc.gov.tw後，點選法令規章政府採購法規招標相關文件及表格），請查照並轉知所屬機關。</w:t>
+      </w:r>
+    </w:p>
+    <w:p>
+      <w:pPr>
+        <w:pStyle w:val="a9"/>
+        <w:ind w:left="720" w:hanging="720"/>
+        <w:jc w:val="both"/>
+      </w:pPr>
+      <w:r>
+        <w:rPr>
+          <w:rFonts w:ascii="新細明體" w:hAnsi="新細明體" w:eastAsia="新細明體"/>
+          <w:b w:val="0"/>
+          <w:sz w:val="24"/>
+        </w:rPr>
+        <w:t>說明：</w:t>
+      </w:r>
+    </w:p>
+    <w:p>
+      <w:pPr>
+        <w:pStyle w:val="a9"/>
+        <w:ind w:left="720" w:hanging="480"/>
+        <w:jc w:val="both"/>
+      </w:pPr>
+      <w:r>
+        <w:rPr>
+          <w:rFonts w:ascii="新細明體" w:hAnsi="新細明體" w:eastAsia="新細明體"/>
+          <w:b w:val="0"/>
+          <w:sz w:val="24"/>
+        </w:rPr>
+        <w:t>一、依政府採購法第63條第1項規定，各類採購契約以採用主管機關（本會）訂定之範本為原則。</w:t>
+      </w:r>
+    </w:p>
+    <w:p>
+      <w:pPr>
+        <w:pStyle w:val="a9"/>
+        <w:ind w:left="720" w:hanging="480"/>
+        <w:jc w:val="both"/>
+      </w:pPr>
+      <w:r>
+        <w:rPr>
+          <w:rFonts w:ascii="新細明體" w:hAnsi="新細明體" w:eastAsia="新細明體"/>
+          <w:b w:val="0"/>
+          <w:sz w:val="24"/>
+        </w:rPr>
+        <w:t>二、本次修正內容對照表，一併公開於本會網站，其修正重點包括契約文件內容不一致之處理、採購環境保護產品、契約價金之給付條件、保險條款、遲延履約金額之計算、廠商賠償責任、廠商檢試驗之執行方式、品管人員之設置等。</w:t>
+      </w:r>
+    </w:p>
+    <w:p/>
+    <w:p>
+      <w:pPr>
+        <w:pStyle w:val="a9"/>
+        <w:ind w:left="720" w:hanging="720"/>
+        <w:jc w:val="both"/>
+      </w:pPr>
+      <w:r>
+        <w:rPr>
+          <w:rFonts w:ascii="微軟正黑體" w:hAnsi="微軟正黑體" w:eastAsia="微軟正黑體"/>
+          <w:b/>
+          <w:sz w:val="24"/>
+        </w:rPr>
+        <w:t>行政院公共工程委員會103年06月10日工程企字第10300195140號函</w:t>
+      </w:r>
+    </w:p>
+    <w:p>
+      <w:pPr>
+        <w:pStyle w:val="a9"/>
+        <w:ind w:left="720" w:hanging="720"/>
+        <w:jc w:val="both"/>
+      </w:pPr>
+      <w:r>
+        <w:rPr>
+          <w:rFonts w:ascii="新細明體" w:hAnsi="新細明體" w:eastAsia="新細明體"/>
+          <w:b w:val="0"/>
+          <w:sz w:val="24"/>
+        </w:rPr>
+        <w:t>主旨：修正「災害搶險搶修開口契約範本」，其電子檔並登載於本會網站（進入首頁http://www.pcc.gov.tw後，點選法令規章政府採購法規招標相關文件及表格），請查照並轉知所屬機關。</w:t>
+      </w:r>
+    </w:p>
+    <w:p>
+      <w:pPr>
+        <w:pStyle w:val="a9"/>
+        <w:ind w:left="720" w:hanging="720"/>
+        <w:jc w:val="both"/>
+      </w:pPr>
+      <w:r>
+        <w:rPr>
+          <w:rFonts w:ascii="新細明體" w:hAnsi="新細明體" w:eastAsia="新細明體"/>
+          <w:b w:val="0"/>
+          <w:sz w:val="24"/>
+        </w:rPr>
+        <w:t>說明：</w:t>
+      </w:r>
+    </w:p>
+    <w:p>
+      <w:pPr>
+        <w:pStyle w:val="a9"/>
+        <w:ind w:left="720" w:hanging="480"/>
+        <w:jc w:val="both"/>
+      </w:pPr>
+      <w:r>
+        <w:rPr>
+          <w:rFonts w:ascii="新細明體" w:hAnsi="新細明體" w:eastAsia="新細明體"/>
+          <w:b w:val="0"/>
+          <w:sz w:val="24"/>
+        </w:rPr>
+        <w:t>一、依政府採購法第63條第1項規定，各類採購契約以採用主管機關（本會）訂定之範本為原則。</w:t>
+      </w:r>
+    </w:p>
+    <w:p>
+      <w:pPr>
+        <w:pStyle w:val="a9"/>
+        <w:ind w:left="720" w:hanging="480"/>
+        <w:jc w:val="both"/>
+      </w:pPr>
+      <w:r>
+        <w:rPr>
+          <w:rFonts w:ascii="新細明體" w:hAnsi="新細明體" w:eastAsia="新細明體"/>
+          <w:b w:val="0"/>
+          <w:sz w:val="24"/>
+        </w:rPr>
+        <w:t>二、本次修正，主要係比照或參考其他契約範本已修正之內容，其修正內容對照表一併公開於本會網站。</w:t>
+      </w:r>
+    </w:p>
+    <w:p/>
+    <w:p>
+      <w:pPr>
+        <w:pStyle w:val="a9"/>
+        <w:ind w:left="720" w:hanging="720"/>
+        <w:jc w:val="both"/>
+      </w:pPr>
+      <w:r>
+        <w:rPr>
+          <w:rFonts w:ascii="微軟正黑體" w:hAnsi="微軟正黑體" w:eastAsia="微軟正黑體"/>
+          <w:b/>
+          <w:sz w:val="24"/>
+        </w:rPr>
+        <w:t>行政院公共工程委員會104年01月07日工程企字第10400004560號函</w:t>
+      </w:r>
+    </w:p>
+    <w:p>
+      <w:pPr>
+        <w:pStyle w:val="a9"/>
+        <w:ind w:left="720" w:hanging="720"/>
+        <w:jc w:val="both"/>
+      </w:pPr>
+      <w:r>
+        <w:rPr>
+          <w:rFonts w:ascii="新細明體" w:hAnsi="新細明體" w:eastAsia="新細明體"/>
+          <w:b w:val="0"/>
+          <w:sz w:val="24"/>
+        </w:rPr>
+        <w:t>主旨：修正「工程採購契約範本」，其電子檔並登載於本會網站（進入首頁http://www.pcc.gov.tw後，點選法令規章政府採購法規招標相關文件及表格），請查照並轉知所屬機關。</w:t>
+      </w:r>
+    </w:p>
+    <w:p>
+      <w:pPr>
+        <w:pStyle w:val="a9"/>
+        <w:ind w:left="720" w:hanging="720"/>
+        <w:jc w:val="both"/>
+      </w:pPr>
+      <w:r>
+        <w:rPr>
+          <w:rFonts w:ascii="新細明體" w:hAnsi="新細明體" w:eastAsia="新細明體"/>
+          <w:b w:val="0"/>
+          <w:sz w:val="24"/>
+        </w:rPr>
+        <w:t>說明：</w:t>
+      </w:r>
+    </w:p>
+    <w:p>
+      <w:pPr>
+        <w:pStyle w:val="a9"/>
+        <w:ind w:left="720" w:hanging="480"/>
+        <w:jc w:val="both"/>
+      </w:pPr>
+      <w:r>
+        <w:rPr>
+          <w:rFonts w:ascii="新細明體" w:hAnsi="新細明體" w:eastAsia="新細明體"/>
+          <w:b w:val="0"/>
+          <w:sz w:val="24"/>
+        </w:rPr>
+        <w:t>一、依政府採購法第63條第1項規定，各類採購契約以採用主管機關（本會）訂定之範本為原則。</w:t>
+      </w:r>
+    </w:p>
+    <w:p>
+      <w:pPr>
+        <w:pStyle w:val="a9"/>
+        <w:ind w:left="720" w:hanging="480"/>
+        <w:jc w:val="both"/>
+      </w:pPr>
+      <w:r>
+        <w:rPr>
+          <w:rFonts w:ascii="新細明體" w:hAnsi="新細明體" w:eastAsia="新細明體"/>
+          <w:b w:val="0"/>
+          <w:sz w:val="24"/>
+        </w:rPr>
+        <w:t>二、本次修正內容對照表，一併公開於本會網站，其修正重點包括履約期限之計算、工地相關人員違約兼職之處罰、廠商賠償責任等。</w:t>
+      </w:r>
+    </w:p>
+    <w:p/>
+    <w:p>
+      <w:pPr>
+        <w:pStyle w:val="a9"/>
+        <w:ind w:left="720" w:hanging="720"/>
+        <w:jc w:val="both"/>
+      </w:pPr>
+      <w:r>
+        <w:rPr>
+          <w:rFonts w:ascii="微軟正黑體" w:hAnsi="微軟正黑體" w:eastAsia="微軟正黑體"/>
+          <w:b/>
+          <w:sz w:val="24"/>
+        </w:rPr>
+        <w:t>行政院公共工程委員會104年05月27日工程企字第10400168650號函</w:t>
+      </w:r>
+    </w:p>
+    <w:p>
+      <w:pPr>
+        <w:pStyle w:val="a9"/>
+        <w:ind w:left="720" w:hanging="720"/>
+        <w:jc w:val="both"/>
+      </w:pPr>
+      <w:r>
+        <w:rPr>
+          <w:rFonts w:ascii="新細明體" w:hAnsi="新細明體" w:eastAsia="新細明體"/>
+          <w:b w:val="0"/>
+          <w:sz w:val="24"/>
+        </w:rPr>
+        <w:t>主旨：修正「工程採購契約範本」，其電子檔並登載於本會網站（進入首頁http://www.pcc.gov.tw後，點選法令規章政府採購法規招標相關文件及表格），請查照並轉知所屬機關。</w:t>
+      </w:r>
+    </w:p>
+    <w:p>
+      <w:pPr>
+        <w:pStyle w:val="a9"/>
+        <w:ind w:left="720" w:hanging="720"/>
+        <w:jc w:val="both"/>
+      </w:pPr>
+      <w:r>
+        <w:rPr>
+          <w:rFonts w:ascii="新細明體" w:hAnsi="新細明體" w:eastAsia="新細明體"/>
+          <w:b w:val="0"/>
+          <w:sz w:val="24"/>
+        </w:rPr>
+        <w:t>說明：</w:t>
+      </w:r>
+    </w:p>
+    <w:p>
+      <w:pPr>
+        <w:pStyle w:val="a9"/>
+        <w:ind w:left="720" w:hanging="480"/>
+        <w:jc w:val="both"/>
+      </w:pPr>
+      <w:r>
+        <w:rPr>
+          <w:rFonts w:ascii="新細明體" w:hAnsi="新細明體" w:eastAsia="新細明體"/>
+          <w:b w:val="0"/>
+          <w:sz w:val="24"/>
+        </w:rPr>
+        <w:t>一、依政府採購法第63條第1項規定，各類採購契約以採用主管機關（本會）訂定之範本為原則。</w:t>
+      </w:r>
+    </w:p>
+    <w:p>
+      <w:pPr>
+        <w:pStyle w:val="a9"/>
+        <w:ind w:left="720" w:hanging="480"/>
+        <w:jc w:val="both"/>
+      </w:pPr>
+      <w:r>
+        <w:rPr>
+          <w:rFonts w:ascii="新細明體" w:hAnsi="新細明體" w:eastAsia="新細明體"/>
+          <w:b w:val="0"/>
+          <w:sz w:val="24"/>
+        </w:rPr>
+        <w:t>二、旨述修正，主要係依本會103年10月27日工程管字第10300375820號函訂定之「公共工程施工廠商履約情形計分要點」、104年3月17日工程管字第10400082090號函訂定之「重大公共工程開工要件注意事項」辦理，修正內容對照表一併公開於本會網站。</w:t>
+      </w:r>
+    </w:p>
+    <w:p/>
+    <w:p>
+      <w:pPr>
+        <w:pStyle w:val="a9"/>
+        <w:ind w:left="720" w:hanging="720"/>
+        <w:jc w:val="both"/>
+      </w:pPr>
+      <w:r>
+        <w:rPr>
+          <w:rFonts w:ascii="微軟正黑體" w:hAnsi="微軟正黑體" w:eastAsia="微軟正黑體"/>
+          <w:b/>
+          <w:sz w:val="24"/>
+        </w:rPr>
+        <w:t>行政院公共工程委員會105年01月12日工程企字第10500012320號函</w:t>
+      </w:r>
+    </w:p>
+    <w:p>
+      <w:pPr>
+        <w:pStyle w:val="a9"/>
+        <w:ind w:left="720" w:hanging="720"/>
+        <w:jc w:val="both"/>
+      </w:pPr>
+      <w:r>
+        <w:rPr>
+          <w:rFonts w:ascii="新細明體" w:hAnsi="新細明體" w:eastAsia="新細明體"/>
+          <w:b w:val="0"/>
+          <w:sz w:val="24"/>
+        </w:rPr>
+        <w:t>主旨：修正「工程採購契約範本」、「統包工程採購契約範本」、「節能績效保證專案統包工程採購契約範本」及「災害搶險搶修開口契約範本」，其電子檔並登載於本會網站（進入首頁http://www.pcc.gov.tw後，點選法令規章政府採購法規招標相關文件及表格），請查照並轉知所屬機關。</w:t>
+      </w:r>
+    </w:p>
+    <w:p>
+      <w:pPr>
+        <w:pStyle w:val="a9"/>
+        <w:ind w:left="720" w:hanging="720"/>
+        <w:jc w:val="both"/>
+      </w:pPr>
+      <w:r>
+        <w:rPr>
+          <w:rFonts w:ascii="新細明體" w:hAnsi="新細明體" w:eastAsia="新細明體"/>
+          <w:b w:val="0"/>
+          <w:sz w:val="24"/>
+        </w:rPr>
+        <w:t>說明：</w:t>
+      </w:r>
+    </w:p>
+    <w:p>
+      <w:pPr>
+        <w:pStyle w:val="a9"/>
+        <w:ind w:left="720" w:hanging="480"/>
+        <w:jc w:val="both"/>
+      </w:pPr>
+      <w:r>
+        <w:rPr>
+          <w:rFonts w:ascii="新細明體" w:hAnsi="新細明體" w:eastAsia="新細明體"/>
+          <w:b w:val="0"/>
+          <w:sz w:val="24"/>
+        </w:rPr>
+        <w:t>一、依政府採購法第63條第1項規定，各類採購契約以採用主管機關（本會）訂定之範本為原則。</w:t>
+      </w:r>
+    </w:p>
+    <w:p>
+      <w:pPr>
+        <w:pStyle w:val="a9"/>
+        <w:ind w:left="720" w:hanging="480"/>
+        <w:jc w:val="both"/>
+      </w:pPr>
+      <w:r>
+        <w:rPr>
+          <w:rFonts w:ascii="新細明體" w:hAnsi="新細明體" w:eastAsia="新細明體"/>
+          <w:b w:val="0"/>
+          <w:sz w:val="24"/>
+        </w:rPr>
+        <w:t>二、旨述修正係因應政府採購法增訂第73條之1規定，於範本載明付款及審核期限，修正內容對照表一併公開於本會網站。</w:t>
+      </w:r>
+    </w:p>
+    <w:p/>
+    <w:p>
+      <w:pPr>
+        <w:pStyle w:val="a9"/>
+        <w:ind w:left="720" w:hanging="720"/>
+        <w:jc w:val="both"/>
+      </w:pPr>
+      <w:r>
+        <w:rPr>
+          <w:rFonts w:ascii="微軟正黑體" w:hAnsi="微軟正黑體" w:eastAsia="微軟正黑體"/>
+          <w:b/>
+          <w:sz w:val="24"/>
+        </w:rPr>
+        <w:t>行政院公共工程委員會106年04月06日工程企字第10600101710號函</w:t>
+      </w:r>
+    </w:p>
+    <w:p>
+      <w:pPr>
+        <w:pStyle w:val="a9"/>
+        <w:ind w:left="720" w:hanging="720"/>
+        <w:jc w:val="both"/>
+      </w:pPr>
+      <w:r>
+        <w:rPr>
+          <w:rFonts w:ascii="新細明體" w:hAnsi="新細明體" w:eastAsia="新細明體"/>
+          <w:b w:val="0"/>
+          <w:sz w:val="24"/>
+        </w:rPr>
+        <w:t>主旨：修正「工程採購契約範本」，其電子檔並登載於本會網站（進入首頁http://www.pcc.gov.tw後，點選法令規章政府採購法規招標相關文件及表格），請查照並轉知所屬機關。</w:t>
+      </w:r>
+    </w:p>
+    <w:p>
+      <w:pPr>
+        <w:pStyle w:val="a9"/>
+        <w:ind w:left="720" w:hanging="720"/>
+        <w:jc w:val="both"/>
+      </w:pPr>
+      <w:r>
+        <w:rPr>
+          <w:rFonts w:ascii="新細明體" w:hAnsi="新細明體" w:eastAsia="新細明體"/>
+          <w:b w:val="0"/>
+          <w:sz w:val="24"/>
+        </w:rPr>
+        <w:t>說明：</w:t>
+      </w:r>
+    </w:p>
+    <w:p>
+      <w:pPr>
+        <w:pStyle w:val="a9"/>
+        <w:ind w:left="720" w:hanging="480"/>
+        <w:jc w:val="both"/>
+      </w:pPr>
+      <w:r>
+        <w:rPr>
+          <w:rFonts w:ascii="新細明體" w:hAnsi="新細明體" w:eastAsia="新細明體"/>
+          <w:b w:val="0"/>
+          <w:sz w:val="24"/>
+        </w:rPr>
+        <w:t>一、依政府採購法第63條第1項規定，各類採購契約以採用主管機關（本會）訂定之範本為原則。</w:t>
+      </w:r>
+    </w:p>
+    <w:p>
+      <w:pPr>
+        <w:pStyle w:val="a9"/>
+        <w:ind w:left="720" w:hanging="480"/>
+        <w:jc w:val="both"/>
+      </w:pPr>
+      <w:r>
+        <w:rPr>
+          <w:rFonts w:ascii="新細明體" w:hAnsi="新細明體" w:eastAsia="新細明體"/>
+          <w:b w:val="0"/>
+          <w:sz w:val="24"/>
+        </w:rPr>
+        <w:t>二、本次修正內容對照表，一併公開於本會網站，其修正重點包括廠商於開工前向機關報備工作場所名單及其相關資料、廠商每日施工前應辦理之事項、增訂人員進入工作場所應予登記資料之選項等。</w:t>
+      </w:r>
+    </w:p>
+    <w:p/>
+    <w:p>
+      <w:pPr>
+        <w:pStyle w:val="a9"/>
+        <w:ind w:left="720" w:hanging="720"/>
+        <w:jc w:val="both"/>
+      </w:pPr>
+      <w:r>
+        <w:rPr>
+          <w:rFonts w:ascii="微軟正黑體" w:hAnsi="微軟正黑體" w:eastAsia="微軟正黑體"/>
+          <w:b/>
+          <w:sz w:val="24"/>
+        </w:rPr>
+        <w:t>行政院公共工程委員會107年07月24日工程企字第10700226840號函</w:t>
+      </w:r>
+    </w:p>
+    <w:p>
+      <w:pPr>
+        <w:pStyle w:val="a9"/>
+        <w:ind w:left="720" w:hanging="720"/>
+        <w:jc w:val="both"/>
+      </w:pPr>
+      <w:r>
+        <w:rPr>
+          <w:rFonts w:ascii="新細明體" w:hAnsi="新細明體" w:eastAsia="新細明體"/>
+          <w:b w:val="0"/>
+          <w:sz w:val="24"/>
+        </w:rPr>
+        <w:t>主旨：修正「工程採購契約範本」，其電子檔並登載於本會網站（進入首頁https://www.pcc.gov.tw後，點選政府採購招標相關文件及表格），請查照並轉知所屬機關。</w:t>
+      </w:r>
+    </w:p>
+    <w:p>
+      <w:pPr>
+        <w:pStyle w:val="a9"/>
+        <w:ind w:left="720" w:hanging="720"/>
+        <w:jc w:val="both"/>
+      </w:pPr>
+      <w:r>
+        <w:rPr>
+          <w:rFonts w:ascii="新細明體" w:hAnsi="新細明體" w:eastAsia="新細明體"/>
+          <w:b w:val="0"/>
+          <w:sz w:val="24"/>
+        </w:rPr>
+        <w:t>說明：</w:t>
+      </w:r>
+    </w:p>
+    <w:p>
+      <w:pPr>
+        <w:pStyle w:val="a9"/>
+        <w:ind w:left="720" w:hanging="480"/>
+        <w:jc w:val="both"/>
+      </w:pPr>
+      <w:r>
+        <w:rPr>
+          <w:rFonts w:ascii="新細明體" w:hAnsi="新細明體" w:eastAsia="新細明體"/>
+          <w:b w:val="0"/>
+          <w:sz w:val="24"/>
+        </w:rPr>
+        <w:t>一、依政府採購法第63條第1項規定，各類採購契約以採用主管機關（本會）訂定之範本為原則。</w:t>
+      </w:r>
+    </w:p>
+    <w:p>
+      <w:pPr>
+        <w:pStyle w:val="a9"/>
+        <w:ind w:left="720" w:hanging="480"/>
+        <w:jc w:val="both"/>
+      </w:pPr>
+      <w:r>
+        <w:rPr>
+          <w:rFonts w:ascii="新細明體" w:hAnsi="新細明體" w:eastAsia="新細明體"/>
+          <w:b w:val="0"/>
+          <w:sz w:val="24"/>
+        </w:rPr>
+        <w:t>二、旨述修正主要包括再生材料之使用、僱用外籍勞工、保險之承保範圍及保險單約定事項、契約變更辦理議價程序之期限、爭議處理小組機制、柴油車輛及行車視野輔助系統規範，及設置專任工程人員以外之技師或建築師等，修正內容對照表一併公開於本會網站。</w:t>
+      </w:r>
+    </w:p>
+    <w:p/>
+    <w:p>
+      <w:pPr>
+        <w:pStyle w:val="a9"/>
+        <w:ind w:left="720" w:hanging="720"/>
+        <w:jc w:val="both"/>
+      </w:pPr>
+      <w:r>
+        <w:rPr>
+          <w:rFonts w:ascii="微軟正黑體" w:hAnsi="微軟正黑體" w:eastAsia="微軟正黑體"/>
+          <w:b/>
+          <w:sz w:val="24"/>
+        </w:rPr>
+        <w:t>行政院公共工程委員會108年01月22日工程企字第1080001559號函</w:t>
+      </w:r>
+    </w:p>
+    <w:p>
+      <w:pPr>
+        <w:pStyle w:val="a9"/>
+        <w:ind w:left="720" w:hanging="720"/>
+        <w:jc w:val="both"/>
+      </w:pPr>
+      <w:r>
+        <w:rPr>
+          <w:rFonts w:ascii="新細明體" w:hAnsi="新細明體" w:eastAsia="新細明體"/>
+          <w:b w:val="0"/>
+          <w:sz w:val="24"/>
+        </w:rPr>
+        <w:t>主旨：修正「勞務採購契約範本」第8條第19款及「工程採購契約範本」附錄2之2之2.5，其電子檔並登載於本會網站（進入首頁http://www.pcc.gov.tw後，點選政府採購招標相關文件及表格），請查照並轉知所屬機關。</w:t>
+      </w:r>
+    </w:p>
+    <w:p>
+      <w:pPr>
+        <w:pStyle w:val="a9"/>
+        <w:ind w:left="720" w:hanging="720"/>
+        <w:jc w:val="both"/>
+      </w:pPr>
+      <w:r>
+        <w:rPr>
+          <w:rFonts w:ascii="新細明體" w:hAnsi="新細明體" w:eastAsia="新細明體"/>
+          <w:b w:val="0"/>
+          <w:sz w:val="24"/>
+        </w:rPr>
+        <w:t>說明：</w:t>
+      </w:r>
+    </w:p>
+    <w:p>
+      <w:pPr>
+        <w:pStyle w:val="a9"/>
+        <w:ind w:left="720" w:hanging="480"/>
+        <w:jc w:val="both"/>
+      </w:pPr>
+      <w:r>
+        <w:rPr>
+          <w:rFonts w:ascii="新細明體" w:hAnsi="新細明體" w:eastAsia="新細明體"/>
+          <w:b w:val="0"/>
+          <w:sz w:val="24"/>
+        </w:rPr>
+        <w:t>一、依政府採購法第63條第1項規定，各類採購契約以採用主管機關（本會）訂定之範本為原則。</w:t>
+      </w:r>
+    </w:p>
+    <w:p>
+      <w:pPr>
+        <w:pStyle w:val="a9"/>
+        <w:ind w:left="720" w:hanging="480"/>
+        <w:jc w:val="both"/>
+      </w:pPr>
+      <w:r>
+        <w:rPr>
+          <w:rFonts w:ascii="新細明體" w:hAnsi="新細明體" w:eastAsia="新細明體"/>
+          <w:b w:val="0"/>
+          <w:sz w:val="24"/>
+        </w:rPr>
+        <w:t>二、查本會配合行政院環境保護署106年4月5日環署空字第1060022877號函建議，於106年11月9日修正「勞務採購契約範本」第8條第19款，及107年7月24日修正「工程採購契約範本」附錄2之2之2.5，增訂柴油車輛相關約定。</w:t>
+      </w:r>
+    </w:p>
+    <w:p>
+      <w:pPr>
+        <w:pStyle w:val="a9"/>
+        <w:ind w:left="720" w:hanging="480"/>
+        <w:jc w:val="both"/>
+      </w:pPr>
+      <w:r>
+        <w:rPr>
+          <w:rFonts w:ascii="新細明體" w:hAnsi="新細明體" w:eastAsia="新細明體"/>
+          <w:b w:val="0"/>
+          <w:sz w:val="24"/>
+        </w:rPr>
+        <w:t>三、復行政院環境保護署108年1月17日環署空字第1080005206號函略以：「本署為兼顧民眾健康及業者生計，對於改善大型柴油車的污染，已調整為以輔導改善減少空氣污染排放為主要目標，車輛符合排放標準即可正常使用，並無強制要求淘汰。近期本署參採各界建言，經務實檢討確有修正之必要，......建請貴會惠予協助修正勞務採購契約及工程採購契約範本，有關柴油車輛之規範建議修正為符合空氣污染物排放標準之柴油車輛」，爰配合修正旨揭範本內柴油車輛之約定為「廠商使用之柴油車輛，應符合空氣污染物排放標準」。修正內容對照表一併公開於本會網站。</w:t>
+      </w:r>
+    </w:p>
+    <w:p>
+      <w:pPr>
+        <w:pStyle w:val="a9"/>
+        <w:ind w:left="720" w:hanging="480"/>
+        <w:jc w:val="both"/>
+      </w:pPr>
+      <w:r>
+        <w:rPr>
+          <w:rFonts w:ascii="新細明體" w:hAnsi="新細明體" w:eastAsia="新細明體"/>
+          <w:b w:val="0"/>
+          <w:sz w:val="24"/>
+        </w:rPr>
+        <w:t>四、履約中之採購案，如依修正前範本訂定相關規範者，機關得通知廠商或依廠商之請求，依上揭修正內容辦理契約變更。</w:t>
+      </w:r>
+    </w:p>
+    <w:p/>
+    <w:p>
+      <w:pPr>
+        <w:pStyle w:val="a9"/>
+        <w:ind w:left="720" w:hanging="720"/>
+        <w:jc w:val="both"/>
+      </w:pPr>
+      <w:r>
+        <w:rPr>
+          <w:rFonts w:ascii="微軟正黑體" w:hAnsi="微軟正黑體" w:eastAsia="微軟正黑體"/>
+          <w:b/>
+          <w:sz w:val="24"/>
+        </w:rPr>
+        <w:t>行政院公共工程委員會108年07月25日工程企字第1080100640號函</w:t>
+      </w:r>
+    </w:p>
+    <w:p>
+      <w:pPr>
+        <w:pStyle w:val="a9"/>
+        <w:ind w:left="720" w:hanging="720"/>
+        <w:jc w:val="both"/>
+      </w:pPr>
+      <w:r>
+        <w:rPr>
+          <w:rFonts w:ascii="新細明體" w:hAnsi="新細明體" w:eastAsia="新細明體"/>
+          <w:b w:val="0"/>
+          <w:sz w:val="24"/>
+        </w:rPr>
+        <w:t>主旨：修正「工程採購契約範本」、「財物採購契約範本」、「勞務採購契約範本」、「統包工程採購契約範本」、「節能績效保證專案統包工程採購契約範本」、「公共工程技術服務契約範本」、「公共工程專案管理契約範本」、「資訊服務採購契約範本」、「災害搶險搶修開口契約範本」、「災後復建工程設計、監造技術服務開口契約範本」、「勞動派遣採購契約範本」，其電子檔並登載於本會網站（進入首頁http://www.pcc.gov.tw後，點選&gt;法令規章&gt;政府採購法規&gt;招標相關文件及表格），請查照並轉知所屬機關。</w:t>
+      </w:r>
+    </w:p>
+    <w:p>
+      <w:pPr>
+        <w:pStyle w:val="a9"/>
+        <w:ind w:left="720" w:hanging="720"/>
+        <w:jc w:val="both"/>
+      </w:pPr>
+      <w:r>
+        <w:rPr>
+          <w:rFonts w:ascii="新細明體" w:hAnsi="新細明體" w:eastAsia="新細明體"/>
+          <w:b w:val="0"/>
+          <w:sz w:val="24"/>
+        </w:rPr>
+        <w:t>說明：</w:t>
+      </w:r>
+    </w:p>
+    <w:p>
+      <w:pPr>
+        <w:pStyle w:val="a9"/>
+        <w:ind w:left="720" w:hanging="480"/>
+        <w:jc w:val="both"/>
+      </w:pPr>
+      <w:r>
+        <w:rPr>
+          <w:rFonts w:ascii="新細明體" w:hAnsi="新細明體" w:eastAsia="新細明體"/>
+          <w:b w:val="0"/>
+          <w:sz w:val="24"/>
+        </w:rPr>
+        <w:t>一、依政府採購法第63條第1項規定，各類採購契約以採用主管機關（本會）訂定之範本為原則。</w:t>
+      </w:r>
+    </w:p>
+    <w:p>
+      <w:pPr>
+        <w:pStyle w:val="a9"/>
+        <w:ind w:left="720" w:hanging="480"/>
+        <w:jc w:val="both"/>
+      </w:pPr>
+      <w:r>
+        <w:rPr>
+          <w:rFonts w:ascii="新細明體" w:hAnsi="新細明體" w:eastAsia="新細明體"/>
+          <w:b w:val="0"/>
+          <w:sz w:val="24"/>
+        </w:rPr>
+        <w:t>二、本次修正內容對照表，一併公開於本會網站，修正重點包括增列廠商於履約期間給予全職從事該採購案員工薪資（採按月計酬者）之最低金額欄位，供機關填寫（如機關未載明者，為新臺幣3萬元）；增列契約各單項價格之調整方式，涉及人力價格之項目，不隨之調低，以保障勞工薪資。</w:t>
+      </w:r>
+    </w:p>
+    <w:p>
+      <w:pPr>
+        <w:pStyle w:val="a9"/>
+        <w:ind w:left="720" w:hanging="480"/>
+        <w:jc w:val="both"/>
+      </w:pPr>
+      <w:r>
+        <w:rPr>
+          <w:rFonts w:ascii="新細明體" w:hAnsi="新細明體" w:eastAsia="新細明體"/>
+          <w:b w:val="0"/>
+          <w:sz w:val="24"/>
+        </w:rPr>
+        <w:t>三、另為確保政府採購供應鏈間我國廠商之爭議選擇權利及兼顧採購效率，修正增訂「工程採購契約範本」第22條第(七)款。</w:t>
+      </w:r>
+    </w:p>
+    <w:p>
+      <w:pPr>
+        <w:pStyle w:val="a9"/>
+        <w:ind w:left="720" w:hanging="720"/>
+        <w:jc w:val="both"/>
+      </w:pPr>
+      <w:r>
+        <w:rPr>
+          <w:rFonts w:ascii="新細明體" w:hAnsi="新細明體" w:eastAsia="新細明體"/>
+          <w:b w:val="0"/>
+          <w:sz w:val="24"/>
+        </w:rPr>
+        <w:t>備註：1. 依行政院110年2月1日院授人組字第11000119211號函「行政院運用勞動派遣應行注意事項」自110年2月1日停止適用，爰本函「勞動派遣採購契約範本」不再提供外界下載使用。</w:t>
+      </w:r>
+    </w:p>
+    <w:p/>
+    <w:p>
+      <w:pPr>
+        <w:pStyle w:val="a9"/>
+        <w:ind w:left="720" w:hanging="720"/>
+        <w:jc w:val="both"/>
+      </w:pPr>
+      <w:r>
+        <w:rPr>
+          <w:rFonts w:ascii="微軟正黑體" w:hAnsi="微軟正黑體" w:eastAsia="微軟正黑體"/>
+          <w:b/>
+          <w:sz w:val="24"/>
+        </w:rPr>
+        <w:t>行政院公共工程委員會109年01月14日工程企字第1080100980號函</w:t>
+      </w:r>
+    </w:p>
+    <w:p>
+      <w:pPr>
+        <w:pStyle w:val="a9"/>
+        <w:ind w:left="720" w:hanging="720"/>
+        <w:jc w:val="both"/>
+      </w:pPr>
+      <w:r>
+        <w:rPr>
+          <w:rFonts w:ascii="新細明體" w:hAnsi="新細明體" w:eastAsia="新細明體"/>
+          <w:b w:val="0"/>
+          <w:sz w:val="24"/>
+        </w:rPr>
+        <w:t>主旨：修正「工程採購契約範本」、「災害搶險搶修開口契約範本」、「統包工程採購契約範本」及「節能績效保證專案統包工程採購契約範本」，其電子檔並登載於本會網站（進入首頁https://www.pcc.gov.tw後，點選政府採購招標相關文件及表格），請查照並轉知所屬機關。</w:t>
+      </w:r>
+    </w:p>
+    <w:p>
+      <w:pPr>
+        <w:pStyle w:val="a9"/>
+        <w:ind w:left="720" w:hanging="720"/>
+        <w:jc w:val="both"/>
+      </w:pPr>
+      <w:r>
+        <w:rPr>
+          <w:rFonts w:ascii="新細明體" w:hAnsi="新細明體" w:eastAsia="新細明體"/>
+          <w:b w:val="0"/>
+          <w:sz w:val="24"/>
+        </w:rPr>
+        <w:t>說明：</w:t>
+      </w:r>
+    </w:p>
+    <w:p>
+      <w:pPr>
+        <w:pStyle w:val="a9"/>
+        <w:ind w:left="720" w:hanging="480"/>
+        <w:jc w:val="both"/>
+      </w:pPr>
+      <w:r>
+        <w:rPr>
+          <w:rFonts w:ascii="新細明體" w:hAnsi="新細明體" w:eastAsia="新細明體"/>
+          <w:b w:val="0"/>
+          <w:sz w:val="24"/>
+        </w:rPr>
+        <w:t>一、依政府採購法第63條第1項規定，各類採購契約以採用主管機關（本會）訂定之範本為原則。</w:t>
+      </w:r>
+    </w:p>
+    <w:p>
+      <w:pPr>
+        <w:pStyle w:val="a9"/>
+        <w:ind w:left="720" w:hanging="480"/>
+        <w:jc w:val="both"/>
+      </w:pPr>
+      <w:r>
+        <w:rPr>
+          <w:rFonts w:ascii="新細明體" w:hAnsi="新細明體" w:eastAsia="新細明體"/>
+          <w:b w:val="0"/>
+          <w:sz w:val="24"/>
+        </w:rPr>
+        <w:t>二、旨述修正內容，除因應政府採購法及相關子法之修正外，尚包括總額結算給付契約關於個別項目實作數量增減契約價金、刪除僱用外籍勞工時須扣除與本國勞工價差、竣工通知內容、鋼管施工架之使用、空氣污染及噪音防制事項、強化施工品質及職業安全衛生管理機制等，修正內容對照表一併公開於本會網站。</w:t>
+      </w:r>
+    </w:p>
+    <w:p>
+      <w:pPr>
+        <w:pStyle w:val="a9"/>
+        <w:ind w:left="720" w:hanging="480"/>
+        <w:jc w:val="both"/>
+      </w:pPr>
+      <w:r>
+        <w:rPr>
+          <w:rFonts w:ascii="新細明體" w:hAnsi="新細明體" w:eastAsia="新細明體"/>
+          <w:b w:val="0"/>
+          <w:sz w:val="24"/>
+        </w:rPr>
+        <w:t>三、本會98年2月11日工程管字第09800053720號函有關應扣回本外勞人力成本價金差額之內容，自即日起停止適用。</w:t>
+      </w:r>
+    </w:p>
+    <w:p/>
+    <w:p>
+      <w:pPr>
+        <w:pStyle w:val="a9"/>
+        <w:ind w:left="720" w:hanging="720"/>
+        <w:jc w:val="both"/>
+      </w:pPr>
+      <w:r>
+        <w:rPr>
+          <w:rFonts w:ascii="微軟正黑體" w:hAnsi="微軟正黑體" w:eastAsia="微軟正黑體"/>
+          <w:b/>
+          <w:sz w:val="24"/>
+        </w:rPr>
+        <w:t>行政院公共工程委員會109年06月30日工程企字第1090100530號函</w:t>
+      </w:r>
+    </w:p>
+    <w:p>
+      <w:pPr>
+        <w:pStyle w:val="a9"/>
+        <w:ind w:left="720" w:hanging="720"/>
+        <w:jc w:val="both"/>
+      </w:pPr>
+      <w:r>
+        <w:rPr>
+          <w:rFonts w:ascii="新細明體" w:hAnsi="新細明體" w:eastAsia="新細明體"/>
+          <w:b w:val="0"/>
+          <w:sz w:val="24"/>
+        </w:rPr>
+        <w:t>主旨：修正「工程採購契約範本」、「勞務採購契約範本」，其電子檔並登載於本會網站（進入首頁http://www.pcc.gov.tw後，點選法令規章政府採購法規招標相關文件及表格），請查照並轉知所屬機關。</w:t>
+      </w:r>
+    </w:p>
+    <w:p>
+      <w:pPr>
+        <w:pStyle w:val="a9"/>
+        <w:ind w:left="720" w:hanging="720"/>
+        <w:jc w:val="both"/>
+      </w:pPr>
+      <w:r>
+        <w:rPr>
+          <w:rFonts w:ascii="新細明體" w:hAnsi="新細明體" w:eastAsia="新細明體"/>
+          <w:b w:val="0"/>
+          <w:sz w:val="24"/>
+        </w:rPr>
+        <w:t>說明：</w:t>
+      </w:r>
+    </w:p>
+    <w:p>
+      <w:pPr>
+        <w:pStyle w:val="a9"/>
+        <w:ind w:left="720" w:hanging="480"/>
+        <w:jc w:val="both"/>
+      </w:pPr>
+      <w:r>
+        <w:rPr>
+          <w:rFonts w:ascii="新細明體" w:hAnsi="新細明體" w:eastAsia="新細明體"/>
+          <w:b w:val="0"/>
+          <w:sz w:val="24"/>
+        </w:rPr>
+        <w:t>一、依政府採購法第63條第1項規定，各類採購契約以採用主管機關（本會）訂定之範本為原則。</w:t>
+      </w:r>
+    </w:p>
+    <w:p>
+      <w:pPr>
+        <w:pStyle w:val="a9"/>
+        <w:ind w:left="720" w:hanging="480"/>
+        <w:jc w:val="both"/>
+      </w:pPr>
+      <w:r>
+        <w:rPr>
+          <w:rFonts w:ascii="新細明體" w:hAnsi="新細明體" w:eastAsia="新細明體"/>
+          <w:b w:val="0"/>
+          <w:sz w:val="24"/>
+        </w:rPr>
+        <w:t>二、本次修正內容對照表，一併公開於本會網站，修正重點：依行政院環境保護署建議，增訂廠商依契約提供之綠色產品，應至申報平臺申報，以利統計民間企業及政府機關之綠色採購成效。</w:t>
+      </w:r>
+    </w:p>
+    <w:p/>
+    <w:p>
+      <w:pPr>
+        <w:pStyle w:val="a9"/>
+        <w:ind w:left="720" w:hanging="720"/>
+        <w:jc w:val="both"/>
+      </w:pPr>
+      <w:r>
+        <w:rPr>
+          <w:rFonts w:ascii="微軟正黑體" w:hAnsi="微軟正黑體" w:eastAsia="微軟正黑體"/>
+          <w:b/>
+          <w:sz w:val="24"/>
+        </w:rPr>
+        <w:t>行政院公共工程委員會109年12月25日工程企字第1090100940號函</w:t>
+      </w:r>
+    </w:p>
+    <w:p>
+      <w:pPr>
+        <w:pStyle w:val="a9"/>
+        <w:ind w:left="720" w:hanging="720"/>
+        <w:jc w:val="both"/>
+      </w:pPr>
+      <w:r>
+        <w:rPr>
+          <w:rFonts w:ascii="新細明體" w:hAnsi="新細明體" w:eastAsia="新細明體"/>
+          <w:b w:val="0"/>
+          <w:sz w:val="24"/>
+        </w:rPr>
+        <w:t>主旨：修正「工程採購契約範本」及「統包工程採購契約範本」，其電子檔並登載於本會網站（進入首頁https://www.pcc.gov.tw後，點選政府採購招標相關文件及表格），請查照並轉知所屬機關。</w:t>
+      </w:r>
+    </w:p>
+    <w:p>
+      <w:pPr>
+        <w:pStyle w:val="a9"/>
+        <w:ind w:left="720" w:hanging="720"/>
+        <w:jc w:val="both"/>
+      </w:pPr>
+      <w:r>
+        <w:rPr>
+          <w:rFonts w:ascii="新細明體" w:hAnsi="新細明體" w:eastAsia="新細明體"/>
+          <w:b w:val="0"/>
+          <w:sz w:val="24"/>
+        </w:rPr>
+        <w:t>說明：</w:t>
+      </w:r>
+    </w:p>
+    <w:p>
+      <w:pPr>
+        <w:pStyle w:val="a9"/>
+        <w:ind w:left="720" w:hanging="480"/>
+        <w:jc w:val="both"/>
+      </w:pPr>
+      <w:r>
+        <w:rPr>
+          <w:rFonts w:ascii="新細明體" w:hAnsi="新細明體" w:eastAsia="新細明體"/>
+          <w:b w:val="0"/>
+          <w:sz w:val="24"/>
+        </w:rPr>
+        <w:t>一、依政府採購法第63條第1項規定，各類採購契約以採用主管機關（本會）訂定之範本為原則。</w:t>
+      </w:r>
+    </w:p>
+    <w:p>
+      <w:pPr>
+        <w:pStyle w:val="a9"/>
+        <w:ind w:left="720" w:hanging="480"/>
+        <w:jc w:val="both"/>
+      </w:pPr>
+      <w:r>
+        <w:rPr>
+          <w:rFonts w:ascii="新細明體" w:hAnsi="新細明體" w:eastAsia="新細明體"/>
+          <w:b w:val="0"/>
+          <w:sz w:val="24"/>
+        </w:rPr>
+        <w:t>二、旨述修正主要包括金質獎得獎廠商得減低估驗計價保留款額度、工程未驗收前之使用、工程告示牌內容、品質計畫內容等，修正內容對照表一併公開於本會網站。</w:t>
+      </w:r>
+    </w:p>
+    <w:p/>
+    <w:p>
+      <w:pPr>
+        <w:pStyle w:val="a9"/>
+        <w:ind w:left="720" w:hanging="720"/>
+        <w:jc w:val="both"/>
+      </w:pPr>
+      <w:r>
+        <w:rPr>
+          <w:rFonts w:ascii="微軟正黑體" w:hAnsi="微軟正黑體" w:eastAsia="微軟正黑體"/>
+          <w:b/>
+          <w:sz w:val="24"/>
+        </w:rPr>
+        <w:t>行政院公共工程委員會110年03月09日工程企字第1100100086號函</w:t>
+      </w:r>
+    </w:p>
+    <w:p>
+      <w:pPr>
+        <w:pStyle w:val="a9"/>
+        <w:ind w:left="720" w:hanging="720"/>
+        <w:jc w:val="both"/>
+      </w:pPr>
+      <w:r>
+        <w:rPr>
+          <w:rFonts w:ascii="新細明體" w:hAnsi="新細明體" w:eastAsia="新細明體"/>
+          <w:b w:val="0"/>
+          <w:sz w:val="24"/>
+        </w:rPr>
+        <w:t>主旨：修正「工程採購契約範本」、「統包工程採購契約範本」及「災害搶險搶修開口契約範本」，其電子檔並登載於本會網站（進入首頁https://www.pcc.gov.tw後，點選政府採購招標相關文件及表格），請查照並轉知所屬機關。</w:t>
+      </w:r>
+    </w:p>
+    <w:p>
+      <w:pPr>
+        <w:pStyle w:val="a9"/>
+        <w:ind w:left="720" w:hanging="720"/>
+        <w:jc w:val="both"/>
+      </w:pPr>
+      <w:r>
+        <w:rPr>
+          <w:rFonts w:ascii="新細明體" w:hAnsi="新細明體" w:eastAsia="新細明體"/>
+          <w:b w:val="0"/>
+          <w:sz w:val="24"/>
+        </w:rPr>
+        <w:t>說明：</w:t>
+      </w:r>
+    </w:p>
+    <w:p>
+      <w:pPr>
+        <w:pStyle w:val="a9"/>
+        <w:ind w:left="720" w:hanging="480"/>
+        <w:jc w:val="both"/>
+      </w:pPr>
+      <w:r>
+        <w:rPr>
+          <w:rFonts w:ascii="新細明體" w:hAnsi="新細明體" w:eastAsia="新細明體"/>
+          <w:b w:val="0"/>
+          <w:sz w:val="24"/>
+        </w:rPr>
+        <w:t>一、依政府採購法第63條第1項規定，各類採購契約以採用主管機關（本會）訂定之範本為原則。</w:t>
+      </w:r>
+    </w:p>
+    <w:p>
+      <w:pPr>
+        <w:pStyle w:val="a9"/>
+        <w:ind w:left="720" w:hanging="480"/>
+        <w:jc w:val="both"/>
+      </w:pPr>
+      <w:r>
+        <w:rPr>
+          <w:rFonts w:ascii="新細明體" w:hAnsi="新細明體" w:eastAsia="新細明體"/>
+          <w:b w:val="0"/>
+          <w:sz w:val="24"/>
+        </w:rPr>
+        <w:t>二、旨述修正包括雇主意外責任險及植栽工程養護期保證金相關內容，修正內容對照表一併公開於本會網站。</w:t>
+      </w:r>
+    </w:p>
+    <w:p>
+      <w:pPr>
+        <w:pStyle w:val="a9"/>
+        <w:ind w:left="720" w:hanging="480"/>
+        <w:jc w:val="both"/>
+      </w:pPr>
+      <w:r>
+        <w:rPr>
+          <w:rFonts w:ascii="新細明體" w:hAnsi="新細明體" w:eastAsia="新細明體"/>
+          <w:b w:val="0"/>
+          <w:sz w:val="24"/>
+        </w:rPr>
+        <w:t>三、已決標之工程，個案契約約定雇主意外責任保險保險人之責任不扣除社會保險之給付者，如有旨述範本第13條第(八)款(災害搶險搶修開口契約範本為第13條第(九)款)之情形，機關及廠商得依契約原定目的變更之，並請檢視承保範圍之差異對保險費用之影響。</w:t>
+      </w:r>
+    </w:p>
+    <w:p/>
+    <w:p>
+      <w:pPr>
+        <w:pStyle w:val="a9"/>
+        <w:ind w:left="720" w:hanging="720"/>
+        <w:jc w:val="both"/>
+      </w:pPr>
+      <w:r>
+        <w:rPr>
+          <w:rFonts w:ascii="微軟正黑體" w:hAnsi="微軟正黑體" w:eastAsia="微軟正黑體"/>
+          <w:b/>
+          <w:sz w:val="24"/>
+        </w:rPr>
+        <w:t>行政院公共工程委員會110年07月01日工程企字第1100100862號函</w:t>
+      </w:r>
+    </w:p>
+    <w:p>
+      <w:pPr>
+        <w:pStyle w:val="a9"/>
+        <w:ind w:left="720" w:hanging="720"/>
+        <w:jc w:val="both"/>
+      </w:pPr>
+      <w:r>
+        <w:rPr>
+          <w:rFonts w:ascii="新細明體" w:hAnsi="新細明體" w:eastAsia="新細明體"/>
+          <w:b w:val="0"/>
+          <w:sz w:val="24"/>
+        </w:rPr>
+        <w:t>主旨：修正「工程採購契約範本」，其電子檔並登載於本會網站（進入首頁https://www.pcc.gov.tw後，點選政府採購招標相關文件及表格），請查照並轉知所屬機關。</w:t>
+      </w:r>
+    </w:p>
+    <w:p>
+      <w:pPr>
+        <w:pStyle w:val="a9"/>
+        <w:ind w:left="720" w:hanging="720"/>
+        <w:jc w:val="both"/>
+      </w:pPr>
+      <w:r>
+        <w:rPr>
+          <w:rFonts w:ascii="新細明體" w:hAnsi="新細明體" w:eastAsia="新細明體"/>
+          <w:b w:val="0"/>
+          <w:sz w:val="24"/>
+        </w:rPr>
+        <w:t>說明：</w:t>
+      </w:r>
+    </w:p>
+    <w:p>
+      <w:pPr>
+        <w:pStyle w:val="a9"/>
+        <w:ind w:left="720" w:hanging="480"/>
+        <w:jc w:val="both"/>
+      </w:pPr>
+      <w:r>
+        <w:rPr>
+          <w:rFonts w:ascii="新細明體" w:hAnsi="新細明體" w:eastAsia="新細明體"/>
+          <w:b w:val="0"/>
+          <w:sz w:val="24"/>
+        </w:rPr>
+        <w:t>一、依政府採購法第63條第1項規定，各類採購契約以採用主管機關（本會）訂定之範本為原則。</w:t>
+      </w:r>
+    </w:p>
+    <w:p>
+      <w:pPr>
+        <w:pStyle w:val="a9"/>
+        <w:ind w:left="720" w:hanging="480"/>
+        <w:jc w:val="both"/>
+      </w:pPr>
+      <w:r>
+        <w:rPr>
+          <w:rFonts w:ascii="新細明體" w:hAnsi="新細明體" w:eastAsia="新細明體"/>
+          <w:b w:val="0"/>
+          <w:sz w:val="24"/>
+        </w:rPr>
+        <w:t>二、旨述修正主要為施工管理之工地主任、品管人員等人員資格設置相關內容及罰則，修正內容對照表一併公開於本會網站。</w:t>
+      </w:r>
+    </w:p>
+    <w:p/>
+    <w:p>
+      <w:pPr>
+        <w:pStyle w:val="a9"/>
+        <w:ind w:left="720" w:hanging="720"/>
+        <w:jc w:val="both"/>
+      </w:pPr>
+      <w:r>
+        <w:rPr>
+          <w:rFonts w:ascii="微軟正黑體" w:hAnsi="微軟正黑體" w:eastAsia="微軟正黑體"/>
+          <w:b/>
+          <w:sz w:val="24"/>
+        </w:rPr>
+        <w:t>行政院公共工程委員會111年01月04日工程企字第1110100004號函</w:t>
+      </w:r>
+    </w:p>
+    <w:p>
+      <w:pPr>
+        <w:pStyle w:val="a9"/>
+        <w:ind w:left="720" w:hanging="720"/>
+        <w:jc w:val="both"/>
+      </w:pPr>
+      <w:r>
+        <w:rPr>
+          <w:rFonts w:ascii="新細明體" w:hAnsi="新細明體" w:eastAsia="新細明體"/>
+          <w:b w:val="0"/>
+          <w:sz w:val="24"/>
+        </w:rPr>
+        <w:t>主旨：修正「工程採購契約範本」及「災害搶險搶修開口契約範本」，其電子檔並登載於本會網站（進入首頁https://www.pcc.gov.tw後，點選政府採購招標相關文件及表格），請查照並轉知所屬機關。</w:t>
+      </w:r>
+    </w:p>
+    <w:p>
+      <w:pPr>
+        <w:pStyle w:val="a9"/>
+        <w:ind w:left="720" w:hanging="720"/>
+        <w:jc w:val="both"/>
+      </w:pPr>
+      <w:r>
+        <w:rPr>
+          <w:rFonts w:ascii="新細明體" w:hAnsi="新細明體" w:eastAsia="新細明體"/>
+          <w:b w:val="0"/>
+          <w:sz w:val="24"/>
+        </w:rPr>
+        <w:t>說明：</w:t>
+      </w:r>
+    </w:p>
+    <w:p>
+      <w:pPr>
+        <w:pStyle w:val="a9"/>
+        <w:ind w:left="720" w:hanging="480"/>
+        <w:jc w:val="both"/>
+      </w:pPr>
+      <w:r>
+        <w:rPr>
+          <w:rFonts w:ascii="新細明體" w:hAnsi="新細明體" w:eastAsia="新細明體"/>
+          <w:b w:val="0"/>
+          <w:sz w:val="24"/>
+        </w:rPr>
+        <w:t>一、依政府採購法第63條第1項規定，各類採購契約以採用主管機關（本會）訂定之範本為原則。</w:t>
+      </w:r>
+    </w:p>
+    <w:p>
+      <w:pPr>
+        <w:pStyle w:val="a9"/>
+        <w:ind w:left="720" w:hanging="480"/>
+        <w:jc w:val="both"/>
+      </w:pPr>
+      <w:r>
+        <w:rPr>
+          <w:rFonts w:ascii="新細明體" w:hAnsi="新細明體" w:eastAsia="新細明體"/>
+          <w:b w:val="0"/>
+          <w:sz w:val="24"/>
+        </w:rPr>
+        <w:t>二、本會業於110年12月30日工程企字第1100102070號函停止適用「投標標價不適用招標文件所定物價指數調整條款聲明書」(範本)，爰修正旨揭契約範本。</w:t>
+      </w:r>
+    </w:p>
+    <w:p/>
+    <w:p>
+      <w:pPr>
+        <w:pStyle w:val="a9"/>
+        <w:ind w:left="720" w:hanging="720"/>
+        <w:jc w:val="both"/>
+      </w:pPr>
+      <w:r>
+        <w:rPr>
+          <w:rFonts w:ascii="微軟正黑體" w:hAnsi="微軟正黑體" w:eastAsia="微軟正黑體"/>
+          <w:b/>
+          <w:sz w:val="24"/>
+        </w:rPr>
+        <w:t>行政院公共工程委員會111年04月07日工程企字第1110100254號函</w:t>
+      </w:r>
+    </w:p>
+    <w:p>
+      <w:pPr>
+        <w:pStyle w:val="a9"/>
+        <w:ind w:left="720" w:hanging="720"/>
+        <w:jc w:val="both"/>
+      </w:pPr>
+      <w:r>
+        <w:rPr>
+          <w:rFonts w:ascii="新細明體" w:hAnsi="新細明體" w:eastAsia="新細明體"/>
+          <w:b w:val="0"/>
+          <w:sz w:val="24"/>
+        </w:rPr>
+        <w:t>主旨：修正「工程採購契約範本」、「財物採購契約範本」、「勞務採購契約範本」及「資訊服務採購契約範本」，其電子檔並登載於本會網站（進入首頁https://www.pcc.gov.tw後，點選政府採購招標相關文件及表格），請查照並轉知所屬機關。</w:t>
+      </w:r>
+    </w:p>
+    <w:p>
+      <w:pPr>
+        <w:pStyle w:val="a9"/>
+        <w:ind w:left="720" w:hanging="720"/>
+        <w:jc w:val="both"/>
+      </w:pPr>
+      <w:r>
+        <w:rPr>
+          <w:rFonts w:ascii="新細明體" w:hAnsi="新細明體" w:eastAsia="新細明體"/>
+          <w:b w:val="0"/>
+          <w:sz w:val="24"/>
+        </w:rPr>
+        <w:t>說明：</w:t>
+      </w:r>
+    </w:p>
+    <w:p>
+      <w:pPr>
+        <w:pStyle w:val="a9"/>
+        <w:ind w:left="720" w:hanging="480"/>
+        <w:jc w:val="both"/>
+      </w:pPr>
+      <w:r>
+        <w:rPr>
+          <w:rFonts w:ascii="新細明體" w:hAnsi="新細明體" w:eastAsia="新細明體"/>
+          <w:b w:val="0"/>
+          <w:sz w:val="24"/>
+        </w:rPr>
+        <w:t>一、依政府採購法第63條第1項規定，各類採購契約以採用主管機關（本會）訂定之範本為原則。</w:t>
+      </w:r>
+    </w:p>
+    <w:p>
+      <w:pPr>
+        <w:pStyle w:val="a9"/>
+        <w:ind w:left="720" w:hanging="480"/>
+        <w:jc w:val="both"/>
+      </w:pPr>
+      <w:r>
+        <w:rPr>
+          <w:rFonts w:ascii="新細明體" w:hAnsi="新細明體" w:eastAsia="新細明體"/>
+          <w:b w:val="0"/>
+          <w:sz w:val="24"/>
+        </w:rPr>
+        <w:t>二、本次修正內容對照表，一併公開於本會網站，修正重點：新增關鍵基礎設施(或機關指定之設施)廠商履約人員應於進場或參與工作前，自行提出或委託機關代為申請無犯罪紀錄證明，並經機關審核同意，始得進場或參與工作，另考量屬臨時性進場人員之特性，另訂管理機制；履約人員執行工作，應由機關或監造單位人員或其指定之單位或人員全程陪同或監督管理。</w:t>
+      </w:r>
+    </w:p>
+    <w:p/>
+    <w:p>
+      <w:pPr>
+        <w:pStyle w:val="a9"/>
+        <w:ind w:left="720" w:hanging="720"/>
+        <w:jc w:val="both"/>
+      </w:pPr>
+      <w:r>
+        <w:rPr>
+          <w:rFonts w:ascii="微軟正黑體" w:hAnsi="微軟正黑體" w:eastAsia="微軟正黑體"/>
+          <w:b/>
+          <w:sz w:val="24"/>
+        </w:rPr>
+        <w:t>行政院公共工程委員會111年04月29日工程企字第1110100127號函</w:t>
+      </w:r>
+    </w:p>
+    <w:p>
+      <w:pPr>
+        <w:pStyle w:val="a9"/>
+        <w:ind w:left="720" w:hanging="720"/>
+        <w:jc w:val="both"/>
+      </w:pPr>
+      <w:r>
+        <w:rPr>
+          <w:rFonts w:ascii="新細明體" w:hAnsi="新細明體" w:eastAsia="新細明體"/>
+          <w:b w:val="0"/>
+          <w:sz w:val="24"/>
+        </w:rPr>
+        <w:t>主旨：修正「工程採購契約範本」、「統包工程採購契約範本」、「節能績效保證專案統包工程採購契約範本」及「災害搶險搶修開口契約範本」，其電子檔並登載於本會網站（進入首頁https://www.pcc.gov.tw後，點選政府採購招標相關文件及表格），請查照並轉知所屬機關。</w:t>
+      </w:r>
+    </w:p>
+    <w:p>
+      <w:pPr>
+        <w:pStyle w:val="a9"/>
+        <w:ind w:left="720" w:hanging="720"/>
+        <w:jc w:val="both"/>
+      </w:pPr>
+      <w:r>
+        <w:rPr>
+          <w:rFonts w:ascii="新細明體" w:hAnsi="新細明體" w:eastAsia="新細明體"/>
+          <w:b w:val="0"/>
+          <w:sz w:val="24"/>
+        </w:rPr>
+        <w:t>說明：</w:t>
+      </w:r>
+    </w:p>
+    <w:p>
+      <w:pPr>
+        <w:pStyle w:val="a9"/>
+        <w:ind w:left="720" w:hanging="480"/>
+        <w:jc w:val="both"/>
+      </w:pPr>
+      <w:r>
+        <w:rPr>
+          <w:rFonts w:ascii="新細明體" w:hAnsi="新細明體" w:eastAsia="新細明體"/>
+          <w:b w:val="0"/>
+          <w:sz w:val="24"/>
+        </w:rPr>
+        <w:t>一、依政府採購法第63條第1項規定，各類採購契約以採用主管機關（本會）訂定之範本為原則。</w:t>
+      </w:r>
+    </w:p>
+    <w:p>
+      <w:pPr>
+        <w:pStyle w:val="a9"/>
+        <w:ind w:left="720" w:hanging="480"/>
+        <w:jc w:val="both"/>
+      </w:pPr>
+      <w:r>
+        <w:rPr>
+          <w:rFonts w:ascii="新細明體" w:hAnsi="新細明體" w:eastAsia="新細明體"/>
+          <w:b w:val="0"/>
+          <w:sz w:val="24"/>
+        </w:rPr>
+        <w:t>二、旨述修正主要包括配合勞工職業災害保險及保護法施行、報備分包廠商名單、廠商代繳規費機關付款期限、竣工圖表之提送期限等，修正內容對照表一併公開於本會網站。</w:t>
+      </w:r>
+    </w:p>
+    <w:p/>
+    <w:p>
+      <w:pPr>
+        <w:pStyle w:val="a9"/>
+        <w:ind w:left="720" w:hanging="720"/>
+        <w:jc w:val="both"/>
+      </w:pPr>
+      <w:r>
+        <w:rPr>
+          <w:rFonts w:ascii="微軟正黑體" w:hAnsi="微軟正黑體" w:eastAsia="微軟正黑體"/>
+          <w:b/>
+          <w:sz w:val="24"/>
+        </w:rPr>
+        <w:t>行政院公共工程委員會111年12月22日工程企字第1110100555號函</w:t>
+      </w:r>
+    </w:p>
+    <w:p>
+      <w:pPr>
+        <w:pStyle w:val="a9"/>
+        <w:ind w:left="720" w:hanging="720"/>
+        <w:jc w:val="both"/>
+      </w:pPr>
+      <w:r>
+        <w:rPr>
+          <w:rFonts w:ascii="新細明體" w:hAnsi="新細明體" w:eastAsia="新細明體"/>
+          <w:b w:val="0"/>
+          <w:sz w:val="24"/>
+        </w:rPr>
+        <w:t>主旨：修正「工程採購契約範本」，其電子檔並登載於本會網站（進入首頁https://www.pcc.gov.tw後，點選政府採購招標相關文件及表格），請查照並轉知所屬機關。</w:t>
+      </w:r>
+    </w:p>
+    <w:p>
+      <w:pPr>
+        <w:pStyle w:val="a9"/>
+        <w:ind w:left="720" w:hanging="720"/>
+        <w:jc w:val="both"/>
+      </w:pPr>
+      <w:r>
+        <w:rPr>
+          <w:rFonts w:ascii="新細明體" w:hAnsi="新細明體" w:eastAsia="新細明體"/>
+          <w:b w:val="0"/>
+          <w:sz w:val="24"/>
+        </w:rPr>
+        <w:t>說明：</w:t>
+      </w:r>
+    </w:p>
+    <w:p>
+      <w:pPr>
+        <w:pStyle w:val="a9"/>
+        <w:ind w:left="720" w:hanging="480"/>
+        <w:jc w:val="both"/>
+      </w:pPr>
+      <w:r>
+        <w:rPr>
+          <w:rFonts w:ascii="新細明體" w:hAnsi="新細明體" w:eastAsia="新細明體"/>
+          <w:b w:val="0"/>
+          <w:sz w:val="24"/>
+        </w:rPr>
+        <w:t>一、依政府採購法第63條第1項規定，各類採購契約以採用主管機關（本會）訂定之範本為原則。</w:t>
+      </w:r>
+    </w:p>
+    <w:p>
+      <w:pPr>
+        <w:pStyle w:val="a9"/>
+        <w:ind w:left="720" w:hanging="480"/>
+        <w:jc w:val="both"/>
+      </w:pPr>
+      <w:r>
+        <w:rPr>
+          <w:rFonts w:ascii="新細明體" w:hAnsi="新細明體" w:eastAsia="新細明體"/>
+          <w:b w:val="0"/>
+          <w:sz w:val="24"/>
+        </w:rPr>
+        <w:t>二、旨述修正包括爭議處理小組機制、得依實際施工前一定月份指數計算物價調整款、降低逾期違約金總額上限比率預設值與進度管理配套措施，及刪除品管人員逾期未回訓之罰則等，修正內容對照表一併公開於本會網站。</w:t>
+      </w:r>
+    </w:p>
+    <w:p>
+      <w:pPr>
+        <w:pStyle w:val="a9"/>
+        <w:ind w:left="720" w:hanging="480"/>
+        <w:jc w:val="both"/>
+      </w:pPr>
+      <w:r>
+        <w:rPr>
+          <w:rFonts w:ascii="新細明體" w:hAnsi="新細明體" w:eastAsia="新細明體"/>
+          <w:b w:val="0"/>
+          <w:sz w:val="24"/>
+        </w:rPr>
+        <w:t>三、關於修正後之爭議處理小組機制，其目的係為藉外部公正人士，協助機關解決爭議，且小組決議，應獲當事人雙方同意而生效力，屬私法自治，爰在建工程，縱契約未有相同內容，機關亦得採用。</w:t>
+      </w:r>
+    </w:p>
+    <w:p>
+      <w:pPr>
+        <w:pStyle w:val="a9"/>
+        <w:ind w:left="720" w:hanging="480"/>
+        <w:jc w:val="both"/>
+      </w:pPr>
+      <w:r>
+        <w:rPr>
+          <w:rFonts w:ascii="新細明體" w:hAnsi="新細明體" w:eastAsia="新細明體"/>
+          <w:b w:val="0"/>
+          <w:sz w:val="24"/>
+        </w:rPr>
+        <w:t>四、另範本內之逾期違約金上限比率預設值雖降低，惟機關於廠商有進度落後情形時，應即主動瞭解落後原因並適時予以協助，並善用契約進度管理配套措施，而非消極之僅恃逾期違約金為管理方式。</w:t>
+      </w:r>
+    </w:p>
+    <w:p/>
+    <w:p>
+      <w:pPr>
+        <w:pStyle w:val="a9"/>
+        <w:ind w:left="720" w:hanging="720"/>
+        <w:jc w:val="both"/>
+      </w:pPr>
+      <w:r>
+        <w:rPr>
+          <w:rFonts w:ascii="微軟正黑體" w:hAnsi="微軟正黑體" w:eastAsia="微軟正黑體"/>
+          <w:b/>
+          <w:sz w:val="24"/>
+        </w:rPr>
+        <w:t>行政院公共工程委員會112年07月07日工程企字第1120100425號函</w:t>
+      </w:r>
+    </w:p>
+    <w:p>
+      <w:pPr>
+        <w:pStyle w:val="a9"/>
+        <w:ind w:left="720" w:hanging="720"/>
+        <w:jc w:val="both"/>
+      </w:pPr>
+      <w:r>
+        <w:rPr>
+          <w:rFonts w:ascii="新細明體" w:hAnsi="新細明體" w:eastAsia="新細明體"/>
+          <w:b w:val="0"/>
+          <w:sz w:val="24"/>
+        </w:rPr>
+        <w:t>主旨：修正「工程採購契約範本」，其電子檔並登載於本會網站（進入首頁https://www.pcc.gov.tw後，點選政府採購招標相關文件及表格），請查照並轉知所屬機關。</w:t>
+      </w:r>
+    </w:p>
+    <w:p>
+      <w:pPr>
+        <w:pStyle w:val="a9"/>
+        <w:ind w:left="720" w:hanging="720"/>
+        <w:jc w:val="both"/>
+      </w:pPr>
+      <w:r>
+        <w:rPr>
+          <w:rFonts w:ascii="新細明體" w:hAnsi="新細明體" w:eastAsia="新細明體"/>
+          <w:b w:val="0"/>
+          <w:sz w:val="24"/>
+        </w:rPr>
+        <w:t>說明：</w:t>
+      </w:r>
+    </w:p>
+    <w:p>
+      <w:pPr>
+        <w:pStyle w:val="a9"/>
+        <w:ind w:left="720" w:hanging="480"/>
+        <w:jc w:val="both"/>
+      </w:pPr>
+      <w:r>
+        <w:rPr>
+          <w:rFonts w:ascii="新細明體" w:hAnsi="新細明體" w:eastAsia="新細明體"/>
+          <w:b w:val="0"/>
+          <w:sz w:val="24"/>
+        </w:rPr>
+        <w:t>一、依政府採購法第63條第1項規定，各類採購契約以採用主管機關（本會）訂定之範本為原則。</w:t>
+      </w:r>
+    </w:p>
+    <w:p>
+      <w:pPr>
+        <w:pStyle w:val="a9"/>
+        <w:ind w:left="720" w:hanging="480"/>
+        <w:jc w:val="both"/>
+      </w:pPr>
+      <w:r>
+        <w:rPr>
+          <w:rFonts w:ascii="新細明體" w:hAnsi="新細明體" w:eastAsia="新細明體"/>
+          <w:b w:val="0"/>
+          <w:sz w:val="24"/>
+        </w:rPr>
+        <w:t>二、旨述修正主要包括營造工程物價指數基期更換之處理、預拌混凝土之使用、雇主意外責任保險承保範圍、逾期違約金上限、參與關鍵基礎設施人員應配合機關要求辦理適任性查核等。修正內容對照表一併公開於本會網站。</w:t>
+      </w:r>
+    </w:p>
+    <w:p/>
+    <w:p>
+      <w:pPr>
+        <w:pStyle w:val="a9"/>
+        <w:ind w:left="720" w:hanging="720"/>
+        <w:jc w:val="both"/>
+      </w:pPr>
+      <w:r>
+        <w:rPr>
+          <w:rFonts w:ascii="微軟正黑體" w:hAnsi="微軟正黑體" w:eastAsia="微軟正黑體"/>
+          <w:b/>
+          <w:sz w:val="24"/>
+        </w:rPr>
+        <w:t>行政院公共工程委員會112年07月11日工程企字第1120100293號函</w:t>
+      </w:r>
+    </w:p>
+    <w:p>
+      <w:pPr>
+        <w:pStyle w:val="a9"/>
+        <w:ind w:left="720" w:hanging="720"/>
+        <w:jc w:val="both"/>
+      </w:pPr>
+      <w:r>
+        <w:rPr>
+          <w:rFonts w:ascii="新細明體" w:hAnsi="新細明體" w:eastAsia="新細明體"/>
+          <w:b w:val="0"/>
+          <w:sz w:val="24"/>
+        </w:rPr>
+        <w:t>主旨：修正「統包工程採購契約範本」，其電子檔並登載於本會網站（進入首頁https://www.pcc.gov.tw後，點選政府採購招標相關文件及表格），請查照並轉知所屬機關。</w:t>
+      </w:r>
+    </w:p>
+    <w:p>
+      <w:pPr>
+        <w:pStyle w:val="a9"/>
+        <w:ind w:left="720" w:hanging="720"/>
+        <w:jc w:val="both"/>
+      </w:pPr>
+      <w:r>
+        <w:rPr>
+          <w:rFonts w:ascii="新細明體" w:hAnsi="新細明體" w:eastAsia="新細明體"/>
+          <w:b w:val="0"/>
+          <w:sz w:val="24"/>
+        </w:rPr>
+        <w:t>說明：</w:t>
+      </w:r>
+    </w:p>
+    <w:p>
+      <w:pPr>
+        <w:pStyle w:val="a9"/>
+        <w:ind w:left="720" w:hanging="480"/>
+        <w:jc w:val="both"/>
+      </w:pPr>
+      <w:r>
+        <w:rPr>
+          <w:rFonts w:ascii="新細明體" w:hAnsi="新細明體" w:eastAsia="新細明體"/>
+          <w:b w:val="0"/>
+          <w:sz w:val="24"/>
+        </w:rPr>
+        <w:t>一、依政府採購法第63條第1項規定，各類採購契約以採用主管機關（本會）訂定之範本為原則。</w:t>
+      </w:r>
+    </w:p>
+    <w:p>
+      <w:pPr>
+        <w:pStyle w:val="a9"/>
+        <w:ind w:left="720" w:hanging="480"/>
+        <w:jc w:val="both"/>
+      </w:pPr>
+      <w:r>
+        <w:rPr>
+          <w:rFonts w:ascii="新細明體" w:hAnsi="新細明體" w:eastAsia="新細明體"/>
+          <w:b w:val="0"/>
+          <w:sz w:val="24"/>
+        </w:rPr>
+        <w:t>二、旨述修正主要包括廠商之設計包括編製符合職業安全衛生法規之安全衛生圖說及規範、營造工程物價指數基期更換之處理、雇主意外責任保險承保範圍、逾期違約金上限、參與關鍵基礎設施人員應配合機關要求辦理適任性查核等，並參照「工程採購契約範本」編排方式及內容進行修正。修正內容對照表一併公開於本會網站。</w:t>
+      </w:r>
+    </w:p>
+    <w:p/>
+    <w:p>
+      <w:pPr>
+        <w:pStyle w:val="a9"/>
+        <w:ind w:left="720" w:hanging="720"/>
+        <w:jc w:val="both"/>
+      </w:pPr>
+      <w:r>
+        <w:rPr>
+          <w:rFonts w:ascii="微軟正黑體" w:hAnsi="微軟正黑體" w:eastAsia="微軟正黑體"/>
+          <w:b/>
+          <w:sz w:val="24"/>
+        </w:rPr>
+        <w:t>行政院公共工程委員會112年07月19日工程企字第1120100449號函</w:t>
+      </w:r>
+    </w:p>
+    <w:p>
+      <w:pPr>
+        <w:pStyle w:val="a9"/>
+        <w:ind w:left="720" w:hanging="720"/>
+        <w:jc w:val="both"/>
+      </w:pPr>
+      <w:r>
+        <w:rPr>
+          <w:rFonts w:ascii="新細明體" w:hAnsi="新細明體" w:eastAsia="新細明體"/>
+          <w:b w:val="0"/>
+          <w:sz w:val="24"/>
+        </w:rPr>
+        <w:t>主旨：修正「勞動派遣採購契約範本」、「節能績效保證專案統包工程採購契約範本」及「災害搶修搶險開口契約範本」，其電子檔並登載於本會網站（進入首頁https://www.pcc.gov.tw後，點選政府採購&amp;gt;招標相關文件及表格），請查照並轉知所屬機關。</w:t>
+      </w:r>
+    </w:p>
+    <w:p>
+      <w:pPr>
+        <w:pStyle w:val="a9"/>
+        <w:ind w:left="720" w:hanging="720"/>
+        <w:jc w:val="both"/>
+      </w:pPr>
+      <w:r>
+        <w:rPr>
+          <w:rFonts w:ascii="新細明體" w:hAnsi="新細明體" w:eastAsia="新細明體"/>
+          <w:b w:val="0"/>
+          <w:sz w:val="24"/>
+        </w:rPr>
+        <w:t>說明：</w:t>
+      </w:r>
+    </w:p>
+    <w:p>
+      <w:pPr>
+        <w:pStyle w:val="a9"/>
+        <w:ind w:left="720" w:hanging="480"/>
+        <w:jc w:val="both"/>
+      </w:pPr>
+      <w:r>
+        <w:rPr>
+          <w:rFonts w:ascii="新細明體" w:hAnsi="新細明體" w:eastAsia="新細明體"/>
+          <w:b w:val="0"/>
+          <w:sz w:val="24"/>
+        </w:rPr>
+        <w:t>一、依政府採購法第63條第1項規定，各類採購契約以採用主管機關（本會）訂定之範本為原則。</w:t>
+      </w:r>
+    </w:p>
+    <w:p>
+      <w:pPr>
+        <w:pStyle w:val="a9"/>
+        <w:ind w:left="720" w:hanging="480"/>
+        <w:jc w:val="both"/>
+      </w:pPr>
+      <w:r>
+        <w:rPr>
+          <w:rFonts w:ascii="新細明體" w:hAnsi="新細明體" w:eastAsia="新細明體"/>
+          <w:b w:val="0"/>
+          <w:sz w:val="24"/>
+        </w:rPr>
+        <w:t>二、本次修正內容對照表，一併公開於本會網站，修正重點：參與關鍵基礎設施人員應配合機關要求辦理適任性查核。修正內容對照表一併公開於本會網站。</w:t>
+      </w:r>
+    </w:p>
+    <w:p/>
+    <w:p>
+      <w:pPr>
+        <w:pStyle w:val="a9"/>
+        <w:ind w:left="720" w:hanging="720"/>
+        <w:jc w:val="both"/>
+      </w:pPr>
+      <w:r>
+        <w:rPr>
+          <w:rFonts w:ascii="微軟正黑體" w:hAnsi="微軟正黑體" w:eastAsia="微軟正黑體"/>
+          <w:b/>
+          <w:sz w:val="24"/>
+        </w:rPr>
+        <w:t>行政院公共工程委員會112年11月15日工程企字第1120025201號函</w:t>
+      </w:r>
+    </w:p>
+    <w:p>
+      <w:pPr>
+        <w:pStyle w:val="a9"/>
+        <w:ind w:left="720" w:hanging="720"/>
+        <w:jc w:val="both"/>
+      </w:pPr>
+      <w:r>
+        <w:rPr>
+          <w:rFonts w:ascii="新細明體" w:hAnsi="新細明體" w:eastAsia="新細明體"/>
+          <w:b w:val="0"/>
+          <w:sz w:val="24"/>
+        </w:rPr>
+        <w:t>主旨：修正「工程採購契約範本」，其電子檔並登載於本會網站（進入首頁https://www.pcc.gov.tw後，點選政府採購招標相關文件及表格），請查照並轉知所屬機關。</w:t>
+      </w:r>
+    </w:p>
+    <w:p>
+      <w:pPr>
+        <w:pStyle w:val="a9"/>
+        <w:ind w:left="720" w:hanging="720"/>
+        <w:jc w:val="both"/>
+      </w:pPr>
+      <w:r>
+        <w:rPr>
+          <w:rFonts w:ascii="新細明體" w:hAnsi="新細明體" w:eastAsia="新細明體"/>
+          <w:b w:val="0"/>
+          <w:sz w:val="24"/>
+        </w:rPr>
+        <w:t>說明：</w:t>
+      </w:r>
+    </w:p>
+    <w:p>
+      <w:pPr>
+        <w:pStyle w:val="a9"/>
+        <w:ind w:left="720" w:hanging="480"/>
+        <w:jc w:val="both"/>
+      </w:pPr>
+      <w:r>
+        <w:rPr>
+          <w:rFonts w:ascii="新細明體" w:hAnsi="新細明體" w:eastAsia="新細明體"/>
+          <w:b w:val="0"/>
+          <w:sz w:val="24"/>
+        </w:rPr>
+        <w:t>一、依政府採購法第63條第1項規定，各類採購契約以採用主管機關（本會）訂定之範本為原則。</w:t>
+      </w:r>
+    </w:p>
+    <w:p>
+      <w:pPr>
+        <w:pStyle w:val="a9"/>
+        <w:ind w:left="720" w:hanging="480"/>
+        <w:jc w:val="both"/>
+      </w:pPr>
+      <w:r>
+        <w:rPr>
+          <w:rFonts w:ascii="新細明體" w:hAnsi="新細明體" w:eastAsia="新細明體"/>
+          <w:b w:val="0"/>
+          <w:sz w:val="24"/>
+        </w:rPr>
+        <w:t>二、檢送修正內容對照表，並同步公開於本會網站。修正重點：增訂廠商內部揭弊者保護制度。</w:t>
+      </w:r>
+    </w:p>
+    <w:p>
+      <w:pPr>
+        <w:pStyle w:val="a9"/>
+        <w:ind w:left="720" w:hanging="480"/>
+        <w:jc w:val="both"/>
+      </w:pPr>
+      <w:r>
+        <w:rPr>
+          <w:rFonts w:ascii="新細明體" w:hAnsi="新細明體" w:eastAsia="新細明體"/>
+          <w:b w:val="0"/>
+          <w:sz w:val="24"/>
+        </w:rPr>
+        <w:t>三、另檢附本會訂定「採購機關處理廠商人員揭弊作業流程圖」，請參採。</w:t>
+      </w:r>
+    </w:p>
+    <w:p/>
+    <w:p>
+      <w:pPr>
+        <w:pStyle w:val="a9"/>
+        <w:ind w:left="720" w:hanging="720"/>
+        <w:jc w:val="both"/>
+      </w:pPr>
+      <w:r>
+        <w:rPr>
+          <w:rFonts w:ascii="微軟正黑體" w:hAnsi="微軟正黑體" w:eastAsia="微軟正黑體"/>
+          <w:b/>
+          <w:sz w:val="24"/>
+        </w:rPr>
+        <w:t>行政院公共工程委員會113年04月30日工程企字第1130100137號函</w:t>
+      </w:r>
+    </w:p>
+    <w:p>
+      <w:pPr>
+        <w:pStyle w:val="a9"/>
+        <w:ind w:left="720" w:hanging="720"/>
+        <w:jc w:val="both"/>
+      </w:pPr>
+      <w:r>
+        <w:rPr>
+          <w:rFonts w:ascii="新細明體" w:hAnsi="新細明體" w:eastAsia="新細明體"/>
+          <w:b w:val="0"/>
+          <w:sz w:val="24"/>
+        </w:rPr>
+        <w:t>主旨：修正「災害搶險搶修開口契約範本」，其電子檔並登載於本會網站進入首頁https://www.pcc.gov.tw後，點選政府採購招標相關文件及表格），請查照並轉知所屬機關。</w:t>
+      </w:r>
+    </w:p>
+    <w:p>
+      <w:pPr>
+        <w:pStyle w:val="a9"/>
+        <w:ind w:left="720" w:hanging="720"/>
+        <w:jc w:val="both"/>
+      </w:pPr>
+      <w:r>
+        <w:rPr>
+          <w:rFonts w:ascii="新細明體" w:hAnsi="新細明體" w:eastAsia="新細明體"/>
+          <w:b w:val="0"/>
+          <w:sz w:val="24"/>
+        </w:rPr>
+        <w:t>說明：</w:t>
+      </w:r>
+    </w:p>
+    <w:p>
+      <w:pPr>
+        <w:pStyle w:val="a9"/>
+        <w:ind w:left="720" w:hanging="480"/>
+        <w:jc w:val="both"/>
+      </w:pPr>
+      <w:r>
+        <w:rPr>
+          <w:rFonts w:ascii="新細明體" w:hAnsi="新細明體" w:eastAsia="新細明體"/>
+          <w:b w:val="0"/>
+          <w:sz w:val="24"/>
+        </w:rPr>
+        <w:t>一、依政府採購法第63條第1項規定，各類採購契約以採用主管機關（本會）訂定之範本為原則。</w:t>
+      </w:r>
+    </w:p>
+    <w:p>
+      <w:pPr>
+        <w:pStyle w:val="a9"/>
+        <w:ind w:left="720" w:hanging="480"/>
+        <w:jc w:val="both"/>
+      </w:pPr>
+      <w:r>
+        <w:rPr>
+          <w:rFonts w:ascii="新細明體" w:hAnsi="新細明體" w:eastAsia="新細明體"/>
+          <w:b w:val="0"/>
+          <w:sz w:val="24"/>
+        </w:rPr>
+        <w:t>二、旨述修正主要為新增逾期違約金計算基準，原計算基準係以各該次通知辦理內容之契約價金總額，如機關某次通知辦理內容施作難度較大、工作量較多或工址較遠，以該次通知內容計算逾期違約金上限，金額不大，實務曾發生廠商選擇支付違約金而未履行該通知項目。為避免前開情形，新增以累計各次通知辦理內容之契約價金總額為計算基準之選項，由機關於招標時視個案需求擇定。</w:t>
+      </w:r>
+    </w:p>
+    <w:p>
+      <w:pPr>
+        <w:pStyle w:val="a9"/>
+        <w:ind w:left="720" w:hanging="480"/>
+        <w:jc w:val="both"/>
+      </w:pPr>
+      <w:r>
+        <w:rPr>
+          <w:rFonts w:ascii="新細明體" w:hAnsi="新細明體" w:eastAsia="新細明體"/>
+          <w:b w:val="0"/>
+          <w:sz w:val="24"/>
+        </w:rPr>
+        <w:t>三、其餘條款比照工程採購契約範本修正，內容包含：(1)爭議處理小組機制、(2)物價指數條款、(3)降低逾期違約金總額上限與進度管理配套措施、(4)品管人員、工地主任等人員資格回歸法令，及(5)雇主意外責任保險承保範圍等。修正內容對照表一併公開於本會網站。</w:t>
+      </w:r>
+    </w:p>
+    <w:p/>
+    <w:p>
+      <w:pPr>
+        <w:pStyle w:val="a9"/>
+        <w:ind w:left="720" w:hanging="720"/>
+        <w:jc w:val="both"/>
+      </w:pPr>
+      <w:r>
+        <w:rPr>
+          <w:rFonts w:ascii="微軟正黑體" w:hAnsi="微軟正黑體" w:eastAsia="微軟正黑體"/>
+          <w:b/>
+          <w:sz w:val="24"/>
+        </w:rPr>
+        <w:t>行政院公共工程委員會113年12月26日工程企字第1130100402號函</w:t>
+      </w:r>
+    </w:p>
+    <w:p>
+      <w:pPr>
+        <w:pStyle w:val="a9"/>
+        <w:ind w:left="720" w:hanging="720"/>
+        <w:jc w:val="both"/>
+      </w:pPr>
+      <w:r>
+        <w:rPr>
+          <w:rFonts w:ascii="新細明體" w:hAnsi="新細明體" w:eastAsia="新細明體"/>
+          <w:b w:val="0"/>
+          <w:sz w:val="24"/>
+        </w:rPr>
+        <w:t>主旨：修正「工程採購契約範本」、「統包工程採購契約範本」、「節能績效保證專案統包工程採購契約範本」、「勞務採購契約範本」、「公共工程技術服務契約範本」、「公共工程專案管理契約範本」、「資訊服務採購契約範本」、「災害搶險搶修開口契約範本」、「災後復建工程設計、監造技術服務開口契約範本」、「媒體服務採購契約範本」、「社會福利服務採購契約範本」，其電子檔並登載於本會網站（進入首頁https://www.pcc.gov.tw後，點選政府採購招標相關文件及表格），請查照並轉知所屬機關。</w:t>
+      </w:r>
+    </w:p>
+    <w:p>
+      <w:pPr>
+        <w:pStyle w:val="a9"/>
+        <w:ind w:left="720" w:hanging="720"/>
+        <w:jc w:val="both"/>
+      </w:pPr>
+      <w:r>
+        <w:rPr>
+          <w:rFonts w:ascii="新細明體" w:hAnsi="新細明體" w:eastAsia="新細明體"/>
+          <w:b w:val="0"/>
+          <w:sz w:val="24"/>
+        </w:rPr>
+        <w:t>說明：</w:t>
+      </w:r>
+    </w:p>
+    <w:p>
+      <w:pPr>
+        <w:pStyle w:val="a9"/>
+        <w:ind w:left="720" w:hanging="480"/>
+        <w:jc w:val="both"/>
+      </w:pPr>
+      <w:r>
+        <w:rPr>
+          <w:rFonts w:ascii="新細明體" w:hAnsi="新細明體" w:eastAsia="新細明體"/>
+          <w:b w:val="0"/>
+          <w:sz w:val="24"/>
+        </w:rPr>
+        <w:t>一、依政府採購法第63條第1項規定，各類採購契約以採用主管機關訂定之範本為原則；暨依行政院秘書長113年11月18日院臺經長字第1135022181號函辦理。</w:t>
+      </w:r>
+    </w:p>
+    <w:p>
+      <w:pPr>
+        <w:pStyle w:val="a9"/>
+        <w:ind w:left="720" w:hanging="480"/>
+        <w:jc w:val="both"/>
+      </w:pPr>
+      <w:r>
+        <w:rPr>
+          <w:rFonts w:ascii="新細明體" w:hAnsi="新細明體" w:eastAsia="新細明體"/>
+          <w:b w:val="0"/>
+          <w:sz w:val="24"/>
+        </w:rPr>
+        <w:t>二、行政院113年10月30日召開「行政院經濟發展委員會第2次會議(下半場)」之報告事項第一案（薪資提升及薪資透明化議題）決定三、（一）、1及2：</w:t>
       </w:r>
     </w:p>
     <w:p>
@@ -3548,37 +7636,7 @@
           <w:b w:val="0"/>
           <w:sz w:val="24"/>
         </w:rPr>
-        <w:t>（一）依總指數漲跌幅超過2.5﹪部分計算物價調整款：</w:t>
-      </w:r>
-    </w:p>
-    <w:p>
-      <w:pPr>
-        <w:pStyle w:val="a9"/>
-        <w:ind w:left="1225" w:hanging="397"/>
-        <w:jc w:val="both"/>
-      </w:pPr>
-      <w:r>
-        <w:rPr>
-          <w:rFonts w:ascii="新細明體" w:hAnsi="新細明體" w:eastAsia="新細明體"/>
-          <w:b w:val="0"/>
-          <w:sz w:val="24"/>
-        </w:rPr>
-        <w:t>1.依行政院主計處公布之台灣區（或台北市、高雄市）營造工程物價指數，就總指數漲跌幅超過2.5% 之部分，辦理工程款調整。</w:t>
-      </w:r>
-    </w:p>
-    <w:p>
-      <w:pPr>
-        <w:pStyle w:val="a9"/>
-        <w:ind w:left="1225" w:hanging="397"/>
-        <w:jc w:val="both"/>
-      </w:pPr>
-      <w:r>
-        <w:rPr>
-          <w:rFonts w:ascii="新細明體" w:hAnsi="新細明體" w:eastAsia="新細明體"/>
-          <w:b w:val="0"/>
-          <w:sz w:val="24"/>
-        </w:rPr>
-        <w:t>2.其計算方式，得由工程主辦機關依採購案件之特性及實際需要於招標文件及契約內明定。</w:t>
+        <w:t>（一）114年起中央政府的約聘/約僱/約用人員，以及勞務承攬進駐政府單位工作服務的基層員工，月薪應高於最低工資1.1倍。</w:t>
       </w:r>
     </w:p>
     <w:p>
@@ -3593,52 +7651,22 @@
           <w:b w:val="0"/>
           <w:sz w:val="24"/>
         </w:rPr>
-        <w:t>（二）依特定中分類項目（例如金屬製品類、砂石及級配類、瀝青及其製品類）指數漲跌幅超過5﹪部分計算物價調整款：</w:t>
-      </w:r>
-    </w:p>
-    <w:p>
-      <w:pPr>
-        <w:pStyle w:val="a9"/>
-        <w:ind w:left="1225" w:hanging="397"/>
-        <w:jc w:val="both"/>
-      </w:pPr>
-      <w:r>
-        <w:rPr>
-          <w:rFonts w:ascii="新細明體" w:hAnsi="新細明體" w:eastAsia="新細明體"/>
-          <w:b w:val="0"/>
-          <w:sz w:val="24"/>
-        </w:rPr>
-        <w:t>1.機關工程預算書內如有特定中分類項目之預算金額佔契約總金額20﹪以上時，得採此方式辦理該中分類項目之物價調整，機關並應於招標文件之單價分析表內註明得辦理物價調整之項目，以杜爭議。</w:t>
-      </w:r>
-    </w:p>
-    <w:p>
-      <w:pPr>
-        <w:pStyle w:val="a9"/>
-        <w:ind w:left="1225" w:hanging="397"/>
-        <w:jc w:val="both"/>
-      </w:pPr>
-      <w:r>
-        <w:rPr>
-          <w:rFonts w:ascii="新細明體" w:hAnsi="新細明體" w:eastAsia="新細明體"/>
-          <w:b w:val="0"/>
-          <w:sz w:val="24"/>
-        </w:rPr>
-        <w:t>2.其計算方式，得由工程主辦機關依採購案件之特性及實際需要於招標文件及契約內明定。</w:t>
-      </w:r>
-    </w:p>
-    <w:p>
-      <w:pPr>
-        <w:pStyle w:val="a9"/>
-        <w:ind w:left="1225" w:hanging="397"/>
-        <w:jc w:val="both"/>
-      </w:pPr>
-      <w:r>
-        <w:rPr>
-          <w:rFonts w:ascii="新細明體" w:hAnsi="新細明體" w:eastAsia="新細明體"/>
-          <w:b w:val="0"/>
-          <w:sz w:val="24"/>
-        </w:rPr>
-        <w:t>3.另機關如就特定中分類項目採此方式辦理物價調整，得於契約中規定，就非屬該特定中分類項目之其他部分，依行政院主計處公布之「營造工程物價指數不含該特定中分類項目總指數」（或契約載明之其他指數）漲跌幅超過2.5﹪部分辦理物價調整。（例如：契約規定就金屬製品類材料以「金屬製品類指數」調整，而就非屬金屬製品類之其他部分依「營造工程物價不含金屬製品類總指數」調整）。</w:t>
+        <w:t>（二）政府部門應定期檢討及提高政府勞務採購薪資標準，應高於最低工資1.1倍。</w:t>
+      </w:r>
+    </w:p>
+    <w:p>
+      <w:pPr>
+        <w:pStyle w:val="a9"/>
+        <w:ind w:left="720" w:hanging="480"/>
+        <w:jc w:val="both"/>
+      </w:pPr>
+      <w:r>
+        <w:rPr>
+          <w:rFonts w:ascii="新細明體" w:hAnsi="新細明體" w:eastAsia="新細明體"/>
+          <w:b w:val="0"/>
+          <w:sz w:val="24"/>
+        </w:rPr>
+        <w:t>三、本次修正內容對照表，一併公開於本會網站，修正重點：</w:t>
       </w:r>
     </w:p>
     <w:p>
@@ -3653,766 +7681,7 @@
           <w:b w:val="0"/>
           <w:sz w:val="24"/>
         </w:rPr>
-        <w:t>（三）依特定個別項目（例如水泥、預拌混凝土、鋼筋等）指數漲跌幅超過10﹪部分計算物價調整款：</w:t>
-      </w:r>
-    </w:p>
-    <w:p>
-      <w:pPr>
-        <w:pStyle w:val="a9"/>
-        <w:ind w:left="1225" w:hanging="397"/>
-        <w:jc w:val="both"/>
-      </w:pPr>
-      <w:r>
-        <w:rPr>
-          <w:rFonts w:ascii="新細明體" w:hAnsi="新細明體" w:eastAsia="新細明體"/>
-          <w:b w:val="0"/>
-          <w:sz w:val="24"/>
-        </w:rPr>
-        <w:t>1.機關工程預算書內如有特定個別項目之預算金額佔契約總金額20﹪以上時，得採此方式辦理物價指數調整，機關並應於招標文件之單價分析表內註明得辦理物價調整之項目，以杜爭議。</w:t>
-      </w:r>
-    </w:p>
-    <w:p>
-      <w:pPr>
-        <w:pStyle w:val="a9"/>
-        <w:ind w:left="1225" w:hanging="397"/>
-        <w:jc w:val="both"/>
-      </w:pPr>
-      <w:r>
-        <w:rPr>
-          <w:rFonts w:ascii="新細明體" w:hAnsi="新細明體" w:eastAsia="新細明體"/>
-          <w:b w:val="0"/>
-          <w:sz w:val="24"/>
-        </w:rPr>
-        <w:t>2.其計算方式，得由工程主辦機關依採購案件之特性及實際需要於招標文件及契約內明定。</w:t>
-      </w:r>
-    </w:p>
-    <w:p>
-      <w:pPr>
-        <w:pStyle w:val="a9"/>
-        <w:ind w:left="1225" w:hanging="397"/>
-        <w:jc w:val="both"/>
-      </w:pPr>
-      <w:r>
-        <w:rPr>
-          <w:rFonts w:ascii="新細明體" w:hAnsi="新細明體" w:eastAsia="新細明體"/>
-          <w:b w:val="0"/>
-          <w:sz w:val="24"/>
-        </w:rPr>
-        <w:t>3.另機關如就特定個別項目採此方式辦理物價指數調整者，得於契約中規定，就非屬該特定個別項目之其他部分，依行政院主計處公布之「營造工程物價指數不含該特定個別項目總指數」（或契約載明之其他指數）漲跌幅超過2.5﹪部分辦理物價調整。（例如：契約規定就鋼筋材料以「鋼筋指數」調整，而就非屬鋼筋之其他部分依「營造工程物價不含鋼筋總指數」調整）。</w:t>
-      </w:r>
-    </w:p>
-    <w:p>
-      <w:pPr>
-        <w:pStyle w:val="a9"/>
-        <w:ind w:left="720" w:hanging="480"/>
-        <w:jc w:val="both"/>
-      </w:pPr>
-      <w:r>
-        <w:rPr>
-          <w:rFonts w:ascii="新細明體" w:hAnsi="新細明體" w:eastAsia="新細明體"/>
-          <w:b w:val="0"/>
-          <w:sz w:val="24"/>
-        </w:rPr>
-        <w:t>三、前揭三種物價調整方式並無適用優先順序，由機關依個別採購特性擇一或搭配納入契約，例如：契約規定以總指數作為調整依據；或契約規定就金屬製品類材料以「金屬製品類指數」調整，而就非屬金屬製品類材料依「營造工程物價不含金屬製品類總指數」調整；或契約規定就金屬製品類材料以「金屬製品類指數」調整，且就瀝青混凝土部分以「瀝青混凝土」個別項目指數調整。</w:t>
-      </w:r>
-    </w:p>
-    <w:p>
-      <w:pPr>
-        <w:pStyle w:val="a9"/>
-        <w:ind w:left="720" w:hanging="480"/>
-        <w:jc w:val="both"/>
-      </w:pPr>
-      <w:r>
-        <w:rPr>
-          <w:rFonts w:ascii="新細明體" w:hAnsi="新細明體" w:eastAsia="新細明體"/>
-          <w:b w:val="0"/>
-          <w:sz w:val="24"/>
-        </w:rPr>
-        <w:t>四、有關行政院主計處公佈之中分類項目及特定個別項目之營造工程物價指數，請至該處網站（http://www.dgbas.gov.tw/，政府統計\主計處統計專區\物價指數\統計表）查詢，或逕向該處洽詢。</w:t>
-      </w:r>
-    </w:p>
-    <w:p>
-      <w:pPr>
-        <w:pStyle w:val="a9"/>
-        <w:ind w:left="720" w:hanging="480"/>
-        <w:jc w:val="both"/>
-      </w:pPr>
-      <w:r>
-        <w:rPr>
-          <w:rFonts w:ascii="新細明體" w:hAnsi="新細明體" w:eastAsia="新細明體"/>
-          <w:b w:val="0"/>
-          <w:sz w:val="24"/>
-        </w:rPr>
-        <w:t>五、隨函檢附物價調整方式之參考範例及參考試算表供機關或廠商參酌使用。</w:t>
-      </w:r>
-    </w:p>
-    <w:p/>
-    <w:p>
-      <w:pPr>
-        <w:pStyle w:val="a9"/>
-        <w:ind w:left="720" w:hanging="720"/>
-        <w:jc w:val="both"/>
-      </w:pPr>
-      <w:r>
-        <w:rPr>
-          <w:rFonts w:ascii="微軟正黑體" w:hAnsi="微軟正黑體" w:eastAsia="微軟正黑體"/>
-          <w:b/>
-          <w:sz w:val="24"/>
-        </w:rPr>
-        <w:t>行政院公共工程委員會96年03月22日工程企字第09600114630號函</w:t>
-      </w:r>
-    </w:p>
-    <w:p>
-      <w:pPr>
-        <w:pStyle w:val="a9"/>
-        <w:ind w:left="720" w:hanging="720"/>
-        <w:jc w:val="both"/>
-      </w:pPr>
-      <w:r>
-        <w:rPr>
-          <w:rFonts w:ascii="新細明體" w:hAnsi="新細明體" w:eastAsia="新細明體"/>
-          <w:b w:val="0"/>
-          <w:sz w:val="24"/>
-        </w:rPr>
-        <w:t>主旨：修訂本會92年6月17日工程企字第09200248340號函修正之「工程採購契約範本」內容如說明，請卓參並轉知所屬（轄）機關。</w:t>
-      </w:r>
-    </w:p>
-    <w:p>
-      <w:pPr>
-        <w:pStyle w:val="a9"/>
-        <w:ind w:left="720" w:hanging="720"/>
-        <w:jc w:val="both"/>
-      </w:pPr>
-      <w:r>
-        <w:rPr>
-          <w:rFonts w:ascii="新細明體" w:hAnsi="新細明體" w:eastAsia="新細明體"/>
-          <w:b w:val="0"/>
-          <w:sz w:val="24"/>
-        </w:rPr>
-        <w:t>說明：</w:t>
-      </w:r>
-    </w:p>
-    <w:p>
-      <w:pPr>
-        <w:pStyle w:val="a9"/>
-        <w:ind w:left="720" w:hanging="480"/>
-        <w:jc w:val="both"/>
-      </w:pPr>
-      <w:r>
-        <w:rPr>
-          <w:rFonts w:ascii="新細明體" w:hAnsi="新細明體" w:eastAsia="新細明體"/>
-          <w:b w:val="0"/>
-          <w:sz w:val="24"/>
-        </w:rPr>
-        <w:t>一、旨揭範本第15條第（2）款「驗收程序」中原「廠商應於履約標的預定完成履約日前或完成履約當日，將完成履約日期書面通知監造單位及機關。除招標文件另有規定者外，機關應於收到該書面通知之日起7日內會同監造單位及廠商，依據契約、圖說或貨樣核對竣工之項目及數量，以確定是否竣工」之內容，修正為「廠商應於履約標的預定竣工日前或竣工當日，將竣工日期書面通知監造單位及機關，該通知須檢附工程竣工圖表。除招標文件另有規定者外，機關應於收到該通知（含工程竣工圖表）之日起7日內會同監造單位及廠商，依據契約、圖說或貨樣核對竣工之項目及數量，以確定是否竣工。機關依核定之施工計畫期程，其依契約規定有提供施工廠商設計圖說電子檔之必要者，機關如遲未提供，廠商得定相當期限催告，以應及時提出工程竣工圖之需」。</w:t>
-      </w:r>
-    </w:p>
-    <w:p/>
-    <w:p>
-      <w:pPr>
-        <w:pStyle w:val="a9"/>
-        <w:ind w:left="720" w:hanging="720"/>
-        <w:jc w:val="both"/>
-      </w:pPr>
-      <w:r>
-        <w:rPr>
-          <w:rFonts w:ascii="微軟正黑體" w:hAnsi="微軟正黑體" w:eastAsia="微軟正黑體"/>
-          <w:b/>
-          <w:sz w:val="24"/>
-        </w:rPr>
-        <w:t>行政院公共工程委員會96年05月03日工程企字第09600182520號函</w:t>
-      </w:r>
-    </w:p>
-    <w:p>
-      <w:pPr>
-        <w:pStyle w:val="a9"/>
-        <w:ind w:left="720" w:hanging="720"/>
-        <w:jc w:val="both"/>
-      </w:pPr>
-      <w:r>
-        <w:rPr>
-          <w:rFonts w:ascii="新細明體" w:hAnsi="新細明體" w:eastAsia="新細明體"/>
-          <w:b w:val="0"/>
-          <w:sz w:val="24"/>
-        </w:rPr>
-        <w:t>主旨：修正本會95年11月24日工程企字第09500460460號函頒之「工程採購契約範本」第10條名稱及第1款內容（如附件），將「監工作業」乙詞修正為「監造作業」，請卓參並轉知所屬（轄）機關。</w:t>
-      </w:r>
-    </w:p>
-    <w:p/>
-    <w:p>
-      <w:pPr>
-        <w:pStyle w:val="a9"/>
-        <w:ind w:left="720" w:hanging="720"/>
-        <w:jc w:val="both"/>
-      </w:pPr>
-      <w:r>
-        <w:rPr>
-          <w:rFonts w:ascii="微軟正黑體" w:hAnsi="微軟正黑體" w:eastAsia="微軟正黑體"/>
-          <w:b/>
-          <w:sz w:val="24"/>
-        </w:rPr>
-        <w:t>行政院公共工程委員會96年05月09日工程企字第09600190711號函</w:t>
-      </w:r>
-    </w:p>
-    <w:p>
-      <w:pPr>
-        <w:pStyle w:val="a9"/>
-        <w:ind w:left="720" w:hanging="720"/>
-        <w:jc w:val="both"/>
-      </w:pPr>
-      <w:r>
-        <w:rPr>
-          <w:rFonts w:ascii="新細明體" w:hAnsi="新細明體" w:eastAsia="新細明體"/>
-          <w:b w:val="0"/>
-          <w:sz w:val="24"/>
-        </w:rPr>
-        <w:t>主旨：修正本會95年11月24日工程企字第09500460460號函頒之「工程採購契約範本」第9條第3款如說明，請查照並轉知所屬（轄）機關。</w:t>
-      </w:r>
-    </w:p>
-    <w:p>
-      <w:pPr>
-        <w:pStyle w:val="a9"/>
-        <w:ind w:left="720" w:hanging="720"/>
-        <w:jc w:val="both"/>
-      </w:pPr>
-      <w:r>
-        <w:rPr>
-          <w:rFonts w:ascii="新細明體" w:hAnsi="新細明體" w:eastAsia="新細明體"/>
-          <w:b w:val="0"/>
-          <w:sz w:val="24"/>
-        </w:rPr>
-        <w:t>說明：</w:t>
-      </w:r>
-    </w:p>
-    <w:p>
-      <w:pPr>
-        <w:pStyle w:val="a9"/>
-        <w:ind w:left="720" w:hanging="480"/>
-        <w:jc w:val="both"/>
-      </w:pPr>
-      <w:r>
-        <w:rPr>
-          <w:rFonts w:ascii="新細明體" w:hAnsi="新細明體" w:eastAsia="新細明體"/>
-          <w:b w:val="0"/>
-          <w:sz w:val="24"/>
-        </w:rPr>
-        <w:t>一、為排除確屬施工安全不良之廠商於一定期間內參與政府採購，爰增訂旨述條款第10目內容為「因廠商施工場所依設計圖說規定應有之安全衛生設施欠缺或不良，致發生重大職業災害經勞動檢查機構通知停工，並經機關認定屬查驗不合格情節重大者，為採購法第101條第1項第8款之情形之一」。</w:t>
-      </w:r>
-    </w:p>
-    <w:p>
-      <w:pPr>
-        <w:pStyle w:val="a9"/>
-        <w:ind w:left="720" w:hanging="480"/>
-        <w:jc w:val="both"/>
-      </w:pPr>
-      <w:r>
-        <w:rPr>
-          <w:rFonts w:ascii="新細明體" w:hAnsi="新細明體" w:eastAsia="新細明體"/>
-          <w:b w:val="0"/>
-          <w:sz w:val="24"/>
-        </w:rPr>
-        <w:t>二、本會前以95年6月6日工程技字第09500209090號及95年8月11日工程技字第09500305670號函，重申各機關辦理公共工程規劃設計時，應依行政院勞工委員會92年12月1日發布之「加強公共工程勞工安全衛生管理作業要點」規定，其成果應含勞工安全衛生設施之圖說，並據以納入工程契約予以量化計價。</w:t>
-      </w:r>
-    </w:p>
-    <w:p>
-      <w:pPr>
-        <w:pStyle w:val="a9"/>
-        <w:ind w:left="720" w:hanging="480"/>
-        <w:jc w:val="both"/>
-      </w:pPr>
-      <w:r>
-        <w:rPr>
-          <w:rFonts w:ascii="新細明體" w:hAnsi="新細明體" w:eastAsia="新細明體"/>
-          <w:b w:val="0"/>
-          <w:sz w:val="24"/>
-        </w:rPr>
-        <w:t>三、將「廠商安全衛生設施不良情形列為政府採購法第101條第1項第8款所稱查驗或驗收不合格，情節重大者」之認定基準，納入旨述契約範本修正，與機關應提供勞安相關設計圖說並據以納入工程契約予以量化計價，有前後因果關係，併予說明。</w:t>
-      </w:r>
-    </w:p>
-    <w:p/>
-    <w:p>
-      <w:pPr>
-        <w:pStyle w:val="a9"/>
-        <w:ind w:left="720" w:hanging="720"/>
-        <w:jc w:val="both"/>
-      </w:pPr>
-      <w:r>
-        <w:rPr>
-          <w:rFonts w:ascii="微軟正黑體" w:hAnsi="微軟正黑體" w:eastAsia="微軟正黑體"/>
-          <w:b/>
-          <w:sz w:val="24"/>
-        </w:rPr>
-        <w:t>行政院公共工程委員會96年05月24日工程企字第09600214700號函</w:t>
-      </w:r>
-    </w:p>
-    <w:p>
-      <w:pPr>
-        <w:pStyle w:val="a9"/>
-        <w:ind w:left="720" w:hanging="720"/>
-        <w:jc w:val="both"/>
-      </w:pPr>
-      <w:r>
-        <w:rPr>
-          <w:rFonts w:ascii="新細明體" w:hAnsi="新細明體" w:eastAsia="新細明體"/>
-          <w:b w:val="0"/>
-          <w:sz w:val="24"/>
-        </w:rPr>
-        <w:t>主旨：修正本會95年11月24日工程企字第09500460460號函頒之「工程採購契約範本」第18條第8款如說明一，請查照並轉知所屬（轄）機關。</w:t>
-      </w:r>
-    </w:p>
-    <w:p>
-      <w:pPr>
-        <w:pStyle w:val="a9"/>
-        <w:ind w:left="720" w:hanging="720"/>
-        <w:jc w:val="both"/>
-      </w:pPr>
-      <w:r>
-        <w:rPr>
-          <w:rFonts w:ascii="新細明體" w:hAnsi="新細明體" w:eastAsia="新細明體"/>
-          <w:b w:val="0"/>
-          <w:sz w:val="24"/>
-        </w:rPr>
-        <w:t>說明：</w:t>
-      </w:r>
-    </w:p>
-    <w:p>
-      <w:pPr>
-        <w:pStyle w:val="a9"/>
-        <w:ind w:left="720" w:hanging="480"/>
-        <w:jc w:val="both"/>
-      </w:pPr>
-      <w:r>
-        <w:rPr>
-          <w:rFonts w:ascii="新細明體" w:hAnsi="新細明體" w:eastAsia="新細明體"/>
-          <w:b w:val="0"/>
-          <w:sz w:val="24"/>
-        </w:rPr>
-        <w:t>一、修正旨揭第8款內容如附件1，廠商之損害賠償責任，得不包含機關所失利益，惟機關應於招標文件預先載明；並將法令另有規定之損害賠償責任，排除於廠商損害賠償金額上限之外。</w:t>
-      </w:r>
-    </w:p>
-    <w:p>
-      <w:pPr>
-        <w:pStyle w:val="a9"/>
-        <w:ind w:left="720" w:hanging="480"/>
-        <w:jc w:val="both"/>
-      </w:pPr>
-      <w:r>
-        <w:rPr>
-          <w:rFonts w:ascii="新細明體" w:hAnsi="新細明體" w:eastAsia="新細明體"/>
-          <w:b w:val="0"/>
-          <w:sz w:val="24"/>
-        </w:rPr>
-        <w:t>二、機關辦理採購，有因個案特性（例如市場供需屬賣方市場、標的物製造難度高、風險較高），於招標文件預為載明逾期違約金之上限，其低於「採購契約要項」第45點第2項所定契約價金總額之20%者，尚可，併請各機關參採。</w:t>
-      </w:r>
-    </w:p>
-    <w:p>
-      <w:pPr>
-        <w:pStyle w:val="a9"/>
-        <w:ind w:left="720" w:hanging="480"/>
-        <w:jc w:val="both"/>
-      </w:pPr>
-      <w:r>
-        <w:rPr>
-          <w:rFonts w:ascii="新細明體" w:hAnsi="新細明體" w:eastAsia="新細明體"/>
-          <w:b w:val="0"/>
-          <w:sz w:val="24"/>
-        </w:rPr>
-        <w:t>三、檢附本會委託辦理「政府採購契約之廠商所負損害賠償責任之研究」之研究發現及具體建議（附件2）供參。</w:t>
-      </w:r>
-    </w:p>
-    <w:p/>
-    <w:p>
-      <w:pPr>
-        <w:pStyle w:val="a9"/>
-        <w:ind w:left="720" w:hanging="720"/>
-        <w:jc w:val="both"/>
-      </w:pPr>
-      <w:r>
-        <w:rPr>
-          <w:rFonts w:ascii="微軟正黑體" w:hAnsi="微軟正黑體" w:eastAsia="微軟正黑體"/>
-          <w:b/>
-          <w:sz w:val="24"/>
-        </w:rPr>
-        <w:t>行政院公共工程委員會97年04月15日工程企字第09700157480號函</w:t>
-      </w:r>
-    </w:p>
-    <w:p>
-      <w:pPr>
-        <w:pStyle w:val="a9"/>
-        <w:ind w:left="720" w:hanging="720"/>
-        <w:jc w:val="both"/>
-      </w:pPr>
-      <w:r>
-        <w:rPr>
-          <w:rFonts w:ascii="新細明體" w:hAnsi="新細明體" w:eastAsia="新細明體"/>
-          <w:b w:val="0"/>
-          <w:sz w:val="24"/>
-        </w:rPr>
-        <w:t>主旨：本會頃修正「工程採購契約範本」，電子檔並登載於本會網站（進入首頁http://www.pcc.gov.tw後，點選\政府採購\政府採購法規\招標文件範本及表格），請卓參並轉知所屬（轄）機關。</w:t>
-      </w:r>
-    </w:p>
-    <w:p>
-      <w:pPr>
-        <w:pStyle w:val="a9"/>
-        <w:ind w:left="720" w:hanging="720"/>
-        <w:jc w:val="both"/>
-      </w:pPr>
-      <w:r>
-        <w:rPr>
-          <w:rFonts w:ascii="新細明體" w:hAnsi="新細明體" w:eastAsia="新細明體"/>
-          <w:b w:val="0"/>
-          <w:sz w:val="24"/>
-        </w:rPr>
-        <w:t>說明：</w:t>
-      </w:r>
-    </w:p>
-    <w:p>
-      <w:pPr>
-        <w:pStyle w:val="a9"/>
-        <w:ind w:left="720" w:hanging="480"/>
-        <w:jc w:val="both"/>
-      </w:pPr>
-      <w:r>
-        <w:rPr>
-          <w:rFonts w:ascii="新細明體" w:hAnsi="新細明體" w:eastAsia="新細明體"/>
-          <w:b w:val="0"/>
-          <w:sz w:val="24"/>
-        </w:rPr>
-        <w:t>一、機關辦理採購，請參採使用本會所訂範本，以杜爭議。</w:t>
-      </w:r>
-    </w:p>
-    <w:p>
-      <w:pPr>
-        <w:pStyle w:val="a9"/>
-        <w:ind w:left="720" w:hanging="480"/>
-        <w:jc w:val="both"/>
-      </w:pPr>
-      <w:r>
-        <w:rPr>
-          <w:rFonts w:ascii="新細明體" w:hAnsi="新細明體" w:eastAsia="新細明體"/>
-          <w:b w:val="0"/>
-          <w:sz w:val="24"/>
-        </w:rPr>
-        <w:t>二、各機關爾後辦理新招標之工程採購，請參採旨述範本第5條第1款第6目物價指數調整方式，於招標文件訂明依營造工程物價總指數之漲跌幅或個別項目、中分類項目及總指數之漲跌幅調整工程款。上開指數漲跌幅門檻已修正為〇%，遇物價波動即予調整，以減少爭議。</w:t>
-      </w:r>
-    </w:p>
-    <w:p>
-      <w:pPr>
-        <w:pStyle w:val="a9"/>
-        <w:ind w:left="720" w:hanging="480"/>
-        <w:jc w:val="both"/>
-      </w:pPr>
-      <w:r>
-        <w:rPr>
-          <w:rFonts w:ascii="新細明體" w:hAnsi="新細明體" w:eastAsia="新細明體"/>
-          <w:b w:val="0"/>
-          <w:sz w:val="24"/>
-        </w:rPr>
-        <w:t>三、為利公共工程順利推動減少履約爭議，並合理分配廠商與機關所承擔之風險，建請各工程主辦機關辦理工程採購，將工程材料費用占工程預算金額比率較大者，另案單獨辦理工程材料招標（例如：預拌混凝土、鋼筋、瀝青、管材、電纜等），由機關提供材料供工程施工廠商使用。為方便各機關購料，本會並已指定臺灣銀行採購部（原中信局）辦理公共工程用鋼筋、水泥及柏油共同供應契約，供各機關訂購交施工廠商使用。</w:t>
-      </w:r>
-    </w:p>
-    <w:p/>
-    <w:p>
-      <w:pPr>
-        <w:pStyle w:val="a9"/>
-        <w:ind w:left="720" w:hanging="720"/>
-        <w:jc w:val="both"/>
-      </w:pPr>
-      <w:r>
-        <w:rPr>
-          <w:rFonts w:ascii="微軟正黑體" w:hAnsi="微軟正黑體" w:eastAsia="微軟正黑體"/>
-          <w:b/>
-          <w:sz w:val="24"/>
-        </w:rPr>
-        <w:t>行政院公共工程委員會97年05月16日工程企字第09700203940號函</w:t>
-      </w:r>
-    </w:p>
-    <w:p>
-      <w:pPr>
-        <w:pStyle w:val="a9"/>
-        <w:ind w:left="720" w:hanging="720"/>
-        <w:jc w:val="both"/>
-      </w:pPr>
-      <w:r>
-        <w:rPr>
-          <w:rFonts w:ascii="新細明體" w:hAnsi="新細明體" w:eastAsia="新細明體"/>
-          <w:b w:val="0"/>
-          <w:sz w:val="24"/>
-        </w:rPr>
-        <w:t>主旨：修正本會97年4月15日工程企字第09700157480號函頒之「工程採購契約範本」第9條第31款如說明，請查照並轉知所屬（轄）機關。</w:t>
-      </w:r>
-    </w:p>
-    <w:p>
-      <w:pPr>
-        <w:pStyle w:val="a9"/>
-        <w:ind w:left="720" w:hanging="720"/>
-        <w:jc w:val="both"/>
-      </w:pPr>
-      <w:r>
-        <w:rPr>
-          <w:rFonts w:ascii="新細明體" w:hAnsi="新細明體" w:eastAsia="新細明體"/>
-          <w:b w:val="0"/>
-          <w:sz w:val="24"/>
-        </w:rPr>
-        <w:t>說明：</w:t>
-      </w:r>
-    </w:p>
-    <w:p>
-      <w:pPr>
-        <w:pStyle w:val="a9"/>
-        <w:ind w:left="720" w:hanging="480"/>
-        <w:jc w:val="both"/>
-      </w:pPr>
-      <w:r>
-        <w:rPr>
-          <w:rFonts w:ascii="新細明體" w:hAnsi="新細明體" w:eastAsia="新細明體"/>
-          <w:b w:val="0"/>
-          <w:sz w:val="24"/>
-        </w:rPr>
-        <w:t>一、內政部營建署前於95年10月至12月間邀集相關部會、地方縣（市）政府、營造公會及土石方工會研商修訂「營建剩餘土石方處理方案」，將遠端監控資訊及記錄設備管理制度納入修訂，嗣經部分地方縣（市）政府建議於工程採購契約範本增列營建土石方估驗計價時，須檢附遠端監控輸出影像紀錄。</w:t>
-      </w:r>
-    </w:p>
-    <w:p>
-      <w:pPr>
-        <w:pStyle w:val="a9"/>
-        <w:ind w:left="720" w:hanging="480"/>
-        <w:jc w:val="both"/>
-      </w:pPr>
-      <w:r>
-        <w:rPr>
-          <w:rFonts w:ascii="新細明體" w:hAnsi="新細明體" w:eastAsia="新細明體"/>
-          <w:b w:val="0"/>
-          <w:sz w:val="24"/>
-        </w:rPr>
-        <w:t>二、修正旨揭第31款內容，增列一選項：「□廠商估驗計價應檢附經機關建議或核定之土資場之遠端監控輸出影像紀錄光碟片及＿＿＿＿＿等資料（由機關於招標時載明），其屬土方交換、工區土方平衡或機關認定之特殊因素者不在此限。（未勾選者，無須檢附）」</w:t>
-      </w:r>
-    </w:p>
-    <w:p/>
-    <w:p>
-      <w:pPr>
-        <w:pStyle w:val="a9"/>
-        <w:ind w:left="720" w:hanging="720"/>
-        <w:jc w:val="both"/>
-      </w:pPr>
-      <w:r>
-        <w:rPr>
-          <w:rFonts w:ascii="微軟正黑體" w:hAnsi="微軟正黑體" w:eastAsia="微軟正黑體"/>
-          <w:b/>
-          <w:sz w:val="24"/>
-        </w:rPr>
-        <w:t>行政院公共工程委員會98年04月21日工程企字第09800171260號函</w:t>
-      </w:r>
-    </w:p>
-    <w:p>
-      <w:pPr>
-        <w:pStyle w:val="a9"/>
-        <w:ind w:left="720" w:hanging="720"/>
-        <w:jc w:val="both"/>
-      </w:pPr>
-      <w:r>
-        <w:rPr>
-          <w:rFonts w:ascii="新細明體" w:hAnsi="新細明體" w:eastAsia="新細明體"/>
-          <w:b w:val="0"/>
-          <w:sz w:val="24"/>
-        </w:rPr>
-        <w:t>主旨：本會頃修正「工程採購契約範本」，電子檔並登載於本會網站（進入首頁http://www.pcc.gov.tw後，點選\政府採購\政府採購法規\招標文件範本及表格），請卓參並轉知所屬（轄）機關。</w:t>
-      </w:r>
-    </w:p>
-    <w:p>
-      <w:pPr>
-        <w:pStyle w:val="a9"/>
-        <w:ind w:left="720" w:hanging="720"/>
-        <w:jc w:val="both"/>
-      </w:pPr>
-      <w:r>
-        <w:rPr>
-          <w:rFonts w:ascii="新細明體" w:hAnsi="新細明體" w:eastAsia="新細明體"/>
-          <w:b w:val="0"/>
-          <w:sz w:val="24"/>
-        </w:rPr>
-        <w:t>說明：</w:t>
-      </w:r>
-    </w:p>
-    <w:p>
-      <w:pPr>
-        <w:pStyle w:val="a9"/>
-        <w:ind w:left="720" w:hanging="480"/>
-        <w:jc w:val="both"/>
-      </w:pPr>
-      <w:r>
-        <w:rPr>
-          <w:rFonts w:ascii="新細明體" w:hAnsi="新細明體" w:eastAsia="新細明體"/>
-          <w:b w:val="0"/>
-          <w:sz w:val="24"/>
-        </w:rPr>
-        <w:t>一、機關辦理採購，請參採使用本會所訂範本，以杜爭議。</w:t>
-      </w:r>
-    </w:p>
-    <w:p>
-      <w:pPr>
-        <w:pStyle w:val="a9"/>
-        <w:ind w:left="720" w:hanging="480"/>
-        <w:jc w:val="both"/>
-      </w:pPr>
-      <w:r>
-        <w:rPr>
-          <w:rFonts w:ascii="新細明體" w:hAnsi="新細明體" w:eastAsia="新細明體"/>
-          <w:b w:val="0"/>
-          <w:sz w:val="24"/>
-        </w:rPr>
-        <w:t>二、按旨述範本第10條第1款內容，如機關委託技術服務廠商執行監造作業，機關應將其授權內容，以書面通知廠商，俾免衍生爭議。</w:t>
-      </w:r>
-    </w:p>
-    <w:p/>
-    <w:p>
-      <w:pPr>
-        <w:pStyle w:val="a9"/>
-        <w:ind w:left="720" w:hanging="720"/>
-        <w:jc w:val="both"/>
-      </w:pPr>
-      <w:r>
-        <w:rPr>
-          <w:rFonts w:ascii="微軟正黑體" w:hAnsi="微軟正黑體" w:eastAsia="微軟正黑體"/>
-          <w:b/>
-          <w:sz w:val="24"/>
-        </w:rPr>
-        <w:t>行政院公共工程委員會98年05月19日工程企字第09800217770號函</w:t>
-      </w:r>
-    </w:p>
-    <w:p>
-      <w:pPr>
-        <w:pStyle w:val="a9"/>
-        <w:ind w:left="720" w:hanging="720"/>
-        <w:jc w:val="both"/>
-      </w:pPr>
-      <w:r>
-        <w:rPr>
-          <w:rFonts w:ascii="新細明體" w:hAnsi="新細明體" w:eastAsia="新細明體"/>
-          <w:b w:val="0"/>
-          <w:sz w:val="24"/>
-        </w:rPr>
-        <w:t>主旨：訂頒「統包工程採購契約範本」，請卓參並轉知所屬（轄）機關。</w:t>
-      </w:r>
-    </w:p>
-    <w:p>
-      <w:pPr>
-        <w:pStyle w:val="a9"/>
-        <w:ind w:left="720" w:hanging="720"/>
-        <w:jc w:val="both"/>
-      </w:pPr>
-      <w:r>
-        <w:rPr>
-          <w:rFonts w:ascii="新細明體" w:hAnsi="新細明體" w:eastAsia="新細明體"/>
-          <w:b w:val="0"/>
-          <w:sz w:val="24"/>
-        </w:rPr>
-        <w:t>說明：</w:t>
-      </w:r>
-    </w:p>
-    <w:p>
-      <w:pPr>
-        <w:pStyle w:val="a9"/>
-        <w:ind w:left="720" w:hanging="480"/>
-        <w:jc w:val="both"/>
-      </w:pPr>
-      <w:r>
-        <w:rPr>
-          <w:rFonts w:ascii="新細明體" w:hAnsi="新細明體" w:eastAsia="新細明體"/>
-          <w:b w:val="0"/>
-          <w:sz w:val="24"/>
-        </w:rPr>
-        <w:t>一、統包工程採購契約範本電子檔已登載於本會網站（進入首頁http://www.pcc.gov.tw後，點選\政府採購\政府採購法規\招標相關文件及表格）。</w:t>
-      </w:r>
-    </w:p>
-    <w:p>
-      <w:pPr>
-        <w:pStyle w:val="a9"/>
-        <w:ind w:left="720" w:hanging="480"/>
-        <w:jc w:val="both"/>
-      </w:pPr>
-      <w:r>
-        <w:rPr>
-          <w:rFonts w:ascii="新細明體" w:hAnsi="新細明體" w:eastAsia="新細明體"/>
-          <w:b w:val="0"/>
-          <w:sz w:val="24"/>
-        </w:rPr>
-        <w:t>二、機關參考旨揭契約範本訂定統包契約時，仍應就個案特性與實際需要予以檢視，將符合個案特性與實際需要之條款納入契約。</w:t>
-      </w:r>
-    </w:p>
-    <w:p/>
-    <w:p>
-      <w:pPr>
-        <w:pStyle w:val="a9"/>
-        <w:ind w:left="720" w:hanging="720"/>
-        <w:jc w:val="both"/>
-      </w:pPr>
-      <w:r>
-        <w:rPr>
-          <w:rFonts w:ascii="微軟正黑體" w:hAnsi="微軟正黑體" w:eastAsia="微軟正黑體"/>
-          <w:b/>
-          <w:sz w:val="24"/>
-        </w:rPr>
-        <w:t>行政院公共工程委員會98年08月26日工程管字第09800380650號函</w:t>
-      </w:r>
-    </w:p>
-    <w:p>
-      <w:pPr>
-        <w:pStyle w:val="a9"/>
-        <w:ind w:left="720" w:hanging="720"/>
-        <w:jc w:val="both"/>
-      </w:pPr>
-      <w:r>
-        <w:rPr>
-          <w:rFonts w:ascii="新細明體" w:hAnsi="新細明體" w:eastAsia="新細明體"/>
-          <w:b w:val="0"/>
-          <w:sz w:val="24"/>
-        </w:rPr>
-        <w:t>主旨：檢送修正後「工程採購契約範本」、「統包工程採購契約範本」、「公共工程專案管理契約範本」及「公共工程技術服務契約範本」及對照表(節錄)各乙份，提高品質缺失懲罰性違約金金額，請 查照。</w:t>
-      </w:r>
-    </w:p>
-    <w:p>
-      <w:pPr>
-        <w:pStyle w:val="a9"/>
-        <w:ind w:left="720" w:hanging="720"/>
-        <w:jc w:val="both"/>
-      </w:pPr>
-      <w:r>
-        <w:rPr>
-          <w:rFonts w:ascii="新細明體" w:hAnsi="新細明體" w:eastAsia="新細明體"/>
-          <w:b w:val="0"/>
-          <w:sz w:val="24"/>
-        </w:rPr>
-        <w:t>說明：</w:t>
-      </w:r>
-    </w:p>
-    <w:p>
-      <w:pPr>
-        <w:pStyle w:val="a9"/>
-        <w:ind w:left="720" w:hanging="480"/>
-        <w:jc w:val="both"/>
-      </w:pPr>
-      <w:r>
-        <w:rPr>
-          <w:rFonts w:ascii="新細明體" w:hAnsi="新細明體" w:eastAsia="新細明體"/>
-          <w:b w:val="0"/>
-          <w:sz w:val="24"/>
-        </w:rPr>
-        <w:t>一、查本會為確保公共工程品質，曾以94年1月31日工程管字第09400037860號函頒「品質缺失懲罰性違約金機制」，並納入本會「工程採購契約範本」等旨揭4範本在案。</w:t>
-      </w:r>
-    </w:p>
-    <w:p>
-      <w:pPr>
-        <w:pStyle w:val="a9"/>
-        <w:ind w:left="720" w:hanging="480"/>
-        <w:jc w:val="both"/>
-      </w:pPr>
-      <w:r>
-        <w:rPr>
-          <w:rFonts w:ascii="新細明體" w:hAnsi="新細明體" w:eastAsia="新細明體"/>
-          <w:b w:val="0"/>
-          <w:sz w:val="24"/>
-        </w:rPr>
-        <w:t>二、本次修正緣由如下：</w:t>
+        <w:t>（一）修正勞務、資訊服務、社會福利服務等勞務類採購契約範本派駐人員之薪資，調升為應高於最低工資1.1倍。</w:t>
       </w:r>
     </w:p>
     <w:p>
@@ -4427,2970 +7696,7 @@
           <w:b w:val="0"/>
           <w:sz w:val="24"/>
         </w:rPr>
-        <w:t>（一）因品質缺失懲罰違約金機制自94年1月31日函頒至今已近5年，為使施工、監造及專案管理廠商更加注意施工、監造及督導，故將扣款金額提高1倍。</w:t>
-      </w:r>
-    </w:p>
-    <w:p>
-      <w:pPr>
-        <w:pStyle w:val="a9"/>
-        <w:ind w:left="964" w:hanging="680"/>
-        <w:jc w:val="both"/>
-      </w:pPr>
-      <w:r>
-        <w:rPr>
-          <w:rFonts w:ascii="新細明體" w:hAnsi="新細明體" w:eastAsia="新細明體"/>
-          <w:b w:val="0"/>
-          <w:sz w:val="24"/>
-        </w:rPr>
-        <w:t>（二）另專案管理及施工監造委由同一廠商辦理時，其實際行為僅為一個廠商，故就「施工品質」缺失之懲罰性違約金部分，不重複計罰。</w:t>
-      </w:r>
-    </w:p>
-    <w:p>
-      <w:pPr>
-        <w:pStyle w:val="a9"/>
-        <w:ind w:left="720" w:hanging="480"/>
-        <w:jc w:val="both"/>
-      </w:pPr>
-      <w:r>
-        <w:rPr>
-          <w:rFonts w:ascii="新細明體" w:hAnsi="新細明體" w:eastAsia="新細明體"/>
-          <w:b w:val="0"/>
-          <w:sz w:val="24"/>
-        </w:rPr>
-        <w:t>三、旨揭範本及修正對照表可至本會全球資訊網下載，路徑如下：/首頁/法令規章/政府採購法規/招標相關文件及表格/。</w:t>
-      </w:r>
-    </w:p>
-    <w:p/>
-    <w:p>
-      <w:pPr>
-        <w:pStyle w:val="a9"/>
-        <w:ind w:left="720" w:hanging="720"/>
-        <w:jc w:val="both"/>
-      </w:pPr>
-      <w:r>
-        <w:rPr>
-          <w:rFonts w:ascii="微軟正黑體" w:hAnsi="微軟正黑體" w:eastAsia="微軟正黑體"/>
-          <w:b/>
-          <w:sz w:val="24"/>
-        </w:rPr>
-        <w:t>行政院公共工程委員會98年10月29日工程企字第09800480620號函</w:t>
-      </w:r>
-    </w:p>
-    <w:p>
-      <w:pPr>
-        <w:pStyle w:val="a9"/>
-        <w:ind w:left="720" w:hanging="720"/>
-        <w:jc w:val="both"/>
-      </w:pPr>
-      <w:r>
-        <w:rPr>
-          <w:rFonts w:ascii="新細明體" w:hAnsi="新細明體" w:eastAsia="新細明體"/>
-          <w:b w:val="0"/>
-          <w:sz w:val="24"/>
-        </w:rPr>
-        <w:t>主旨：本會頃修正「工程採購契約範本」，電子檔並登載於本會網站（進入首頁http://www.pcc.gov.tw後，點選\政府採購\政府採購法規\招標文件範本及表格），請卓參並轉知所屬（轄）機關。</w:t>
-      </w:r>
-    </w:p>
-    <w:p>
-      <w:pPr>
-        <w:pStyle w:val="a9"/>
-        <w:ind w:left="720" w:hanging="720"/>
-        <w:jc w:val="both"/>
-      </w:pPr>
-      <w:r>
-        <w:rPr>
-          <w:rFonts w:ascii="新細明體" w:hAnsi="新細明體" w:eastAsia="新細明體"/>
-          <w:b w:val="0"/>
-          <w:sz w:val="24"/>
-        </w:rPr>
-        <w:t>說明：</w:t>
-      </w:r>
-    </w:p>
-    <w:p>
-      <w:pPr>
-        <w:pStyle w:val="a9"/>
-        <w:ind w:left="720" w:hanging="480"/>
-        <w:jc w:val="both"/>
-      </w:pPr>
-      <w:r>
-        <w:rPr>
-          <w:rFonts w:ascii="新細明體" w:hAnsi="新細明體" w:eastAsia="新細明體"/>
-          <w:b w:val="0"/>
-          <w:sz w:val="24"/>
-        </w:rPr>
-        <w:t>一、機關辦理採購，請參採使用本會所訂範本，以杜爭議。</w:t>
-      </w:r>
-    </w:p>
-    <w:p>
-      <w:pPr>
-        <w:pStyle w:val="a9"/>
-        <w:ind w:left="720" w:hanging="480"/>
-        <w:jc w:val="both"/>
-      </w:pPr>
-      <w:r>
-        <w:rPr>
-          <w:rFonts w:ascii="新細明體" w:hAnsi="新細明體" w:eastAsia="新細明體"/>
-          <w:b w:val="0"/>
-          <w:sz w:val="24"/>
-        </w:rPr>
-        <w:t>二、本次修正內容如下，請詳附件修正對照表：</w:t>
-      </w:r>
-    </w:p>
-    <w:p>
-      <w:pPr>
-        <w:pStyle w:val="a9"/>
-        <w:ind w:left="964" w:hanging="680"/>
-        <w:jc w:val="both"/>
-      </w:pPr>
-      <w:r>
-        <w:rPr>
-          <w:rFonts w:ascii="新細明體" w:hAnsi="新細明體" w:eastAsia="新細明體"/>
-          <w:b w:val="0"/>
-          <w:sz w:val="24"/>
-        </w:rPr>
-        <w:t>（一）實務上履約期限係指政府採購法施行細則第92條規定「竣工」之期限，爰修正範本第7條第1款第1目選項、第9條第2款第3目及第17條第1款內容。非限期竣工案件，一併記載預計竣工日期。</w:t>
-      </w:r>
-    </w:p>
-    <w:p>
-      <w:pPr>
-        <w:pStyle w:val="a9"/>
-        <w:ind w:left="964" w:hanging="680"/>
-        <w:jc w:val="both"/>
-      </w:pPr>
-      <w:r>
-        <w:rPr>
-          <w:rFonts w:ascii="新細明體" w:hAnsi="新細明體" w:eastAsia="新細明體"/>
-          <w:b w:val="0"/>
-          <w:sz w:val="24"/>
-        </w:rPr>
-        <w:t>（二）以日曆天計算工期者，所有日數均計入工期，並無須排除國定例假日等。</w:t>
-      </w:r>
-    </w:p>
-    <w:p>
-      <w:pPr>
-        <w:pStyle w:val="a9"/>
-        <w:ind w:left="964" w:hanging="680"/>
-        <w:jc w:val="both"/>
-      </w:pPr>
-      <w:r>
-        <w:rPr>
-          <w:rFonts w:ascii="新細明體" w:hAnsi="新細明體" w:eastAsia="新細明體"/>
-          <w:b w:val="0"/>
-          <w:sz w:val="24"/>
-        </w:rPr>
-        <w:t>（三）增訂範本第9條第29款預拌混凝土廠驗廠選項。</w:t>
-      </w:r>
-    </w:p>
-    <w:p>
-      <w:pPr>
-        <w:pStyle w:val="a9"/>
-        <w:ind w:left="964" w:hanging="680"/>
-        <w:jc w:val="both"/>
-      </w:pPr>
-      <w:r>
-        <w:rPr>
-          <w:rFonts w:ascii="新細明體" w:hAnsi="新細明體" w:eastAsia="新細明體"/>
-          <w:b w:val="0"/>
-          <w:sz w:val="24"/>
-        </w:rPr>
-        <w:t>（四）依「工程告示牌及竣工銘牌設置要點」第8點修正範本第9條第30款相關選項內容。</w:t>
-      </w:r>
-    </w:p>
-    <w:p>
-      <w:pPr>
-        <w:pStyle w:val="a9"/>
-        <w:ind w:left="964" w:hanging="680"/>
-        <w:jc w:val="both"/>
-      </w:pPr>
-      <w:r>
-        <w:rPr>
-          <w:rFonts w:ascii="新細明體" w:hAnsi="新細明體" w:eastAsia="新細明體"/>
-          <w:b w:val="0"/>
-          <w:sz w:val="24"/>
-        </w:rPr>
-        <w:t>（五）修正範本第15條第7款，工程竣工後廠商辦妥應辦事項，經機關勘驗認可，始得辦理初驗或驗收。</w:t>
-      </w:r>
-    </w:p>
-    <w:p/>
-    <w:p>
-      <w:pPr>
-        <w:pStyle w:val="a9"/>
-        <w:ind w:left="720" w:hanging="720"/>
-        <w:jc w:val="both"/>
-      </w:pPr>
-      <w:r>
-        <w:rPr>
-          <w:rFonts w:ascii="微軟正黑體" w:hAnsi="微軟正黑體" w:eastAsia="微軟正黑體"/>
-          <w:b/>
-          <w:sz w:val="24"/>
-        </w:rPr>
-        <w:t>行政院公共工程委員會98年11月10日工程企字第09800497910號函</w:t>
-      </w:r>
-    </w:p>
-    <w:p>
-      <w:pPr>
-        <w:pStyle w:val="a9"/>
-        <w:ind w:left="720" w:hanging="720"/>
-        <w:jc w:val="both"/>
-      </w:pPr>
-      <w:r>
-        <w:rPr>
-          <w:rFonts w:ascii="新細明體" w:hAnsi="新細明體" w:eastAsia="新細明體"/>
-          <w:b w:val="0"/>
-          <w:sz w:val="24"/>
-        </w:rPr>
-        <w:t>主旨：更正本會98年10月29日工程企字第09800480620號函附件「工程採購契約範本修正對照表」如說明，請查照並轉知所屬（轄）機關。</w:t>
-      </w:r>
-    </w:p>
-    <w:p>
-      <w:pPr>
-        <w:pStyle w:val="a9"/>
-        <w:ind w:left="720" w:hanging="720"/>
-        <w:jc w:val="both"/>
-      </w:pPr>
-      <w:r>
-        <w:rPr>
-          <w:rFonts w:ascii="新細明體" w:hAnsi="新細明體" w:eastAsia="新細明體"/>
-          <w:b w:val="0"/>
-          <w:sz w:val="24"/>
-        </w:rPr>
-        <w:t>說明：</w:t>
-      </w:r>
-    </w:p>
-    <w:p>
-      <w:pPr>
-        <w:pStyle w:val="a9"/>
-        <w:ind w:left="720" w:hanging="480"/>
-        <w:jc w:val="both"/>
-      </w:pPr>
-      <w:r>
-        <w:rPr>
-          <w:rFonts w:ascii="新細明體" w:hAnsi="新細明體" w:eastAsia="新細明體"/>
-          <w:b w:val="0"/>
-          <w:sz w:val="24"/>
-        </w:rPr>
-        <w:t>一、對照表第9條第29款增訂之預拌混凝土廠驗場選項，漏列「公共工程施工綱要規範」之章名「第03050章混凝土基本材料及施工一般要求」。</w:t>
-      </w:r>
-    </w:p>
-    <w:p>
-      <w:pPr>
-        <w:pStyle w:val="a9"/>
-        <w:ind w:left="720" w:hanging="480"/>
-        <w:jc w:val="both"/>
-      </w:pPr>
-      <w:r>
-        <w:rPr>
-          <w:rFonts w:ascii="新細明體" w:hAnsi="新細明體" w:eastAsia="新細明體"/>
-          <w:b w:val="0"/>
-          <w:sz w:val="24"/>
-        </w:rPr>
-        <w:t>二、對照表第9條第30款有關巨額採購工程告示牌設置選項，漏列「品質管理人員、勞工安全衛生人員」文字。</w:t>
-      </w:r>
-    </w:p>
-    <w:p>
-      <w:pPr>
-        <w:pStyle w:val="a9"/>
-        <w:ind w:left="720" w:hanging="480"/>
-        <w:jc w:val="both"/>
-      </w:pPr>
-      <w:r>
-        <w:rPr>
-          <w:rFonts w:ascii="新細明體" w:hAnsi="新細明體" w:eastAsia="新細明體"/>
-          <w:b w:val="0"/>
-          <w:sz w:val="24"/>
-        </w:rPr>
-        <w:t>三、隨函檢附更正之「工程採購契約範本修正對照表」。</w:t>
-      </w:r>
-    </w:p>
-    <w:p/>
-    <w:p>
-      <w:pPr>
-        <w:pStyle w:val="a9"/>
-        <w:ind w:left="720" w:hanging="720"/>
-        <w:jc w:val="both"/>
-      </w:pPr>
-      <w:r>
-        <w:rPr>
-          <w:rFonts w:ascii="微軟正黑體" w:hAnsi="微軟正黑體" w:eastAsia="微軟正黑體"/>
-          <w:b/>
-          <w:sz w:val="24"/>
-        </w:rPr>
-        <w:t>行政院公共工程委員會98年11月19日工程企字第09800512740號函</w:t>
-      </w:r>
-    </w:p>
-    <w:p>
-      <w:pPr>
-        <w:pStyle w:val="a9"/>
-        <w:ind w:left="720" w:hanging="720"/>
-        <w:jc w:val="both"/>
-      </w:pPr>
-      <w:r>
-        <w:rPr>
-          <w:rFonts w:ascii="新細明體" w:hAnsi="新細明體" w:eastAsia="新細明體"/>
-          <w:b w:val="0"/>
-          <w:sz w:val="24"/>
-        </w:rPr>
-        <w:t>主旨：修正本會訂頒之「財物採購契約範本」、「勞務採購契約範本」、「工程採購契約範本」、「統包工程採購契約範本」、「公共工程專案管理契約範本」、及「公共工程技術服務契約範本」如說明，請查照並轉知所屬（轄）機關（構）。</w:t>
-      </w:r>
-    </w:p>
-    <w:p>
-      <w:pPr>
-        <w:pStyle w:val="a9"/>
-        <w:ind w:left="720" w:hanging="720"/>
-        <w:jc w:val="both"/>
-      </w:pPr>
-      <w:r>
-        <w:rPr>
-          <w:rFonts w:ascii="新細明體" w:hAnsi="新細明體" w:eastAsia="新細明體"/>
-          <w:b w:val="0"/>
-          <w:sz w:val="24"/>
-        </w:rPr>
-        <w:t>說明：</w:t>
-      </w:r>
-    </w:p>
-    <w:p>
-      <w:pPr>
-        <w:pStyle w:val="a9"/>
-        <w:ind w:left="720" w:hanging="480"/>
-        <w:jc w:val="both"/>
-      </w:pPr>
-      <w:r>
-        <w:rPr>
-          <w:rFonts w:ascii="新細明體" w:hAnsi="新細明體" w:eastAsia="新細明體"/>
-          <w:b w:val="0"/>
-          <w:sz w:val="24"/>
-        </w:rPr>
-        <w:t>一、分包契約報備於採購機關，並經得標廠商就分包部分設定權利質權予分包廠商者，分包廠商得依政府採購法第67條第2項規定行使權利質權。為臻明確並保障分包廠商權益，爰修正旨揭範本契約變更及轉讓條文，增訂「得標廠商依採購法第67條第2項規定，就分包部分設定權利質權予分包廠商者，不受前項限制。」</w:t>
-      </w:r>
-    </w:p>
-    <w:p>
-      <w:pPr>
-        <w:pStyle w:val="a9"/>
-        <w:ind w:left="720" w:hanging="480"/>
-        <w:jc w:val="both"/>
-      </w:pPr>
-      <w:r>
-        <w:rPr>
-          <w:rFonts w:ascii="新細明體" w:hAnsi="新細明體" w:eastAsia="新細明體"/>
-          <w:b w:val="0"/>
-          <w:sz w:val="24"/>
-        </w:rPr>
-        <w:t>二、另按保險法第94條第2項規定：「被保險人對第三人應負損失賠償責任確定時，第三人得在保險金額範圍內，依其應得之比例，直接向保險人請求給付賠償金額。」，爰一併修正財物採購契約範本第10條第2款第8目受益人條款，加註「 (不包含責任保險) 」。</w:t>
-      </w:r>
-    </w:p>
-    <w:p>
-      <w:pPr>
-        <w:pStyle w:val="a9"/>
-        <w:ind w:left="720" w:hanging="480"/>
-        <w:jc w:val="both"/>
-      </w:pPr>
-      <w:r>
-        <w:rPr>
-          <w:rFonts w:ascii="新細明體" w:hAnsi="新細明體" w:eastAsia="新細明體"/>
-          <w:b w:val="0"/>
-          <w:sz w:val="24"/>
-        </w:rPr>
-        <w:t>三、檢送旨揭各範本之修正條文對照表，如附件。</w:t>
-      </w:r>
-    </w:p>
-    <w:p>
-      <w:pPr>
-        <w:pStyle w:val="a9"/>
-        <w:ind w:left="720" w:hanging="480"/>
-        <w:jc w:val="both"/>
-      </w:pPr>
-      <w:r>
-        <w:rPr>
-          <w:rFonts w:ascii="新細明體" w:hAnsi="新細明體" w:eastAsia="新細明體"/>
-          <w:b w:val="0"/>
-          <w:sz w:val="24"/>
-        </w:rPr>
-        <w:t>四、旨揭範本之電子檔案已同時於本會網站（http://www.pcc.gov.tw\法令規章\政府採購法規\招標相關文件及表格）公開，歡迎下載使用。</w:t>
-      </w:r>
-    </w:p>
-    <w:p/>
-    <w:p>
-      <w:pPr>
-        <w:pStyle w:val="a9"/>
-        <w:ind w:left="720" w:hanging="720"/>
-        <w:jc w:val="both"/>
-      </w:pPr>
-      <w:r>
-        <w:rPr>
-          <w:rFonts w:ascii="微軟正黑體" w:hAnsi="微軟正黑體" w:eastAsia="微軟正黑體"/>
-          <w:b/>
-          <w:sz w:val="24"/>
-        </w:rPr>
-        <w:t>行政院公共工程委員會99年03月22日工程企字第09900111150號函</w:t>
-      </w:r>
-    </w:p>
-    <w:p>
-      <w:pPr>
-        <w:pStyle w:val="a9"/>
-        <w:ind w:left="720" w:hanging="720"/>
-        <w:jc w:val="both"/>
-      </w:pPr>
-      <w:r>
-        <w:rPr>
-          <w:rFonts w:ascii="新細明體" w:hAnsi="新細明體" w:eastAsia="新細明體"/>
-          <w:b w:val="0"/>
-          <w:sz w:val="24"/>
-        </w:rPr>
-        <w:t>主旨：修正本會訂頒之「工程採購契約範本」第9條第17款內容如說明，請卓參並轉知所屬（轄）機關（構）。</w:t>
-      </w:r>
-    </w:p>
-    <w:p>
-      <w:pPr>
-        <w:pStyle w:val="a9"/>
-        <w:ind w:left="720" w:hanging="720"/>
-        <w:jc w:val="both"/>
-      </w:pPr>
-      <w:r>
-        <w:rPr>
-          <w:rFonts w:ascii="新細明體" w:hAnsi="新細明體" w:eastAsia="新細明體"/>
-          <w:b w:val="0"/>
-          <w:sz w:val="24"/>
-        </w:rPr>
-        <w:t>說明：</w:t>
-      </w:r>
-    </w:p>
-    <w:p>
-      <w:pPr>
-        <w:pStyle w:val="a9"/>
-        <w:ind w:left="720" w:hanging="480"/>
-        <w:jc w:val="both"/>
-      </w:pPr>
-      <w:r>
-        <w:rPr>
-          <w:rFonts w:ascii="新細明體" w:hAnsi="新細明體" w:eastAsia="新細明體"/>
-          <w:b w:val="0"/>
-          <w:sz w:val="24"/>
-        </w:rPr>
-        <w:t>一、依98年4月30日總統府公報第6861號附件「98年度中央政府振興經濟擴大公共建設特別預算審查報告（修正本）」之肆之二通案決議第（十一）項、立法院99年3月10日第7屆第5會期交通委員會第2次全體委員會議田委員秋堇質詢事項及本會98年2月11日工程管字第09800053720號函說明二辦理。</w:t>
-      </w:r>
-    </w:p>
-    <w:p>
-      <w:pPr>
-        <w:pStyle w:val="a9"/>
-        <w:ind w:left="720" w:hanging="480"/>
-        <w:jc w:val="both"/>
-      </w:pPr>
-      <w:r>
-        <w:rPr>
-          <w:rFonts w:ascii="新細明體" w:hAnsi="新細明體" w:eastAsia="新細明體"/>
-          <w:b w:val="0"/>
-          <w:sz w:val="24"/>
-        </w:rPr>
-        <w:t>二、上開通案決議第(十一)項內容略以：「…為優先保障本國失業勞工之工作權、生存權，行政院應立即函令所有政府尚未發包的公共工程，以及四年五千億元『振興經濟擴大公共建設投資計畫』的所有公共建設，不分預算金額多寡，不論係由中央、地方政府執行，承包及協力廠商一律不得聘僱外籍勞工，全部聘僱本國勞工。並於『工程採購契約範本』中明載投標廠商一律不得聘僱外勞，為確保聘僱本國勞工，投標廠商應提出本國勞工聘僱計畫書，以確保搶救失業、振興經濟之效。」</w:t>
-      </w:r>
-    </w:p>
-    <w:p>
-      <w:pPr>
-        <w:pStyle w:val="a9"/>
-        <w:ind w:left="720" w:hanging="480"/>
-        <w:jc w:val="both"/>
-      </w:pPr>
-      <w:r>
-        <w:rPr>
-          <w:rFonts w:ascii="新細明體" w:hAnsi="新細明體" w:eastAsia="新細明體"/>
-          <w:b w:val="0"/>
-          <w:sz w:val="24"/>
-        </w:rPr>
-        <w:t>三、旨述工程採購契約範本內容修正為：「廠商及分包廠商履約時，均不得僱用外籍勞工。除工程執行中經行政院勞工委員會各區就業服務中心或就業服務站確認無法招募足額本國勞工，始得依現行規定申請外籍勞工。但其與契約所定本國勞工之人力成本價金差額，應予扣回。違法僱用外籍勞工者，機關除通知目的事業主管機關依『就業服務法』規定處罰外，情節重大者，並得與廠商終止或解除契約。其因此造成損害者，並得向廠商請求損害賠償。」</w:t>
-      </w:r>
-    </w:p>
-    <w:p>
-      <w:pPr>
-        <w:pStyle w:val="a9"/>
-        <w:ind w:left="960" w:hanging="960"/>
-        <w:jc w:val="both"/>
-      </w:pPr>
-      <w:r>
-        <w:rPr>
-          <w:rFonts w:ascii="新細明體" w:hAnsi="新細明體" w:eastAsia="新細明體"/>
-          <w:b w:val="0"/>
-          <w:sz w:val="24"/>
-        </w:rPr>
-        <w:t>備註：1. 本會107年7月24日工程企字第10700226840號函修正「工程採購契約範本」，旨揭條款移列第9條第13款，並修正內容。</w:t>
-      </w:r>
-    </w:p>
-    <w:p>
-      <w:pPr>
-        <w:pStyle w:val="a9"/>
-        <w:ind w:left="960" w:hanging="240"/>
-        <w:jc w:val="both"/>
-      </w:pPr>
-      <w:r>
-        <w:rPr>
-          <w:rFonts w:ascii="新細明體" w:hAnsi="新細明體" w:eastAsia="新細明體"/>
-          <w:b w:val="0"/>
-          <w:sz w:val="24"/>
-        </w:rPr>
-        <w:t>2. 本會109年1月14日工程企字第1080100980號函修正「工程採購契約範本」第9條第13款內容。</w:t>
-      </w:r>
-    </w:p>
-    <w:p/>
-    <w:p>
-      <w:pPr>
-        <w:pStyle w:val="a9"/>
-        <w:ind w:left="720" w:hanging="720"/>
-        <w:jc w:val="both"/>
-      </w:pPr>
-      <w:r>
-        <w:rPr>
-          <w:rFonts w:ascii="微軟正黑體" w:hAnsi="微軟正黑體" w:eastAsia="微軟正黑體"/>
-          <w:b/>
-          <w:sz w:val="24"/>
-        </w:rPr>
-        <w:t>行政院公共工程委員會99年04月19日工程企字第09900152590號函</w:t>
-      </w:r>
-    </w:p>
-    <w:p>
-      <w:pPr>
-        <w:pStyle w:val="a9"/>
-        <w:ind w:left="720" w:hanging="720"/>
-        <w:jc w:val="both"/>
-      </w:pPr>
-      <w:r>
-        <w:rPr>
-          <w:rFonts w:ascii="新細明體" w:hAnsi="新細明體" w:eastAsia="新細明體"/>
-          <w:b w:val="0"/>
-          <w:sz w:val="24"/>
-        </w:rPr>
-        <w:t>主旨：本會頃修正「公共工程技術服務契約範本」及「統包工程採購契約範本」，電子檔並登載於本會網站（進入首頁http://www.pcc.gov.tw後，點選\政府採購\政府採購法規\招標文件範本及表格），請卓參並轉知所屬（轄）機關。</w:t>
-      </w:r>
-    </w:p>
-    <w:p>
-      <w:pPr>
-        <w:pStyle w:val="a9"/>
-        <w:ind w:left="720" w:hanging="720"/>
-        <w:jc w:val="both"/>
-      </w:pPr>
-      <w:r>
-        <w:rPr>
-          <w:rFonts w:ascii="新細明體" w:hAnsi="新細明體" w:eastAsia="新細明體"/>
-          <w:b w:val="0"/>
-          <w:sz w:val="24"/>
-        </w:rPr>
-        <w:t>說明：</w:t>
-      </w:r>
-    </w:p>
-    <w:p>
-      <w:pPr>
-        <w:pStyle w:val="a9"/>
-        <w:ind w:left="720" w:hanging="480"/>
-        <w:jc w:val="both"/>
-      </w:pPr>
-      <w:r>
-        <w:rPr>
-          <w:rFonts w:ascii="新細明體" w:hAnsi="新細明體" w:eastAsia="新細明體"/>
-          <w:b w:val="0"/>
-          <w:sz w:val="24"/>
-        </w:rPr>
-        <w:t>一、各機關辦理公共工程技術服務及統包工程採購案，請參採使用本會所訂範本，以杜爭議。</w:t>
-      </w:r>
-    </w:p>
-    <w:p>
-      <w:pPr>
-        <w:pStyle w:val="a9"/>
-        <w:ind w:left="720" w:hanging="480"/>
-        <w:jc w:val="both"/>
-      </w:pPr>
-      <w:r>
-        <w:rPr>
-          <w:rFonts w:ascii="新細明體" w:hAnsi="新細明體" w:eastAsia="新細明體"/>
-          <w:b w:val="0"/>
-          <w:sz w:val="24"/>
-        </w:rPr>
-        <w:t>二、本次係依本會99年1月15日工程企字第09900015300號令修正發布「機關委託技術服務廠商評選及計費辦法」第38條規定，及98年12月30日工程技字第09800576440號函訂頒「災後復建工程設計、監造技術服務開口契約範本」第18條「簽證或簽署」內容，就旨揭範本明列簽證或簽署之相關內容。修正內容詳附件「公共工程技術服務契約範本修正對照表」及「統包工程採購契約範本修正對照表」。</w:t>
-      </w:r>
-    </w:p>
-    <w:p/>
-    <w:p>
-      <w:pPr>
-        <w:pStyle w:val="a9"/>
-        <w:ind w:left="720" w:hanging="720"/>
-        <w:jc w:val="both"/>
-      </w:pPr>
-      <w:r>
-        <w:rPr>
-          <w:rFonts w:ascii="微軟正黑體" w:hAnsi="微軟正黑體" w:eastAsia="微軟正黑體"/>
-          <w:b/>
-          <w:sz w:val="24"/>
-        </w:rPr>
-        <w:t>行政院公共工程委員會99年12月28日工程企字第09900525560號函</w:t>
-      </w:r>
-    </w:p>
-    <w:p>
-      <w:pPr>
-        <w:pStyle w:val="a9"/>
-        <w:ind w:left="720" w:hanging="720"/>
-        <w:jc w:val="both"/>
-      </w:pPr>
-      <w:r>
-        <w:rPr>
-          <w:rFonts w:ascii="新細明體" w:hAnsi="新細明體" w:eastAsia="新細明體"/>
-          <w:b w:val="0"/>
-          <w:sz w:val="24"/>
-        </w:rPr>
-        <w:t>主旨：修正「工程採購契約範本」，電子檔並登載於本會網站（進入首頁http://www.pcc.gov.tw後，點選政府採購政府採購法規招標文件範本及表格），請查照並轉知所屬（轄）機關。</w:t>
-      </w:r>
-    </w:p>
-    <w:p>
-      <w:pPr>
-        <w:pStyle w:val="a9"/>
-        <w:ind w:left="720" w:hanging="720"/>
-        <w:jc w:val="both"/>
-      </w:pPr>
-      <w:r>
-        <w:rPr>
-          <w:rFonts w:ascii="新細明體" w:hAnsi="新細明體" w:eastAsia="新細明體"/>
-          <w:b w:val="0"/>
-          <w:sz w:val="24"/>
-        </w:rPr>
-        <w:t>說明：機關辦理工程採購，請使用本會所訂範本，以杜爭議。</w:t>
-      </w:r>
-    </w:p>
-    <w:p/>
-    <w:p>
-      <w:pPr>
-        <w:pStyle w:val="a9"/>
-        <w:ind w:left="720" w:hanging="720"/>
-        <w:jc w:val="both"/>
-      </w:pPr>
-      <w:r>
-        <w:rPr>
-          <w:rFonts w:ascii="微軟正黑體" w:hAnsi="微軟正黑體" w:eastAsia="微軟正黑體"/>
-          <w:b/>
-          <w:sz w:val="24"/>
-        </w:rPr>
-        <w:t>行政院公共工程委員會100年11月04日工程企字第10000418520號函</w:t>
-      </w:r>
-    </w:p>
-    <w:p>
-      <w:pPr>
-        <w:pStyle w:val="a9"/>
-        <w:ind w:left="720" w:hanging="720"/>
-        <w:jc w:val="both"/>
-      </w:pPr>
-      <w:r>
-        <w:rPr>
-          <w:rFonts w:ascii="新細明體" w:hAnsi="新細明體" w:eastAsia="新細明體"/>
-          <w:b w:val="0"/>
-          <w:sz w:val="24"/>
-        </w:rPr>
-        <w:t>主旨：訂頒「災害搶險搶修開口契約範本」，請查照並轉知所屬（轄）機關。</w:t>
-      </w:r>
-    </w:p>
-    <w:p>
-      <w:pPr>
-        <w:pStyle w:val="a9"/>
-        <w:ind w:left="720" w:hanging="720"/>
-        <w:jc w:val="both"/>
-      </w:pPr>
-      <w:r>
-        <w:rPr>
-          <w:rFonts w:ascii="新細明體" w:hAnsi="新細明體" w:eastAsia="新細明體"/>
-          <w:b w:val="0"/>
-          <w:sz w:val="24"/>
-        </w:rPr>
-        <w:t>說明：</w:t>
-      </w:r>
-    </w:p>
-    <w:p>
-      <w:pPr>
-        <w:pStyle w:val="a9"/>
-        <w:ind w:left="720" w:hanging="480"/>
-        <w:jc w:val="both"/>
-      </w:pPr>
-      <w:r>
-        <w:rPr>
-          <w:rFonts w:ascii="新細明體" w:hAnsi="新細明體" w:eastAsia="新細明體"/>
-          <w:b w:val="0"/>
-          <w:sz w:val="24"/>
-        </w:rPr>
-        <w:t>一、依政府採購法第63條第1項規定：「各類採購契約以採用主管機關訂定之範本為原則，其要項及內容由主管機關參考國際及國內慣例定之」。</w:t>
-      </w:r>
-    </w:p>
-    <w:p>
-      <w:pPr>
-        <w:pStyle w:val="a9"/>
-        <w:ind w:left="720" w:hanging="480"/>
-        <w:jc w:val="both"/>
-      </w:pPr>
-      <w:r>
-        <w:rPr>
-          <w:rFonts w:ascii="新細明體" w:hAnsi="新細明體" w:eastAsia="新細明體"/>
-          <w:b w:val="0"/>
-          <w:sz w:val="24"/>
-        </w:rPr>
-        <w:t>二、旨揭範本電子檔登載於本會網站（進入首頁http://www.pcc.gov.tw後，點選政府採購政府採購法規招標文件範本及表格）。</w:t>
-      </w:r>
-    </w:p>
-    <w:p/>
-    <w:p>
-      <w:pPr>
-        <w:pStyle w:val="a9"/>
-        <w:ind w:left="720" w:hanging="720"/>
-        <w:jc w:val="both"/>
-      </w:pPr>
-      <w:r>
-        <w:rPr>
-          <w:rFonts w:ascii="微軟正黑體" w:hAnsi="微軟正黑體" w:eastAsia="微軟正黑體"/>
-          <w:b/>
-          <w:sz w:val="24"/>
-        </w:rPr>
-        <w:t>行政院公共工程委員會100年12月28日工程企字第10000488820號函</w:t>
-      </w:r>
-    </w:p>
-    <w:p>
-      <w:pPr>
-        <w:pStyle w:val="a9"/>
-        <w:ind w:left="720" w:hanging="720"/>
-        <w:jc w:val="both"/>
-      </w:pPr>
-      <w:r>
-        <w:rPr>
-          <w:rFonts w:ascii="新細明體" w:hAnsi="新細明體" w:eastAsia="新細明體"/>
-          <w:b w:val="0"/>
-          <w:sz w:val="24"/>
-        </w:rPr>
-        <w:t>主旨：修正「災害搶險搶修開口契約範本」，電子檔並登載於本會網站（進入首頁http://www.pcc.gov.tw後，點選政府採購政府採購法規招標文件範本及表格），請查照並轉知所屬（轄）機關。</w:t>
-      </w:r>
-    </w:p>
-    <w:p>
-      <w:pPr>
-        <w:pStyle w:val="a9"/>
-        <w:ind w:left="720" w:hanging="720"/>
-        <w:jc w:val="both"/>
-      </w:pPr>
-      <w:r>
-        <w:rPr>
-          <w:rFonts w:ascii="新細明體" w:hAnsi="新細明體" w:eastAsia="新細明體"/>
-          <w:b w:val="0"/>
-          <w:sz w:val="24"/>
-        </w:rPr>
-        <w:t>說明：</w:t>
-      </w:r>
-    </w:p>
-    <w:p>
-      <w:pPr>
-        <w:pStyle w:val="a9"/>
-        <w:ind w:left="720" w:hanging="480"/>
-        <w:jc w:val="both"/>
-      </w:pPr>
-      <w:r>
-        <w:rPr>
-          <w:rFonts w:ascii="新細明體" w:hAnsi="新細明體" w:eastAsia="新細明體"/>
-          <w:b w:val="0"/>
-          <w:sz w:val="24"/>
-        </w:rPr>
-        <w:t>一、依據100年11月29日本會第91次委員會議結論辦理。</w:t>
-      </w:r>
-    </w:p>
-    <w:p>
-      <w:pPr>
-        <w:pStyle w:val="a9"/>
-        <w:ind w:left="720" w:hanging="480"/>
-        <w:jc w:val="both"/>
-      </w:pPr>
-      <w:r>
-        <w:rPr>
-          <w:rFonts w:ascii="新細明體" w:hAnsi="新細明體" w:eastAsia="新細明體"/>
-          <w:b w:val="0"/>
-          <w:sz w:val="24"/>
-        </w:rPr>
-        <w:t>二、本次修正重點如下：</w:t>
-      </w:r>
-    </w:p>
-    <w:p>
-      <w:pPr>
-        <w:pStyle w:val="a9"/>
-        <w:ind w:left="964" w:hanging="680"/>
-        <w:jc w:val="both"/>
-      </w:pPr>
-      <w:r>
-        <w:rPr>
-          <w:rFonts w:ascii="新細明體" w:hAnsi="新細明體" w:eastAsia="新細明體"/>
-          <w:b w:val="0"/>
-          <w:sz w:val="24"/>
-        </w:rPr>
-        <w:t>（一）修正契約第3條第4款，機關依政府採購法第22條第1項第7款規定保留後續擴充金額上限之比率，由機關視需要填列。</w:t>
-      </w:r>
-    </w:p>
-    <w:p>
-      <w:pPr>
-        <w:pStyle w:val="a9"/>
-        <w:ind w:left="964" w:hanging="680"/>
-        <w:jc w:val="both"/>
-      </w:pPr>
-      <w:r>
-        <w:rPr>
-          <w:rFonts w:ascii="新細明體" w:hAnsi="新細明體" w:eastAsia="新細明體"/>
-          <w:b w:val="0"/>
-          <w:sz w:val="24"/>
-        </w:rPr>
-        <w:t>（二）考量機關辦理災害搶險搶修，部分結構物之預定使用期限，可能有少於法定保固期限下限情形，爰於第16條第2款第1目，增訂得以預定使用期限為保固期之選項。</w:t>
-      </w:r>
-    </w:p>
-    <w:p/>
-    <w:p>
-      <w:pPr>
-        <w:pStyle w:val="a9"/>
-        <w:ind w:left="720" w:hanging="720"/>
-        <w:jc w:val="both"/>
-      </w:pPr>
-      <w:r>
-        <w:rPr>
-          <w:rFonts w:ascii="微軟正黑體" w:hAnsi="微軟正黑體" w:eastAsia="微軟正黑體"/>
-          <w:b/>
-          <w:sz w:val="24"/>
-        </w:rPr>
-        <w:t>行政院公共工程委員會101年01月11日工程企字第10100013141號函</w:t>
-      </w:r>
-    </w:p>
-    <w:p>
-      <w:pPr>
-        <w:pStyle w:val="a9"/>
-        <w:ind w:left="720" w:hanging="720"/>
-        <w:jc w:val="both"/>
-      </w:pPr>
-      <w:r>
-        <w:rPr>
-          <w:rFonts w:ascii="新細明體" w:hAnsi="新細明體" w:eastAsia="新細明體"/>
-          <w:b w:val="0"/>
-          <w:sz w:val="24"/>
-        </w:rPr>
-        <w:t>主旨：修正本會訂頒各種採購契約範本如說明，請查照並轉知所屬機關。</w:t>
-      </w:r>
-    </w:p>
-    <w:p>
-      <w:pPr>
-        <w:pStyle w:val="a9"/>
-        <w:ind w:left="720" w:hanging="720"/>
-        <w:jc w:val="both"/>
-      </w:pPr>
-      <w:r>
-        <w:rPr>
-          <w:rFonts w:ascii="新細明體" w:hAnsi="新細明體" w:eastAsia="新細明體"/>
-          <w:b w:val="0"/>
-          <w:sz w:val="24"/>
-        </w:rPr>
-        <w:t>說明：</w:t>
-      </w:r>
-    </w:p>
-    <w:p>
-      <w:pPr>
-        <w:pStyle w:val="a9"/>
-        <w:ind w:left="720" w:hanging="480"/>
-        <w:jc w:val="both"/>
-      </w:pPr>
-      <w:r>
-        <w:rPr>
-          <w:rFonts w:ascii="新細明體" w:hAnsi="新細明體" w:eastAsia="新細明體"/>
-          <w:b w:val="0"/>
-          <w:sz w:val="24"/>
-        </w:rPr>
-        <w:t>一、本會訂頒之「工程採購契約範本」、「統包工程採購契約範本」、「財物採購契約範本」、「勞務採購契約範本」、「公共工程技術服務契約範本」、「公共工程專案管理契約範本」、「資訊服務採購契約範本」、「災害搶險搶修開口契約範本」、「災後復建工程設計、監造技術服務開口契約範本」，刪除第1條第7款(項)內容：「除另有規定外，契約以機關（甲方）簽約之日為簽約日（機關首長或其授權人員核批之日），並溯及自機關（甲方）決標之日起生效。」（修正對照表如附件）</w:t>
-      </w:r>
-    </w:p>
-    <w:p>
-      <w:pPr>
-        <w:pStyle w:val="a9"/>
-        <w:ind w:left="720" w:hanging="480"/>
-        <w:jc w:val="both"/>
-      </w:pPr>
-      <w:r>
-        <w:rPr>
-          <w:rFonts w:ascii="新細明體" w:hAnsi="新細明體" w:eastAsia="新細明體"/>
-          <w:b w:val="0"/>
-          <w:sz w:val="24"/>
-        </w:rPr>
-        <w:t>二、上開修正係參照最高行政法院98年度判字第38號判決：「…以招標公告為要約引誘，廠商之投標為要約，而採購機關之決標，為承諾性質，且以決標時點意思合致為雙方契約成立時點。準此，採購契約內容於決標時即已確定，而嗣後契約之簽訂僅係將投標須知及公告相關事項，另以書面形式為之，故簽約手續並非契約成立或生效要件，且雙方對締約內容並無任何磋商空間，自不能將形式上之簽約日期視為契約實際成立時點，而應以決標日為契約成立日」。</w:t>
-      </w:r>
-    </w:p>
-    <w:p>
-      <w:pPr>
-        <w:pStyle w:val="a9"/>
-        <w:ind w:left="720" w:hanging="480"/>
-        <w:jc w:val="both"/>
-      </w:pPr>
-      <w:r>
-        <w:rPr>
-          <w:rFonts w:ascii="新細明體" w:hAnsi="新細明體" w:eastAsia="新細明體"/>
-          <w:b w:val="0"/>
-          <w:sz w:val="24"/>
-        </w:rPr>
-        <w:t>三、上開契約範本電子檔，除「災後復建工程設計、監造技術服務開口契約範本」公開於本會網站（http://www.pcc.gov.tw ）\法令規章\災後復建工程相關規定，其餘公開於本會網站\法令規章\政府採購法規\招標相關文件及表格。</w:t>
-      </w:r>
-    </w:p>
-    <w:p/>
-    <w:p>
-      <w:pPr>
-        <w:pStyle w:val="a9"/>
-        <w:ind w:left="720" w:hanging="720"/>
-        <w:jc w:val="both"/>
-      </w:pPr>
-      <w:r>
-        <w:rPr>
-          <w:rFonts w:ascii="微軟正黑體" w:hAnsi="微軟正黑體" w:eastAsia="微軟正黑體"/>
-          <w:b/>
-          <w:sz w:val="24"/>
-        </w:rPr>
-        <w:t>行政院公共工程委員會101年05月28日工程企字第10100194580號函</w:t>
-      </w:r>
-    </w:p>
-    <w:p>
-      <w:pPr>
-        <w:pStyle w:val="a9"/>
-        <w:ind w:left="720" w:hanging="720"/>
-        <w:jc w:val="both"/>
-      </w:pPr>
-      <w:r>
-        <w:rPr>
-          <w:rFonts w:ascii="新細明體" w:hAnsi="新細明體" w:eastAsia="新細明體"/>
-          <w:b w:val="0"/>
-          <w:sz w:val="24"/>
-        </w:rPr>
-        <w:t>主旨：訂定「節能績效保證專案統包工程採購契約範本」，電子檔並登載於本會網站（進入首頁http://www.pcc.gov.tw後，點選法令規章政府採購法規招標相關文件及表格），請查照並轉知所屬機關。</w:t>
-      </w:r>
-    </w:p>
-    <w:p>
-      <w:pPr>
-        <w:pStyle w:val="a9"/>
-        <w:ind w:left="720" w:hanging="720"/>
-        <w:jc w:val="both"/>
-      </w:pPr>
-      <w:r>
-        <w:rPr>
-          <w:rFonts w:ascii="新細明體" w:hAnsi="新細明體" w:eastAsia="新細明體"/>
-          <w:b w:val="0"/>
-          <w:sz w:val="24"/>
-        </w:rPr>
-        <w:t>說明：依政府採購法第63條第1項規定，各類採購契約以採用主管機關（本會）訂定之範本為原則。</w:t>
-      </w:r>
-    </w:p>
-    <w:p/>
-    <w:p>
-      <w:pPr>
-        <w:pStyle w:val="a9"/>
-        <w:ind w:left="720" w:hanging="720"/>
-        <w:jc w:val="both"/>
-      </w:pPr>
-      <w:r>
-        <w:rPr>
-          <w:rFonts w:ascii="微軟正黑體" w:hAnsi="微軟正黑體" w:eastAsia="微軟正黑體"/>
-          <w:b/>
-          <w:sz w:val="24"/>
-        </w:rPr>
-        <w:t>行政院公共工程委員會101年06月04日工程企字第10100204580號函</w:t>
-      </w:r>
-    </w:p>
-    <w:p>
-      <w:pPr>
-        <w:pStyle w:val="a9"/>
-        <w:ind w:left="720" w:hanging="720"/>
-        <w:jc w:val="both"/>
-      </w:pPr>
-      <w:r>
-        <w:rPr>
-          <w:rFonts w:ascii="新細明體" w:hAnsi="新細明體" w:eastAsia="新細明體"/>
-          <w:b w:val="0"/>
-          <w:sz w:val="24"/>
-        </w:rPr>
-        <w:t>主旨：修正「工程採購契約範本」第22條，電子檔並登載於本會網站（進入首頁http://www.pcc.gov.tw後，點選法令規章政府採購法規招標相關文件及表格），請查照並轉知所屬機關。</w:t>
-      </w:r>
-    </w:p>
-    <w:p>
-      <w:pPr>
-        <w:pStyle w:val="a9"/>
-        <w:ind w:left="720" w:hanging="720"/>
-        <w:jc w:val="both"/>
-      </w:pPr>
-      <w:r>
-        <w:rPr>
-          <w:rFonts w:ascii="新細明體" w:hAnsi="新細明體" w:eastAsia="新細明體"/>
-          <w:b w:val="0"/>
-          <w:sz w:val="24"/>
-        </w:rPr>
-        <w:t>說明：</w:t>
-      </w:r>
-    </w:p>
-    <w:p>
-      <w:pPr>
-        <w:pStyle w:val="a9"/>
-        <w:ind w:left="720" w:hanging="480"/>
-        <w:jc w:val="both"/>
-      </w:pPr>
-      <w:r>
-        <w:rPr>
-          <w:rFonts w:ascii="新細明體" w:hAnsi="新細明體" w:eastAsia="新細明體"/>
-          <w:b w:val="0"/>
-          <w:sz w:val="24"/>
-        </w:rPr>
-        <w:t>一、依政府採購法第63條第1項規定，各類採購契約以採用主管機關（本會）訂定之範本為原則。</w:t>
-      </w:r>
-    </w:p>
-    <w:p>
-      <w:pPr>
-        <w:pStyle w:val="a9"/>
-        <w:ind w:left="720" w:hanging="480"/>
-        <w:jc w:val="both"/>
-      </w:pPr>
-      <w:r>
-        <w:rPr>
-          <w:rFonts w:ascii="新細明體" w:hAnsi="新細明體" w:eastAsia="新細明體"/>
-          <w:b w:val="0"/>
-          <w:sz w:val="24"/>
-        </w:rPr>
-        <w:t>二、本次修正係增訂有益於仲裁機制之條款，包括仲裁機構之擇定、仲裁人與主任仲裁人之選定方式、公開仲裁程序及仲裁判斷書、仲裁判斷書應記載事實及理由等。</w:t>
-      </w:r>
-    </w:p>
-    <w:p>
-      <w:pPr>
-        <w:pStyle w:val="a9"/>
-        <w:ind w:left="720" w:hanging="480"/>
-        <w:jc w:val="both"/>
-      </w:pPr>
-      <w:r>
-        <w:rPr>
-          <w:rFonts w:ascii="新細明體" w:hAnsi="新細明體" w:eastAsia="新細明體"/>
-          <w:b w:val="0"/>
-          <w:sz w:val="24"/>
-        </w:rPr>
-        <w:t>三、在建工程如因履約爭議無法協調解決，機關欲採用仲裁方式處理爭議者，建議於仲裁協議納入第22條第2款內容。</w:t>
-      </w:r>
-    </w:p>
-    <w:p/>
-    <w:p>
-      <w:pPr>
-        <w:pStyle w:val="a9"/>
-        <w:ind w:left="720" w:hanging="720"/>
-        <w:jc w:val="both"/>
-      </w:pPr>
-      <w:r>
-        <w:rPr>
-          <w:rFonts w:ascii="微軟正黑體" w:hAnsi="微軟正黑體" w:eastAsia="微軟正黑體"/>
-          <w:b/>
-          <w:sz w:val="24"/>
-        </w:rPr>
-        <w:t>行政院公共工程委員會101年06月11日工程企字第10100217060號函</w:t>
-      </w:r>
-    </w:p>
-    <w:p>
-      <w:pPr>
-        <w:pStyle w:val="a9"/>
-        <w:ind w:left="720" w:hanging="720"/>
-        <w:jc w:val="both"/>
-      </w:pPr>
-      <w:r>
-        <w:rPr>
-          <w:rFonts w:ascii="新細明體" w:hAnsi="新細明體" w:eastAsia="新細明體"/>
-          <w:b w:val="0"/>
-          <w:sz w:val="24"/>
-        </w:rPr>
-        <w:t>主旨：修正「統包工程採購契約範本」等有關爭議處理條文，電子檔並登載於本會網站（進入首頁http://www.pcc.gov.tw後，點選法令規章政府採購法規招標相關文件及表格），請查照並轉知所屬機關。</w:t>
-      </w:r>
-    </w:p>
-    <w:p>
-      <w:pPr>
-        <w:pStyle w:val="a9"/>
-        <w:ind w:left="720" w:hanging="720"/>
-        <w:jc w:val="both"/>
-      </w:pPr>
-      <w:r>
-        <w:rPr>
-          <w:rFonts w:ascii="新細明體" w:hAnsi="新細明體" w:eastAsia="新細明體"/>
-          <w:b w:val="0"/>
-          <w:sz w:val="24"/>
-        </w:rPr>
-        <w:t>說明：</w:t>
-      </w:r>
-    </w:p>
-    <w:p>
-      <w:pPr>
-        <w:pStyle w:val="a9"/>
-        <w:ind w:left="720" w:hanging="480"/>
-        <w:jc w:val="both"/>
-      </w:pPr>
-      <w:r>
-        <w:rPr>
-          <w:rFonts w:ascii="新細明體" w:hAnsi="新細明體" w:eastAsia="新細明體"/>
-          <w:b w:val="0"/>
-          <w:sz w:val="24"/>
-        </w:rPr>
-        <w:t>一、依政府採購法第63條第1項規定，各類採購契約以採用主管機關（本會）訂定之範本為原則。</w:t>
-      </w:r>
-    </w:p>
-    <w:p>
-      <w:pPr>
-        <w:pStyle w:val="a9"/>
-        <w:ind w:left="720" w:hanging="480"/>
-        <w:jc w:val="both"/>
-      </w:pPr>
-      <w:r>
-        <w:rPr>
-          <w:rFonts w:ascii="新細明體" w:hAnsi="新細明體" w:eastAsia="新細明體"/>
-          <w:b w:val="0"/>
-          <w:sz w:val="24"/>
-        </w:rPr>
-        <w:t>二、本次修正「統包工程採購契約範本」第23條、「節能績效保證專案統包工程採購契約範本」第23條、「災害搶險搶修開口契約範本」第22條、「公共工程專案管理契約範本」第18條及「公共工程技術服務契約範本」第17條，係增訂有益於仲裁機制之條款，包括仲裁機構之擇定、仲裁人與主任仲裁人之選定方式、公開仲裁程序及仲裁判斷書、仲裁判斷書應記載事實及理由等。</w:t>
-      </w:r>
-    </w:p>
-    <w:p>
-      <w:pPr>
-        <w:pStyle w:val="a9"/>
-        <w:ind w:left="720" w:hanging="480"/>
-        <w:jc w:val="both"/>
-      </w:pPr>
-      <w:r>
-        <w:rPr>
-          <w:rFonts w:ascii="新細明體" w:hAnsi="新細明體" w:eastAsia="新細明體"/>
-          <w:b w:val="0"/>
-          <w:sz w:val="24"/>
-        </w:rPr>
-        <w:t>三、在建工程或技術服務契約，如因履約爭議無法協調解決，機關欲採用仲裁方式處理爭議者，建議於仲裁協議納入範本有關仲裁約定事項。</w:t>
-      </w:r>
-    </w:p>
-    <w:p/>
-    <w:p>
-      <w:pPr>
-        <w:pStyle w:val="a9"/>
-        <w:ind w:left="720" w:hanging="720"/>
-        <w:jc w:val="both"/>
-      </w:pPr>
-      <w:r>
-        <w:rPr>
-          <w:rFonts w:ascii="微軟正黑體" w:hAnsi="微軟正黑體" w:eastAsia="微軟正黑體"/>
-          <w:b/>
-          <w:sz w:val="24"/>
-        </w:rPr>
-        <w:t>行政院公共工程委員會101年11月12日工程企字第10100384511號函</w:t>
-      </w:r>
-    </w:p>
-    <w:p>
-      <w:pPr>
-        <w:pStyle w:val="a9"/>
-        <w:ind w:left="720" w:hanging="720"/>
-        <w:jc w:val="both"/>
-      </w:pPr>
-      <w:r>
-        <w:rPr>
-          <w:rFonts w:ascii="新細明體" w:hAnsi="新細明體" w:eastAsia="新細明體"/>
-          <w:b w:val="0"/>
-          <w:sz w:val="24"/>
-        </w:rPr>
-        <w:t>主旨：修正「工程採購契約範本」第7條，電子檔並登載於本會網站（進入首頁http://www.pcc.gov.tw後，點選政府採購政府採購法規招標文件範本及表格），請查照並轉知所屬（轄）機關。</w:t>
-      </w:r>
-    </w:p>
-    <w:p>
-      <w:pPr>
-        <w:pStyle w:val="a9"/>
-        <w:ind w:left="720" w:hanging="720"/>
-        <w:jc w:val="both"/>
-      </w:pPr>
-      <w:r>
-        <w:rPr>
-          <w:rFonts w:ascii="新細明體" w:hAnsi="新細明體" w:eastAsia="新細明體"/>
-          <w:b w:val="0"/>
-          <w:sz w:val="24"/>
-        </w:rPr>
-        <w:t>說明：修正旨述範本第7條第1款、第3款，載明不計入工作天之放假日，及展延日數之計算。</w:t>
-      </w:r>
-    </w:p>
-    <w:p/>
-    <w:p>
-      <w:pPr>
-        <w:pStyle w:val="a9"/>
-        <w:ind w:left="720" w:hanging="720"/>
-        <w:jc w:val="both"/>
-      </w:pPr>
-      <w:r>
-        <w:rPr>
-          <w:rFonts w:ascii="微軟正黑體" w:hAnsi="微軟正黑體" w:eastAsia="微軟正黑體"/>
-          <w:b/>
-          <w:sz w:val="24"/>
-        </w:rPr>
-        <w:t>行政院公共工程委員會102年06月10日工程企字第10200205170號函</w:t>
-      </w:r>
-    </w:p>
-    <w:p>
-      <w:pPr>
-        <w:pStyle w:val="a9"/>
-        <w:ind w:left="720" w:hanging="720"/>
-        <w:jc w:val="both"/>
-      </w:pPr>
-      <w:r>
-        <w:rPr>
-          <w:rFonts w:ascii="新細明體" w:hAnsi="新細明體" w:eastAsia="新細明體"/>
-          <w:b w:val="0"/>
-          <w:sz w:val="24"/>
-        </w:rPr>
-        <w:t>主旨：修正「工程採購契約範本」，電子檔並登載於本會網站（進入首頁http://www.pcc.gov.tw後，點選法令規章政府採購法規招標相關文件及表格），請查照並轉知所屬機關。</w:t>
-      </w:r>
-    </w:p>
-    <w:p>
-      <w:pPr>
-        <w:pStyle w:val="a9"/>
-        <w:ind w:left="720" w:hanging="720"/>
-        <w:jc w:val="both"/>
-      </w:pPr>
-      <w:r>
-        <w:rPr>
-          <w:rFonts w:ascii="新細明體" w:hAnsi="新細明體" w:eastAsia="新細明體"/>
-          <w:b w:val="0"/>
-          <w:sz w:val="24"/>
-        </w:rPr>
-        <w:t>說明：</w:t>
-      </w:r>
-    </w:p>
-    <w:p>
-      <w:pPr>
-        <w:pStyle w:val="a9"/>
-        <w:ind w:left="720" w:hanging="480"/>
-        <w:jc w:val="both"/>
-      </w:pPr>
-      <w:r>
-        <w:rPr>
-          <w:rFonts w:ascii="新細明體" w:hAnsi="新細明體" w:eastAsia="新細明體"/>
-          <w:b w:val="0"/>
-          <w:sz w:val="24"/>
-        </w:rPr>
-        <w:t>一、依政府採購法第63條第1項規定，各類採購契約以採用主管機關（本會）訂定之範本為原則。</w:t>
-      </w:r>
-    </w:p>
-    <w:p>
-      <w:pPr>
-        <w:pStyle w:val="a9"/>
-        <w:ind w:left="720" w:hanging="480"/>
-        <w:jc w:val="both"/>
-      </w:pPr>
-      <w:r>
-        <w:rPr>
-          <w:rFonts w:ascii="新細明體" w:hAnsi="新細明體" w:eastAsia="新細明體"/>
-          <w:b w:val="0"/>
-          <w:sz w:val="24"/>
-        </w:rPr>
-        <w:t>二、本次修正內容對照表，一併公開於本會網站，其修正重點包括鋼構半成品之估驗、廠商檢（試）驗之執行方式、品質缺失懲罰性違約金之計算、禁止廠商行賄及貪腐、勞工安全衛生不良廠商之處置等。</w:t>
-      </w:r>
-    </w:p>
-    <w:p/>
-    <w:p>
-      <w:pPr>
-        <w:pStyle w:val="a9"/>
-        <w:ind w:left="720" w:hanging="720"/>
-        <w:jc w:val="both"/>
-      </w:pPr>
-      <w:r>
-        <w:rPr>
-          <w:rFonts w:ascii="微軟正黑體" w:hAnsi="微軟正黑體" w:eastAsia="微軟正黑體"/>
-          <w:b/>
-          <w:sz w:val="24"/>
-        </w:rPr>
-        <w:t>行政院公共工程委員會103年01月22日工程企字第10300025620號函</w:t>
-      </w:r>
-    </w:p>
-    <w:p>
-      <w:pPr>
-        <w:pStyle w:val="a9"/>
-        <w:ind w:left="720" w:hanging="720"/>
-        <w:jc w:val="both"/>
-      </w:pPr>
-      <w:r>
-        <w:rPr>
-          <w:rFonts w:ascii="新細明體" w:hAnsi="新細明體" w:eastAsia="新細明體"/>
-          <w:b w:val="0"/>
-          <w:sz w:val="24"/>
-        </w:rPr>
-        <w:t>主旨：修正「工程採購契約範本」，其電子檔並登載於本會網站（進入首頁http://www.pcc.gov.tw後，點選法令規章政府採購法規招標相關文件及表格），請查照並轉知所屬機關。</w:t>
-      </w:r>
-    </w:p>
-    <w:p>
-      <w:pPr>
-        <w:pStyle w:val="a9"/>
-        <w:ind w:left="720" w:hanging="720"/>
-        <w:jc w:val="both"/>
-      </w:pPr>
-      <w:r>
-        <w:rPr>
-          <w:rFonts w:ascii="新細明體" w:hAnsi="新細明體" w:eastAsia="新細明體"/>
-          <w:b w:val="0"/>
-          <w:sz w:val="24"/>
-        </w:rPr>
-        <w:t>說明：</w:t>
-      </w:r>
-    </w:p>
-    <w:p>
-      <w:pPr>
-        <w:pStyle w:val="a9"/>
-        <w:ind w:left="720" w:hanging="480"/>
-        <w:jc w:val="both"/>
-      </w:pPr>
-      <w:r>
-        <w:rPr>
-          <w:rFonts w:ascii="新細明體" w:hAnsi="新細明體" w:eastAsia="新細明體"/>
-          <w:b w:val="0"/>
-          <w:sz w:val="24"/>
-        </w:rPr>
-        <w:t>一、依政府採購法第63條第1項規定，各類採購契約以採用主管機關（本會）訂定之範本為原則。</w:t>
-      </w:r>
-    </w:p>
-    <w:p>
-      <w:pPr>
-        <w:pStyle w:val="a9"/>
-        <w:ind w:left="720" w:hanging="480"/>
-        <w:jc w:val="both"/>
-      </w:pPr>
-      <w:r>
-        <w:rPr>
-          <w:rFonts w:ascii="新細明體" w:hAnsi="新細明體" w:eastAsia="新細明體"/>
-          <w:b w:val="0"/>
-          <w:sz w:val="24"/>
-        </w:rPr>
-        <w:t>二、本次修正內容對照表，一併公開於本會網站，其修正重點包括契約文件內容不一致之處理、採購環境保護產品、契約價金之給付條件、保險條款、遲延履約金額之計算、廠商賠償責任、廠商檢試驗之執行方式、品管人員之設置等。</w:t>
-      </w:r>
-    </w:p>
-    <w:p/>
-    <w:p>
-      <w:pPr>
-        <w:pStyle w:val="a9"/>
-        <w:ind w:left="720" w:hanging="720"/>
-        <w:jc w:val="both"/>
-      </w:pPr>
-      <w:r>
-        <w:rPr>
-          <w:rFonts w:ascii="微軟正黑體" w:hAnsi="微軟正黑體" w:eastAsia="微軟正黑體"/>
-          <w:b/>
-          <w:sz w:val="24"/>
-        </w:rPr>
-        <w:t>行政院公共工程委員會103年06月10日工程企字第10300195140號函</w:t>
-      </w:r>
-    </w:p>
-    <w:p>
-      <w:pPr>
-        <w:pStyle w:val="a9"/>
-        <w:ind w:left="720" w:hanging="720"/>
-        <w:jc w:val="both"/>
-      </w:pPr>
-      <w:r>
-        <w:rPr>
-          <w:rFonts w:ascii="新細明體" w:hAnsi="新細明體" w:eastAsia="新細明體"/>
-          <w:b w:val="0"/>
-          <w:sz w:val="24"/>
-        </w:rPr>
-        <w:t>主旨：修正「災害搶險搶修開口契約範本」，其電子檔並登載於本會網站（進入首頁http://www.pcc.gov.tw後，點選法令規章政府採購法規招標相關文件及表格），請查照並轉知所屬機關。</w:t>
-      </w:r>
-    </w:p>
-    <w:p>
-      <w:pPr>
-        <w:pStyle w:val="a9"/>
-        <w:ind w:left="720" w:hanging="720"/>
-        <w:jc w:val="both"/>
-      </w:pPr>
-      <w:r>
-        <w:rPr>
-          <w:rFonts w:ascii="新細明體" w:hAnsi="新細明體" w:eastAsia="新細明體"/>
-          <w:b w:val="0"/>
-          <w:sz w:val="24"/>
-        </w:rPr>
-        <w:t>說明：</w:t>
-      </w:r>
-    </w:p>
-    <w:p>
-      <w:pPr>
-        <w:pStyle w:val="a9"/>
-        <w:ind w:left="720" w:hanging="480"/>
-        <w:jc w:val="both"/>
-      </w:pPr>
-      <w:r>
-        <w:rPr>
-          <w:rFonts w:ascii="新細明體" w:hAnsi="新細明體" w:eastAsia="新細明體"/>
-          <w:b w:val="0"/>
-          <w:sz w:val="24"/>
-        </w:rPr>
-        <w:t>一、依政府採購法第63條第1項規定，各類採購契約以採用主管機關（本會）訂定之範本為原則。</w:t>
-      </w:r>
-    </w:p>
-    <w:p>
-      <w:pPr>
-        <w:pStyle w:val="a9"/>
-        <w:ind w:left="720" w:hanging="480"/>
-        <w:jc w:val="both"/>
-      </w:pPr>
-      <w:r>
-        <w:rPr>
-          <w:rFonts w:ascii="新細明體" w:hAnsi="新細明體" w:eastAsia="新細明體"/>
-          <w:b w:val="0"/>
-          <w:sz w:val="24"/>
-        </w:rPr>
-        <w:t>二、本次修正，主要係比照或參考其他契約範本已修正之內容，其修正內容對照表一併公開於本會網站。</w:t>
-      </w:r>
-    </w:p>
-    <w:p/>
-    <w:p>
-      <w:pPr>
-        <w:pStyle w:val="a9"/>
-        <w:ind w:left="720" w:hanging="720"/>
-        <w:jc w:val="both"/>
-      </w:pPr>
-      <w:r>
-        <w:rPr>
-          <w:rFonts w:ascii="微軟正黑體" w:hAnsi="微軟正黑體" w:eastAsia="微軟正黑體"/>
-          <w:b/>
-          <w:sz w:val="24"/>
-        </w:rPr>
-        <w:t>行政院公共工程委員會104年01月07日工程企字第10400004560號函</w:t>
-      </w:r>
-    </w:p>
-    <w:p>
-      <w:pPr>
-        <w:pStyle w:val="a9"/>
-        <w:ind w:left="720" w:hanging="720"/>
-        <w:jc w:val="both"/>
-      </w:pPr>
-      <w:r>
-        <w:rPr>
-          <w:rFonts w:ascii="新細明體" w:hAnsi="新細明體" w:eastAsia="新細明體"/>
-          <w:b w:val="0"/>
-          <w:sz w:val="24"/>
-        </w:rPr>
-        <w:t>主旨：修正「工程採購契約範本」，其電子檔並登載於本會網站（進入首頁http://www.pcc.gov.tw後，點選法令規章政府採購法規招標相關文件及表格），請查照並轉知所屬機關。</w:t>
-      </w:r>
-    </w:p>
-    <w:p>
-      <w:pPr>
-        <w:pStyle w:val="a9"/>
-        <w:ind w:left="720" w:hanging="720"/>
-        <w:jc w:val="both"/>
-      </w:pPr>
-      <w:r>
-        <w:rPr>
-          <w:rFonts w:ascii="新細明體" w:hAnsi="新細明體" w:eastAsia="新細明體"/>
-          <w:b w:val="0"/>
-          <w:sz w:val="24"/>
-        </w:rPr>
-        <w:t>說明：</w:t>
-      </w:r>
-    </w:p>
-    <w:p>
-      <w:pPr>
-        <w:pStyle w:val="a9"/>
-        <w:ind w:left="720" w:hanging="480"/>
-        <w:jc w:val="both"/>
-      </w:pPr>
-      <w:r>
-        <w:rPr>
-          <w:rFonts w:ascii="新細明體" w:hAnsi="新細明體" w:eastAsia="新細明體"/>
-          <w:b w:val="0"/>
-          <w:sz w:val="24"/>
-        </w:rPr>
-        <w:t>一、依政府採購法第63條第1項規定，各類採購契約以採用主管機關（本會）訂定之範本為原則。</w:t>
-      </w:r>
-    </w:p>
-    <w:p>
-      <w:pPr>
-        <w:pStyle w:val="a9"/>
-        <w:ind w:left="720" w:hanging="480"/>
-        <w:jc w:val="both"/>
-      </w:pPr>
-      <w:r>
-        <w:rPr>
-          <w:rFonts w:ascii="新細明體" w:hAnsi="新細明體" w:eastAsia="新細明體"/>
-          <w:b w:val="0"/>
-          <w:sz w:val="24"/>
-        </w:rPr>
-        <w:t>二、本次修正內容對照表，一併公開於本會網站，其修正重點包括履約期限之計算、工地相關人員違約兼職之處罰、廠商賠償責任等。</w:t>
-      </w:r>
-    </w:p>
-    <w:p/>
-    <w:p>
-      <w:pPr>
-        <w:pStyle w:val="a9"/>
-        <w:ind w:left="720" w:hanging="720"/>
-        <w:jc w:val="both"/>
-      </w:pPr>
-      <w:r>
-        <w:rPr>
-          <w:rFonts w:ascii="微軟正黑體" w:hAnsi="微軟正黑體" w:eastAsia="微軟正黑體"/>
-          <w:b/>
-          <w:sz w:val="24"/>
-        </w:rPr>
-        <w:t>行政院公共工程委員會104年05月27日工程企字第10400168650號函</w:t>
-      </w:r>
-    </w:p>
-    <w:p>
-      <w:pPr>
-        <w:pStyle w:val="a9"/>
-        <w:ind w:left="720" w:hanging="720"/>
-        <w:jc w:val="both"/>
-      </w:pPr>
-      <w:r>
-        <w:rPr>
-          <w:rFonts w:ascii="新細明體" w:hAnsi="新細明體" w:eastAsia="新細明體"/>
-          <w:b w:val="0"/>
-          <w:sz w:val="24"/>
-        </w:rPr>
-        <w:t>主旨：修正「工程採購契約範本」，其電子檔並登載於本會網站（進入首頁http://www.pcc.gov.tw後，點選法令規章政府採購法規招標相關文件及表格），請查照並轉知所屬機關。</w:t>
-      </w:r>
-    </w:p>
-    <w:p>
-      <w:pPr>
-        <w:pStyle w:val="a9"/>
-        <w:ind w:left="720" w:hanging="720"/>
-        <w:jc w:val="both"/>
-      </w:pPr>
-      <w:r>
-        <w:rPr>
-          <w:rFonts w:ascii="新細明體" w:hAnsi="新細明體" w:eastAsia="新細明體"/>
-          <w:b w:val="0"/>
-          <w:sz w:val="24"/>
-        </w:rPr>
-        <w:t>說明：</w:t>
-      </w:r>
-    </w:p>
-    <w:p>
-      <w:pPr>
-        <w:pStyle w:val="a9"/>
-        <w:ind w:left="720" w:hanging="480"/>
-        <w:jc w:val="both"/>
-      </w:pPr>
-      <w:r>
-        <w:rPr>
-          <w:rFonts w:ascii="新細明體" w:hAnsi="新細明體" w:eastAsia="新細明體"/>
-          <w:b w:val="0"/>
-          <w:sz w:val="24"/>
-        </w:rPr>
-        <w:t>一、依政府採購法第63條第1項規定，各類採購契約以採用主管機關（本會）訂定之範本為原則。</w:t>
-      </w:r>
-    </w:p>
-    <w:p>
-      <w:pPr>
-        <w:pStyle w:val="a9"/>
-        <w:ind w:left="720" w:hanging="480"/>
-        <w:jc w:val="both"/>
-      </w:pPr>
-      <w:r>
-        <w:rPr>
-          <w:rFonts w:ascii="新細明體" w:hAnsi="新細明體" w:eastAsia="新細明體"/>
-          <w:b w:val="0"/>
-          <w:sz w:val="24"/>
-        </w:rPr>
-        <w:t>二、旨述修正，主要係依本會103年10月27日工程管字第10300375820號函訂定之「公共工程施工廠商履約情形計分要點」、104年3月17日工程管字第10400082090號函訂定之「重大公共工程開工要件注意事項」辦理，修正內容對照表一併公開於本會網站。</w:t>
-      </w:r>
-    </w:p>
-    <w:p/>
-    <w:p>
-      <w:pPr>
-        <w:pStyle w:val="a9"/>
-        <w:ind w:left="720" w:hanging="720"/>
-        <w:jc w:val="both"/>
-      </w:pPr>
-      <w:r>
-        <w:rPr>
-          <w:rFonts w:ascii="微軟正黑體" w:hAnsi="微軟正黑體" w:eastAsia="微軟正黑體"/>
-          <w:b/>
-          <w:sz w:val="24"/>
-        </w:rPr>
-        <w:t>行政院公共工程委員會105年01月12日工程企字第10500012320號函</w:t>
-      </w:r>
-    </w:p>
-    <w:p>
-      <w:pPr>
-        <w:pStyle w:val="a9"/>
-        <w:ind w:left="720" w:hanging="720"/>
-        <w:jc w:val="both"/>
-      </w:pPr>
-      <w:r>
-        <w:rPr>
-          <w:rFonts w:ascii="新細明體" w:hAnsi="新細明體" w:eastAsia="新細明體"/>
-          <w:b w:val="0"/>
-          <w:sz w:val="24"/>
-        </w:rPr>
-        <w:t>主旨：修正「工程採購契約範本」、「統包工程採購契約範本」、「節能績效保證專案統包工程採購契約範本」及「災害搶險搶修開口契約範本」，其電子檔並登載於本會網站（進入首頁http://www.pcc.gov.tw後，點選法令規章政府採購法規招標相關文件及表格），請查照並轉知所屬機關。</w:t>
-      </w:r>
-    </w:p>
-    <w:p>
-      <w:pPr>
-        <w:pStyle w:val="a9"/>
-        <w:ind w:left="720" w:hanging="720"/>
-        <w:jc w:val="both"/>
-      </w:pPr>
-      <w:r>
-        <w:rPr>
-          <w:rFonts w:ascii="新細明體" w:hAnsi="新細明體" w:eastAsia="新細明體"/>
-          <w:b w:val="0"/>
-          <w:sz w:val="24"/>
-        </w:rPr>
-        <w:t>說明：</w:t>
-      </w:r>
-    </w:p>
-    <w:p>
-      <w:pPr>
-        <w:pStyle w:val="a9"/>
-        <w:ind w:left="720" w:hanging="480"/>
-        <w:jc w:val="both"/>
-      </w:pPr>
-      <w:r>
-        <w:rPr>
-          <w:rFonts w:ascii="新細明體" w:hAnsi="新細明體" w:eastAsia="新細明體"/>
-          <w:b w:val="0"/>
-          <w:sz w:val="24"/>
-        </w:rPr>
-        <w:t>一、依政府採購法第63條第1項規定，各類採購契約以採用主管機關（本會）訂定之範本為原則。</w:t>
-      </w:r>
-    </w:p>
-    <w:p>
-      <w:pPr>
-        <w:pStyle w:val="a9"/>
-        <w:ind w:left="720" w:hanging="480"/>
-        <w:jc w:val="both"/>
-      </w:pPr>
-      <w:r>
-        <w:rPr>
-          <w:rFonts w:ascii="新細明體" w:hAnsi="新細明體" w:eastAsia="新細明體"/>
-          <w:b w:val="0"/>
-          <w:sz w:val="24"/>
-        </w:rPr>
-        <w:t>二、旨述修正係因應政府採購法增訂第73條之1規定，於範本載明付款及審核期限，修正內容對照表一併公開於本會網站。</w:t>
-      </w:r>
-    </w:p>
-    <w:p/>
-    <w:p>
-      <w:pPr>
-        <w:pStyle w:val="a9"/>
-        <w:ind w:left="720" w:hanging="720"/>
-        <w:jc w:val="both"/>
-      </w:pPr>
-      <w:r>
-        <w:rPr>
-          <w:rFonts w:ascii="微軟正黑體" w:hAnsi="微軟正黑體" w:eastAsia="微軟正黑體"/>
-          <w:b/>
-          <w:sz w:val="24"/>
-        </w:rPr>
-        <w:t>行政院公共工程委員會106年04月06日工程企字第10600101710號函</w:t>
-      </w:r>
-    </w:p>
-    <w:p>
-      <w:pPr>
-        <w:pStyle w:val="a9"/>
-        <w:ind w:left="720" w:hanging="720"/>
-        <w:jc w:val="both"/>
-      </w:pPr>
-      <w:r>
-        <w:rPr>
-          <w:rFonts w:ascii="新細明體" w:hAnsi="新細明體" w:eastAsia="新細明體"/>
-          <w:b w:val="0"/>
-          <w:sz w:val="24"/>
-        </w:rPr>
-        <w:t>主旨：修正「工程採購契約範本」，其電子檔並登載於本會網站（進入首頁http://www.pcc.gov.tw後，點選法令規章政府採購法規招標相關文件及表格），請查照並轉知所屬機關。</w:t>
-      </w:r>
-    </w:p>
-    <w:p>
-      <w:pPr>
-        <w:pStyle w:val="a9"/>
-        <w:ind w:left="720" w:hanging="720"/>
-        <w:jc w:val="both"/>
-      </w:pPr>
-      <w:r>
-        <w:rPr>
-          <w:rFonts w:ascii="新細明體" w:hAnsi="新細明體" w:eastAsia="新細明體"/>
-          <w:b w:val="0"/>
-          <w:sz w:val="24"/>
-        </w:rPr>
-        <w:t>說明：</w:t>
-      </w:r>
-    </w:p>
-    <w:p>
-      <w:pPr>
-        <w:pStyle w:val="a9"/>
-        <w:ind w:left="720" w:hanging="480"/>
-        <w:jc w:val="both"/>
-      </w:pPr>
-      <w:r>
-        <w:rPr>
-          <w:rFonts w:ascii="新細明體" w:hAnsi="新細明體" w:eastAsia="新細明體"/>
-          <w:b w:val="0"/>
-          <w:sz w:val="24"/>
-        </w:rPr>
-        <w:t>一、依政府採購法第63條第1項規定，各類採購契約以採用主管機關（本會）訂定之範本為原則。</w:t>
-      </w:r>
-    </w:p>
-    <w:p>
-      <w:pPr>
-        <w:pStyle w:val="a9"/>
-        <w:ind w:left="720" w:hanging="480"/>
-        <w:jc w:val="both"/>
-      </w:pPr>
-      <w:r>
-        <w:rPr>
-          <w:rFonts w:ascii="新細明體" w:hAnsi="新細明體" w:eastAsia="新細明體"/>
-          <w:b w:val="0"/>
-          <w:sz w:val="24"/>
-        </w:rPr>
-        <w:t>二、本次修正內容對照表，一併公開於本會網站，其修正重點包括廠商於開工前向機關報備工作場所名單及其相關資料、廠商每日施工前應辦理之事項、增訂人員進入工作場所應予登記資料之選項等。</w:t>
-      </w:r>
-    </w:p>
-    <w:p/>
-    <w:p>
-      <w:pPr>
-        <w:pStyle w:val="a9"/>
-        <w:ind w:left="720" w:hanging="720"/>
-        <w:jc w:val="both"/>
-      </w:pPr>
-      <w:r>
-        <w:rPr>
-          <w:rFonts w:ascii="微軟正黑體" w:hAnsi="微軟正黑體" w:eastAsia="微軟正黑體"/>
-          <w:b/>
-          <w:sz w:val="24"/>
-        </w:rPr>
-        <w:t>行政院公共工程委員會107年07月24日工程企字第10700226840號函</w:t>
-      </w:r>
-    </w:p>
-    <w:p>
-      <w:pPr>
-        <w:pStyle w:val="a9"/>
-        <w:ind w:left="720" w:hanging="720"/>
-        <w:jc w:val="both"/>
-      </w:pPr>
-      <w:r>
-        <w:rPr>
-          <w:rFonts w:ascii="新細明體" w:hAnsi="新細明體" w:eastAsia="新細明體"/>
-          <w:b w:val="0"/>
-          <w:sz w:val="24"/>
-        </w:rPr>
-        <w:t>主旨：修正「工程採購契約範本」，其電子檔並登載於本會網站（進入首頁https://www.pcc.gov.tw後，點選政府採購招標相關文件及表格），請查照並轉知所屬機關。</w:t>
-      </w:r>
-    </w:p>
-    <w:p>
-      <w:pPr>
-        <w:pStyle w:val="a9"/>
-        <w:ind w:left="720" w:hanging="720"/>
-        <w:jc w:val="both"/>
-      </w:pPr>
-      <w:r>
-        <w:rPr>
-          <w:rFonts w:ascii="新細明體" w:hAnsi="新細明體" w:eastAsia="新細明體"/>
-          <w:b w:val="0"/>
-          <w:sz w:val="24"/>
-        </w:rPr>
-        <w:t>說明：</w:t>
-      </w:r>
-    </w:p>
-    <w:p>
-      <w:pPr>
-        <w:pStyle w:val="a9"/>
-        <w:ind w:left="720" w:hanging="480"/>
-        <w:jc w:val="both"/>
-      </w:pPr>
-      <w:r>
-        <w:rPr>
-          <w:rFonts w:ascii="新細明體" w:hAnsi="新細明體" w:eastAsia="新細明體"/>
-          <w:b w:val="0"/>
-          <w:sz w:val="24"/>
-        </w:rPr>
-        <w:t>一、依政府採購法第63條第1項規定，各類採購契約以採用主管機關（本會）訂定之範本為原則。</w:t>
-      </w:r>
-    </w:p>
-    <w:p>
-      <w:pPr>
-        <w:pStyle w:val="a9"/>
-        <w:ind w:left="720" w:hanging="480"/>
-        <w:jc w:val="both"/>
-      </w:pPr>
-      <w:r>
-        <w:rPr>
-          <w:rFonts w:ascii="新細明體" w:hAnsi="新細明體" w:eastAsia="新細明體"/>
-          <w:b w:val="0"/>
-          <w:sz w:val="24"/>
-        </w:rPr>
-        <w:t>二、旨述修正主要包括再生材料之使用、僱用外籍勞工、保險之承保範圍及保險單約定事項、契約變更辦理議價程序之期限、爭議處理小組機制、柴油車輛及行車視野輔助系統規範，及設置專任工程人員以外之技師或建築師等，修正內容對照表一併公開於本會網站。</w:t>
-      </w:r>
-    </w:p>
-    <w:p/>
-    <w:p>
-      <w:pPr>
-        <w:pStyle w:val="a9"/>
-        <w:ind w:left="720" w:hanging="720"/>
-        <w:jc w:val="both"/>
-      </w:pPr>
-      <w:r>
-        <w:rPr>
-          <w:rFonts w:ascii="微軟正黑體" w:hAnsi="微軟正黑體" w:eastAsia="微軟正黑體"/>
-          <w:b/>
-          <w:sz w:val="24"/>
-        </w:rPr>
-        <w:t>行政院公共工程委員會108年01月22日工程企字第1080001559號函</w:t>
-      </w:r>
-    </w:p>
-    <w:p>
-      <w:pPr>
-        <w:pStyle w:val="a9"/>
-        <w:ind w:left="720" w:hanging="720"/>
-        <w:jc w:val="both"/>
-      </w:pPr>
-      <w:r>
-        <w:rPr>
-          <w:rFonts w:ascii="新細明體" w:hAnsi="新細明體" w:eastAsia="新細明體"/>
-          <w:b w:val="0"/>
-          <w:sz w:val="24"/>
-        </w:rPr>
-        <w:t>主旨：修正「勞務採購契約範本」第8條第19款及「工程採購契約範本」附錄2之2之2.5，其電子檔並登載於本會網站（進入首頁http://www.pcc.gov.tw後，點選政府採購招標相關文件及表格），請查照並轉知所屬機關。</w:t>
-      </w:r>
-    </w:p>
-    <w:p>
-      <w:pPr>
-        <w:pStyle w:val="a9"/>
-        <w:ind w:left="720" w:hanging="720"/>
-        <w:jc w:val="both"/>
-      </w:pPr>
-      <w:r>
-        <w:rPr>
-          <w:rFonts w:ascii="新細明體" w:hAnsi="新細明體" w:eastAsia="新細明體"/>
-          <w:b w:val="0"/>
-          <w:sz w:val="24"/>
-        </w:rPr>
-        <w:t>說明：</w:t>
-      </w:r>
-    </w:p>
-    <w:p>
-      <w:pPr>
-        <w:pStyle w:val="a9"/>
-        <w:ind w:left="720" w:hanging="480"/>
-        <w:jc w:val="both"/>
-      </w:pPr>
-      <w:r>
-        <w:rPr>
-          <w:rFonts w:ascii="新細明體" w:hAnsi="新細明體" w:eastAsia="新細明體"/>
-          <w:b w:val="0"/>
-          <w:sz w:val="24"/>
-        </w:rPr>
-        <w:t>一、依政府採購法第63條第1項規定，各類採購契約以採用主管機關（本會）訂定之範本為原則。</w:t>
-      </w:r>
-    </w:p>
-    <w:p>
-      <w:pPr>
-        <w:pStyle w:val="a9"/>
-        <w:ind w:left="720" w:hanging="480"/>
-        <w:jc w:val="both"/>
-      </w:pPr>
-      <w:r>
-        <w:rPr>
-          <w:rFonts w:ascii="新細明體" w:hAnsi="新細明體" w:eastAsia="新細明體"/>
-          <w:b w:val="0"/>
-          <w:sz w:val="24"/>
-        </w:rPr>
-        <w:t>二、查本會配合行政院環境保護署106年4月5日環署空字第1060022877號函建議，於106年11月9日修正「勞務採購契約範本」第8條第19款，及107年7月24日修正「工程採購契約範本」附錄2之2之2.5，增訂柴油車輛相關約定。</w:t>
-      </w:r>
-    </w:p>
-    <w:p>
-      <w:pPr>
-        <w:pStyle w:val="a9"/>
-        <w:ind w:left="720" w:hanging="480"/>
-        <w:jc w:val="both"/>
-      </w:pPr>
-      <w:r>
-        <w:rPr>
-          <w:rFonts w:ascii="新細明體" w:hAnsi="新細明體" w:eastAsia="新細明體"/>
-          <w:b w:val="0"/>
-          <w:sz w:val="24"/>
-        </w:rPr>
-        <w:t>三、復行政院環境保護署108年1月17日環署空字第1080005206號函略以：「本署為兼顧民眾健康及業者生計，對於改善大型柴油車的污染，已調整為以輔導改善減少空氣污染排放為主要目標，車輛符合排放標準即可正常使用，並無強制要求淘汰。近期本署參採各界建言，經務實檢討確有修正之必要，......建請貴會惠予協助修正勞務採購契約及工程採購契約範本，有關柴油車輛之規範建議修正為符合空氣污染物排放標準之柴油車輛」，爰配合修正旨揭範本內柴油車輛之約定為「廠商使用之柴油車輛，應符合空氣污染物排放標準」。修正內容對照表一併公開於本會網站。</w:t>
-      </w:r>
-    </w:p>
-    <w:p>
-      <w:pPr>
-        <w:pStyle w:val="a9"/>
-        <w:ind w:left="720" w:hanging="480"/>
-        <w:jc w:val="both"/>
-      </w:pPr>
-      <w:r>
-        <w:rPr>
-          <w:rFonts w:ascii="新細明體" w:hAnsi="新細明體" w:eastAsia="新細明體"/>
-          <w:b w:val="0"/>
-          <w:sz w:val="24"/>
-        </w:rPr>
-        <w:t>四、履約中之採購案，如依修正前範本訂定相關規範者，機關得通知廠商或依廠商之請求，依上揭修正內容辦理契約變更。</w:t>
-      </w:r>
-    </w:p>
-    <w:p/>
-    <w:p>
-      <w:pPr>
-        <w:pStyle w:val="a9"/>
-        <w:ind w:left="720" w:hanging="720"/>
-        <w:jc w:val="both"/>
-      </w:pPr>
-      <w:r>
-        <w:rPr>
-          <w:rFonts w:ascii="微軟正黑體" w:hAnsi="微軟正黑體" w:eastAsia="微軟正黑體"/>
-          <w:b/>
-          <w:sz w:val="24"/>
-        </w:rPr>
-        <w:t>行政院公共工程委員會108年07月25日工程企字第1080100640號函</w:t>
-      </w:r>
-    </w:p>
-    <w:p>
-      <w:pPr>
-        <w:pStyle w:val="a9"/>
-        <w:ind w:left="720" w:hanging="720"/>
-        <w:jc w:val="both"/>
-      </w:pPr>
-      <w:r>
-        <w:rPr>
-          <w:rFonts w:ascii="新細明體" w:hAnsi="新細明體" w:eastAsia="新細明體"/>
-          <w:b w:val="0"/>
-          <w:sz w:val="24"/>
-        </w:rPr>
-        <w:t>主旨：修正「工程採購契約範本」、「財物採購契約範本」、「勞務採購契約範本」、「統包工程採購契約範本」、「節能績效保證專案統包工程採購契約範本」、「公共工程技術服務契約範本」、「公共工程專案管理契約範本」、「資訊服務採購契約範本」、「災害搶險搶修開口契約範本」、「災後復建工程設計、監造技術服務開口契約範本」、「勞動派遣採購契約範本」，其電子檔並登載於本會網站（進入首頁http://www.pcc.gov.tw後，點選&amp;gt;法令規章&amp;gt;政府採購法規&amp;gt;招標相關文件及表格），請查照並轉知所屬機關。</w:t>
-      </w:r>
-    </w:p>
-    <w:p>
-      <w:pPr>
-        <w:pStyle w:val="a9"/>
-        <w:ind w:left="720" w:hanging="720"/>
-        <w:jc w:val="both"/>
-      </w:pPr>
-      <w:r>
-        <w:rPr>
-          <w:rFonts w:ascii="新細明體" w:hAnsi="新細明體" w:eastAsia="新細明體"/>
-          <w:b w:val="0"/>
-          <w:sz w:val="24"/>
-        </w:rPr>
-        <w:t>說明：</w:t>
-      </w:r>
-    </w:p>
-    <w:p>
-      <w:pPr>
-        <w:pStyle w:val="a9"/>
-        <w:ind w:left="720" w:hanging="480"/>
-        <w:jc w:val="both"/>
-      </w:pPr>
-      <w:r>
-        <w:rPr>
-          <w:rFonts w:ascii="新細明體" w:hAnsi="新細明體" w:eastAsia="新細明體"/>
-          <w:b w:val="0"/>
-          <w:sz w:val="24"/>
-        </w:rPr>
-        <w:t>一、依政府採購法第63條第1項規定，各類採購契約以採用主管機關（本會）訂定之範本為原則。</w:t>
-      </w:r>
-    </w:p>
-    <w:p>
-      <w:pPr>
-        <w:pStyle w:val="a9"/>
-        <w:ind w:left="720" w:hanging="480"/>
-        <w:jc w:val="both"/>
-      </w:pPr>
-      <w:r>
-        <w:rPr>
-          <w:rFonts w:ascii="新細明體" w:hAnsi="新細明體" w:eastAsia="新細明體"/>
-          <w:b w:val="0"/>
-          <w:sz w:val="24"/>
-        </w:rPr>
-        <w:t>二、本次修正內容對照表，一併公開於本會網站，修正重點包括增列廠商於履約期間給予全職從事該採購案員工薪資（採按月計酬者）之最低金額欄位，供機關填寫（如機關未載明者，為新臺幣3萬元）；增列契約各單項價格之調整方式，涉及人力價格之項目，不隨之調低，以保障勞工薪資。</w:t>
-      </w:r>
-    </w:p>
-    <w:p>
-      <w:pPr>
-        <w:pStyle w:val="a9"/>
-        <w:ind w:left="720" w:hanging="480"/>
-        <w:jc w:val="both"/>
-      </w:pPr>
-      <w:r>
-        <w:rPr>
-          <w:rFonts w:ascii="新細明體" w:hAnsi="新細明體" w:eastAsia="新細明體"/>
-          <w:b w:val="0"/>
-          <w:sz w:val="24"/>
-        </w:rPr>
-        <w:t>三、另為確保政府採購供應鏈間我國廠商之爭議選擇權利及兼顧採購效率，修正增訂「工程採購契約範本」第22條第(七)款。</w:t>
-      </w:r>
-    </w:p>
-    <w:p>
-      <w:pPr>
-        <w:pStyle w:val="a9"/>
-        <w:ind w:left="720" w:hanging="720"/>
-        <w:jc w:val="both"/>
-      </w:pPr>
-      <w:r>
-        <w:rPr>
-          <w:rFonts w:ascii="新細明體" w:hAnsi="新細明體" w:eastAsia="新細明體"/>
-          <w:b w:val="0"/>
-          <w:sz w:val="24"/>
-        </w:rPr>
-        <w:t>備註：1. 依行政院110年2月1日院授人組字第11000119211號函「行政院運用勞動派遣應行注意事項」自110年2月1日停止適用，爰本函「勞動派遣採購契約範本」不再提供外界下載使用。</w:t>
-      </w:r>
-    </w:p>
-    <w:p/>
-    <w:p>
-      <w:pPr>
-        <w:pStyle w:val="a9"/>
-        <w:ind w:left="720" w:hanging="720"/>
-        <w:jc w:val="both"/>
-      </w:pPr>
-      <w:r>
-        <w:rPr>
-          <w:rFonts w:ascii="微軟正黑體" w:hAnsi="微軟正黑體" w:eastAsia="微軟正黑體"/>
-          <w:b/>
-          <w:sz w:val="24"/>
-        </w:rPr>
-        <w:t>行政院公共工程委員會109年01月14日工程企字第1080100980號函</w:t>
-      </w:r>
-    </w:p>
-    <w:p>
-      <w:pPr>
-        <w:pStyle w:val="a9"/>
-        <w:ind w:left="720" w:hanging="720"/>
-        <w:jc w:val="both"/>
-      </w:pPr>
-      <w:r>
-        <w:rPr>
-          <w:rFonts w:ascii="新細明體" w:hAnsi="新細明體" w:eastAsia="新細明體"/>
-          <w:b w:val="0"/>
-          <w:sz w:val="24"/>
-        </w:rPr>
-        <w:t>主旨：修正「工程採購契約範本」、「災害搶險搶修開口契約範本」、「統包工程採購契約範本」及「節能績效保證專案統包工程採購契約範本」，其電子檔並登載於本會網站（進入首頁https://www.pcc.gov.tw後，點選政府採購招標相關文件及表格），請查照並轉知所屬機關。說明：一、依政府採購法第63條第1項規定，各類採購契約以採用主管機關（本會）訂定之範本為原則。二、旨述修正內容，除因應政府採購法及相關子法之修正外，尚包括總額結算給付契約關於個別項目實作數量增減契約價金、刪除僱用外籍勞工時須扣除與本國勞工價差、竣工通知內容、鋼管施工架之使用、空氣污染及噪音防制事項、強化施工品質及職業安全衛生管理機制等，修正內容對照表一併公開於本會網站。三、本會98年2月11日工程管字第09800053720號函有關應扣回本外勞人力成本價金差額之內容，自即日起停止適用。</w:t>
-      </w:r>
-    </w:p>
-    <w:p/>
-    <w:p>
-      <w:pPr>
-        <w:pStyle w:val="a9"/>
-        <w:ind w:left="720" w:hanging="720"/>
-        <w:jc w:val="both"/>
-      </w:pPr>
-      <w:r>
-        <w:rPr>
-          <w:rFonts w:ascii="微軟正黑體" w:hAnsi="微軟正黑體" w:eastAsia="微軟正黑體"/>
-          <w:b/>
-          <w:sz w:val="24"/>
-        </w:rPr>
-        <w:t>行政院公共工程委員會109年06月30日工程企字第1090100530號函</w:t>
-      </w:r>
-    </w:p>
-    <w:p>
-      <w:pPr>
-        <w:pStyle w:val="a9"/>
-        <w:ind w:left="720" w:hanging="720"/>
-        <w:jc w:val="both"/>
-      </w:pPr>
-      <w:r>
-        <w:rPr>
-          <w:rFonts w:ascii="新細明體" w:hAnsi="新細明體" w:eastAsia="新細明體"/>
-          <w:b w:val="0"/>
-          <w:sz w:val="24"/>
-        </w:rPr>
-        <w:t>主旨：修正「工程採購契約範本」、「勞務採購契約範本」，其電子檔並登載於本會網站（進入首頁http://www.pcc.gov.tw後，點選法令規章政府採購法規招標相關文件及表格），請查照並轉知所屬機關。</w:t>
-      </w:r>
-    </w:p>
-    <w:p>
-      <w:pPr>
-        <w:pStyle w:val="a9"/>
-        <w:ind w:left="720" w:hanging="720"/>
-        <w:jc w:val="both"/>
-      </w:pPr>
-      <w:r>
-        <w:rPr>
-          <w:rFonts w:ascii="新細明體" w:hAnsi="新細明體" w:eastAsia="新細明體"/>
-          <w:b w:val="0"/>
-          <w:sz w:val="24"/>
-        </w:rPr>
-        <w:t>說明：</w:t>
-      </w:r>
-    </w:p>
-    <w:p>
-      <w:pPr>
-        <w:pStyle w:val="a9"/>
-        <w:ind w:left="720" w:hanging="480"/>
-        <w:jc w:val="both"/>
-      </w:pPr>
-      <w:r>
-        <w:rPr>
-          <w:rFonts w:ascii="新細明體" w:hAnsi="新細明體" w:eastAsia="新細明體"/>
-          <w:b w:val="0"/>
-          <w:sz w:val="24"/>
-        </w:rPr>
-        <w:t>一、依政府採購法第63條第1項規定，各類採購契約以採用主管機關（本會）訂定之範本為原則。</w:t>
-      </w:r>
-    </w:p>
-    <w:p>
-      <w:pPr>
-        <w:pStyle w:val="a9"/>
-        <w:ind w:left="720" w:hanging="480"/>
-        <w:jc w:val="both"/>
-      </w:pPr>
-      <w:r>
-        <w:rPr>
-          <w:rFonts w:ascii="新細明體" w:hAnsi="新細明體" w:eastAsia="新細明體"/>
-          <w:b w:val="0"/>
-          <w:sz w:val="24"/>
-        </w:rPr>
-        <w:t>二、本次修正內容對照表，一併公開於本會網站，修正重點：依行政院環境保護署建議，增訂廠商依契約提供之綠色產品，應至申報平臺申報，以利統計民間企業及政府機關之綠色採購成效。</w:t>
-      </w:r>
-    </w:p>
-    <w:p/>
-    <w:p>
-      <w:pPr>
-        <w:pStyle w:val="a9"/>
-        <w:ind w:left="720" w:hanging="720"/>
-        <w:jc w:val="both"/>
-      </w:pPr>
-      <w:r>
-        <w:rPr>
-          <w:rFonts w:ascii="微軟正黑體" w:hAnsi="微軟正黑體" w:eastAsia="微軟正黑體"/>
-          <w:b/>
-          <w:sz w:val="24"/>
-        </w:rPr>
-        <w:t>行政院公共工程委員會109年12月25日工程企字第1090100940號函</w:t>
-      </w:r>
-    </w:p>
-    <w:p>
-      <w:pPr>
-        <w:pStyle w:val="a9"/>
-        <w:ind w:left="720" w:hanging="720"/>
-        <w:jc w:val="both"/>
-      </w:pPr>
-      <w:r>
-        <w:rPr>
-          <w:rFonts w:ascii="新細明體" w:hAnsi="新細明體" w:eastAsia="新細明體"/>
-          <w:b w:val="0"/>
-          <w:sz w:val="24"/>
-        </w:rPr>
-        <w:t>主旨：修正「工程採購契約範本」及「統包工程採購契約範本」，其電子檔並登載於本會網站（進入首頁https://www.pcc.gov.tw後，點選政府採購招標相關文件及表格），請查照並轉知所屬機關。</w:t>
-      </w:r>
-    </w:p>
-    <w:p>
-      <w:pPr>
-        <w:pStyle w:val="a9"/>
-        <w:ind w:left="720" w:hanging="720"/>
-        <w:jc w:val="both"/>
-      </w:pPr>
-      <w:r>
-        <w:rPr>
-          <w:rFonts w:ascii="新細明體" w:hAnsi="新細明體" w:eastAsia="新細明體"/>
-          <w:b w:val="0"/>
-          <w:sz w:val="24"/>
-        </w:rPr>
-        <w:t>說明：</w:t>
-      </w:r>
-    </w:p>
-    <w:p>
-      <w:pPr>
-        <w:pStyle w:val="a9"/>
-        <w:ind w:left="720" w:hanging="480"/>
-        <w:jc w:val="both"/>
-      </w:pPr>
-      <w:r>
-        <w:rPr>
-          <w:rFonts w:ascii="新細明體" w:hAnsi="新細明體" w:eastAsia="新細明體"/>
-          <w:b w:val="0"/>
-          <w:sz w:val="24"/>
-        </w:rPr>
-        <w:t>一、依政府採購法第63條第1項規定，各類採購契約以採用主管機關（本會）訂定之範本為原則。</w:t>
-      </w:r>
-    </w:p>
-    <w:p>
-      <w:pPr>
-        <w:pStyle w:val="a9"/>
-        <w:ind w:left="720" w:hanging="480"/>
-        <w:jc w:val="both"/>
-      </w:pPr>
-      <w:r>
-        <w:rPr>
-          <w:rFonts w:ascii="新細明體" w:hAnsi="新細明體" w:eastAsia="新細明體"/>
-          <w:b w:val="0"/>
-          <w:sz w:val="24"/>
-        </w:rPr>
-        <w:t>二、旨述修正主要包括金質獎得獎廠商得減低估驗計價保留款額度、工程未驗收前之使用、工程告示牌內容、品質計畫內容等，修正內容對照表一併公開於本會網站。</w:t>
-      </w:r>
-    </w:p>
-    <w:p/>
-    <w:p>
-      <w:pPr>
-        <w:pStyle w:val="a9"/>
-        <w:ind w:left="720" w:hanging="720"/>
-        <w:jc w:val="both"/>
-      </w:pPr>
-      <w:r>
-        <w:rPr>
-          <w:rFonts w:ascii="微軟正黑體" w:hAnsi="微軟正黑體" w:eastAsia="微軟正黑體"/>
-          <w:b/>
-          <w:sz w:val="24"/>
-        </w:rPr>
-        <w:t>行政院公共工程委員會110年03月09日工程企字第1100100086號函</w:t>
-      </w:r>
-    </w:p>
-    <w:p>
-      <w:pPr>
-        <w:pStyle w:val="a9"/>
-        <w:ind w:left="720" w:hanging="720"/>
-        <w:jc w:val="both"/>
-      </w:pPr>
-      <w:r>
-        <w:rPr>
-          <w:rFonts w:ascii="新細明體" w:hAnsi="新細明體" w:eastAsia="新細明體"/>
-          <w:b w:val="0"/>
-          <w:sz w:val="24"/>
-        </w:rPr>
-        <w:t>主旨：修正「工程採購契約範本」、「統包工程採購契約範本」及「災害搶險搶修開口契約範本」，其電子檔並登載於本會網站（進入首頁https://www.pcc.gov.tw後，點選政府採購招標相關文件及表格），請查照並轉知所屬機關。</w:t>
-      </w:r>
-    </w:p>
-    <w:p>
-      <w:pPr>
-        <w:pStyle w:val="a9"/>
-        <w:ind w:left="720" w:hanging="720"/>
-        <w:jc w:val="both"/>
-      </w:pPr>
-      <w:r>
-        <w:rPr>
-          <w:rFonts w:ascii="新細明體" w:hAnsi="新細明體" w:eastAsia="新細明體"/>
-          <w:b w:val="0"/>
-          <w:sz w:val="24"/>
-        </w:rPr>
-        <w:t>說明：</w:t>
-      </w:r>
-    </w:p>
-    <w:p>
-      <w:pPr>
-        <w:pStyle w:val="a9"/>
-        <w:ind w:left="720" w:hanging="480"/>
-        <w:jc w:val="both"/>
-      </w:pPr>
-      <w:r>
-        <w:rPr>
-          <w:rFonts w:ascii="新細明體" w:hAnsi="新細明體" w:eastAsia="新細明體"/>
-          <w:b w:val="0"/>
-          <w:sz w:val="24"/>
-        </w:rPr>
-        <w:t>一、依政府採購法第63條第1項規定，各類採購契約以採用主管機關（本會）訂定之範本為原則。</w:t>
-      </w:r>
-    </w:p>
-    <w:p>
-      <w:pPr>
-        <w:pStyle w:val="a9"/>
-        <w:ind w:left="720" w:hanging="480"/>
-        <w:jc w:val="both"/>
-      </w:pPr>
-      <w:r>
-        <w:rPr>
-          <w:rFonts w:ascii="新細明體" w:hAnsi="新細明體" w:eastAsia="新細明體"/>
-          <w:b w:val="0"/>
-          <w:sz w:val="24"/>
-        </w:rPr>
-        <w:t>二、旨述修正包括雇主意外責任險及植栽工程養護期保證金相關內容，修正內容對照表一併公開於本會網站。</w:t>
-      </w:r>
-    </w:p>
-    <w:p>
-      <w:pPr>
-        <w:pStyle w:val="a9"/>
-        <w:ind w:left="720" w:hanging="480"/>
-        <w:jc w:val="both"/>
-      </w:pPr>
-      <w:r>
-        <w:rPr>
-          <w:rFonts w:ascii="新細明體" w:hAnsi="新細明體" w:eastAsia="新細明體"/>
-          <w:b w:val="0"/>
-          <w:sz w:val="24"/>
-        </w:rPr>
-        <w:t>三、已決標之工程，個案契約約定雇主意外責任保險保險人之責任不扣除社會保險之給付者，如有旨述範本第13條第(八)款(災害搶險搶修開口契約範本為第13條第(九)款)之情形，機關及廠商得依契約原定目的變更之，並請檢視承保範圍之差異對保險費用之影響。</w:t>
-      </w:r>
-    </w:p>
-    <w:p/>
-    <w:p>
-      <w:pPr>
-        <w:pStyle w:val="a9"/>
-        <w:ind w:left="720" w:hanging="720"/>
-        <w:jc w:val="both"/>
-      </w:pPr>
-      <w:r>
-        <w:rPr>
-          <w:rFonts w:ascii="微軟正黑體" w:hAnsi="微軟正黑體" w:eastAsia="微軟正黑體"/>
-          <w:b/>
-          <w:sz w:val="24"/>
-        </w:rPr>
-        <w:t>行政院公共工程委員會110年07月01日工程企字第1100100862號函</w:t>
-      </w:r>
-    </w:p>
-    <w:p>
-      <w:pPr>
-        <w:pStyle w:val="a9"/>
-        <w:ind w:left="720" w:hanging="720"/>
-        <w:jc w:val="both"/>
-      </w:pPr>
-      <w:r>
-        <w:rPr>
-          <w:rFonts w:ascii="新細明體" w:hAnsi="新細明體" w:eastAsia="新細明體"/>
-          <w:b w:val="0"/>
-          <w:sz w:val="24"/>
-        </w:rPr>
-        <w:t>主旨：修正「工程採購契約範本」，其電子檔並登載於本會網站（進入首頁https://www.pcc.gov.tw後，點選政府採購招標相關文件及表格），請查照並轉知所屬機關。說明：一、依政府採購法第63條第1項規定，各類採購契約以採用主管機關（本會）訂定之範本為原則。二、旨述修正主要為施工管理之工地主任、品管人員等人員資格設置相關內容及罰則，修正內容對照表一併公開於本會網站。</w:t>
-      </w:r>
-    </w:p>
-    <w:p/>
-    <w:p>
-      <w:pPr>
-        <w:pStyle w:val="a9"/>
-        <w:ind w:left="720" w:hanging="720"/>
-        <w:jc w:val="both"/>
-      </w:pPr>
-      <w:r>
-        <w:rPr>
-          <w:rFonts w:ascii="微軟正黑體" w:hAnsi="微軟正黑體" w:eastAsia="微軟正黑體"/>
-          <w:b/>
-          <w:sz w:val="24"/>
-        </w:rPr>
-        <w:t>行政院公共工程委員會111年01月04日工程企字第1110100004號函</w:t>
-      </w:r>
-    </w:p>
-    <w:p>
-      <w:pPr>
-        <w:pStyle w:val="a9"/>
-        <w:ind w:left="720" w:hanging="720"/>
-        <w:jc w:val="both"/>
-      </w:pPr>
-      <w:r>
-        <w:rPr>
-          <w:rFonts w:ascii="新細明體" w:hAnsi="新細明體" w:eastAsia="新細明體"/>
-          <w:b w:val="0"/>
-          <w:sz w:val="24"/>
-        </w:rPr>
-        <w:t>主旨：修正「工程採購契約範本」及「災害搶險搶修開口契約範本」，其電子檔並登載於本會網站（進入首頁https://www.pcc.gov.tw後，點選政府採購招標相關文件及表格），請查照並轉知所屬機關。</w:t>
-      </w:r>
-    </w:p>
-    <w:p>
-      <w:pPr>
-        <w:pStyle w:val="a9"/>
-        <w:ind w:left="720" w:hanging="720"/>
-        <w:jc w:val="both"/>
-      </w:pPr>
-      <w:r>
-        <w:rPr>
-          <w:rFonts w:ascii="新細明體" w:hAnsi="新細明體" w:eastAsia="新細明體"/>
-          <w:b w:val="0"/>
-          <w:sz w:val="24"/>
-        </w:rPr>
-        <w:t>說明：</w:t>
-      </w:r>
-    </w:p>
-    <w:p>
-      <w:pPr>
-        <w:pStyle w:val="a9"/>
-        <w:ind w:left="720" w:hanging="480"/>
-        <w:jc w:val="both"/>
-      </w:pPr>
-      <w:r>
-        <w:rPr>
-          <w:rFonts w:ascii="新細明體" w:hAnsi="新細明體" w:eastAsia="新細明體"/>
-          <w:b w:val="0"/>
-          <w:sz w:val="24"/>
-        </w:rPr>
-        <w:t>一、依政府採購法第63條第1項規定，各類採購契約以採用主管機關（本會）訂定之範本為原則。</w:t>
-      </w:r>
-    </w:p>
-    <w:p>
-      <w:pPr>
-        <w:pStyle w:val="a9"/>
-        <w:ind w:left="720" w:hanging="480"/>
-        <w:jc w:val="both"/>
-      </w:pPr>
-      <w:r>
-        <w:rPr>
-          <w:rFonts w:ascii="新細明體" w:hAnsi="新細明體" w:eastAsia="新細明體"/>
-          <w:b w:val="0"/>
-          <w:sz w:val="24"/>
-        </w:rPr>
-        <w:t>二、本會業於110年12月30日工程企字第1100102070號函停止適用「投標標價不適用招標文件所定物價指數調整條款聲明書」(範本)，爰修正旨揭契約範本。</w:t>
-      </w:r>
-    </w:p>
-    <w:p/>
-    <w:p>
-      <w:pPr>
-        <w:pStyle w:val="a9"/>
-        <w:ind w:left="720" w:hanging="720"/>
-        <w:jc w:val="both"/>
-      </w:pPr>
-      <w:r>
-        <w:rPr>
-          <w:rFonts w:ascii="微軟正黑體" w:hAnsi="微軟正黑體" w:eastAsia="微軟正黑體"/>
-          <w:b/>
-          <w:sz w:val="24"/>
-        </w:rPr>
-        <w:t>行政院公共工程委員會111年04月07日工程企字第1110100254號函</w:t>
-      </w:r>
-    </w:p>
-    <w:p>
-      <w:pPr>
-        <w:pStyle w:val="a9"/>
-        <w:ind w:left="720" w:hanging="720"/>
-        <w:jc w:val="both"/>
-      </w:pPr>
-      <w:r>
-        <w:rPr>
-          <w:rFonts w:ascii="新細明體" w:hAnsi="新細明體" w:eastAsia="新細明體"/>
-          <w:b w:val="0"/>
-          <w:sz w:val="24"/>
-        </w:rPr>
-        <w:t>主旨：修正「工程採購契約範本」、「財物採購契約範本」、「勞務採購契約範本」及「資訊服務採購契約範本」，其電子檔並登載於本會網站（進入首頁https://www.pcc.gov.tw後，點選政府採購招標相關文件及表格），請查照並轉知所屬機關。說明：一、依政府採購法第63條第1項規定，各類採購契約以採用主管機關（本會）訂定之範本為原則。二、本次修正內容對照表，一併公開於本會網站，修正重點：新增關鍵基礎設施(或機關指定之設施)廠商履約人員應於進場或參與工作前，自行提出或委託機關代為申請無犯罪紀錄證明，並經機關審核同意，始得進場或參與工作，另考量屬臨時性進場人員之特性，另訂管理機制；履約人員執行工作，應由機關或監造單位人員或其指定之單位或人員全程陪同或監督管理。</w:t>
-      </w:r>
-    </w:p>
-    <w:p/>
-    <w:p>
-      <w:pPr>
-        <w:pStyle w:val="a9"/>
-        <w:ind w:left="720" w:hanging="720"/>
-        <w:jc w:val="both"/>
-      </w:pPr>
-      <w:r>
-        <w:rPr>
-          <w:rFonts w:ascii="微軟正黑體" w:hAnsi="微軟正黑體" w:eastAsia="微軟正黑體"/>
-          <w:b/>
-          <w:sz w:val="24"/>
-        </w:rPr>
-        <w:t>行政院公共工程委員會111年04月29日工程企字第1110100127號函</w:t>
-      </w:r>
-    </w:p>
-    <w:p>
-      <w:pPr>
-        <w:pStyle w:val="a9"/>
-        <w:ind w:left="720" w:hanging="720"/>
-        <w:jc w:val="both"/>
-      </w:pPr>
-      <w:r>
-        <w:rPr>
-          <w:rFonts w:ascii="新細明體" w:hAnsi="新細明體" w:eastAsia="新細明體"/>
-          <w:b w:val="0"/>
-          <w:sz w:val="24"/>
-        </w:rPr>
-        <w:t>主旨：修正「工程採購契約範本」、「統包工程採購契約範本」、「節能績效保證專案統包工程採購契約範本」及「災害搶險搶修開口契約範本」，其電子檔並登載於本會網站（進入首頁https://www.pcc.gov.tw後，點選政府採購招標相關文件及表格），請查照並轉知所屬機關。</w:t>
-      </w:r>
-    </w:p>
-    <w:p>
-      <w:pPr>
-        <w:pStyle w:val="a9"/>
-        <w:ind w:left="720" w:hanging="720"/>
-        <w:jc w:val="both"/>
-      </w:pPr>
-      <w:r>
-        <w:rPr>
-          <w:rFonts w:ascii="新細明體" w:hAnsi="新細明體" w:eastAsia="新細明體"/>
-          <w:b w:val="0"/>
-          <w:sz w:val="24"/>
-        </w:rPr>
-        <w:t>說明：</w:t>
-      </w:r>
-    </w:p>
-    <w:p>
-      <w:pPr>
-        <w:pStyle w:val="a9"/>
-        <w:ind w:left="720" w:hanging="480"/>
-        <w:jc w:val="both"/>
-      </w:pPr>
-      <w:r>
-        <w:rPr>
-          <w:rFonts w:ascii="新細明體" w:hAnsi="新細明體" w:eastAsia="新細明體"/>
-          <w:b w:val="0"/>
-          <w:sz w:val="24"/>
-        </w:rPr>
-        <w:t>一、依政府採購法第63條第1項規定，各類採購契約以採用主管機關（本會）訂定之範本為原則。</w:t>
-      </w:r>
-    </w:p>
-    <w:p>
-      <w:pPr>
-        <w:pStyle w:val="a9"/>
-        <w:ind w:left="720" w:hanging="480"/>
-        <w:jc w:val="both"/>
-      </w:pPr>
-      <w:r>
-        <w:rPr>
-          <w:rFonts w:ascii="新細明體" w:hAnsi="新細明體" w:eastAsia="新細明體"/>
-          <w:b w:val="0"/>
-          <w:sz w:val="24"/>
-        </w:rPr>
-        <w:t>二、旨述修正主要包括配合勞工職業災害保險及保護法施行、報備分包廠商名單、廠商代繳規費機關付款期限、竣工圖表之提送期限等，修正內容對照表一併公開於本會網站。</w:t>
-      </w:r>
-    </w:p>
-    <w:p/>
-    <w:p>
-      <w:pPr>
-        <w:pStyle w:val="a9"/>
-        <w:ind w:left="720" w:hanging="720"/>
-        <w:jc w:val="both"/>
-      </w:pPr>
-      <w:r>
-        <w:rPr>
-          <w:rFonts w:ascii="微軟正黑體" w:hAnsi="微軟正黑體" w:eastAsia="微軟正黑體"/>
-          <w:b/>
-          <w:sz w:val="24"/>
-        </w:rPr>
-        <w:t>行政院公共工程委員會111年12月22日工程企字第1110100555號函</w:t>
-      </w:r>
-    </w:p>
-    <w:p>
-      <w:pPr>
-        <w:pStyle w:val="a9"/>
-        <w:ind w:left="720" w:hanging="720"/>
-        <w:jc w:val="both"/>
-      </w:pPr>
-      <w:r>
-        <w:rPr>
-          <w:rFonts w:ascii="新細明體" w:hAnsi="新細明體" w:eastAsia="新細明體"/>
-          <w:b w:val="0"/>
-          <w:sz w:val="24"/>
-        </w:rPr>
-        <w:t>主旨：修正「工程採購契約範本」，其電子檔並登載於本會網站（進入首頁https://www.pcc.gov.tw後，點選政府採購招標相關文件及表格），請查照並轉知所屬機關。</w:t>
-      </w:r>
-    </w:p>
-    <w:p>
-      <w:pPr>
-        <w:pStyle w:val="a9"/>
-        <w:ind w:left="720" w:hanging="720"/>
-        <w:jc w:val="both"/>
-      </w:pPr>
-      <w:r>
-        <w:rPr>
-          <w:rFonts w:ascii="新細明體" w:hAnsi="新細明體" w:eastAsia="新細明體"/>
-          <w:b w:val="0"/>
-          <w:sz w:val="24"/>
-        </w:rPr>
-        <w:t>說明：</w:t>
-      </w:r>
-    </w:p>
-    <w:p>
-      <w:pPr>
-        <w:pStyle w:val="a9"/>
-        <w:ind w:left="720" w:hanging="480"/>
-        <w:jc w:val="both"/>
-      </w:pPr>
-      <w:r>
-        <w:rPr>
-          <w:rFonts w:ascii="新細明體" w:hAnsi="新細明體" w:eastAsia="新細明體"/>
-          <w:b w:val="0"/>
-          <w:sz w:val="24"/>
-        </w:rPr>
-        <w:t>一、依政府採購法第63條第1項規定，各類採購契約以採用主管機關（本會）訂定之範本為原則。</w:t>
-      </w:r>
-    </w:p>
-    <w:p>
-      <w:pPr>
-        <w:pStyle w:val="a9"/>
-        <w:ind w:left="720" w:hanging="480"/>
-        <w:jc w:val="both"/>
-      </w:pPr>
-      <w:r>
-        <w:rPr>
-          <w:rFonts w:ascii="新細明體" w:hAnsi="新細明體" w:eastAsia="新細明體"/>
-          <w:b w:val="0"/>
-          <w:sz w:val="24"/>
-        </w:rPr>
-        <w:t>二、旨述修正包括爭議處理小組機制、得依實際施工前一定月份指數計算物價調整款、降低逾期違約金總額上限比率預設值與進度管理配套措施，及刪除品管人員逾期未回訓之罰則等，修正內容對照表一併公開於本會網站。</w:t>
-      </w:r>
-    </w:p>
-    <w:p>
-      <w:pPr>
-        <w:pStyle w:val="a9"/>
-        <w:ind w:left="720" w:hanging="480"/>
-        <w:jc w:val="both"/>
-      </w:pPr>
-      <w:r>
-        <w:rPr>
-          <w:rFonts w:ascii="新細明體" w:hAnsi="新細明體" w:eastAsia="新細明體"/>
-          <w:b w:val="0"/>
-          <w:sz w:val="24"/>
-        </w:rPr>
-        <w:t>三、關於修正後之爭議處理小組機制，其目的係為藉外部公正人士，協助機關解決爭議，且小組決議，應獲當事人雙方同意而生效力，屬私法自治，爰在建工程，縱契約未有相同內容，機關亦得採用。</w:t>
-      </w:r>
-    </w:p>
-    <w:p>
-      <w:pPr>
-        <w:pStyle w:val="a9"/>
-        <w:ind w:left="720" w:hanging="480"/>
-        <w:jc w:val="both"/>
-      </w:pPr>
-      <w:r>
-        <w:rPr>
-          <w:rFonts w:ascii="新細明體" w:hAnsi="新細明體" w:eastAsia="新細明體"/>
-          <w:b w:val="0"/>
-          <w:sz w:val="24"/>
-        </w:rPr>
-        <w:t>四、另範本內之逾期違約金上限比率預設值雖降低，惟機關於廠商有進度落後情形時，應即主動瞭解落後原因並適時予以協助，並善用契約進度管理配套措施，而非消極之僅恃逾期違約金為管理方式。</w:t>
-      </w:r>
-    </w:p>
-    <w:p/>
-    <w:p>
-      <w:pPr>
-        <w:pStyle w:val="a9"/>
-        <w:ind w:left="720" w:hanging="720"/>
-        <w:jc w:val="both"/>
-      </w:pPr>
-      <w:r>
-        <w:rPr>
-          <w:rFonts w:ascii="微軟正黑體" w:hAnsi="微軟正黑體" w:eastAsia="微軟正黑體"/>
-          <w:b/>
-          <w:sz w:val="24"/>
-        </w:rPr>
-        <w:t>行政院公共工程委員會112年07月07日工程企字第1120100425號函</w:t>
-      </w:r>
-    </w:p>
-    <w:p>
-      <w:pPr>
-        <w:pStyle w:val="a9"/>
-        <w:ind w:left="720" w:hanging="720"/>
-        <w:jc w:val="both"/>
-      </w:pPr>
-      <w:r>
-        <w:rPr>
-          <w:rFonts w:ascii="新細明體" w:hAnsi="新細明體" w:eastAsia="新細明體"/>
-          <w:b w:val="0"/>
-          <w:sz w:val="24"/>
-        </w:rPr>
-        <w:t>主旨：修正「工程採購契約範本」，其電子檔並登載於本會網站（進入首頁https://www.pcc.gov.tw後，點選政府採購招標相關文件及表格），請查照並轉知所屬機關。</w:t>
-      </w:r>
-    </w:p>
-    <w:p>
-      <w:pPr>
-        <w:pStyle w:val="a9"/>
-        <w:ind w:left="720" w:hanging="720"/>
-        <w:jc w:val="both"/>
-      </w:pPr>
-      <w:r>
-        <w:rPr>
-          <w:rFonts w:ascii="新細明體" w:hAnsi="新細明體" w:eastAsia="新細明體"/>
-          <w:b w:val="0"/>
-          <w:sz w:val="24"/>
-        </w:rPr>
-        <w:t>說明：</w:t>
-      </w:r>
-    </w:p>
-    <w:p>
-      <w:pPr>
-        <w:pStyle w:val="a9"/>
-        <w:ind w:left="720" w:hanging="480"/>
-        <w:jc w:val="both"/>
-      </w:pPr>
-      <w:r>
-        <w:rPr>
-          <w:rFonts w:ascii="新細明體" w:hAnsi="新細明體" w:eastAsia="新細明體"/>
-          <w:b w:val="0"/>
-          <w:sz w:val="24"/>
-        </w:rPr>
-        <w:t>一、依政府採購法第63條第1項規定，各類採購契約以採用主管機關（本會）訂定之範本為原則。</w:t>
-      </w:r>
-    </w:p>
-    <w:p>
-      <w:pPr>
-        <w:pStyle w:val="a9"/>
-        <w:ind w:left="720" w:hanging="480"/>
-        <w:jc w:val="both"/>
-      </w:pPr>
-      <w:r>
-        <w:rPr>
-          <w:rFonts w:ascii="新細明體" w:hAnsi="新細明體" w:eastAsia="新細明體"/>
-          <w:b w:val="0"/>
-          <w:sz w:val="24"/>
-        </w:rPr>
-        <w:t>二、旨述修正主要包括營造工程物價指數基期更換之處理、預拌混凝土之使用、雇主意外責任保險承保範圍、逾期違約金上限、參與關鍵基礎設施人員應配合機關要求辦理適任性查核等。修正內容對照表一併公開於本會網站。</w:t>
-      </w:r>
-    </w:p>
-    <w:p/>
-    <w:p>
-      <w:pPr>
-        <w:pStyle w:val="a9"/>
-        <w:ind w:left="720" w:hanging="720"/>
-        <w:jc w:val="both"/>
-      </w:pPr>
-      <w:r>
-        <w:rPr>
-          <w:rFonts w:ascii="微軟正黑體" w:hAnsi="微軟正黑體" w:eastAsia="微軟正黑體"/>
-          <w:b/>
-          <w:sz w:val="24"/>
-        </w:rPr>
-        <w:t>行政院公共工程委員會112年07月11日工程企字第1120100293號函</w:t>
-      </w:r>
-    </w:p>
-    <w:p>
-      <w:pPr>
-        <w:pStyle w:val="a9"/>
-        <w:ind w:left="720" w:hanging="720"/>
-        <w:jc w:val="both"/>
-      </w:pPr>
-      <w:r>
-        <w:rPr>
-          <w:rFonts w:ascii="新細明體" w:hAnsi="新細明體" w:eastAsia="新細明體"/>
-          <w:b w:val="0"/>
-          <w:sz w:val="24"/>
-        </w:rPr>
-        <w:t>主旨：修正「統包工程採購契約範本」，其電子檔並登載於本會網站（進入首頁https://www.pcc.gov.tw後，點選政府採購招標相關文件及表格），請查照並轉知所屬機關。</w:t>
-      </w:r>
-    </w:p>
-    <w:p>
-      <w:pPr>
-        <w:pStyle w:val="a9"/>
-        <w:ind w:left="720" w:hanging="720"/>
-        <w:jc w:val="both"/>
-      </w:pPr>
-      <w:r>
-        <w:rPr>
-          <w:rFonts w:ascii="新細明體" w:hAnsi="新細明體" w:eastAsia="新細明體"/>
-          <w:b w:val="0"/>
-          <w:sz w:val="24"/>
-        </w:rPr>
-        <w:t>說明：</w:t>
-      </w:r>
-    </w:p>
-    <w:p>
-      <w:pPr>
-        <w:pStyle w:val="a9"/>
-        <w:ind w:left="720" w:hanging="480"/>
-        <w:jc w:val="both"/>
-      </w:pPr>
-      <w:r>
-        <w:rPr>
-          <w:rFonts w:ascii="新細明體" w:hAnsi="新細明體" w:eastAsia="新細明體"/>
-          <w:b w:val="0"/>
-          <w:sz w:val="24"/>
-        </w:rPr>
-        <w:t>一、依政府採購法第63條第1項規定，各類採購契約以採用主管機關（本會）訂定之範本為原則。</w:t>
-      </w:r>
-    </w:p>
-    <w:p>
-      <w:pPr>
-        <w:pStyle w:val="a9"/>
-        <w:ind w:left="720" w:hanging="480"/>
-        <w:jc w:val="both"/>
-      </w:pPr>
-      <w:r>
-        <w:rPr>
-          <w:rFonts w:ascii="新細明體" w:hAnsi="新細明體" w:eastAsia="新細明體"/>
-          <w:b w:val="0"/>
-          <w:sz w:val="24"/>
-        </w:rPr>
-        <w:t>二、旨述修正主要包括廠商之設計包括編製符合職業安全衛生法規之安全衛生圖說及規範、營造工程物價指數基期更換之處理、雇主意外責任保險承保範圍、逾期違約金上限、參與關鍵基礎設施人員應配合機關要求辦理適任性查核等，並參照「工程採購契約範本」編排方式及內容進行修正。修正內容對照表一併公開於本會網站。</w:t>
-      </w:r>
-    </w:p>
-    <w:p/>
-    <w:p>
-      <w:pPr>
-        <w:pStyle w:val="a9"/>
-        <w:ind w:left="720" w:hanging="720"/>
-        <w:jc w:val="both"/>
-      </w:pPr>
-      <w:r>
-        <w:rPr>
-          <w:rFonts w:ascii="微軟正黑體" w:hAnsi="微軟正黑體" w:eastAsia="微軟正黑體"/>
-          <w:b/>
-          <w:sz w:val="24"/>
-        </w:rPr>
-        <w:t>行政院公共工程委員會112年07月19日工程企字第1120100449號函</w:t>
-      </w:r>
-    </w:p>
-    <w:p>
-      <w:pPr>
-        <w:pStyle w:val="a9"/>
-        <w:ind w:left="720" w:hanging="720"/>
-        <w:jc w:val="both"/>
-      </w:pPr>
-      <w:r>
-        <w:rPr>
-          <w:rFonts w:ascii="新細明體" w:hAnsi="新細明體" w:eastAsia="新細明體"/>
-          <w:b w:val="0"/>
-          <w:sz w:val="24"/>
-        </w:rPr>
-        <w:t>主旨：修正「勞動派遣採購契約範本」、「節能績效保證專案統包工程採購契約範本」及「災害搶修搶險開口契約範本」，其電子檔並登載於本會網站（進入首頁https://www.pcc.gov.tw後，點選政府採購&amp;gt;招標相關文件及表格），請查照並轉知所屬機關。</w:t>
-      </w:r>
-    </w:p>
-    <w:p>
-      <w:pPr>
-        <w:pStyle w:val="a9"/>
-        <w:ind w:left="720" w:hanging="720"/>
-        <w:jc w:val="both"/>
-      </w:pPr>
-      <w:r>
-        <w:rPr>
-          <w:rFonts w:ascii="新細明體" w:hAnsi="新細明體" w:eastAsia="新細明體"/>
-          <w:b w:val="0"/>
-          <w:sz w:val="24"/>
-        </w:rPr>
-        <w:t>說明：</w:t>
-      </w:r>
-    </w:p>
-    <w:p>
-      <w:pPr>
-        <w:pStyle w:val="a9"/>
-        <w:ind w:left="720" w:hanging="480"/>
-        <w:jc w:val="both"/>
-      </w:pPr>
-      <w:r>
-        <w:rPr>
-          <w:rFonts w:ascii="新細明體" w:hAnsi="新細明體" w:eastAsia="新細明體"/>
-          <w:b w:val="0"/>
-          <w:sz w:val="24"/>
-        </w:rPr>
-        <w:t>一、依政府採購法第63條第1項規定，各類採購契約以採用主管機關（本會）訂定之範本為原則。</w:t>
-      </w:r>
-    </w:p>
-    <w:p>
-      <w:pPr>
-        <w:pStyle w:val="a9"/>
-        <w:ind w:left="720" w:hanging="480"/>
-        <w:jc w:val="both"/>
-      </w:pPr>
-      <w:r>
-        <w:rPr>
-          <w:rFonts w:ascii="新細明體" w:hAnsi="新細明體" w:eastAsia="新細明體"/>
-          <w:b w:val="0"/>
-          <w:sz w:val="24"/>
-        </w:rPr>
-        <w:t>二、本次修正內容對照表，一併公開於本會網站，修正重點：參與關鍵基礎設施人員應配合機關要求辦理適任性查核。修正內容對照表一併公開於本會網站。</w:t>
-      </w:r>
-    </w:p>
-    <w:p/>
-    <w:p>
-      <w:pPr>
-        <w:pStyle w:val="a9"/>
-        <w:ind w:left="720" w:hanging="720"/>
-        <w:jc w:val="both"/>
-      </w:pPr>
-      <w:r>
-        <w:rPr>
-          <w:rFonts w:ascii="微軟正黑體" w:hAnsi="微軟正黑體" w:eastAsia="微軟正黑體"/>
-          <w:b/>
-          <w:sz w:val="24"/>
-        </w:rPr>
-        <w:t>行政院公共工程委員會112年11月15日工程企字第1120025201號函</w:t>
-      </w:r>
-    </w:p>
-    <w:p>
-      <w:pPr>
-        <w:pStyle w:val="a9"/>
-        <w:ind w:left="720" w:hanging="720"/>
-        <w:jc w:val="both"/>
-      </w:pPr>
-      <w:r>
-        <w:rPr>
-          <w:rFonts w:ascii="新細明體" w:hAnsi="新細明體" w:eastAsia="新細明體"/>
-          <w:b w:val="0"/>
-          <w:sz w:val="24"/>
-        </w:rPr>
-        <w:t>主旨：修正「工程採購契約範本」，其電子檔並登載於本會網站（進入首頁https://www.pcc.gov.tw後，點選政府採購招標相關文件及表格），請查照並轉知所屬機關。</w:t>
-      </w:r>
-    </w:p>
-    <w:p>
-      <w:pPr>
-        <w:pStyle w:val="a9"/>
-        <w:ind w:left="720" w:hanging="720"/>
-        <w:jc w:val="both"/>
-      </w:pPr>
-      <w:r>
-        <w:rPr>
-          <w:rFonts w:ascii="新細明體" w:hAnsi="新細明體" w:eastAsia="新細明體"/>
-          <w:b w:val="0"/>
-          <w:sz w:val="24"/>
-        </w:rPr>
-        <w:t>說明：</w:t>
-      </w:r>
-    </w:p>
-    <w:p>
-      <w:pPr>
-        <w:pStyle w:val="a9"/>
-        <w:ind w:left="720" w:hanging="480"/>
-        <w:jc w:val="both"/>
-      </w:pPr>
-      <w:r>
-        <w:rPr>
-          <w:rFonts w:ascii="新細明體" w:hAnsi="新細明體" w:eastAsia="新細明體"/>
-          <w:b w:val="0"/>
-          <w:sz w:val="24"/>
-        </w:rPr>
-        <w:t>一、依政府採購法第63條第1項規定，各類採購契約以採用主管機關（本會）訂定之範本為原則。</w:t>
-      </w:r>
-    </w:p>
-    <w:p>
-      <w:pPr>
-        <w:pStyle w:val="a9"/>
-        <w:ind w:left="720" w:hanging="480"/>
-        <w:jc w:val="both"/>
-      </w:pPr>
-      <w:r>
-        <w:rPr>
-          <w:rFonts w:ascii="新細明體" w:hAnsi="新細明體" w:eastAsia="新細明體"/>
-          <w:b w:val="0"/>
-          <w:sz w:val="24"/>
-        </w:rPr>
-        <w:t>二、檢送修正內容對照表，並同步公開於本會網站。修正重點：增訂廠商內部揭弊者保護制度。</w:t>
-      </w:r>
-    </w:p>
-    <w:p>
-      <w:pPr>
-        <w:pStyle w:val="a9"/>
-        <w:ind w:left="720" w:hanging="480"/>
-        <w:jc w:val="both"/>
-      </w:pPr>
-      <w:r>
-        <w:rPr>
-          <w:rFonts w:ascii="新細明體" w:hAnsi="新細明體" w:eastAsia="新細明體"/>
-          <w:b w:val="0"/>
-          <w:sz w:val="24"/>
-        </w:rPr>
-        <w:t>三、另檢附本會訂定「採購機關處理廠商人員揭弊作業流程圖」，請參採。</w:t>
-      </w:r>
-    </w:p>
-    <w:p/>
-    <w:p>
-      <w:pPr>
-        <w:pStyle w:val="a9"/>
-        <w:ind w:left="720" w:hanging="720"/>
-        <w:jc w:val="both"/>
-      </w:pPr>
-      <w:r>
-        <w:rPr>
-          <w:rFonts w:ascii="微軟正黑體" w:hAnsi="微軟正黑體" w:eastAsia="微軟正黑體"/>
-          <w:b/>
-          <w:sz w:val="24"/>
-        </w:rPr>
-        <w:t>行政院公共工程委員會113年04月30日工程企字第1130100137號函</w:t>
-      </w:r>
-    </w:p>
-    <w:p>
-      <w:pPr>
-        <w:pStyle w:val="a9"/>
-        <w:ind w:left="720" w:hanging="720"/>
-        <w:jc w:val="both"/>
-      </w:pPr>
-      <w:r>
-        <w:rPr>
-          <w:rFonts w:ascii="新細明體" w:hAnsi="新細明體" w:eastAsia="新細明體"/>
-          <w:b w:val="0"/>
-          <w:sz w:val="24"/>
-        </w:rPr>
-        <w:t>主旨：修正「災害搶險搶修開口契約範本」，其電子檔並登載於本會網站進入首頁https://www.pcc.gov.tw後，點選政府採購招標相關文件及表格），請查照並轉知所屬機關。說明：一、依政府採購法第63條第1項規定，各類採購契約以採用主管機關（本會）訂定之範本為原則。二、旨述修正主要為新增逾期違約金計算基準，原計算基準係以各該次通知辦理內容之契約價金總額，如機關某次通知辦理內容施作難度較大、工作量較多或工址較遠，以該次通知內容計算逾期違約金上限，金額不大，實務曾發生廠商選擇支付違約金而未履行該通知項目。為避免前開情形，新增以累計各次通知辦理內容之契約價金總額為計算基準之選項，由機關於招標時視個案需求擇定。三、其餘條款比照工程採購契約範本修正，內容包含：(1)爭議處理小組機制、(2)物價指數條款、(3)降低逾期違約金總額上限與進度管理配套措施、(4)品管人員、工地主任等人員資格回歸法令，及(5)雇主意外責任保險承保範圍等。修正內容對照表一併公開於本會網站。</w:t>
-      </w:r>
-    </w:p>
-    <w:p/>
-    <w:p>
-      <w:pPr>
-        <w:pStyle w:val="a9"/>
-        <w:ind w:left="720" w:hanging="720"/>
-        <w:jc w:val="both"/>
-      </w:pPr>
-      <w:r>
-        <w:rPr>
-          <w:rFonts w:ascii="微軟正黑體" w:hAnsi="微軟正黑體" w:eastAsia="微軟正黑體"/>
-          <w:b/>
-          <w:sz w:val="24"/>
-        </w:rPr>
-        <w:t>行政院公共工程委員會113年12月26日工程企字第1130100402號函</w:t>
-      </w:r>
-    </w:p>
-    <w:p>
-      <w:pPr>
-        <w:pStyle w:val="a9"/>
-        <w:ind w:left="720" w:hanging="720"/>
-        <w:jc w:val="both"/>
-      </w:pPr>
-      <w:r>
-        <w:rPr>
-          <w:rFonts w:ascii="新細明體" w:hAnsi="新細明體" w:eastAsia="新細明體"/>
-          <w:b w:val="0"/>
-          <w:sz w:val="24"/>
-        </w:rPr>
-        <w:t>主旨：修正「工程採購契約範本」、「統包工程採購契約範本」、「節能績效保證專案統包工程採購契約範本」、「勞務採購契約範本」、「公共工程技術服務契約範本」、「公共工程專案管理契約範本」、「資訊服務採購契約範本」、「災害搶險搶修開口契約範本」、「災後復建工程設計、監造技術服務開口契約範本」、「媒體服務採購契約範本」、「社會福利服務採購契約範本」，其電子檔並登載於本會網站（進入首頁https://www.pcc.gov.tw後，點選政府採購招標相關文件及表格），請查照並轉知所屬機關。說明：一、依政府採購法第63條第1項規定，各類採購契約以採用主管機關訂定之範本為原則；暨依行政院秘書長113年11月18日院臺經長字第1135022181號函辦理。二、行政院113年10月30日召開「行政院經濟發展委員會第 2 次會議(下半場)」之報告事項第一案（薪資提升及薪資透明化議題）決定三、（一）、1及2：(一)114 年起中央政府的約聘/約僱/約用人員，以及勞務承攬進駐政府單位工作服務的基層員工，月薪應高於最低工資1.1 倍。(二)政府部門應定期檢討及提高政府勞務採購薪資標準，應高於最低工資 1.1 倍。三、本次修正內容對照表，一併公開於本會網站，修正重點：(一)修正勞務、資訊服務、社會福利服務等勞務類採購契約範本派駐人員之薪資，調升為應高於最低工資 1.1 倍。(二)修正各類採購契約範本，將全職從事採購案人員之薪資調升為應高於最低工資 1.1 倍。</w:t>
+        <w:t>（二）修正各類採購契約範本，將全職從事採購案人員之薪資調升為應高於最低工資1.1倍。</w:t>
       </w:r>
     </w:p>
     <w:p/>
@@ -7695,7 +8001,7 @@
           <w:b w:val="0"/>
           <w:sz w:val="24"/>
         </w:rPr>
-        <w:t>備註：1. 「投標須知範本」本會於九十一年五月二十日(九一)工程企字第九一〇二〇五八七號函修正.</w:t>
+        <w:t>備註：1. 「投標須知範本」本會於九十一年五月二十日(九一)工程企字第九一〇二〇五八七號函修正。</w:t>
       </w:r>
     </w:p>
     <w:p>
@@ -7710,22 +8016,7 @@
           <w:b w:val="0"/>
           <w:sz w:val="24"/>
         </w:rPr>
-        <w:t>2. 「投標廠商聲明書範本」九十一年一月十六日(九一)工程企字第九一００二三八三號令修正.</w:t>
-      </w:r>
-    </w:p>
-    <w:p>
-      <w:pPr>
-        <w:pStyle w:val="a9"/>
-        <w:ind w:left="960" w:hanging="240"/>
-        <w:jc w:val="both"/>
-      </w:pPr>
-      <w:r>
-        <w:rPr>
-          <w:rFonts w:ascii="新細明體" w:hAnsi="新細明體" w:eastAsia="新細明體"/>
-          <w:b w:val="0"/>
-          <w:sz w:val="24"/>
-        </w:rPr>
-        <w:t>3. 「投標須知範本」本會於九十一年五月二十日(九一)工程企字第九一○二○五八七號函修正.</w:t>
+        <w:t>2. 「投標廠商聲明書範本」九十一年一月十六日(九一)工程企字第九一００二三八三號令修正。</w:t>
       </w:r>
     </w:p>
     <w:p/>
@@ -8136,7 +8427,7 @@
           <w:b w:val="0"/>
           <w:sz w:val="24"/>
         </w:rPr>
-        <w:t>主旨：修正「工程採購契約範本」、「財物採購契約範本」、「勞務採購契約範本」、「統包工程採購契約範本」、「節能績效保證專案統包工程採購契約範本」、「公共工程技術服務契約範本」、「公共工程專案管理契約範本」、「資訊服務採購契約範本」、「災害搶險搶修開口契約範本」、「災後復建工程設計、監造技術服務開口契約範本」、「勞動派遣採購契約範本」，其電子檔並登載於本會網站（進入首頁http://www.pcc.gov.tw後，點選&amp;gt;法令規章&amp;gt;政府採購法規&amp;gt;招標相關文件及表格），請查照並轉知所屬機關。</w:t>
+        <w:t>主旨：修正「工程採購契約範本」、「財物採購契約範本」、「勞務採購契約範本」、「統包工程採購契約範本」、「節能績效保證專案統包工程採購契約範本」、「公共工程技術服務契約範本」、「公共工程專案管理契約範本」、「資訊服務採購契約範本」、「災害搶險搶修開口契約範本」、「災後復建工程設計、監造技術服務開口契約範本」、「勞動派遣採購契約範本」，其電子檔並登載於本會網站（進入首頁http://www.pcc.gov.tw後，點選&gt;法令規章&gt;政府採購法規&gt;招標相關文件及表格），請查照並轉知所屬機關。</w:t>
       </w:r>
     </w:p>
     <w:p>
@@ -8349,7 +8640,52 @@
           <w:b w:val="0"/>
           <w:sz w:val="24"/>
         </w:rPr>
-        <w:t>主旨：修正「財物採購契約範本」、「勞務採購契約範本」、「社會福利採購契約範本」及「媒體服務採購契約範本」、「資訊服務採購契約範本」、「勞動派遣採購契約範本」，其電子檔並登載於本會網站（https://www.pcc.gov.tw)\政府採購\招標相關文件及表格，請查照並轉知所屬機關。說明：一、依政府採購法第63條第1項規定，各類採購契約以採用主管機關（本會）訂定之範本為原則。二、旨述修正主要包括配合勞工職業災害保險及保護法施行、關鍵基礎設施(或機關指定之設施)人員管制特別約定及延遲履約條文，修正對照表一併公開於本會網站。</w:t>
+        <w:t>主旨：修正「財物採購契約範本」、「勞務採購契約範本」、「社會福利採購契約範本」及「媒體服務採購契約範本」、「資訊服務採購契約範本」、「勞動派遣採購契約範本」，其電子檔並登載於本會網站（https://www.pcc.gov.tw)\政府採購\招標相關文件及表格，請查照並轉知所屬機關。</w:t>
+      </w:r>
+    </w:p>
+    <w:p>
+      <w:pPr>
+        <w:pStyle w:val="a9"/>
+        <w:ind w:left="720" w:hanging="720"/>
+        <w:jc w:val="both"/>
+      </w:pPr>
+      <w:r>
+        <w:rPr>
+          <w:rFonts w:ascii="新細明體" w:hAnsi="新細明體" w:eastAsia="新細明體"/>
+          <w:b w:val="0"/>
+          <w:sz w:val="24"/>
+        </w:rPr>
+        <w:t>說明：</w:t>
+      </w:r>
+    </w:p>
+    <w:p>
+      <w:pPr>
+        <w:pStyle w:val="a9"/>
+        <w:ind w:left="720" w:hanging="480"/>
+        <w:jc w:val="both"/>
+      </w:pPr>
+      <w:r>
+        <w:rPr>
+          <w:rFonts w:ascii="新細明體" w:hAnsi="新細明體" w:eastAsia="新細明體"/>
+          <w:b w:val="0"/>
+          <w:sz w:val="24"/>
+        </w:rPr>
+        <w:t>一、依政府採購法第63條第1項規定，各類採購契約以採用主管機關（本會）訂定之範本為原則。</w:t>
+      </w:r>
+    </w:p>
+    <w:p>
+      <w:pPr>
+        <w:pStyle w:val="a9"/>
+        <w:ind w:left="720" w:hanging="480"/>
+        <w:jc w:val="both"/>
+      </w:pPr>
+      <w:r>
+        <w:rPr>
+          <w:rFonts w:ascii="新細明體" w:hAnsi="新細明體" w:eastAsia="新細明體"/>
+          <w:b w:val="0"/>
+          <w:sz w:val="24"/>
+        </w:rPr>
+        <w:t>二、旨述修正主要包括配合勞工職業災害保險及保護法施行、關鍵基礎設施(或機關指定之設施)人員管制特別約定及延遲履約條文，修正對照表一併公開於本會網站。</w:t>
       </w:r>
     </w:p>
     <w:p/>
@@ -8471,7 +8807,97 @@
           <w:b w:val="0"/>
           <w:sz w:val="24"/>
         </w:rPr>
-        <w:t>主旨：修正「財物採購契約範本」，其電子檔並登載於本會網站（進入首頁https://www.pcc.gov.tw後，點選政府採購招標相關文件及表格），請查照並轉知所屬機關。說明：一、依政府採購法第63條第1項規定，各類採購契約以採用主管機關訂定之範本為原則；暨依行政院秘書長113年11月18日院臺經長字第1135022181號函辦理。二、行政院113年10月30日召開「行政院經濟發展委員會第 2 次會議(下半場)」之報告事項第一案（薪資提升及薪資透明化議題）決定三、（一）2：政府部門應定期檢討及提高政府勞務採購薪資標準，應高於最低工資 1.1 倍。三、本次修正內容對照表，一併公開於本會網站，修正重點：(一)將全職從事採購案人員之薪資調升為應高於最低工資 1.1倍。(二)新增進口貨品採購履約驗收相關措施。</w:t>
+        <w:t>主旨：修正「財物採購契約範本」，其電子檔並登載於本會網站（進入首頁https://www.pcc.gov.tw後，點選政府採購招標相關文件及表格），請查照並轉知所屬機關。</w:t>
+      </w:r>
+    </w:p>
+    <w:p>
+      <w:pPr>
+        <w:pStyle w:val="a9"/>
+        <w:ind w:left="720" w:hanging="720"/>
+        <w:jc w:val="both"/>
+      </w:pPr>
+      <w:r>
+        <w:rPr>
+          <w:rFonts w:ascii="新細明體" w:hAnsi="新細明體" w:eastAsia="新細明體"/>
+          <w:b w:val="0"/>
+          <w:sz w:val="24"/>
+        </w:rPr>
+        <w:t>說明：</w:t>
+      </w:r>
+    </w:p>
+    <w:p>
+      <w:pPr>
+        <w:pStyle w:val="a9"/>
+        <w:ind w:left="720" w:hanging="480"/>
+        <w:jc w:val="both"/>
+      </w:pPr>
+      <w:r>
+        <w:rPr>
+          <w:rFonts w:ascii="新細明體" w:hAnsi="新細明體" w:eastAsia="新細明體"/>
+          <w:b w:val="0"/>
+          <w:sz w:val="24"/>
+        </w:rPr>
+        <w:t>一、依政府採購法第63條第1項規定，各類採購契約以採用主管機關訂定之範本為原則；暨依行政院秘書長113年11月18日院臺經長字第1135022181號函辦理。</w:t>
+      </w:r>
+    </w:p>
+    <w:p>
+      <w:pPr>
+        <w:pStyle w:val="a9"/>
+        <w:ind w:left="720" w:hanging="480"/>
+        <w:jc w:val="both"/>
+      </w:pPr>
+      <w:r>
+        <w:rPr>
+          <w:rFonts w:ascii="新細明體" w:hAnsi="新細明體" w:eastAsia="新細明體"/>
+          <w:b w:val="0"/>
+          <w:sz w:val="24"/>
+        </w:rPr>
+        <w:t>二、行政院113年10月30日召開「行政院經濟發展委員會第2次會議(下半場)」之報告事項第一案（薪資提升及薪資透明化議題）決定三、（一）2：政府部門應定期檢討及提高政府勞務採購薪資標準，應高於最低工資1.1倍。</w:t>
+      </w:r>
+    </w:p>
+    <w:p>
+      <w:pPr>
+        <w:pStyle w:val="a9"/>
+        <w:ind w:left="720" w:hanging="480"/>
+        <w:jc w:val="both"/>
+      </w:pPr>
+      <w:r>
+        <w:rPr>
+          <w:rFonts w:ascii="新細明體" w:hAnsi="新細明體" w:eastAsia="新細明體"/>
+          <w:b w:val="0"/>
+          <w:sz w:val="24"/>
+        </w:rPr>
+        <w:t>三、本次修正內容對照表，一併公開於本會網站，修正重點：</w:t>
+      </w:r>
+    </w:p>
+    <w:p>
+      <w:pPr>
+        <w:pStyle w:val="a9"/>
+        <w:ind w:left="964" w:hanging="680"/>
+        <w:jc w:val="both"/>
+      </w:pPr>
+      <w:r>
+        <w:rPr>
+          <w:rFonts w:ascii="新細明體" w:hAnsi="新細明體" w:eastAsia="新細明體"/>
+          <w:b w:val="0"/>
+          <w:sz w:val="24"/>
+        </w:rPr>
+        <w:t>（一）將全職從事採購案人員之薪資調升為應高於最低工資1.1倍。</w:t>
+      </w:r>
+    </w:p>
+    <w:p>
+      <w:pPr>
+        <w:pStyle w:val="a9"/>
+        <w:ind w:left="964" w:hanging="680"/>
+        <w:jc w:val="both"/>
+      </w:pPr>
+      <w:r>
+        <w:rPr>
+          <w:rFonts w:ascii="新細明體" w:hAnsi="新細明體" w:eastAsia="新細明體"/>
+          <w:b w:val="0"/>
+          <w:sz w:val="24"/>
+        </w:rPr>
+        <w:t>（二）新增進口貨品採購履約驗收相關措施。</w:t>
       </w:r>
     </w:p>
     <w:p>
@@ -8548,7 +8974,7 @@
           <w:b w:val="0"/>
           <w:sz w:val="24"/>
         </w:rPr>
-        <w:t>備註：1. 「投標須知範本」本會於九十一年五月二十日(九一)工程企字第九一〇二〇五八七號函修正.</w:t>
+        <w:t>備註：1. 「投標須知範本」本會於九十一年五月二十日(九一)工程企字第九一〇二〇五八七號函修正。</w:t>
       </w:r>
     </w:p>
     <w:p>
@@ -8563,22 +8989,7 @@
           <w:b w:val="0"/>
           <w:sz w:val="24"/>
         </w:rPr>
-        <w:t>2. 「投標廠商聲明書範本」九十一年一月十六日(九一)工程企字第九一００二三八三號令修正.</w:t>
-      </w:r>
-    </w:p>
-    <w:p>
-      <w:pPr>
-        <w:pStyle w:val="a9"/>
-        <w:ind w:left="960" w:hanging="240"/>
-        <w:jc w:val="both"/>
-      </w:pPr>
-      <w:r>
-        <w:rPr>
-          <w:rFonts w:ascii="新細明體" w:hAnsi="新細明體" w:eastAsia="新細明體"/>
-          <w:b w:val="0"/>
-          <w:sz w:val="24"/>
-        </w:rPr>
-        <w:t>3. 「投標須知範本」本會於九十一年五月二十日(九一)工程企字第九一○二○五八七號函修正.</w:t>
+        <w:t>2. 「投標廠商聲明書範本」九十一年一月十六日(九一)工程企字第九一００二三八三號令修正。</w:t>
       </w:r>
     </w:p>
     <w:p/>
@@ -10975,7 +11386,7 @@
           <w:b w:val="0"/>
           <w:sz w:val="24"/>
         </w:rPr>
-        <w:t>主旨：修正「勞動派遣採購契約範本」，其電子檔並登載於本會網站（進入首頁http://www.pcc.gov.tw後，點選&amp;gt;法令規章&amp;gt;政府採購法規&amp;gt;招標相關文件及表格），請查照並轉知所屬機關。</w:t>
+        <w:t>主旨：修正「勞動派遣採購契約範本」，其電子檔並登載於本會網站（進入首頁http://www.pcc.gov.tw後，點選&gt;法令規章&gt;政府採購法規&gt;招標相關文件及表格），請查照並轉知所屬機關。</w:t>
       </w:r>
     </w:p>
     <w:p>
@@ -11476,7 +11887,7 @@
           <w:b w:val="0"/>
           <w:sz w:val="24"/>
         </w:rPr>
-        <w:t>主旨：修正「工程採購契約範本」、「財物採購契約範本」、「勞務採購契約範本」、「統包工程採購契約範本」、「節能績效保證專案統包工程採購契約範本」、「公共工程技術服務契約範本」、「公共工程專案管理契約範本」、「資訊服務採購契約範本」、「災害搶險搶修開口契約範本」、「災後復建工程設計、監造技術服務開口契約範本」、「勞動派遣採購契約範本」，其電子檔並登載於本會網站（進入首頁http://www.pcc.gov.tw後，點選&amp;gt;法令規章&amp;gt;政府採購法規&amp;gt;招標相關文件及表格），請查照並轉知所屬機關。</w:t>
+        <w:t>主旨：修正「工程採購契約範本」、「財物採購契約範本」、「勞務採購契約範本」、「統包工程採購契約範本」、「節能績效保證專案統包工程採購契約範本」、「公共工程技術服務契約範本」、「公共工程專案管理契約範本」、「資訊服務採購契約範本」、「災害搶險搶修開口契約範本」、「災後復建工程設計、監造技術服務開口契約範本」、「勞動派遣採購契約範本」，其電子檔並登載於本會網站（進入首頁http://www.pcc.gov.tw後，點選&gt;法令規章&gt;政府採購法規&gt;招標相關文件及表格），請查照並轉知所屬機關。</w:t>
       </w:r>
     </w:p>
     <w:p>
@@ -11992,7 +12403,52 @@
           <w:b w:val="0"/>
           <w:sz w:val="24"/>
         </w:rPr>
-        <w:t>主旨：修正「公共工程技術服務契約範本」、「公共工程專案管理契約範本」及「災後復建工程設計監造技術服務開口契約範本」，其電子檔並登載於本會網站（進入首頁https://www.pcc.gov.tw後，點選政府採購招標相關文件及表格招標相關文件及表格），請查照並轉知所屬機關。說明：一、依政府採購法第63條第1項規定，各類採購契約以採用主管機關（本會）訂定之範本為原則。二、本次修正，主要係配合109年9月9日修正發布之機關委託技術服務廠商評選及計費辦法第29條規定辦理，修正內容對照表一併公開於本會網站。</w:t>
+        <w:t>主旨：修正「公共工程技術服務契約範本」、「公共工程專案管理契約範本」及「災後復建工程設計監造技術服務開口契約範本」，其電子檔並登載於本會網站（進入首頁https://www.pcc.gov.tw後，點選政府採購招標相關文件及表格招標相關文件及表格），請查照並轉知所屬機關。</w:t>
+      </w:r>
+    </w:p>
+    <w:p>
+      <w:pPr>
+        <w:pStyle w:val="a9"/>
+        <w:ind w:left="720" w:hanging="720"/>
+        <w:jc w:val="both"/>
+      </w:pPr>
+      <w:r>
+        <w:rPr>
+          <w:rFonts w:ascii="新細明體" w:hAnsi="新細明體" w:eastAsia="新細明體"/>
+          <w:b w:val="0"/>
+          <w:sz w:val="24"/>
+        </w:rPr>
+        <w:t>說明：</w:t>
+      </w:r>
+    </w:p>
+    <w:p>
+      <w:pPr>
+        <w:pStyle w:val="a9"/>
+        <w:ind w:left="720" w:hanging="480"/>
+        <w:jc w:val="both"/>
+      </w:pPr>
+      <w:r>
+        <w:rPr>
+          <w:rFonts w:ascii="新細明體" w:hAnsi="新細明體" w:eastAsia="新細明體"/>
+          <w:b w:val="0"/>
+          <w:sz w:val="24"/>
+        </w:rPr>
+        <w:t>一、依政府採購法第63條第1項規定，各類採購契約以採用主管機關（本會）訂定之範本為原則。</w:t>
+      </w:r>
+    </w:p>
+    <w:p>
+      <w:pPr>
+        <w:pStyle w:val="a9"/>
+        <w:ind w:left="720" w:hanging="480"/>
+        <w:jc w:val="both"/>
+      </w:pPr>
+      <w:r>
+        <w:rPr>
+          <w:rFonts w:ascii="新細明體" w:hAnsi="新細明體" w:eastAsia="新細明體"/>
+          <w:b w:val="0"/>
+          <w:sz w:val="24"/>
+        </w:rPr>
+        <w:t>二、本次修正，主要係配合109年9月9日修正發布之機關委託技術服務廠商評選及計費辦法第29條規定辦理，修正內容對照表一併公開於本會網站。</w:t>
       </w:r>
     </w:p>
     <w:p/>
@@ -12023,7 +12479,52 @@
           <w:b w:val="0"/>
           <w:sz w:val="24"/>
         </w:rPr>
-        <w:t>主旨：修正「公共工程技術服務契約範本」，其電子檔並登載於本會網站（進入首頁https://www.pcc.gov.tw後，點選政府採購招標相關文件及表格），請查照並轉知所屬機關。說明：一、依政府採購法第63條第1項規定，各類採購契約以採用主管機關（本會）訂定之範本為原則。二、本次修正內容對照表，一併公開於本會網站，修正重點包括修正監造人力計畫表、配合建築師法第18條修正監造服務內容等。</w:t>
+        <w:t>主旨：修正「公共工程技術服務契約範本」，其電子檔並登載於本會網站（進入首頁https://www.pcc.gov.tw後，點選政府採購招標相關文件及表格），請查照並轉知所屬機關。</w:t>
+      </w:r>
+    </w:p>
+    <w:p>
+      <w:pPr>
+        <w:pStyle w:val="a9"/>
+        <w:ind w:left="720" w:hanging="720"/>
+        <w:jc w:val="both"/>
+      </w:pPr>
+      <w:r>
+        <w:rPr>
+          <w:rFonts w:ascii="新細明體" w:hAnsi="新細明體" w:eastAsia="新細明體"/>
+          <w:b w:val="0"/>
+          <w:sz w:val="24"/>
+        </w:rPr>
+        <w:t>說明：</w:t>
+      </w:r>
+    </w:p>
+    <w:p>
+      <w:pPr>
+        <w:pStyle w:val="a9"/>
+        <w:ind w:left="720" w:hanging="480"/>
+        <w:jc w:val="both"/>
+      </w:pPr>
+      <w:r>
+        <w:rPr>
+          <w:rFonts w:ascii="新細明體" w:hAnsi="新細明體" w:eastAsia="新細明體"/>
+          <w:b w:val="0"/>
+          <w:sz w:val="24"/>
+        </w:rPr>
+        <w:t>一、依政府採購法第63條第1項規定，各類採購契約以採用主管機關（本會）訂定之範本為原則。</w:t>
+      </w:r>
+    </w:p>
+    <w:p>
+      <w:pPr>
+        <w:pStyle w:val="a9"/>
+        <w:ind w:left="720" w:hanging="480"/>
+        <w:jc w:val="both"/>
+      </w:pPr>
+      <w:r>
+        <w:rPr>
+          <w:rFonts w:ascii="新細明體" w:hAnsi="新細明體" w:eastAsia="新細明體"/>
+          <w:b w:val="0"/>
+          <w:sz w:val="24"/>
+        </w:rPr>
+        <w:t>二、本次修正內容對照表，一併公開於本會網站，修正重點包括修正監造人力計畫表、配合建築師法第18條修正監造服務內容等。</w:t>
       </w:r>
     </w:p>
     <w:p/>
@@ -12054,7 +12555,52 @@
           <w:b w:val="0"/>
           <w:sz w:val="24"/>
         </w:rPr>
-        <w:t>主旨：修正「公共工程技術服務契約範本」，其電子檔並登載於本會網站（進入首頁https://www.pcc.gov.tw後，點選政府採購招標相關文件及表格），請查照並轉知所屬機關。說明：一、依政府採購法第63條第1項規定，各類採購契約以採用主管機關（本會）訂定之範本為原則。二、本次修正內容對照表，一併公開於本會網站，修正重點為刪除第14條第八款第（三）目括號內文字。</w:t>
+        <w:t>主旨：修正「公共工程技術服務契約範本」，其電子檔並登載於本會網站（進入首頁https://www.pcc.gov.tw後，點選政府採購招標相關文件及表格），請查照並轉知所屬機關。</w:t>
+      </w:r>
+    </w:p>
+    <w:p>
+      <w:pPr>
+        <w:pStyle w:val="a9"/>
+        <w:ind w:left="720" w:hanging="720"/>
+        <w:jc w:val="both"/>
+      </w:pPr>
+      <w:r>
+        <w:rPr>
+          <w:rFonts w:ascii="新細明體" w:hAnsi="新細明體" w:eastAsia="新細明體"/>
+          <w:b w:val="0"/>
+          <w:sz w:val="24"/>
+        </w:rPr>
+        <w:t>說明：</w:t>
+      </w:r>
+    </w:p>
+    <w:p>
+      <w:pPr>
+        <w:pStyle w:val="a9"/>
+        <w:ind w:left="720" w:hanging="480"/>
+        <w:jc w:val="both"/>
+      </w:pPr>
+      <w:r>
+        <w:rPr>
+          <w:rFonts w:ascii="新細明體" w:hAnsi="新細明體" w:eastAsia="新細明體"/>
+          <w:b w:val="0"/>
+          <w:sz w:val="24"/>
+        </w:rPr>
+        <w:t>一、依政府採購法第63條第1項規定，各類採購契約以採用主管機關（本會）訂定之範本為原則。</w:t>
+      </w:r>
+    </w:p>
+    <w:p>
+      <w:pPr>
+        <w:pStyle w:val="a9"/>
+        <w:ind w:left="720" w:hanging="480"/>
+        <w:jc w:val="both"/>
+      </w:pPr>
+      <w:r>
+        <w:rPr>
+          <w:rFonts w:ascii="新細明體" w:hAnsi="新細明體" w:eastAsia="新細明體"/>
+          <w:b w:val="0"/>
+          <w:sz w:val="24"/>
+        </w:rPr>
+        <w:t>二、本次修正內容對照表，一併公開於本會網站，修正重點為刪除第14條第八款第（三）目括號內文字。</w:t>
       </w:r>
     </w:p>
     <w:p/>
@@ -12343,7 +12889,52 @@
           <w:b w:val="0"/>
           <w:sz w:val="24"/>
         </w:rPr>
-        <w:t>主旨：修正「工程採購契約範本」、「財物採購契約範本」、「勞務採購契約範本」及「資訊服務採購契約範本」，其電子檔並登載於本會網站（進入首頁https://www.pcc.gov.tw後，點選政府採購招標相關文件及表格），請查照並轉知所屬機關。說明：一、依政府採購法第63條第1項規定，各類採購契約以採用主管機關（本會）訂定之範本為原則。二、本次修正內容對照表，一併公開於本會網站，修正重點：新增關鍵基礎設施(或機關指定之設施)廠商履約人員應於進場或參與工作前，自行提出或委託機關代為申請無犯罪紀錄證明，並經機關審核同意，始得進場或參與工作，另考量屬臨時性進場人員之特性，另訂管理機制；履約人員執行工作，應由機關或監造單位人員或其指定之單位或人員全程陪同或監督管理。</w:t>
+        <w:t>主旨：修正「工程採購契約範本」、「財物採購契約範本」、「勞務採購契約範本」及「資訊服務採購契約範本」，其電子檔並登載於本會網站（進入首頁https://www.pcc.gov.tw後，點選政府採購招標相關文件及表格），請查照並轉知所屬機關。</w:t>
+      </w:r>
+    </w:p>
+    <w:p>
+      <w:pPr>
+        <w:pStyle w:val="a9"/>
+        <w:ind w:left="720" w:hanging="720"/>
+        <w:jc w:val="both"/>
+      </w:pPr>
+      <w:r>
+        <w:rPr>
+          <w:rFonts w:ascii="新細明體" w:hAnsi="新細明體" w:eastAsia="新細明體"/>
+          <w:b w:val="0"/>
+          <w:sz w:val="24"/>
+        </w:rPr>
+        <w:t>說明：</w:t>
+      </w:r>
+    </w:p>
+    <w:p>
+      <w:pPr>
+        <w:pStyle w:val="a9"/>
+        <w:ind w:left="720" w:hanging="480"/>
+        <w:jc w:val="both"/>
+      </w:pPr>
+      <w:r>
+        <w:rPr>
+          <w:rFonts w:ascii="新細明體" w:hAnsi="新細明體" w:eastAsia="新細明體"/>
+          <w:b w:val="0"/>
+          <w:sz w:val="24"/>
+        </w:rPr>
+        <w:t>一、依政府採購法第63條第1項規定，各類採購契約以採用主管機關（本會）訂定之範本為原則。</w:t>
+      </w:r>
+    </w:p>
+    <w:p>
+      <w:pPr>
+        <w:pStyle w:val="a9"/>
+        <w:ind w:left="720" w:hanging="480"/>
+        <w:jc w:val="both"/>
+      </w:pPr>
+      <w:r>
+        <w:rPr>
+          <w:rFonts w:ascii="新細明體" w:hAnsi="新細明體" w:eastAsia="新細明體"/>
+          <w:b w:val="0"/>
+          <w:sz w:val="24"/>
+        </w:rPr>
+        <w:t>二、本次修正內容對照表，一併公開於本會網站，修正重點：新增關鍵基礎設施(或機關指定之設施)廠商履約人員應於進場或參與工作前，自行提出或委託機關代為申請無犯罪紀錄證明，並經機關審核同意，始得進場或參與工作，另考量屬臨時性進場人員之特性，另訂管理機制；履約人員執行工作，應由機關或監造單位人員或其指定之單位或人員全程陪同或監督管理。</w:t>
       </w:r>
     </w:p>
     <w:p/>
@@ -12374,7 +12965,52 @@
           <w:b w:val="0"/>
           <w:sz w:val="24"/>
         </w:rPr>
-        <w:t>主旨：修正「財物採購契約範本」、「勞務採購契約範本」、「社會福利採購契約範本」及「媒體服務採購契約範本」、「資訊服務採購契約範本」、「勞動派遣採購契約範本」，其電子檔並登載於本會網站（https://www.pcc.gov.tw)\政府採購\招標相關文件及表格，請查照並轉知所屬機關。說明：一、依政府採購法第63條第1項規定，各類採購契約以採用主管機關（本會）訂定之範本為原則。二、旨述修正主要包括配合勞工職業災害保險及保護法施行、關鍵基礎設施(或機關指定之設施)人員管制特別約定及延遲履約條文，修正對照表一併公開於本會網站。</w:t>
+        <w:t>主旨：修正「財物採購契約範本」、「勞務採購契約範本」、「社會福利採購契約範本」及「媒體服務採購契約範本」、「資訊服務採購契約範本」、「勞動派遣採購契約範本」，其電子檔並登載於本會網站（https://www.pcc.gov.tw)\政府採購\招標相關文件及表格，請查照並轉知所屬機關。</w:t>
+      </w:r>
+    </w:p>
+    <w:p>
+      <w:pPr>
+        <w:pStyle w:val="a9"/>
+        <w:ind w:left="720" w:hanging="720"/>
+        <w:jc w:val="both"/>
+      </w:pPr>
+      <w:r>
+        <w:rPr>
+          <w:rFonts w:ascii="新細明體" w:hAnsi="新細明體" w:eastAsia="新細明體"/>
+          <w:b w:val="0"/>
+          <w:sz w:val="24"/>
+        </w:rPr>
+        <w:t>說明：</w:t>
+      </w:r>
+    </w:p>
+    <w:p>
+      <w:pPr>
+        <w:pStyle w:val="a9"/>
+        <w:ind w:left="720" w:hanging="480"/>
+        <w:jc w:val="both"/>
+      </w:pPr>
+      <w:r>
+        <w:rPr>
+          <w:rFonts w:ascii="新細明體" w:hAnsi="新細明體" w:eastAsia="新細明體"/>
+          <w:b w:val="0"/>
+          <w:sz w:val="24"/>
+        </w:rPr>
+        <w:t>一、依政府採購法第63條第1項規定，各類採購契約以採用主管機關（本會）訂定之範本為原則。</w:t>
+      </w:r>
+    </w:p>
+    <w:p>
+      <w:pPr>
+        <w:pStyle w:val="a9"/>
+        <w:ind w:left="720" w:hanging="480"/>
+        <w:jc w:val="both"/>
+      </w:pPr>
+      <w:r>
+        <w:rPr>
+          <w:rFonts w:ascii="新細明體" w:hAnsi="新細明體" w:eastAsia="新細明體"/>
+          <w:b w:val="0"/>
+          <w:sz w:val="24"/>
+        </w:rPr>
+        <w:t>二、旨述修正主要包括配合勞工職業災害保險及保護法施行、關鍵基礎設施(或機關指定之設施)人員管制特別約定及延遲履約條文，修正對照表一併公開於本會網站。</w:t>
       </w:r>
     </w:p>
     <w:p/>
@@ -12405,7 +13041,52 @@
           <w:b w:val="0"/>
           <w:sz w:val="24"/>
         </w:rPr>
-        <w:t>主旨：修正「公共工程技術服務契約範本」、「公共工程專案管理契約範本」，其電子檔並登載於本會網站（https://www.pcc.gov.tw）\政府採購\招標相關文件及表格，請查照並轉知所屬機關。說明：一、依政府採購法第63條第1項規定，各類採購契約以採用主管機關（本會）訂定之範本為原則。二、旨述修正主要為關鍵基礎設施（或機關指定之設施）人員管制特別約定，並列為應單獨列項供廠商報價或載明固定費用之額外服務項目，修正對照表一併公開於本會網站。</w:t>
+        <w:t>主旨：修正「公共工程技術服務契約範本」、「公共工程專案管理契約範本」，其電子檔並登載於本會網站（https://www.pcc.gov.tw）\政府採購\招標相關文件及表格，請查照並轉知所屬機關。</w:t>
+      </w:r>
+    </w:p>
+    <w:p>
+      <w:pPr>
+        <w:pStyle w:val="a9"/>
+        <w:ind w:left="720" w:hanging="720"/>
+        <w:jc w:val="both"/>
+      </w:pPr>
+      <w:r>
+        <w:rPr>
+          <w:rFonts w:ascii="新細明體" w:hAnsi="新細明體" w:eastAsia="新細明體"/>
+          <w:b w:val="0"/>
+          <w:sz w:val="24"/>
+        </w:rPr>
+        <w:t>說明：</w:t>
+      </w:r>
+    </w:p>
+    <w:p>
+      <w:pPr>
+        <w:pStyle w:val="a9"/>
+        <w:ind w:left="720" w:hanging="480"/>
+        <w:jc w:val="both"/>
+      </w:pPr>
+      <w:r>
+        <w:rPr>
+          <w:rFonts w:ascii="新細明體" w:hAnsi="新細明體" w:eastAsia="新細明體"/>
+          <w:b w:val="0"/>
+          <w:sz w:val="24"/>
+        </w:rPr>
+        <w:t>一、依政府採購法第63條第1項規定，各類採購契約以採用主管機關（本會）訂定之範本為原則。</w:t>
+      </w:r>
+    </w:p>
+    <w:p>
+      <w:pPr>
+        <w:pStyle w:val="a9"/>
+        <w:ind w:left="720" w:hanging="480"/>
+        <w:jc w:val="both"/>
+      </w:pPr>
+      <w:r>
+        <w:rPr>
+          <w:rFonts w:ascii="新細明體" w:hAnsi="新細明體" w:eastAsia="新細明體"/>
+          <w:b w:val="0"/>
+          <w:sz w:val="24"/>
+        </w:rPr>
+        <w:t>二、旨述修正主要為關鍵基礎設施（或機關指定之設施）人員管制特別約定，並列為應單獨列項供廠商報價或載明固定費用之額外服務項目，修正對照表一併公開於本會網站。</w:t>
       </w:r>
     </w:p>
     <w:p/>
@@ -12892,7 +13573,127 @@
           <w:b w:val="0"/>
           <w:sz w:val="24"/>
         </w:rPr>
-        <w:t>主旨：修正「工程採購契約範本」、「統包工程採購契約範本」、「節能績效保證專案統包工程採購契約範本」、「勞務採購契約範本」、「公共工程技術服務契約範本」、「公共工程專案管理契約範本」、「資訊服務採購契約範本」、「災害搶險搶修開口契約範本」、「災後復建工程設計、監造技術服務開口契約範本」、「媒體服務採購契約範本」、「社會福利服務採購契約範本」，其電子檔並登載於本會網站（進入首頁https://www.pcc.gov.tw後，點選政府採購招標相關文件及表格），請查照並轉知所屬機關。說明：一、依政府採購法第63條第1項規定，各類採購契約以採用主管機關訂定之範本為原則；暨依行政院秘書長113年11月18日院臺經長字第1135022181號函辦理。二、行政院113年10月30日召開「行政院經濟發展委員會第 2 次會議(下半場)」之報告事項第一案（薪資提升及薪資透明化議題）決定三、（一）、1及2：(一)114 年起中央政府的約聘/約僱/約用人員，以及勞務承攬進駐政府單位工作服務的基層員工，月薪應高於最低工資1.1 倍。(二)政府部門應定期檢討及提高政府勞務採購薪資標準，應高於最低工資 1.1 倍。三、本次修正內容對照表，一併公開於本會網站，修正重點：(一)修正勞務、資訊服務、社會福利服務等勞務類採購契約範本派駐人員之薪資，調升為應高於最低工資 1.1 倍。(二)修正各類採購契約範本，將全職從事採購案人員之薪資調升為應高於最低工資 1.1 倍。</w:t>
+        <w:t>主旨：修正「工程採購契約範本」、「統包工程採購契約範本」、「節能績效保證專案統包工程採購契約範本」、「勞務採購契約範本」、「公共工程技術服務契約範本」、「公共工程專案管理契約範本」、「資訊服務採購契約範本」、「災害搶險搶修開口契約範本」、「災後復建工程設計、監造技術服務開口契約範本」、「媒體服務採購契約範本」、「社會福利服務採購契約範本」，其電子檔並登載於本會網站（進入首頁https://www.pcc.gov.tw後，點選政府採購招標相關文件及表格），請查照並轉知所屬機關。</w:t>
+      </w:r>
+    </w:p>
+    <w:p>
+      <w:pPr>
+        <w:pStyle w:val="a9"/>
+        <w:ind w:left="720" w:hanging="720"/>
+        <w:jc w:val="both"/>
+      </w:pPr>
+      <w:r>
+        <w:rPr>
+          <w:rFonts w:ascii="新細明體" w:hAnsi="新細明體" w:eastAsia="新細明體"/>
+          <w:b w:val="0"/>
+          <w:sz w:val="24"/>
+        </w:rPr>
+        <w:t>說明：</w:t>
+      </w:r>
+    </w:p>
+    <w:p>
+      <w:pPr>
+        <w:pStyle w:val="a9"/>
+        <w:ind w:left="720" w:hanging="480"/>
+        <w:jc w:val="both"/>
+      </w:pPr>
+      <w:r>
+        <w:rPr>
+          <w:rFonts w:ascii="新細明體" w:hAnsi="新細明體" w:eastAsia="新細明體"/>
+          <w:b w:val="0"/>
+          <w:sz w:val="24"/>
+        </w:rPr>
+        <w:t>一、依政府採購法第63條第1項規定，各類採購契約以採用主管機關訂定之範本為原則；暨依行政院秘書長113年11月18日院臺經長字第1135022181號函辦理。</w:t>
+      </w:r>
+    </w:p>
+    <w:p>
+      <w:pPr>
+        <w:pStyle w:val="a9"/>
+        <w:ind w:left="720" w:hanging="480"/>
+        <w:jc w:val="both"/>
+      </w:pPr>
+      <w:r>
+        <w:rPr>
+          <w:rFonts w:ascii="新細明體" w:hAnsi="新細明體" w:eastAsia="新細明體"/>
+          <w:b w:val="0"/>
+          <w:sz w:val="24"/>
+        </w:rPr>
+        <w:t>二、行政院113年10月30日召開「行政院經濟發展委員會第2次會議(下半場)」之報告事項第一案（薪資提升及薪資透明化議題）決定三、（一）、1及2：</w:t>
+      </w:r>
+    </w:p>
+    <w:p>
+      <w:pPr>
+        <w:pStyle w:val="a9"/>
+        <w:ind w:left="964" w:hanging="680"/>
+        <w:jc w:val="both"/>
+      </w:pPr>
+      <w:r>
+        <w:rPr>
+          <w:rFonts w:ascii="新細明體" w:hAnsi="新細明體" w:eastAsia="新細明體"/>
+          <w:b w:val="0"/>
+          <w:sz w:val="24"/>
+        </w:rPr>
+        <w:t>（一）114年起中央政府的約聘/約僱/約用人員，以及勞務承攬進駐政府單位工作服務的基層員工，月薪應高於最低工資1.1倍。</w:t>
+      </w:r>
+    </w:p>
+    <w:p>
+      <w:pPr>
+        <w:pStyle w:val="a9"/>
+        <w:ind w:left="964" w:hanging="680"/>
+        <w:jc w:val="both"/>
+      </w:pPr>
+      <w:r>
+        <w:rPr>
+          <w:rFonts w:ascii="新細明體" w:hAnsi="新細明體" w:eastAsia="新細明體"/>
+          <w:b w:val="0"/>
+          <w:sz w:val="24"/>
+        </w:rPr>
+        <w:t>（二）政府部門應定期檢討及提高政府勞務採購薪資標準，應高於最低工資1.1倍。</w:t>
+      </w:r>
+    </w:p>
+    <w:p>
+      <w:pPr>
+        <w:pStyle w:val="a9"/>
+        <w:ind w:left="720" w:hanging="480"/>
+        <w:jc w:val="both"/>
+      </w:pPr>
+      <w:r>
+        <w:rPr>
+          <w:rFonts w:ascii="新細明體" w:hAnsi="新細明體" w:eastAsia="新細明體"/>
+          <w:b w:val="0"/>
+          <w:sz w:val="24"/>
+        </w:rPr>
+        <w:t>三、本次修正內容對照表，一併公開於本會網站，修正重點：</w:t>
+      </w:r>
+    </w:p>
+    <w:p>
+      <w:pPr>
+        <w:pStyle w:val="a9"/>
+        <w:ind w:left="964" w:hanging="680"/>
+        <w:jc w:val="both"/>
+      </w:pPr>
+      <w:r>
+        <w:rPr>
+          <w:rFonts w:ascii="新細明體" w:hAnsi="新細明體" w:eastAsia="新細明體"/>
+          <w:b w:val="0"/>
+          <w:sz w:val="24"/>
+        </w:rPr>
+        <w:t>（一）修正勞務、資訊服務、社會福利服務等勞務類採購契約範本派駐人員之薪資，調升為應高於最低工資1.1倍。</w:t>
+      </w:r>
+    </w:p>
+    <w:p>
+      <w:pPr>
+        <w:pStyle w:val="a9"/>
+        <w:ind w:left="964" w:hanging="680"/>
+        <w:jc w:val="both"/>
+      </w:pPr>
+      <w:r>
+        <w:rPr>
+          <w:rFonts w:ascii="新細明體" w:hAnsi="新細明體" w:eastAsia="新細明體"/>
+          <w:b w:val="0"/>
+          <w:sz w:val="24"/>
+        </w:rPr>
+        <w:t>（二）修正各類採購契約範本，將全職從事採購案人員之薪資調升為應高於最低工資1.1倍。</w:t>
       </w:r>
     </w:p>
     <w:p/>
@@ -12923,7 +13724,127 @@
           <w:b w:val="0"/>
           <w:sz w:val="24"/>
         </w:rPr>
-        <w:t>主旨：修正「勞務採購契約範本」，其電子檔並登載於本會網站（進入首頁https://www.pcc.gov.tw後，點選政府採購&amp;gt;招標相關文件及表格），請查照並轉知所屬機關。說明：一、依政府採購法第63條第1項規定，各類採購契約以採用主管機關（本會）訂定之範本為原則。二、本次修正內容對照表，一併公開於本會網站，修正重點：(一)第五條第（八）款、第八條第（十六）款及同條第（十七）款配合勞動部113年5月1日修正「政府機關(構)運用勞務承攬參考原則」，修正保障派駐勞工權益條款。(二)第八條第（十七）款第3目第(9)子目增訂認定合作社與提供勞務社員之關係條款。(三)第八條第（十八）款增訂廠商於履約過程提供照片及其格式選項。(四)第十七條第（三）款修正爭議處理小組設立約定。(五)第十八條增訂保密及安全需求條款，原契約範本第十八條遞移至第十九條。</w:t>
+        <w:t>主旨：修正「勞務採購契約範本」，其電子檔並登載於本會網站（進入首頁https://www.pcc.gov.tw後，點選政府採購&gt;招標相關文件及表格），請查照並轉知所屬機關。</w:t>
+      </w:r>
+    </w:p>
+    <w:p>
+      <w:pPr>
+        <w:pStyle w:val="a9"/>
+        <w:ind w:left="720" w:hanging="720"/>
+        <w:jc w:val="both"/>
+      </w:pPr>
+      <w:r>
+        <w:rPr>
+          <w:rFonts w:ascii="新細明體" w:hAnsi="新細明體" w:eastAsia="新細明體"/>
+          <w:b w:val="0"/>
+          <w:sz w:val="24"/>
+        </w:rPr>
+        <w:t>說明：</w:t>
+      </w:r>
+    </w:p>
+    <w:p>
+      <w:pPr>
+        <w:pStyle w:val="a9"/>
+        <w:ind w:left="720" w:hanging="480"/>
+        <w:jc w:val="both"/>
+      </w:pPr>
+      <w:r>
+        <w:rPr>
+          <w:rFonts w:ascii="新細明體" w:hAnsi="新細明體" w:eastAsia="新細明體"/>
+          <w:b w:val="0"/>
+          <w:sz w:val="24"/>
+        </w:rPr>
+        <w:t>一、依政府採購法第63條第1項規定，各類採購契約以採用主管機關（本會）訂定之範本為原則。</w:t>
+      </w:r>
+    </w:p>
+    <w:p>
+      <w:pPr>
+        <w:pStyle w:val="a9"/>
+        <w:ind w:left="720" w:hanging="480"/>
+        <w:jc w:val="both"/>
+      </w:pPr>
+      <w:r>
+        <w:rPr>
+          <w:rFonts w:ascii="新細明體" w:hAnsi="新細明體" w:eastAsia="新細明體"/>
+          <w:b w:val="0"/>
+          <w:sz w:val="24"/>
+        </w:rPr>
+        <w:t>二、本次修正內容對照表，一併公開於本會網站，修正重點：</w:t>
+      </w:r>
+    </w:p>
+    <w:p>
+      <w:pPr>
+        <w:pStyle w:val="a9"/>
+        <w:ind w:left="964" w:hanging="680"/>
+        <w:jc w:val="both"/>
+      </w:pPr>
+      <w:r>
+        <w:rPr>
+          <w:rFonts w:ascii="新細明體" w:hAnsi="新細明體" w:eastAsia="新細明體"/>
+          <w:b w:val="0"/>
+          <w:sz w:val="24"/>
+        </w:rPr>
+        <w:t>（一）第五條第（八）款、第八條第（十六）款及同條第（十七）款配合勞動部113年5月1日修正「政府機關(構)運用勞務承攬參考原則」，修正保障派駐勞工權益條款。</w:t>
+      </w:r>
+    </w:p>
+    <w:p>
+      <w:pPr>
+        <w:pStyle w:val="a9"/>
+        <w:ind w:left="964" w:hanging="680"/>
+        <w:jc w:val="both"/>
+      </w:pPr>
+      <w:r>
+        <w:rPr>
+          <w:rFonts w:ascii="新細明體" w:hAnsi="新細明體" w:eastAsia="新細明體"/>
+          <w:b w:val="0"/>
+          <w:sz w:val="24"/>
+        </w:rPr>
+        <w:t>（二）第八條第（十七）款第3目第(9)子目增訂認定合作社與提供勞務社員之關係條款。</w:t>
+      </w:r>
+    </w:p>
+    <w:p>
+      <w:pPr>
+        <w:pStyle w:val="a9"/>
+        <w:ind w:left="964" w:hanging="680"/>
+        <w:jc w:val="both"/>
+      </w:pPr>
+      <w:r>
+        <w:rPr>
+          <w:rFonts w:ascii="新細明體" w:hAnsi="新細明體" w:eastAsia="新細明體"/>
+          <w:b w:val="0"/>
+          <w:sz w:val="24"/>
+        </w:rPr>
+        <w:t>（三）第八條第（十八）款增訂廠商於履約過程提供照片及其格式選項。</w:t>
+      </w:r>
+    </w:p>
+    <w:p>
+      <w:pPr>
+        <w:pStyle w:val="a9"/>
+        <w:ind w:left="964" w:hanging="680"/>
+        <w:jc w:val="both"/>
+      </w:pPr>
+      <w:r>
+        <w:rPr>
+          <w:rFonts w:ascii="新細明體" w:hAnsi="新細明體" w:eastAsia="新細明體"/>
+          <w:b w:val="0"/>
+          <w:sz w:val="24"/>
+        </w:rPr>
+        <w:t>（四）第十七條第（三）款修正爭議處理小組設立約定。</w:t>
+      </w:r>
+    </w:p>
+    <w:p>
+      <w:pPr>
+        <w:pStyle w:val="a9"/>
+        <w:ind w:left="964" w:hanging="680"/>
+        <w:jc w:val="both"/>
+      </w:pPr>
+      <w:r>
+        <w:rPr>
+          <w:rFonts w:ascii="新細明體" w:hAnsi="新細明體" w:eastAsia="新細明體"/>
+          <w:b w:val="0"/>
+          <w:sz w:val="24"/>
+        </w:rPr>
+        <w:t>（五）第十八條增訂保密及安全需求條款，原契約範本第十八條遞移至第十九條。</w:t>
       </w:r>
     </w:p>
     <w:p/>
@@ -13228,7 +14149,7 @@
           <w:b w:val="0"/>
           <w:sz w:val="24"/>
         </w:rPr>
-        <w:t>備註：1. 「投標須知範本」本會於九十一年五月二十日(九一)工程企字第九一〇二〇五八七號函修正.</w:t>
+        <w:t>備註：1. 「投標須知範本」本會於九十一年五月二十日(九一)工程企字第九一〇二〇五八七號函修正。</w:t>
       </w:r>
     </w:p>
     <w:p>
@@ -13243,22 +14164,7 @@
           <w:b w:val="0"/>
           <w:sz w:val="24"/>
         </w:rPr>
-        <w:t>2. 「投標廠商聲明書範本」九十一年一月十六日(九一)工程企字第九一００二三八三號令修正.</w:t>
-      </w:r>
-    </w:p>
-    <w:p>
-      <w:pPr>
-        <w:pStyle w:val="a9"/>
-        <w:ind w:left="960" w:hanging="240"/>
-        <w:jc w:val="both"/>
-      </w:pPr>
-      <w:r>
-        <w:rPr>
-          <w:rFonts w:ascii="新細明體" w:hAnsi="新細明體" w:eastAsia="新細明體"/>
-          <w:b w:val="0"/>
-          <w:sz w:val="24"/>
-        </w:rPr>
-        <w:t>3. 「投標須知範本」本會於九十一年五月二十日(九一)工程企字第九一○二○五八七號函修正.</w:t>
+        <w:t>2. 「投標廠商聲明書範本」九十一年一月十六日(九一)工程企字第九一００二三八三號令修正。</w:t>
       </w:r>
     </w:p>
     <w:p/>
@@ -13289,7 +14195,7 @@
           <w:b w:val="0"/>
           <w:sz w:val="24"/>
         </w:rPr>
-        <w:t>茲修正本會「投標廠商聲明書範本」格式如附件，修正事項為增列「營業項目」、「負責人」事項之聲明。本會八十八年七月十四日（八八）工程企字第八八一Ｏ三九六號及八十八年九月二十九日(八八)工程企字第八八一五Ｏ七Ｏ號二函訂頒及修訂之格式，自即日起停止適用。</w:t>
+        <w:t>主旨：茲修正本會「投標廠商聲明書範本」格式如附件，修正事項為增列「營業項目」、「負責人」事項之聲明。本會八十八年七月十四日（八八）工程企字第八八一Ｏ三九六號及八十八年九月二十九日(八八)工程企字第八八一五Ｏ七Ｏ號二函訂頒及修訂之格式，自即日起停止適用。</w:t>
       </w:r>
     </w:p>
     <w:p/>
@@ -14291,7 +15197,7 @@
           <w:b w:val="0"/>
           <w:sz w:val="24"/>
         </w:rPr>
-        <w:t>主旨：訂定「採購契約範本附記條款特別聲明」，其電子檔已登載於本會網站（進入首頁http://www.pcc.gov.tw後，點選政府採購&amp;gt;招標相關文件及表格），請查照並轉知所屬機關。</w:t>
+        <w:t>主旨：訂定「採購契約範本附記條款特別聲明」，其電子檔已登載於本會網站（進入首頁http://www.pcc.gov.tw後，點選政府採購&gt;招標相關文件及表格），請查照並轉知所屬機關。</w:t>
       </w:r>
     </w:p>
     <w:p>
@@ -14503,7 +15409,7 @@
           <w:b w:val="0"/>
           <w:sz w:val="24"/>
         </w:rPr>
-        <w:t>主旨：修正「採購契約範本附記條款特別聲明」，其電子檔並登載於本會網站（進入首頁https://www.pcc.gov.tw後，點選&amp;gt;政府採購&amp;gt;招標相關文件及表格），請查照並轉知所屬機關。</w:t>
+        <w:t>主旨：修正「採購契約範本附記條款特別聲明」，其電子檔並登載於本會網站（進入首頁https://www.pcc.gov.tw後，點選&gt;政府採購&gt;招標相關文件及表格），請查照並轉知所屬機關。</w:t>
       </w:r>
     </w:p>
     <w:p>
@@ -14624,7 +15530,7 @@
           <w:b w:val="0"/>
           <w:sz w:val="24"/>
         </w:rPr>
-        <w:t>主旨：修正「公共工程技術服務契約範本」，其電子檔登載於本會網站（進入首頁https://www.pcc.gov.tw，點選政府採購&amp;gt;招標相關文件及表格），請查照並轉知所屬。</w:t>
+        <w:t>主旨：修正「公共工程技術服務契約範本」，其電子檔登載於本會網站（進入首頁https://www.pcc.gov.tw，點選政府採購&gt;招標相關文件及表格），請查照並轉知所屬。</w:t>
       </w:r>
     </w:p>
     <w:p>
@@ -15344,7 +16250,7 @@
     <w:p>
       <w:pPr>
         <w:pStyle w:val="a9"/>
-        <w:ind w:left="960" w:hanging="960"/>
+        <w:ind w:left="720" w:hanging="720"/>
         <w:jc w:val="both"/>
       </w:pPr>
       <w:r>
@@ -15356,21 +16262,6 @@
         <w:t>備註：1. 97年1月8日工程管字第09700011700號函頒修正「公有建築物施工階段契約約定權責分工表」（分有無委託專案管理廠商）及增訂「公共工程施工階段契約約定權責分工表」（分有無委託專案管理廠商）等4表，本函自即日起停止適用，改適用該等表格。</w:t>
       </w:r>
     </w:p>
-    <w:p>
-      <w:pPr>
-        <w:pStyle w:val="a9"/>
-        <w:ind w:left="960" w:hanging="240"/>
-        <w:jc w:val="both"/>
-      </w:pPr>
-      <w:r>
-        <w:rPr>
-          <w:rFonts w:ascii="新細明體" w:hAnsi="新細明體" w:eastAsia="新細明體"/>
-          <w:b w:val="0"/>
-          <w:sz w:val="24"/>
-        </w:rPr>
-        <w:t>2. 因本會97年1月8日工程管字第09700011700號函頒修正「公有建築物施工階段契約約定權責分工表」（分有無委託專案管理廠商）及增訂「公共工程施工階段契約約定權責分工表」（分有無委託專案管理廠商）等4表，本函自即日起停止適用，改適用該表。</w:t>
-      </w:r>
-    </w:p>
     <w:p/>
     <w:p>
       <w:pPr>
@@ -15399,21 +16290,6 @@
           <w:b w:val="0"/>
           <w:sz w:val="24"/>
         </w:rPr>
-        <w:t>發文日期：中華民國97年1月8日發文字號：工程管字第09700011700號速別：普通件密等及解密條件或保密期限：普通附件：如說明三</w:t>
-      </w:r>
-    </w:p>
-    <w:p>
-      <w:pPr>
-        <w:pStyle w:val="a9"/>
-        <w:ind w:left="720" w:hanging="720"/>
-        <w:jc w:val="both"/>
-      </w:pPr>
-      <w:r>
-        <w:rPr>
-          <w:rFonts w:ascii="新細明體" w:hAnsi="新細明體" w:eastAsia="新細明體"/>
-          <w:b w:val="0"/>
-          <w:sz w:val="24"/>
-        </w:rPr>
         <w:t>主旨：修正「公有建築物施工階段契約約定權責分工表」（分有無委託專案管理廠商）及增訂「公共工程施工階段契約約定權責分工表」（分有無委託專案管理廠商）等4表，並自即日起生效，請查照並轉知所屬（轄）機關。</w:t>
       </w:r>
     </w:p>
@@ -15551,21 +16427,6 @@
           <w:b w:val="0"/>
           <w:sz w:val="24"/>
         </w:rPr>
-        <w:t>本會工程管理處聯絡人：林先生 (02)87897726</w:t>
-      </w:r>
-    </w:p>
-    <w:p>
-      <w:pPr>
-        <w:pStyle w:val="a9"/>
-        <w:ind w:left="720" w:hanging="720"/>
-        <w:jc w:val="both"/>
-      </w:pPr>
-      <w:r>
-        <w:rPr>
-          <w:rFonts w:ascii="新細明體" w:hAnsi="新細明體" w:eastAsia="新細明體"/>
-          <w:b w:val="0"/>
-          <w:sz w:val="24"/>
-        </w:rPr>
         <w:t>主旨：修正「公有建築物施工階段契約約定權責分工表」（分有無委託專案管理廠商）及「公共工程施工階段契約約定權責分工表」（分有無委託專案管理廠商）」等4表，並自即日生效，請查照並轉知所屬（轄）機關。</w:t>
       </w:r>
     </w:p>
@@ -16411,7 +17272,127 @@
           <w:b w:val="0"/>
           <w:sz w:val="24"/>
         </w:rPr>
-        <w:t>主旨：修正本會「採購評選委員會（評審小組）評選(審)委員評分表（評選項目含廠商企業社會責任【CSR】指標）」範本(下稱CSR評分範本)，詳如說明，請查照。說明：一、依行政院秘書長113年11月18日院臺經長字第1135022181號函辦理。二、行政院113年10月30日召開「行政院經濟發展委員會第 2 次會議(下半場)」之報告事項第一案（薪資提升及薪資透明化議題）決定三、（一）、1及2：(一)114 年起中央政府的約聘/約僱/約用人員，以及勞務承攬進駐政府單位工作服務的基層員工，月薪應高於最低工資1.1 倍。(二)政府部門應定期檢討及提高政府勞務採購薪資標準，應高於最低工資 1.1 倍。三、為鼓勵廠商重視企業社會責任(CSR)，提升企業為員工加薪意願，就全職從事採購案之勞工薪資高於最低工資1.1倍者，採行分級加分機制，高於最低工資倍數越高者，加分多，有助於落實企業主動為員工加薪，爰修正CSR評分範本如附件，機關得依個案特性及實際需要，據以辦理。</w:t>
+        <w:t>主旨：修正「工程採購契約範本」、「統包工程採購契約範本」、「節能績效保證專案統包工程採購契約範本」、「勞務採購契約範本」、「公共工程技術服務契約範本」、「公共工程專案管理契約範本」、「資訊服務採購契約範本」、「災害搶險搶修開口契約範本」、「災後復建工程設計、監造技術服務開口契約範本」、「媒體服務採購契約範本」、「社會福利服務採購契約範本」，其電子檔並登載於本會網站（進入首頁https://www.pcc.gov.tw後，點選政府採購招標相關文件及表格），請查照並轉知所屬機關。</w:t>
+      </w:r>
+    </w:p>
+    <w:p>
+      <w:pPr>
+        <w:pStyle w:val="a9"/>
+        <w:ind w:left="720" w:hanging="720"/>
+        <w:jc w:val="both"/>
+      </w:pPr>
+      <w:r>
+        <w:rPr>
+          <w:rFonts w:ascii="新細明體" w:hAnsi="新細明體" w:eastAsia="新細明體"/>
+          <w:b w:val="0"/>
+          <w:sz w:val="24"/>
+        </w:rPr>
+        <w:t>說明：</w:t>
+      </w:r>
+    </w:p>
+    <w:p>
+      <w:pPr>
+        <w:pStyle w:val="a9"/>
+        <w:ind w:left="720" w:hanging="480"/>
+        <w:jc w:val="both"/>
+      </w:pPr>
+      <w:r>
+        <w:rPr>
+          <w:rFonts w:ascii="新細明體" w:hAnsi="新細明體" w:eastAsia="新細明體"/>
+          <w:b w:val="0"/>
+          <w:sz w:val="24"/>
+        </w:rPr>
+        <w:t>一、依政府採購法第63條第1項規定，各類採購契約以採用主管機關訂定之範本為原則；暨依行政院秘書長113年11月18日院臺經長字第1135022181號函辦理。</w:t>
+      </w:r>
+    </w:p>
+    <w:p>
+      <w:pPr>
+        <w:pStyle w:val="a9"/>
+        <w:ind w:left="720" w:hanging="480"/>
+        <w:jc w:val="both"/>
+      </w:pPr>
+      <w:r>
+        <w:rPr>
+          <w:rFonts w:ascii="新細明體" w:hAnsi="新細明體" w:eastAsia="新細明體"/>
+          <w:b w:val="0"/>
+          <w:sz w:val="24"/>
+        </w:rPr>
+        <w:t>二、行政院113年10月30日召開「行政院經濟發展委員會第2次會議(下半場)」之報告事項第一案（薪資提升及薪資透明化議題）決定三、（一）、1及2：</w:t>
+      </w:r>
+    </w:p>
+    <w:p>
+      <w:pPr>
+        <w:pStyle w:val="a9"/>
+        <w:ind w:left="964" w:hanging="680"/>
+        <w:jc w:val="both"/>
+      </w:pPr>
+      <w:r>
+        <w:rPr>
+          <w:rFonts w:ascii="新細明體" w:hAnsi="新細明體" w:eastAsia="新細明體"/>
+          <w:b w:val="0"/>
+          <w:sz w:val="24"/>
+        </w:rPr>
+        <w:t>（一）114年起中央政府的約聘/約僱/約用人員，以及勞務承攬進駐政府單位工作服務的基層員工，月薪應高於最低工資1.1倍。</w:t>
+      </w:r>
+    </w:p>
+    <w:p>
+      <w:pPr>
+        <w:pStyle w:val="a9"/>
+        <w:ind w:left="964" w:hanging="680"/>
+        <w:jc w:val="both"/>
+      </w:pPr>
+      <w:r>
+        <w:rPr>
+          <w:rFonts w:ascii="新細明體" w:hAnsi="新細明體" w:eastAsia="新細明體"/>
+          <w:b w:val="0"/>
+          <w:sz w:val="24"/>
+        </w:rPr>
+        <w:t>（二）政府部門應定期檢討及提高政府勞務採購薪資標準，應高於最低工資1.1倍。</w:t>
+      </w:r>
+    </w:p>
+    <w:p>
+      <w:pPr>
+        <w:pStyle w:val="a9"/>
+        <w:ind w:left="720" w:hanging="480"/>
+        <w:jc w:val="both"/>
+      </w:pPr>
+      <w:r>
+        <w:rPr>
+          <w:rFonts w:ascii="新細明體" w:hAnsi="新細明體" w:eastAsia="新細明體"/>
+          <w:b w:val="0"/>
+          <w:sz w:val="24"/>
+        </w:rPr>
+        <w:t>三、本次修正內容對照表，一併公開於本會網站，修正重點：</w:t>
+      </w:r>
+    </w:p>
+    <w:p>
+      <w:pPr>
+        <w:pStyle w:val="a9"/>
+        <w:ind w:left="964" w:hanging="680"/>
+        <w:jc w:val="both"/>
+      </w:pPr>
+      <w:r>
+        <w:rPr>
+          <w:rFonts w:ascii="新細明體" w:hAnsi="新細明體" w:eastAsia="新細明體"/>
+          <w:b w:val="0"/>
+          <w:sz w:val="24"/>
+        </w:rPr>
+        <w:t>（一）修正勞務、資訊服務、社會福利服務等勞務類採購契約範本派駐人員之薪資，調升為應高於最低工資1.1倍。</w:t>
+      </w:r>
+    </w:p>
+    <w:p>
+      <w:pPr>
+        <w:pStyle w:val="a9"/>
+        <w:ind w:left="964" w:hanging="680"/>
+        <w:jc w:val="both"/>
+      </w:pPr>
+      <w:r>
+        <w:rPr>
+          <w:rFonts w:ascii="新細明體" w:hAnsi="新細明體" w:eastAsia="新細明體"/>
+          <w:b w:val="0"/>
+          <w:sz w:val="24"/>
+        </w:rPr>
+        <w:t>（二）修正各類採購契約範本，將全職從事採購案人員之薪資調升為應高於最低工資1.1倍。</w:t>
       </w:r>
     </w:p>
     <w:p/>
@@ -16488,7 +17469,7 @@
           <w:b w:val="0"/>
           <w:sz w:val="24"/>
         </w:rPr>
-        <w:t>主旨：修正「共同投標協議書範本」，其電子檔及修正對照表並登載於本會網站（進入首頁https://www.pcc.gov.tw後，點選&amp;gt;政府採購&amp;gt;招標相關文件及表格），請查照並轉知所屬機關。</w:t>
+        <w:t>主旨：修正「共同投標協議書範本」，其電子檔及修正對照表並登載於本會網站（進入首頁https://www.pcc.gov.tw後，點選&gt;政府採購&gt;招標相關文件及表格），請查照並轉知所屬機關。</w:t>
       </w:r>
     </w:p>
     <w:p>
